--- a/docs/sprint2-report/report.docx
+++ b/docs/sprint2-report/report.docx
@@ -2463,1297 +2463,7 @@
           <w:sz w:val="23"/>
           <w:szCs w:val="23"/>
         </w:rPr>
-        <w:t xml:space="preserve">5.1 Database Trigger (3 ตัว)</w:t>
-      </w:r>
-    </w:p>
-    <w:tbl>
-      <w:tblPr>
-        <w:tblW w:type="pct" w:w="5000"/>
-        <w:tblBorders>
-          <w:top w:val="single" w:color="auto" w:sz="4"/>
-          <w:left w:val="single" w:color="auto" w:sz="4"/>
-          <w:bottom w:val="single" w:color="auto" w:sz="4"/>
-          <w:right w:val="single" w:color="auto" w:sz="4"/>
-          <w:insideH w:val="single" w:color="auto" w:sz="4"/>
-          <w:insideV w:val="single" w:color="auto" w:sz="4"/>
-        </w:tblBorders>
-      </w:tblPr>
-      <w:tblGrid>
-        <w:gridCol w:w="1981"/>
-        <w:gridCol w:w="1981"/>
-        <w:gridCol w:w="1981"/>
-        <w:gridCol w:w="1981"/>
-        <w:gridCol w:w="1981"/>
-      </w:tblGrid>
-      <w:tr>
-        <w:trPr>
-          <w:tblHeader/>
-        </w:trPr>
-        <w:tc>
-          <w:tcPr>
-            <w:shd w:fill="EEF2F7" w:color="EEF2F7" w:val="solid"/>
-            <w:tcMar>
-              <w:top w:type="dxa" w:w="30"/>
-              <w:left w:type="dxa" w:w="70"/>
-              <w:bottom w:type="dxa" w:w="30"/>
-              <w:right w:type="dxa" w:w="70"/>
-            </w:tcMar>
-          </w:tcPr>
-          <w:p>
-            <w:pPr>
-              <w:spacing w:after="20" w:line="240"/>
-            </w:pPr>
-            <w:r>
-              <w:rPr>
-                <w:rFonts w:ascii="Tahoma" w:cs="Tahoma" w:eastAsia="Tahoma" w:hAnsi="Tahoma"/>
-                <w:b/>
-                <w:bCs/>
-                <w:color w:val="334155"/>
-                <w:sz w:val="17"/>
-                <w:szCs w:val="17"/>
-              </w:rPr>
-              <w:t xml:space="preserve">#</w:t>
-            </w:r>
-          </w:p>
-        </w:tc>
-        <w:tc>
-          <w:tcPr>
-            <w:shd w:fill="EEF2F7" w:color="EEF2F7" w:val="solid"/>
-            <w:tcMar>
-              <w:top w:type="dxa" w:w="30"/>
-              <w:left w:type="dxa" w:w="70"/>
-              <w:bottom w:type="dxa" w:w="30"/>
-              <w:right w:type="dxa" w:w="70"/>
-            </w:tcMar>
-          </w:tcPr>
-          <w:p>
-            <w:pPr>
-              <w:spacing w:after="20" w:line="240"/>
-            </w:pPr>
-            <w:r>
-              <w:rPr>
-                <w:rFonts w:ascii="Tahoma" w:cs="Tahoma" w:eastAsia="Tahoma" w:hAnsi="Tahoma"/>
-                <w:b/>
-                <w:bCs/>
-                <w:color w:val="334155"/>
-                <w:sz w:val="17"/>
-                <w:szCs w:val="17"/>
-              </w:rPr>
-              <w:t xml:space="preserve">ชื่อ Trigger</w:t>
-            </w:r>
-          </w:p>
-        </w:tc>
-        <w:tc>
-          <w:tcPr>
-            <w:shd w:fill="EEF2F7" w:color="EEF2F7" w:val="solid"/>
-            <w:tcMar>
-              <w:top w:type="dxa" w:w="30"/>
-              <w:left w:type="dxa" w:w="70"/>
-              <w:bottom w:type="dxa" w:w="30"/>
-              <w:right w:type="dxa" w:w="70"/>
-            </w:tcMar>
-          </w:tcPr>
-          <w:p>
-            <w:pPr>
-              <w:spacing w:after="20" w:line="240"/>
-            </w:pPr>
-            <w:r>
-              <w:rPr>
-                <w:rFonts w:ascii="Tahoma" w:cs="Tahoma" w:eastAsia="Tahoma" w:hAnsi="Tahoma"/>
-                <w:b/>
-                <w:bCs/>
-                <w:color w:val="334155"/>
-                <w:sz w:val="17"/>
-                <w:szCs w:val="17"/>
-              </w:rPr>
-              <w:t xml:space="preserve">ตาราง</w:t>
-            </w:r>
-          </w:p>
-        </w:tc>
-        <w:tc>
-          <w:tcPr>
-            <w:shd w:fill="EEF2F7" w:color="EEF2F7" w:val="solid"/>
-            <w:tcMar>
-              <w:top w:type="dxa" w:w="30"/>
-              <w:left w:type="dxa" w:w="70"/>
-              <w:bottom w:type="dxa" w:w="30"/>
-              <w:right w:type="dxa" w:w="70"/>
-            </w:tcMar>
-          </w:tcPr>
-          <w:p>
-            <w:pPr>
-              <w:spacing w:after="20" w:line="240"/>
-            </w:pPr>
-            <w:r>
-              <w:rPr>
-                <w:rFonts w:ascii="Tahoma" w:cs="Tahoma" w:eastAsia="Tahoma" w:hAnsi="Tahoma"/>
-                <w:b/>
-                <w:bCs/>
-                <w:color w:val="334155"/>
-                <w:sz w:val="17"/>
-                <w:szCs w:val="17"/>
-              </w:rPr>
-              <w:t xml:space="preserve">Event / Timing</w:t>
-            </w:r>
-          </w:p>
-        </w:tc>
-        <w:tc>
-          <w:tcPr>
-            <w:shd w:fill="EEF2F7" w:color="EEF2F7" w:val="solid"/>
-            <w:tcMar>
-              <w:top w:type="dxa" w:w="30"/>
-              <w:left w:type="dxa" w:w="70"/>
-              <w:bottom w:type="dxa" w:w="30"/>
-              <w:right w:type="dxa" w:w="70"/>
-            </w:tcMar>
-          </w:tcPr>
-          <w:p>
-            <w:pPr>
-              <w:spacing w:after="20" w:line="240"/>
-            </w:pPr>
-            <w:r>
-              <w:rPr>
-                <w:rFonts w:ascii="Tahoma" w:cs="Tahoma" w:eastAsia="Tahoma" w:hAnsi="Tahoma"/>
-                <w:b/>
-                <w:bCs/>
-                <w:color w:val="334155"/>
-                <w:sz w:val="17"/>
-                <w:szCs w:val="17"/>
-              </w:rPr>
-              <w:t xml:space="preserve">หน้าที่</w:t>
-            </w:r>
-          </w:p>
-        </w:tc>
-      </w:tr>
-      <w:tr>
-        <w:tc>
-          <w:tcPr>
-            <w:tcMar>
-              <w:top w:type="dxa" w:w="30"/>
-              <w:left w:type="dxa" w:w="70"/>
-              <w:bottom w:type="dxa" w:w="30"/>
-              <w:right w:type="dxa" w:w="70"/>
-            </w:tcMar>
-          </w:tcPr>
-          <w:p>
-            <w:pPr>
-              <w:spacing w:after="20" w:line="240"/>
-            </w:pPr>
-            <w:r>
-              <w:rPr>
-                <w:rFonts w:ascii="Tahoma" w:cs="Tahoma" w:eastAsia="Tahoma" w:hAnsi="Tahoma"/>
-                <w:sz w:val="17"/>
-                <w:szCs w:val="17"/>
-              </w:rPr>
-              <w:t xml:space="preserve">1</w:t>
-            </w:r>
-          </w:p>
-        </w:tc>
-        <w:tc>
-          <w:tcPr>
-            <w:tcMar>
-              <w:top w:type="dxa" w:w="30"/>
-              <w:left w:type="dxa" w:w="70"/>
-              <w:bottom w:type="dxa" w:w="30"/>
-              <w:right w:type="dxa" w:w="70"/>
-            </w:tcMar>
-          </w:tcPr>
-          <w:p>
-            <w:pPr>
-              <w:spacing w:after="20" w:line="240"/>
-            </w:pPr>
-            <w:r>
-              <w:rPr>
-                <w:rFonts w:ascii="Consolas" w:cs="Consolas" w:eastAsia="Consolas" w:hAnsi="Consolas"/>
-                <w:sz w:val="17"/>
-                <w:szCs w:val="17"/>
-              </w:rPr>
-              <w:t xml:space="preserve">trg_ride_groups_status_timestamps</w:t>
-            </w:r>
-          </w:p>
-        </w:tc>
-        <w:tc>
-          <w:tcPr>
-            <w:tcMar>
-              <w:top w:type="dxa" w:w="30"/>
-              <w:left w:type="dxa" w:w="70"/>
-              <w:bottom w:type="dxa" w:w="30"/>
-              <w:right w:type="dxa" w:w="70"/>
-            </w:tcMar>
-          </w:tcPr>
-          <w:p>
-            <w:pPr>
-              <w:spacing w:after="20" w:line="240"/>
-            </w:pPr>
-            <w:r>
-              <w:rPr>
-                <w:rFonts w:ascii="Tahoma" w:cs="Tahoma" w:eastAsia="Tahoma" w:hAnsi="Tahoma"/>
-                <w:sz w:val="17"/>
-                <w:szCs w:val="17"/>
-              </w:rPr>
-              <w:t xml:space="preserve">ride_groups</w:t>
-            </w:r>
-          </w:p>
-        </w:tc>
-        <w:tc>
-          <w:tcPr>
-            <w:tcMar>
-              <w:top w:type="dxa" w:w="30"/>
-              <w:left w:type="dxa" w:w="70"/>
-              <w:bottom w:type="dxa" w:w="30"/>
-              <w:right w:type="dxa" w:w="70"/>
-            </w:tcMar>
-          </w:tcPr>
-          <w:p>
-            <w:pPr>
-              <w:spacing w:after="20" w:line="240"/>
-            </w:pPr>
-            <w:r>
-              <w:rPr>
-                <w:rFonts w:ascii="Tahoma" w:cs="Tahoma" w:eastAsia="Tahoma" w:hAnsi="Tahoma"/>
-                <w:sz w:val="17"/>
-                <w:szCs w:val="17"/>
-              </w:rPr>
-              <w:t xml:space="preserve">BEFORE UPDATE</w:t>
-            </w:r>
-          </w:p>
-        </w:tc>
-        <w:tc>
-          <w:tcPr>
-            <w:tcMar>
-              <w:top w:type="dxa" w:w="30"/>
-              <w:left w:type="dxa" w:w="70"/>
-              <w:bottom w:type="dxa" w:w="30"/>
-              <w:right w:type="dxa" w:w="70"/>
-            </w:tcMar>
-          </w:tcPr>
-          <w:p>
-            <w:pPr>
-              <w:spacing w:after="20" w:line="240"/>
-            </w:pPr>
-            <w:r>
-              <w:rPr>
-                <w:rFonts w:ascii="Tahoma" w:cs="Tahoma" w:eastAsia="Tahoma" w:hAnsi="Tahoma"/>
-                <w:sz w:val="17"/>
-                <w:szCs w:val="17"/>
-              </w:rPr>
-              <w:t xml:space="preserve">เติม confirmed_at / accepted_at / completed_at อัตโนมัติเมื่อสถานะเปลี่ยน</w:t>
-            </w:r>
-          </w:p>
-        </w:tc>
-      </w:tr>
-      <w:tr>
-        <w:tc>
-          <w:tcPr>
-            <w:tcMar>
-              <w:top w:type="dxa" w:w="30"/>
-              <w:left w:type="dxa" w:w="70"/>
-              <w:bottom w:type="dxa" w:w="30"/>
-              <w:right w:type="dxa" w:w="70"/>
-            </w:tcMar>
-          </w:tcPr>
-          <w:p>
-            <w:pPr>
-              <w:spacing w:after="20" w:line="240"/>
-            </w:pPr>
-            <w:r>
-              <w:rPr>
-                <w:rFonts w:ascii="Tahoma" w:cs="Tahoma" w:eastAsia="Tahoma" w:hAnsi="Tahoma"/>
-                <w:sz w:val="17"/>
-                <w:szCs w:val="17"/>
-              </w:rPr>
-              <w:t xml:space="preserve">2</w:t>
-            </w:r>
-          </w:p>
-        </w:tc>
-        <w:tc>
-          <w:tcPr>
-            <w:tcMar>
-              <w:top w:type="dxa" w:w="30"/>
-              <w:left w:type="dxa" w:w="70"/>
-              <w:bottom w:type="dxa" w:w="30"/>
-              <w:right w:type="dxa" w:w="70"/>
-            </w:tcMar>
-          </w:tcPr>
-          <w:p>
-            <w:pPr>
-              <w:spacing w:after="20" w:line="240"/>
-            </w:pPr>
-            <w:r>
-              <w:rPr>
-                <w:rFonts w:ascii="Consolas" w:cs="Consolas" w:eastAsia="Consolas" w:hAnsi="Consolas"/>
-                <w:sz w:val="17"/>
-                <w:szCs w:val="17"/>
-              </w:rPr>
-              <w:t xml:space="preserve">trg_ride_groups_driver_rules</w:t>
-            </w:r>
-          </w:p>
-        </w:tc>
-        <w:tc>
-          <w:tcPr>
-            <w:tcMar>
-              <w:top w:type="dxa" w:w="30"/>
-              <w:left w:type="dxa" w:w="70"/>
-              <w:bottom w:type="dxa" w:w="30"/>
-              <w:right w:type="dxa" w:w="70"/>
-            </w:tcMar>
-          </w:tcPr>
-          <w:p>
-            <w:pPr>
-              <w:spacing w:after="20" w:line="240"/>
-            </w:pPr>
-            <w:r>
-              <w:rPr>
-                <w:rFonts w:ascii="Tahoma" w:cs="Tahoma" w:eastAsia="Tahoma" w:hAnsi="Tahoma"/>
-                <w:sz w:val="17"/>
-                <w:szCs w:val="17"/>
-              </w:rPr>
-              <w:t xml:space="preserve">ride_groups</w:t>
-            </w:r>
-          </w:p>
-        </w:tc>
-        <w:tc>
-          <w:tcPr>
-            <w:tcMar>
-              <w:top w:type="dxa" w:w="30"/>
-              <w:left w:type="dxa" w:w="70"/>
-              <w:bottom w:type="dxa" w:w="30"/>
-              <w:right w:type="dxa" w:w="70"/>
-            </w:tcMar>
-          </w:tcPr>
-          <w:p>
-            <w:pPr>
-              <w:spacing w:after="20" w:line="240"/>
-            </w:pPr>
-            <w:r>
-              <w:rPr>
-                <w:rFonts w:ascii="Tahoma" w:cs="Tahoma" w:eastAsia="Tahoma" w:hAnsi="Tahoma"/>
-                <w:sz w:val="17"/>
-                <w:szCs w:val="17"/>
-              </w:rPr>
-              <w:t xml:space="preserve">BEFORE UPDATE</w:t>
-            </w:r>
-          </w:p>
-        </w:tc>
-        <w:tc>
-          <w:tcPr>
-            <w:tcMar>
-              <w:top w:type="dxa" w:w="30"/>
-              <w:left w:type="dxa" w:w="70"/>
-              <w:bottom w:type="dxa" w:w="30"/>
-              <w:right w:type="dxa" w:w="70"/>
-            </w:tcMar>
-          </w:tcPr>
-          <w:p>
-            <w:pPr>
-              <w:spacing w:after="20" w:line="240"/>
-            </w:pPr>
-            <w:r>
-              <w:rPr>
-                <w:rFonts w:ascii="Tahoma" w:cs="Tahoma" w:eastAsia="Tahoma" w:hAnsi="Tahoma"/>
-                <w:sz w:val="17"/>
-                <w:szCs w:val="17"/>
-              </w:rPr>
-              <w:t xml:space="preserve">บล็อก (RAISE EXCEPTION) ถ้าตั้งสถานะ accepted แต่ยังไม่มีคนขับ</w:t>
-            </w:r>
-          </w:p>
-        </w:tc>
-      </w:tr>
-      <w:tr>
-        <w:tc>
-          <w:tcPr>
-            <w:tcMar>
-              <w:top w:type="dxa" w:w="30"/>
-              <w:left w:type="dxa" w:w="70"/>
-              <w:bottom w:type="dxa" w:w="30"/>
-              <w:right w:type="dxa" w:w="70"/>
-            </w:tcMar>
-          </w:tcPr>
-          <w:p>
-            <w:pPr>
-              <w:spacing w:after="20" w:line="240"/>
-            </w:pPr>
-            <w:r>
-              <w:rPr>
-                <w:rFonts w:ascii="Tahoma" w:cs="Tahoma" w:eastAsia="Tahoma" w:hAnsi="Tahoma"/>
-                <w:sz w:val="17"/>
-                <w:szCs w:val="17"/>
-              </w:rPr>
-              <w:t xml:space="preserve">3</w:t>
-            </w:r>
-          </w:p>
-        </w:tc>
-        <w:tc>
-          <w:tcPr>
-            <w:tcMar>
-              <w:top w:type="dxa" w:w="30"/>
-              <w:left w:type="dxa" w:w="70"/>
-              <w:bottom w:type="dxa" w:w="30"/>
-              <w:right w:type="dxa" w:w="70"/>
-            </w:tcMar>
-          </w:tcPr>
-          <w:p>
-            <w:pPr>
-              <w:spacing w:after="20" w:line="240"/>
-            </w:pPr>
-            <w:r>
-              <w:rPr>
-                <w:rFonts w:ascii="Consolas" w:cs="Consolas" w:eastAsia="Consolas" w:hAnsi="Consolas"/>
-                <w:sz w:val="17"/>
-                <w:szCs w:val="17"/>
-              </w:rPr>
-              <w:t xml:space="preserve">trg_driver_locations_touch</w:t>
-            </w:r>
-          </w:p>
-        </w:tc>
-        <w:tc>
-          <w:tcPr>
-            <w:tcMar>
-              <w:top w:type="dxa" w:w="30"/>
-              <w:left w:type="dxa" w:w="70"/>
-              <w:bottom w:type="dxa" w:w="30"/>
-              <w:right w:type="dxa" w:w="70"/>
-            </w:tcMar>
-          </w:tcPr>
-          <w:p>
-            <w:pPr>
-              <w:spacing w:after="20" w:line="240"/>
-            </w:pPr>
-            <w:r>
-              <w:rPr>
-                <w:rFonts w:ascii="Tahoma" w:cs="Tahoma" w:eastAsia="Tahoma" w:hAnsi="Tahoma"/>
-                <w:sz w:val="17"/>
-                <w:szCs w:val="17"/>
-              </w:rPr>
-              <w:t xml:space="preserve">driver_locations</w:t>
-            </w:r>
-          </w:p>
-        </w:tc>
-        <w:tc>
-          <w:tcPr>
-            <w:tcMar>
-              <w:top w:type="dxa" w:w="30"/>
-              <w:left w:type="dxa" w:w="70"/>
-              <w:bottom w:type="dxa" w:w="30"/>
-              <w:right w:type="dxa" w:w="70"/>
-            </w:tcMar>
-          </w:tcPr>
-          <w:p>
-            <w:pPr>
-              <w:spacing w:after="20" w:line="240"/>
-            </w:pPr>
-            <w:r>
-              <w:rPr>
-                <w:rFonts w:ascii="Tahoma" w:cs="Tahoma" w:eastAsia="Tahoma" w:hAnsi="Tahoma"/>
-                <w:sz w:val="17"/>
-                <w:szCs w:val="17"/>
-              </w:rPr>
-              <w:t xml:space="preserve">BEFORE UPDATE</w:t>
-            </w:r>
-          </w:p>
-        </w:tc>
-        <w:tc>
-          <w:tcPr>
-            <w:tcMar>
-              <w:top w:type="dxa" w:w="30"/>
-              <w:left w:type="dxa" w:w="70"/>
-              <w:bottom w:type="dxa" w:w="30"/>
-              <w:right w:type="dxa" w:w="70"/>
-            </w:tcMar>
-          </w:tcPr>
-          <w:p>
-            <w:pPr>
-              <w:spacing w:after="20" w:line="240"/>
-            </w:pPr>
-            <w:r>
-              <w:rPr>
-                <w:rFonts w:ascii="Tahoma" w:cs="Tahoma" w:eastAsia="Tahoma" w:hAnsi="Tahoma"/>
-                <w:sz w:val="17"/>
-                <w:szCs w:val="17"/>
-              </w:rPr>
-              <w:t xml:space="preserve">อัปเดต updated_at ทุกครั้งที่พิกัดคนขับเปลี่ยน</w:t>
-            </w:r>
-          </w:p>
-        </w:tc>
-      </w:tr>
-    </w:tbl>
-    <w:p>
-      <w:pPr>
-        <w:spacing w:after="90" w:before="200"/>
-      </w:pPr>
-      <w:r>
-        <w:rPr>
-          <w:rFonts w:ascii="Tahoma" w:cs="Tahoma" w:eastAsia="Tahoma" w:hAnsi="Tahoma"/>
-          <w:b/>
-          <w:bCs/>
-          <w:color w:val="5B21B6"/>
-          <w:sz w:val="23"/>
-          <w:szCs w:val="23"/>
-        </w:rPr>
-        <w:t xml:space="preserve">5.2 SQL Function (3 ตัว)</w:t>
-      </w:r>
-    </w:p>
-    <w:tbl>
-      <w:tblPr>
-        <w:tblW w:type="pct" w:w="5000"/>
-        <w:tblBorders>
-          <w:top w:val="single" w:color="auto" w:sz="4"/>
-          <w:left w:val="single" w:color="auto" w:sz="4"/>
-          <w:bottom w:val="single" w:color="auto" w:sz="4"/>
-          <w:right w:val="single" w:color="auto" w:sz="4"/>
-          <w:insideH w:val="single" w:color="auto" w:sz="4"/>
-          <w:insideV w:val="single" w:color="auto" w:sz="4"/>
-        </w:tblBorders>
-      </w:tblPr>
-      <w:tblGrid>
-        <w:gridCol w:w="2477"/>
-        <w:gridCol w:w="2477"/>
-        <w:gridCol w:w="2477"/>
-        <w:gridCol w:w="2477"/>
-      </w:tblGrid>
-      <w:tr>
-        <w:trPr>
-          <w:tblHeader/>
-        </w:trPr>
-        <w:tc>
-          <w:tcPr>
-            <w:shd w:fill="EEF2F7" w:color="EEF2F7" w:val="solid"/>
-            <w:tcMar>
-              <w:top w:type="dxa" w:w="30"/>
-              <w:left w:type="dxa" w:w="70"/>
-              <w:bottom w:type="dxa" w:w="30"/>
-              <w:right w:type="dxa" w:w="70"/>
-            </w:tcMar>
-          </w:tcPr>
-          <w:p>
-            <w:pPr>
-              <w:spacing w:after="20" w:line="240"/>
-            </w:pPr>
-            <w:r>
-              <w:rPr>
-                <w:rFonts w:ascii="Tahoma" w:cs="Tahoma" w:eastAsia="Tahoma" w:hAnsi="Tahoma"/>
-                <w:b/>
-                <w:bCs/>
-                <w:color w:val="334155"/>
-                <w:sz w:val="17"/>
-                <w:szCs w:val="17"/>
-              </w:rPr>
-              <w:t xml:space="preserve">#</w:t>
-            </w:r>
-          </w:p>
-        </w:tc>
-        <w:tc>
-          <w:tcPr>
-            <w:shd w:fill="EEF2F7" w:color="EEF2F7" w:val="solid"/>
-            <w:tcMar>
-              <w:top w:type="dxa" w:w="30"/>
-              <w:left w:type="dxa" w:w="70"/>
-              <w:bottom w:type="dxa" w:w="30"/>
-              <w:right w:type="dxa" w:w="70"/>
-            </w:tcMar>
-          </w:tcPr>
-          <w:p>
-            <w:pPr>
-              <w:spacing w:after="20" w:line="240"/>
-            </w:pPr>
-            <w:r>
-              <w:rPr>
-                <w:rFonts w:ascii="Tahoma" w:cs="Tahoma" w:eastAsia="Tahoma" w:hAnsi="Tahoma"/>
-                <w:b/>
-                <w:bCs/>
-                <w:color w:val="334155"/>
-                <w:sz w:val="17"/>
-                <w:szCs w:val="17"/>
-              </w:rPr>
-              <w:t xml:space="preserve">ชื่อฟังก์ชัน</w:t>
-            </w:r>
-          </w:p>
-        </w:tc>
-        <w:tc>
-          <w:tcPr>
-            <w:shd w:fill="EEF2F7" w:color="EEF2F7" w:val="solid"/>
-            <w:tcMar>
-              <w:top w:type="dxa" w:w="30"/>
-              <w:left w:type="dxa" w:w="70"/>
-              <w:bottom w:type="dxa" w:w="30"/>
-              <w:right w:type="dxa" w:w="70"/>
-            </w:tcMar>
-          </w:tcPr>
-          <w:p>
-            <w:pPr>
-              <w:spacing w:after="20" w:line="240"/>
-            </w:pPr>
-            <w:r>
-              <w:rPr>
-                <w:rFonts w:ascii="Tahoma" w:cs="Tahoma" w:eastAsia="Tahoma" w:hAnsi="Tahoma"/>
-                <w:b/>
-                <w:bCs/>
-                <w:color w:val="334155"/>
-                <w:sz w:val="17"/>
-                <w:szCs w:val="17"/>
-              </w:rPr>
-              <w:t xml:space="preserve">ประเภท</w:t>
-            </w:r>
-          </w:p>
-        </w:tc>
-        <w:tc>
-          <w:tcPr>
-            <w:shd w:fill="EEF2F7" w:color="EEF2F7" w:val="solid"/>
-            <w:tcMar>
-              <w:top w:type="dxa" w:w="30"/>
-              <w:left w:type="dxa" w:w="70"/>
-              <w:bottom w:type="dxa" w:w="30"/>
-              <w:right w:type="dxa" w:w="70"/>
-            </w:tcMar>
-          </w:tcPr>
-          <w:p>
-            <w:pPr>
-              <w:spacing w:after="20" w:line="240"/>
-            </w:pPr>
-            <w:r>
-              <w:rPr>
-                <w:rFonts w:ascii="Tahoma" w:cs="Tahoma" w:eastAsia="Tahoma" w:hAnsi="Tahoma"/>
-                <w:b/>
-                <w:bCs/>
-                <w:color w:val="334155"/>
-                <w:sz w:val="17"/>
-                <w:szCs w:val="17"/>
-              </w:rPr>
-              <w:t xml:space="preserve">หน้าที่</w:t>
-            </w:r>
-          </w:p>
-        </w:tc>
-      </w:tr>
-      <w:tr>
-        <w:tc>
-          <w:tcPr>
-            <w:tcMar>
-              <w:top w:type="dxa" w:w="30"/>
-              <w:left w:type="dxa" w:w="70"/>
-              <w:bottom w:type="dxa" w:w="30"/>
-              <w:right w:type="dxa" w:w="70"/>
-            </w:tcMar>
-          </w:tcPr>
-          <w:p>
-            <w:pPr>
-              <w:spacing w:after="20" w:line="240"/>
-            </w:pPr>
-            <w:r>
-              <w:rPr>
-                <w:rFonts w:ascii="Tahoma" w:cs="Tahoma" w:eastAsia="Tahoma" w:hAnsi="Tahoma"/>
-                <w:sz w:val="17"/>
-                <w:szCs w:val="17"/>
-              </w:rPr>
-              <w:t xml:space="preserve">1</w:t>
-            </w:r>
-          </w:p>
-        </w:tc>
-        <w:tc>
-          <w:tcPr>
-            <w:tcMar>
-              <w:top w:type="dxa" w:w="30"/>
-              <w:left w:type="dxa" w:w="70"/>
-              <w:bottom w:type="dxa" w:w="30"/>
-              <w:right w:type="dxa" w:w="70"/>
-            </w:tcMar>
-          </w:tcPr>
-          <w:p>
-            <w:pPr>
-              <w:spacing w:after="20" w:line="240"/>
-            </w:pPr>
-            <w:r>
-              <w:rPr>
-                <w:rFonts w:ascii="Consolas" w:cs="Consolas" w:eastAsia="Consolas" w:hAnsi="Consolas"/>
-                <w:sz w:val="17"/>
-                <w:szCs w:val="17"/>
-              </w:rPr>
-              <w:t xml:space="preserve">haversine_km(lat1,lng1,lat2,lng2)</w:t>
-            </w:r>
-          </w:p>
-        </w:tc>
-        <w:tc>
-          <w:tcPr>
-            <w:tcMar>
-              <w:top w:type="dxa" w:w="30"/>
-              <w:left w:type="dxa" w:w="70"/>
-              <w:bottom w:type="dxa" w:w="30"/>
-              <w:right w:type="dxa" w:w="70"/>
-            </w:tcMar>
-          </w:tcPr>
-          <w:p>
-            <w:pPr>
-              <w:spacing w:after="20" w:line="240"/>
-            </w:pPr>
-            <w:r>
-              <w:rPr>
-                <w:rFonts w:ascii="Tahoma" w:cs="Tahoma" w:eastAsia="Tahoma" w:hAnsi="Tahoma"/>
-                <w:sz w:val="17"/>
-                <w:szCs w:val="17"/>
-              </w:rPr>
-              <w:t xml:space="preserve">Scalar</w:t>
-            </w:r>
-          </w:p>
-        </w:tc>
-        <w:tc>
-          <w:tcPr>
-            <w:tcMar>
-              <w:top w:type="dxa" w:w="30"/>
-              <w:left w:type="dxa" w:w="70"/>
-              <w:bottom w:type="dxa" w:w="30"/>
-              <w:right w:type="dxa" w:w="70"/>
-            </w:tcMar>
-          </w:tcPr>
-          <w:p>
-            <w:pPr>
-              <w:spacing w:after="20" w:line="240"/>
-            </w:pPr>
-            <w:r>
-              <w:rPr>
-                <w:rFonts w:ascii="Tahoma" w:cs="Tahoma" w:eastAsia="Tahoma" w:hAnsi="Tahoma"/>
-                <w:sz w:val="17"/>
-                <w:szCs w:val="17"/>
-              </w:rPr>
-              <w:t xml:space="preserve">คำนวณระยะทางระหว่างพิกัด 2 จุด (km) ด้วยสูตร Haversine</w:t>
-            </w:r>
-          </w:p>
-        </w:tc>
-      </w:tr>
-      <w:tr>
-        <w:tc>
-          <w:tcPr>
-            <w:tcMar>
-              <w:top w:type="dxa" w:w="30"/>
-              <w:left w:type="dxa" w:w="70"/>
-              <w:bottom w:type="dxa" w:w="30"/>
-              <w:right w:type="dxa" w:w="70"/>
-            </w:tcMar>
-          </w:tcPr>
-          <w:p>
-            <w:pPr>
-              <w:spacing w:after="20" w:line="240"/>
-            </w:pPr>
-            <w:r>
-              <w:rPr>
-                <w:rFonts w:ascii="Tahoma" w:cs="Tahoma" w:eastAsia="Tahoma" w:hAnsi="Tahoma"/>
-                <w:sz w:val="17"/>
-                <w:szCs w:val="17"/>
-              </w:rPr>
-              <w:t xml:space="preserve">2</w:t>
-            </w:r>
-          </w:p>
-        </w:tc>
-        <w:tc>
-          <w:tcPr>
-            <w:tcMar>
-              <w:top w:type="dxa" w:w="30"/>
-              <w:left w:type="dxa" w:w="70"/>
-              <w:bottom w:type="dxa" w:w="30"/>
-              <w:right w:type="dxa" w:w="70"/>
-            </w:tcMar>
-          </w:tcPr>
-          <w:p>
-            <w:pPr>
-              <w:spacing w:after="20" w:line="240"/>
-            </w:pPr>
-            <w:r>
-              <w:rPr>
-                <w:rFonts w:ascii="Consolas" w:cs="Consolas" w:eastAsia="Consolas" w:hAnsi="Consolas"/>
-                <w:sz w:val="17"/>
-                <w:szCs w:val="17"/>
-              </w:rPr>
-              <w:t xml:space="preserve">group_passenger_total(group_id)</w:t>
-            </w:r>
-          </w:p>
-        </w:tc>
-        <w:tc>
-          <w:tcPr>
-            <w:tcMar>
-              <w:top w:type="dxa" w:w="30"/>
-              <w:left w:type="dxa" w:w="70"/>
-              <w:bottom w:type="dxa" w:w="30"/>
-              <w:right w:type="dxa" w:w="70"/>
-            </w:tcMar>
-          </w:tcPr>
-          <w:p>
-            <w:pPr>
-              <w:spacing w:after="20" w:line="240"/>
-            </w:pPr>
-            <w:r>
-              <w:rPr>
-                <w:rFonts w:ascii="Tahoma" w:cs="Tahoma" w:eastAsia="Tahoma" w:hAnsi="Tahoma"/>
-                <w:sz w:val="17"/>
-                <w:szCs w:val="17"/>
-              </w:rPr>
-              <w:t xml:space="preserve">Scalar</w:t>
-            </w:r>
-          </w:p>
-        </w:tc>
-        <w:tc>
-          <w:tcPr>
-            <w:tcMar>
-              <w:top w:type="dxa" w:w="30"/>
-              <w:left w:type="dxa" w:w="70"/>
-              <w:bottom w:type="dxa" w:w="30"/>
-              <w:right w:type="dxa" w:w="70"/>
-            </w:tcMar>
-          </w:tcPr>
-          <w:p>
-            <w:pPr>
-              <w:spacing w:after="20" w:line="240"/>
-            </w:pPr>
-            <w:r>
-              <w:rPr>
-                <w:rFonts w:ascii="Tahoma" w:cs="Tahoma" w:eastAsia="Tahoma" w:hAnsi="Tahoma"/>
-                <w:sz w:val="17"/>
-                <w:szCs w:val="17"/>
-              </w:rPr>
-              <w:t xml:space="preserve">นับจำนวนผู้โดยสารรวมของกลุ่ม (ผลรวม party_size)</w:t>
-            </w:r>
-          </w:p>
-        </w:tc>
-      </w:tr>
-      <w:tr>
-        <w:tc>
-          <w:tcPr>
-            <w:tcMar>
-              <w:top w:type="dxa" w:w="30"/>
-              <w:left w:type="dxa" w:w="70"/>
-              <w:bottom w:type="dxa" w:w="30"/>
-              <w:right w:type="dxa" w:w="70"/>
-            </w:tcMar>
-          </w:tcPr>
-          <w:p>
-            <w:pPr>
-              <w:spacing w:after="20" w:line="240"/>
-            </w:pPr>
-            <w:r>
-              <w:rPr>
-                <w:rFonts w:ascii="Tahoma" w:cs="Tahoma" w:eastAsia="Tahoma" w:hAnsi="Tahoma"/>
-                <w:sz w:val="17"/>
-                <w:szCs w:val="17"/>
-              </w:rPr>
-              <w:t xml:space="preserve">3</w:t>
-            </w:r>
-          </w:p>
-        </w:tc>
-        <w:tc>
-          <w:tcPr>
-            <w:tcMar>
-              <w:top w:type="dxa" w:w="30"/>
-              <w:left w:type="dxa" w:w="70"/>
-              <w:bottom w:type="dxa" w:w="30"/>
-              <w:right w:type="dxa" w:w="70"/>
-            </w:tcMar>
-          </w:tcPr>
-          <w:p>
-            <w:pPr>
-              <w:spacing w:after="20" w:line="240"/>
-            </w:pPr>
-            <w:r>
-              <w:rPr>
-                <w:rFonts w:ascii="Consolas" w:cs="Consolas" w:eastAsia="Consolas" w:hAnsi="Consolas"/>
-                <w:sz w:val="17"/>
-                <w:szCs w:val="17"/>
-              </w:rPr>
-              <w:t xml:space="preserve">find_candidate_groups(...)</w:t>
-            </w:r>
-          </w:p>
-        </w:tc>
-        <w:tc>
-          <w:tcPr>
-            <w:tcMar>
-              <w:top w:type="dxa" w:w="30"/>
-              <w:left w:type="dxa" w:w="70"/>
-              <w:bottom w:type="dxa" w:w="30"/>
-              <w:right w:type="dxa" w:w="70"/>
-            </w:tcMar>
-          </w:tcPr>
-          <w:p>
-            <w:pPr>
-              <w:spacing w:after="20" w:line="240"/>
-            </w:pPr>
-            <w:r>
-              <w:rPr>
-                <w:rFonts w:ascii="Tahoma" w:cs="Tahoma" w:eastAsia="Tahoma" w:hAnsi="Tahoma"/>
-                <w:sz w:val="17"/>
-                <w:szCs w:val="17"/>
-              </w:rPr>
-              <w:t xml:space="preserve">Table</w:t>
-            </w:r>
-          </w:p>
-        </w:tc>
-        <w:tc>
-          <w:tcPr>
-            <w:tcMar>
-              <w:top w:type="dxa" w:w="30"/>
-              <w:left w:type="dxa" w:w="70"/>
-              <w:bottom w:type="dxa" w:w="30"/>
-              <w:right w:type="dxa" w:w="70"/>
-            </w:tcMar>
-          </w:tcPr>
-          <w:p>
-            <w:pPr>
-              <w:spacing w:after="20" w:line="240"/>
-            </w:pPr>
-            <w:r>
-              <w:rPr>
-                <w:rFonts w:ascii="Tahoma" w:cs="Tahoma" w:eastAsia="Tahoma" w:hAnsi="Tahoma"/>
-                <w:sz w:val="17"/>
-                <w:szCs w:val="17"/>
-              </w:rPr>
-              <w:t xml:space="preserve">หากลุ่มที่กำลังรวมคนซึ่งใกล้คำขอใหม่ คืนเป็นตารางพร้อมคะแนน (score)</w:t>
-            </w:r>
-          </w:p>
-        </w:tc>
-      </w:tr>
-    </w:tbl>
-    <w:p>
-      <w:pPr>
-        <w:spacing w:after="90" w:before="200"/>
-      </w:pPr>
-      <w:r>
-        <w:rPr>
-          <w:rFonts w:ascii="Tahoma" w:cs="Tahoma" w:eastAsia="Tahoma" w:hAnsi="Tahoma"/>
-          <w:b/>
-          <w:bCs/>
-          <w:color w:val="5B21B6"/>
-          <w:sz w:val="23"/>
-          <w:szCs w:val="23"/>
-        </w:rPr>
-        <w:t xml:space="preserve">5.3 Stored Procedure (3 ตัว)</w:t>
-      </w:r>
-    </w:p>
-    <w:tbl>
-      <w:tblPr>
-        <w:tblW w:type="pct" w:w="5000"/>
-        <w:tblBorders>
-          <w:top w:val="single" w:color="auto" w:sz="4"/>
-          <w:left w:val="single" w:color="auto" w:sz="4"/>
-          <w:bottom w:val="single" w:color="auto" w:sz="4"/>
-          <w:right w:val="single" w:color="auto" w:sz="4"/>
-          <w:insideH w:val="single" w:color="auto" w:sz="4"/>
-          <w:insideV w:val="single" w:color="auto" w:sz="4"/>
-        </w:tblBorders>
-      </w:tblPr>
-      <w:tblGrid>
-        <w:gridCol w:w="3302"/>
-        <w:gridCol w:w="3302"/>
-        <w:gridCol w:w="3302"/>
-      </w:tblGrid>
-      <w:tr>
-        <w:trPr>
-          <w:tblHeader/>
-        </w:trPr>
-        <w:tc>
-          <w:tcPr>
-            <w:shd w:fill="EEF2F7" w:color="EEF2F7" w:val="solid"/>
-            <w:tcMar>
-              <w:top w:type="dxa" w:w="30"/>
-              <w:left w:type="dxa" w:w="70"/>
-              <w:bottom w:type="dxa" w:w="30"/>
-              <w:right w:type="dxa" w:w="70"/>
-            </w:tcMar>
-          </w:tcPr>
-          <w:p>
-            <w:pPr>
-              <w:spacing w:after="20" w:line="240"/>
-            </w:pPr>
-            <w:r>
-              <w:rPr>
-                <w:rFonts w:ascii="Tahoma" w:cs="Tahoma" w:eastAsia="Tahoma" w:hAnsi="Tahoma"/>
-                <w:b/>
-                <w:bCs/>
-                <w:color w:val="334155"/>
-                <w:sz w:val="17"/>
-                <w:szCs w:val="17"/>
-              </w:rPr>
-              <w:t xml:space="preserve">#</w:t>
-            </w:r>
-          </w:p>
-        </w:tc>
-        <w:tc>
-          <w:tcPr>
-            <w:shd w:fill="EEF2F7" w:color="EEF2F7" w:val="solid"/>
-            <w:tcMar>
-              <w:top w:type="dxa" w:w="30"/>
-              <w:left w:type="dxa" w:w="70"/>
-              <w:bottom w:type="dxa" w:w="30"/>
-              <w:right w:type="dxa" w:w="70"/>
-            </w:tcMar>
-          </w:tcPr>
-          <w:p>
-            <w:pPr>
-              <w:spacing w:after="20" w:line="240"/>
-            </w:pPr>
-            <w:r>
-              <w:rPr>
-                <w:rFonts w:ascii="Tahoma" w:cs="Tahoma" w:eastAsia="Tahoma" w:hAnsi="Tahoma"/>
-                <w:b/>
-                <w:bCs/>
-                <w:color w:val="334155"/>
-                <w:sz w:val="17"/>
-                <w:szCs w:val="17"/>
-              </w:rPr>
-              <w:t xml:space="preserve">ชื่อ Procedure</w:t>
-            </w:r>
-          </w:p>
-        </w:tc>
-        <w:tc>
-          <w:tcPr>
-            <w:shd w:fill="EEF2F7" w:color="EEF2F7" w:val="solid"/>
-            <w:tcMar>
-              <w:top w:type="dxa" w:w="30"/>
-              <w:left w:type="dxa" w:w="70"/>
-              <w:bottom w:type="dxa" w:w="30"/>
-              <w:right w:type="dxa" w:w="70"/>
-            </w:tcMar>
-          </w:tcPr>
-          <w:p>
-            <w:pPr>
-              <w:spacing w:after="20" w:line="240"/>
-            </w:pPr>
-            <w:r>
-              <w:rPr>
-                <w:rFonts w:ascii="Tahoma" w:cs="Tahoma" w:eastAsia="Tahoma" w:hAnsi="Tahoma"/>
-                <w:b/>
-                <w:bCs/>
-                <w:color w:val="334155"/>
-                <w:sz w:val="17"/>
-                <w:szCs w:val="17"/>
-              </w:rPr>
-              <w:t xml:space="preserve">หน้าที่</w:t>
-            </w:r>
-          </w:p>
-        </w:tc>
-      </w:tr>
-      <w:tr>
-        <w:tc>
-          <w:tcPr>
-            <w:tcMar>
-              <w:top w:type="dxa" w:w="30"/>
-              <w:left w:type="dxa" w:w="70"/>
-              <w:bottom w:type="dxa" w:w="30"/>
-              <w:right w:type="dxa" w:w="70"/>
-            </w:tcMar>
-          </w:tcPr>
-          <w:p>
-            <w:pPr>
-              <w:spacing w:after="20" w:line="240"/>
-            </w:pPr>
-            <w:r>
-              <w:rPr>
-                <w:rFonts w:ascii="Tahoma" w:cs="Tahoma" w:eastAsia="Tahoma" w:hAnsi="Tahoma"/>
-                <w:sz w:val="17"/>
-                <w:szCs w:val="17"/>
-              </w:rPr>
-              <w:t xml:space="preserve">1</w:t>
-            </w:r>
-          </w:p>
-        </w:tc>
-        <w:tc>
-          <w:tcPr>
-            <w:tcMar>
-              <w:top w:type="dxa" w:w="30"/>
-              <w:left w:type="dxa" w:w="70"/>
-              <w:bottom w:type="dxa" w:w="30"/>
-              <w:right w:type="dxa" w:w="70"/>
-            </w:tcMar>
-          </w:tcPr>
-          <w:p>
-            <w:pPr>
-              <w:spacing w:after="20" w:line="240"/>
-            </w:pPr>
-            <w:r>
-              <w:rPr>
-                <w:rFonts w:ascii="Consolas" w:cs="Consolas" w:eastAsia="Consolas" w:hAnsi="Consolas"/>
-                <w:sz w:val="17"/>
-                <w:szCs w:val="17"/>
-              </w:rPr>
-              <w:t xml:space="preserve">sp_accept_ride_group(group_id, driver_id)</w:t>
-            </w:r>
-          </w:p>
-        </w:tc>
-        <w:tc>
-          <w:tcPr>
-            <w:tcMar>
-              <w:top w:type="dxa" w:w="30"/>
-              <w:left w:type="dxa" w:w="70"/>
-              <w:bottom w:type="dxa" w:w="30"/>
-              <w:right w:type="dxa" w:w="70"/>
-            </w:tcMar>
-          </w:tcPr>
-          <w:p>
-            <w:pPr>
-              <w:spacing w:after="20" w:line="240"/>
-            </w:pPr>
-            <w:r>
-              <w:rPr>
-                <w:rFonts w:ascii="Tahoma" w:cs="Tahoma" w:eastAsia="Tahoma" w:hAnsi="Tahoma"/>
-                <w:sz w:val="17"/>
-                <w:szCs w:val="17"/>
-              </w:rPr>
-              <w:t xml:space="preserve">คนขับรับงาน: ตรวจเงื่อนไข → มอบหมายคนขับ → ตั้งสถานะ accepted → บันทึก event</w:t>
-            </w:r>
-          </w:p>
-        </w:tc>
-      </w:tr>
-      <w:tr>
-        <w:tc>
-          <w:tcPr>
-            <w:tcMar>
-              <w:top w:type="dxa" w:w="30"/>
-              <w:left w:type="dxa" w:w="70"/>
-              <w:bottom w:type="dxa" w:w="30"/>
-              <w:right w:type="dxa" w:w="70"/>
-            </w:tcMar>
-          </w:tcPr>
-          <w:p>
-            <w:pPr>
-              <w:spacing w:after="20" w:line="240"/>
-            </w:pPr>
-            <w:r>
-              <w:rPr>
-                <w:rFonts w:ascii="Tahoma" w:cs="Tahoma" w:eastAsia="Tahoma" w:hAnsi="Tahoma"/>
-                <w:sz w:val="17"/>
-                <w:szCs w:val="17"/>
-              </w:rPr>
-              <w:t xml:space="preserve">2</w:t>
-            </w:r>
-          </w:p>
-        </w:tc>
-        <w:tc>
-          <w:tcPr>
-            <w:tcMar>
-              <w:top w:type="dxa" w:w="30"/>
-              <w:left w:type="dxa" w:w="70"/>
-              <w:bottom w:type="dxa" w:w="30"/>
-              <w:right w:type="dxa" w:w="70"/>
-            </w:tcMar>
-          </w:tcPr>
-          <w:p>
-            <w:pPr>
-              <w:spacing w:after="20" w:line="240"/>
-            </w:pPr>
-            <w:r>
-              <w:rPr>
-                <w:rFonts w:ascii="Consolas" w:cs="Consolas" w:eastAsia="Consolas" w:hAnsi="Consolas"/>
-                <w:sz w:val="17"/>
-                <w:szCs w:val="17"/>
-              </w:rPr>
-              <w:t xml:space="preserve">sp_cancel_ride_group(group_id, actor_id, reason)</w:t>
-            </w:r>
-          </w:p>
-        </w:tc>
-        <w:tc>
-          <w:tcPr>
-            <w:tcMar>
-              <w:top w:type="dxa" w:w="30"/>
-              <w:left w:type="dxa" w:w="70"/>
-              <w:bottom w:type="dxa" w:w="30"/>
-              <w:right w:type="dxa" w:w="70"/>
-            </w:tcMar>
-          </w:tcPr>
-          <w:p>
-            <w:pPr>
-              <w:spacing w:after="20" w:line="240"/>
-            </w:pPr>
-            <w:r>
-              <w:rPr>
-                <w:rFonts w:ascii="Tahoma" w:cs="Tahoma" w:eastAsia="Tahoma" w:hAnsi="Tahoma"/>
-                <w:sz w:val="17"/>
-                <w:szCs w:val="17"/>
-              </w:rPr>
-              <w:t xml:space="preserve">ยกเลิกกลุ่ม: ตั้งสถานะ cancelled → คืนคนขับ → บันทึก event</w:t>
-            </w:r>
-          </w:p>
-        </w:tc>
-      </w:tr>
-      <w:tr>
-        <w:tc>
-          <w:tcPr>
-            <w:tcMar>
-              <w:top w:type="dxa" w:w="30"/>
-              <w:left w:type="dxa" w:w="70"/>
-              <w:bottom w:type="dxa" w:w="30"/>
-              <w:right w:type="dxa" w:w="70"/>
-            </w:tcMar>
-          </w:tcPr>
-          <w:p>
-            <w:pPr>
-              <w:spacing w:after="20" w:line="240"/>
-            </w:pPr>
-            <w:r>
-              <w:rPr>
-                <w:rFonts w:ascii="Tahoma" w:cs="Tahoma" w:eastAsia="Tahoma" w:hAnsi="Tahoma"/>
-                <w:sz w:val="17"/>
-                <w:szCs w:val="17"/>
-              </w:rPr>
-              <w:t xml:space="preserve">3</w:t>
-            </w:r>
-          </w:p>
-        </w:tc>
-        <w:tc>
-          <w:tcPr>
-            <w:tcMar>
-              <w:top w:type="dxa" w:w="30"/>
-              <w:left w:type="dxa" w:w="70"/>
-              <w:bottom w:type="dxa" w:w="30"/>
-              <w:right w:type="dxa" w:w="70"/>
-            </w:tcMar>
-          </w:tcPr>
-          <w:p>
-            <w:pPr>
-              <w:spacing w:after="20" w:line="240"/>
-            </w:pPr>
-            <w:r>
-              <w:rPr>
-                <w:rFonts w:ascii="Consolas" w:cs="Consolas" w:eastAsia="Consolas" w:hAnsi="Consolas"/>
-                <w:sz w:val="17"/>
-                <w:szCs w:val="17"/>
-              </w:rPr>
-              <w:t xml:space="preserve">sp_expire_stale_groups(older_than)</w:t>
-            </w:r>
-          </w:p>
-        </w:tc>
-        <w:tc>
-          <w:tcPr>
-            <w:tcMar>
-              <w:top w:type="dxa" w:w="30"/>
-              <w:left w:type="dxa" w:w="70"/>
-              <w:bottom w:type="dxa" w:w="30"/>
-              <w:right w:type="dxa" w:w="70"/>
-            </w:tcMar>
-          </w:tcPr>
-          <w:p>
-            <w:pPr>
-              <w:spacing w:after="20" w:line="240"/>
-            </w:pPr>
-            <w:r>
-              <w:rPr>
-                <w:rFonts w:ascii="Tahoma" w:cs="Tahoma" w:eastAsia="Tahoma" w:hAnsi="Tahoma"/>
-                <w:sz w:val="17"/>
-                <w:szCs w:val="17"/>
-              </w:rPr>
-              <w:t xml:space="preserve">งานประจำ: ปิดกลุ่มที่รวมคนเกินเวลาที่กำหนด แล้วบันทึก event (คืนจำนวนทาง INOUT)</w:t>
-            </w:r>
-          </w:p>
-        </w:tc>
-      </w:tr>
-    </w:tbl>
-    <w:p>
-      <w:pPr>
-        <w:spacing w:after="90" w:before="200"/>
-      </w:pPr>
-      <w:r>
-        <w:rPr>
-          <w:rFonts w:ascii="Tahoma" w:cs="Tahoma" w:eastAsia="Tahoma" w:hAnsi="Tahoma"/>
-          <w:b/>
-          <w:bCs/>
-          <w:color w:val="5B21B6"/>
-          <w:sz w:val="23"/>
-          <w:szCs w:val="23"/>
-        </w:rPr>
-        <w:t xml:space="preserve">5.4 ตารางบันทึกเหตุการณ์ (ride_group_events)</w:t>
+        <w:t xml:space="preserve">5.1 โครงสร้างฐานข้อมูล (ER Diagram)</w:t>
       </w:r>
     </w:p>
     <w:p>
@@ -3766,182 +2476,7 @@
           <w:sz w:val="22"/>
           <w:szCs w:val="22"/>
         </w:rPr>
-        <w:t xml:space="preserve">ตารางใหม่ที่ใช้เก็บเหตุการณ์สำคัญของกลุ่มเดินทาง (accepted / cancelled / expired) โดยถูกเขียนอัตโนมัติจาก Stored Procedure ทำให้ตรวจสอบย้อนหลังได้ว่ากลุ่มหนึ่ง ๆ เกิดอะไรขึ้นเมื่อไร และใครเป็นผู้ทำ</w:t>
-      </w:r>
-    </w:p>
-    <w:p>
-      <w:pPr>
-        <w:spacing w:after="90" w:before="200"/>
-      </w:pPr>
-      <w:r>
-        <w:rPr>
-          <w:rFonts w:ascii="Tahoma" w:cs="Tahoma" w:eastAsia="Tahoma" w:hAnsi="Tahoma"/>
-          <w:b/>
-          <w:bCs/>
-          <w:color w:val="5B21B6"/>
-          <w:sz w:val="23"/>
-          <w:szCs w:val="23"/>
-        </w:rPr>
-        <w:t xml:space="preserve">5.5 การติดตามตำแหน่งแบบ Realtime</w:t>
-      </w:r>
-    </w:p>
-    <w:p>
-      <w:pPr>
-        <w:spacing w:after="100" w:before="0" w:line="276"/>
-      </w:pPr>
-      <w:r>
-        <w:rPr>
-          <w:rFonts w:ascii="Tahoma" w:cs="Tahoma" w:eastAsia="Tahoma" w:hAnsi="Tahoma"/>
-          <w:sz w:val="22"/>
-          <w:szCs w:val="22"/>
-        </w:rPr>
-        <w:t xml:space="preserve">คนขับส่งพิกัดปัจจุบันเข้าตาราง driver_locations และ Trigger จะอัปเดต updated_at ให้เอง ฝั่งผู้โดยสารติดตามการเปลี่ยนแปลงแบบ Realtime ผ่าน Supabase Realtime จึงเห็นตำแหน่งคนขับที่อัปเดตโดยไม่ต้องรีเฟรชหน้า</w:t>
-      </w:r>
-    </w:p>
-    <w:p>
-      <w:pPr>
-        <w:spacing w:after="90" w:before="200"/>
-      </w:pPr>
-      <w:r>
-        <w:rPr>
-          <w:rFonts w:ascii="Tahoma" w:cs="Tahoma" w:eastAsia="Tahoma" w:hAnsi="Tahoma"/>
-          <w:b/>
-          <w:bCs/>
-          <w:color w:val="5B21B6"/>
-          <w:sz w:val="23"/>
-          <w:szCs w:val="23"/>
-        </w:rPr>
-        <w:t xml:space="preserve">5.6 Deploy ขึ้นออนไลน์ (Vercel)</w:t>
-      </w:r>
-    </w:p>
-    <w:p>
-      <w:pPr>
-        <w:spacing w:after="100" w:before="0" w:line="276"/>
-      </w:pPr>
-      <w:r>
-        <w:rPr>
-          <w:rFonts w:ascii="Tahoma" w:cs="Tahoma" w:eastAsia="Tahoma" w:hAnsi="Tahoma"/>
-          <w:sz w:val="22"/>
-          <w:szCs w:val="22"/>
-        </w:rPr>
-        <w:t xml:space="preserve">นำเว็บแอป (Node.js + Express) ขึ้นโฮสต์บน Vercel โดยตั้งค่า environment variables (SUPABASE_URL, SUPABASE_SECRET_KEY) และกำหนด region เป็น Singapore (sin1) เพื่อให้ตอบสนองเร็วในไทย ผลลัพธ์คือระบบออนไลน์จริงที่เข้าถึงได้จากทุกที่</w:t>
-      </w:r>
-    </w:p>
-    <w:p>
-      <w:pPr>
-        <w:spacing w:after="90" w:before="200"/>
-      </w:pPr>
-      <w:r>
-        <w:rPr>
-          <w:rFonts w:ascii="Tahoma" w:cs="Tahoma" w:eastAsia="Tahoma" w:hAnsi="Tahoma"/>
-          <w:b/>
-          <w:bCs/>
-          <w:color w:val="5B21B6"/>
-          <w:sz w:val="23"/>
-          <w:szCs w:val="23"/>
-        </w:rPr>
-        <w:t xml:space="preserve">5.7 เอกสารและสื่อนำเสนอ</w:t>
-      </w:r>
-    </w:p>
-    <w:p>
-      <w:pPr>
-        <w:pStyle w:val="ListParagraph"/>
-        <w:numPr>
-          <w:ilvl w:val="0"/>
-          <w:numId w:val="1"/>
-        </w:numPr>
-        <w:spacing w:after="60" w:line="276"/>
-      </w:pPr>
-      <w:r>
-        <w:rPr>
-          <w:rFonts w:ascii="Tahoma" w:cs="Tahoma" w:eastAsia="Tahoma" w:hAnsi="Tahoma"/>
-          <w:sz w:val="22"/>
-          <w:szCs w:val="22"/>
-        </w:rPr>
-        <w:t xml:space="preserve">รายงาน 3 ฉบับ: Database Trigger / SQL Function / Stored Procedure (พร้อมภาพผลการรันจริง)</w:t>
-      </w:r>
-    </w:p>
-    <w:p>
-      <w:pPr>
-        <w:pStyle w:val="ListParagraph"/>
-        <w:numPr>
-          <w:ilvl w:val="0"/>
-          <w:numId w:val="1"/>
-        </w:numPr>
-        <w:spacing w:after="60" w:line="276"/>
-      </w:pPr>
-      <w:r>
-        <w:rPr>
-          <w:rFonts w:ascii="Tahoma" w:cs="Tahoma" w:eastAsia="Tahoma" w:hAnsi="Tahoma"/>
-          <w:sz w:val="22"/>
-          <w:szCs w:val="22"/>
-        </w:rPr>
-        <w:t xml:space="preserve">สไลด์นำเสนอโครงงาน (ปัญหา / ผู้ใช้ / ฟีเจอร์) ทั้งไฟล์ PowerPoint และ PDF</w:t>
-      </w:r>
-    </w:p>
-    <w:p>
-      <w:pPr>
-        <w:pStyle w:val="ListParagraph"/>
-        <w:numPr>
-          <w:ilvl w:val="0"/>
-          <w:numId w:val="1"/>
-        </w:numPr>
-        <w:spacing w:after="60" w:line="276"/>
-      </w:pPr>
-      <w:r>
-        <w:rPr>
-          <w:rFonts w:ascii="Tahoma" w:cs="Tahoma" w:eastAsia="Tahoma" w:hAnsi="Tahoma"/>
-          <w:sz w:val="22"/>
-          <w:szCs w:val="22"/>
-        </w:rPr>
-        <w:t xml:space="preserve">คู่มือ README และไฟล์ SQL สำหรับสร้างฐานข้อมูล (supabase.sql, supabase.test.sql)</w:t>
-      </w:r>
-    </w:p>
-    <w:p>
-      <w:pPr>
-        <w:pStyle w:val="Heading2"/>
-        <w:spacing w:after="120" w:before="260"/>
-      </w:pPr>
-      <w:r>
-        <w:rPr>
-          <w:rFonts w:ascii="Tahoma" w:cs="Tahoma" w:eastAsia="Tahoma" w:hAnsi="Tahoma"/>
-          <w:b/>
-          <w:bCs/>
-          <w:color w:val="1B2434"/>
-        </w:rPr>
-        <w:t xml:space="preserve">6. ผลการทดสอบ (หลักฐาน)</w:t>
-      </w:r>
-    </w:p>
-    <w:p>
-      <w:pPr>
-        <w:spacing w:after="120" w:before="0" w:line="276"/>
-      </w:pPr>
-      <w:r>
-        <w:rPr>
-          <w:rFonts w:ascii="Tahoma" w:cs="Tahoma" w:eastAsia="Tahoma" w:hAnsi="Tahoma"/>
-          <w:i/>
-          <w:iCs/>
-          <w:color w:val="6B7688"/>
-          <w:sz w:val="19"/>
-          <w:szCs w:val="19"/>
-        </w:rPr>
-        <w:t xml:space="preserve">ทุกหัวข้อทดสอบด้วย SQL ชุดเดียวกับที่ใช้บน Supabase บน PostgreSQL 16 (จำลองด้วย PGlite/WASM) และทดสอบระบบที่ deploy จริงบน Vercel</w:t>
-      </w:r>
-    </w:p>
-    <w:p>
-      <w:pPr>
-        <w:spacing w:after="90" w:before="200"/>
-      </w:pPr>
-      <w:r>
-        <w:rPr>
-          <w:rFonts w:ascii="Tahoma" w:cs="Tahoma" w:eastAsia="Tahoma" w:hAnsi="Tahoma"/>
-          <w:b/>
-          <w:bCs/>
-          <w:color w:val="5B21B6"/>
-          <w:sz w:val="23"/>
-          <w:szCs w:val="23"/>
-        </w:rPr>
-        <w:t xml:space="preserve">6.1 Database Trigger</w:t>
+        <w:t xml:space="preserve">แผนภาพความสัมพันธ์ระหว่างตาราง (Entity–Relationship Diagram) ของฐานข้อมูล 7 ตารางหลัก ได้แก่ profiles, ride_groups, ride_requests, ride_group_members, ride_routes, driver_locations และตารางบันทึกเหตุการณ์ ride_group_events โดยใช้สัญลักษณ์ Crow's Foot แสดงความสัมพันธ์แบบหนึ่ง-ต่อ-หลาย (1:N) และหนึ่ง-ต่อ-หนึ่ง (1:1)</w:t>
       </w:r>
     </w:p>
     <w:p>
@@ -3952,7 +2487,7 @@
       <w:r>
         <w:drawing>
           <wp:inline distT="0" distB="0" distL="0" distR="0">
-            <wp:extent cx="4886325" cy="7239000"/>
+            <wp:extent cx="6305550" cy="7153275"/>
             <wp:effectExtent t="0" r="0" b="0" l="0"/>
             <wp:docPr id="3" name="" descr="" title=""/>
             <wp:cNvGraphicFramePr>
@@ -3977,7 +2512,7 @@
                   <pic:spPr bwMode="auto">
                     <a:xfrm>
                       <a:off x="0" y="0"/>
-                      <a:ext cx="4886325" cy="7239000"/>
+                      <a:ext cx="6305550" cy="7153275"/>
                     </a:xfrm>
                     <a:prstGeom prst="rect">
                       <a:avLst/>
@@ -4004,7 +2539,1501 @@
           <w:sz w:val="17"/>
           <w:szCs w:val="17"/>
         </w:rPr>
-        <w:t xml:space="preserve">ภาพที่ 3 — Trigger เติมเวลา confirmed_at / accepted_at / completed_at อัตโนมัติตามสถานะ</w:t>
+        <w:t xml:space="preserve">ภาพที่ 3 — ER Diagram ของฐานข้อมูล UP Drive (7 ตารางหลัก + ตาราง audit log)</w:t>
+      </w:r>
+    </w:p>
+    <w:p>
+      <w:pPr>
+        <w:spacing w:after="90" w:before="200"/>
+      </w:pPr>
+      <w:r>
+        <w:rPr>
+          <w:rFonts w:ascii="Tahoma" w:cs="Tahoma" w:eastAsia="Tahoma" w:hAnsi="Tahoma"/>
+          <w:b/>
+          <w:bCs/>
+          <w:color w:val="5B21B6"/>
+          <w:sz w:val="23"/>
+          <w:szCs w:val="23"/>
+        </w:rPr>
+        <w:t xml:space="preserve">5.2 Database Trigger (3 ตัว)</w:t>
+      </w:r>
+    </w:p>
+    <w:tbl>
+      <w:tblPr>
+        <w:tblW w:type="pct" w:w="5000"/>
+        <w:tblBorders>
+          <w:top w:val="single" w:color="auto" w:sz="4"/>
+          <w:left w:val="single" w:color="auto" w:sz="4"/>
+          <w:bottom w:val="single" w:color="auto" w:sz="4"/>
+          <w:right w:val="single" w:color="auto" w:sz="4"/>
+          <w:insideH w:val="single" w:color="auto" w:sz="4"/>
+          <w:insideV w:val="single" w:color="auto" w:sz="4"/>
+        </w:tblBorders>
+      </w:tblPr>
+      <w:tblGrid>
+        <w:gridCol w:w="1981"/>
+        <w:gridCol w:w="1981"/>
+        <w:gridCol w:w="1981"/>
+        <w:gridCol w:w="1981"/>
+        <w:gridCol w:w="1981"/>
+      </w:tblGrid>
+      <w:tr>
+        <w:trPr>
+          <w:tblHeader/>
+        </w:trPr>
+        <w:tc>
+          <w:tcPr>
+            <w:shd w:fill="EEF2F7" w:color="EEF2F7" w:val="solid"/>
+            <w:tcMar>
+              <w:top w:type="dxa" w:w="30"/>
+              <w:left w:type="dxa" w:w="70"/>
+              <w:bottom w:type="dxa" w:w="30"/>
+              <w:right w:type="dxa" w:w="70"/>
+            </w:tcMar>
+          </w:tcPr>
+          <w:p>
+            <w:pPr>
+              <w:spacing w:after="20" w:line="240"/>
+            </w:pPr>
+            <w:r>
+              <w:rPr>
+                <w:rFonts w:ascii="Tahoma" w:cs="Tahoma" w:eastAsia="Tahoma" w:hAnsi="Tahoma"/>
+                <w:b/>
+                <w:bCs/>
+                <w:color w:val="334155"/>
+                <w:sz w:val="17"/>
+                <w:szCs w:val="17"/>
+              </w:rPr>
+              <w:t xml:space="preserve">#</w:t>
+            </w:r>
+          </w:p>
+        </w:tc>
+        <w:tc>
+          <w:tcPr>
+            <w:shd w:fill="EEF2F7" w:color="EEF2F7" w:val="solid"/>
+            <w:tcMar>
+              <w:top w:type="dxa" w:w="30"/>
+              <w:left w:type="dxa" w:w="70"/>
+              <w:bottom w:type="dxa" w:w="30"/>
+              <w:right w:type="dxa" w:w="70"/>
+            </w:tcMar>
+          </w:tcPr>
+          <w:p>
+            <w:pPr>
+              <w:spacing w:after="20" w:line="240"/>
+            </w:pPr>
+            <w:r>
+              <w:rPr>
+                <w:rFonts w:ascii="Tahoma" w:cs="Tahoma" w:eastAsia="Tahoma" w:hAnsi="Tahoma"/>
+                <w:b/>
+                <w:bCs/>
+                <w:color w:val="334155"/>
+                <w:sz w:val="17"/>
+                <w:szCs w:val="17"/>
+              </w:rPr>
+              <w:t xml:space="preserve">ชื่อ Trigger</w:t>
+            </w:r>
+          </w:p>
+        </w:tc>
+        <w:tc>
+          <w:tcPr>
+            <w:shd w:fill="EEF2F7" w:color="EEF2F7" w:val="solid"/>
+            <w:tcMar>
+              <w:top w:type="dxa" w:w="30"/>
+              <w:left w:type="dxa" w:w="70"/>
+              <w:bottom w:type="dxa" w:w="30"/>
+              <w:right w:type="dxa" w:w="70"/>
+            </w:tcMar>
+          </w:tcPr>
+          <w:p>
+            <w:pPr>
+              <w:spacing w:after="20" w:line="240"/>
+            </w:pPr>
+            <w:r>
+              <w:rPr>
+                <w:rFonts w:ascii="Tahoma" w:cs="Tahoma" w:eastAsia="Tahoma" w:hAnsi="Tahoma"/>
+                <w:b/>
+                <w:bCs/>
+                <w:color w:val="334155"/>
+                <w:sz w:val="17"/>
+                <w:szCs w:val="17"/>
+              </w:rPr>
+              <w:t xml:space="preserve">ตาราง</w:t>
+            </w:r>
+          </w:p>
+        </w:tc>
+        <w:tc>
+          <w:tcPr>
+            <w:shd w:fill="EEF2F7" w:color="EEF2F7" w:val="solid"/>
+            <w:tcMar>
+              <w:top w:type="dxa" w:w="30"/>
+              <w:left w:type="dxa" w:w="70"/>
+              <w:bottom w:type="dxa" w:w="30"/>
+              <w:right w:type="dxa" w:w="70"/>
+            </w:tcMar>
+          </w:tcPr>
+          <w:p>
+            <w:pPr>
+              <w:spacing w:after="20" w:line="240"/>
+            </w:pPr>
+            <w:r>
+              <w:rPr>
+                <w:rFonts w:ascii="Tahoma" w:cs="Tahoma" w:eastAsia="Tahoma" w:hAnsi="Tahoma"/>
+                <w:b/>
+                <w:bCs/>
+                <w:color w:val="334155"/>
+                <w:sz w:val="17"/>
+                <w:szCs w:val="17"/>
+              </w:rPr>
+              <w:t xml:space="preserve">Event / Timing</w:t>
+            </w:r>
+          </w:p>
+        </w:tc>
+        <w:tc>
+          <w:tcPr>
+            <w:shd w:fill="EEF2F7" w:color="EEF2F7" w:val="solid"/>
+            <w:tcMar>
+              <w:top w:type="dxa" w:w="30"/>
+              <w:left w:type="dxa" w:w="70"/>
+              <w:bottom w:type="dxa" w:w="30"/>
+              <w:right w:type="dxa" w:w="70"/>
+            </w:tcMar>
+          </w:tcPr>
+          <w:p>
+            <w:pPr>
+              <w:spacing w:after="20" w:line="240"/>
+            </w:pPr>
+            <w:r>
+              <w:rPr>
+                <w:rFonts w:ascii="Tahoma" w:cs="Tahoma" w:eastAsia="Tahoma" w:hAnsi="Tahoma"/>
+                <w:b/>
+                <w:bCs/>
+                <w:color w:val="334155"/>
+                <w:sz w:val="17"/>
+                <w:szCs w:val="17"/>
+              </w:rPr>
+              <w:t xml:space="preserve">หน้าที่</w:t>
+            </w:r>
+          </w:p>
+        </w:tc>
+      </w:tr>
+      <w:tr>
+        <w:tc>
+          <w:tcPr>
+            <w:tcMar>
+              <w:top w:type="dxa" w:w="30"/>
+              <w:left w:type="dxa" w:w="70"/>
+              <w:bottom w:type="dxa" w:w="30"/>
+              <w:right w:type="dxa" w:w="70"/>
+            </w:tcMar>
+          </w:tcPr>
+          <w:p>
+            <w:pPr>
+              <w:spacing w:after="20" w:line="240"/>
+            </w:pPr>
+            <w:r>
+              <w:rPr>
+                <w:rFonts w:ascii="Tahoma" w:cs="Tahoma" w:eastAsia="Tahoma" w:hAnsi="Tahoma"/>
+                <w:sz w:val="17"/>
+                <w:szCs w:val="17"/>
+              </w:rPr>
+              <w:t xml:space="preserve">1</w:t>
+            </w:r>
+          </w:p>
+        </w:tc>
+        <w:tc>
+          <w:tcPr>
+            <w:tcMar>
+              <w:top w:type="dxa" w:w="30"/>
+              <w:left w:type="dxa" w:w="70"/>
+              <w:bottom w:type="dxa" w:w="30"/>
+              <w:right w:type="dxa" w:w="70"/>
+            </w:tcMar>
+          </w:tcPr>
+          <w:p>
+            <w:pPr>
+              <w:spacing w:after="20" w:line="240"/>
+            </w:pPr>
+            <w:r>
+              <w:rPr>
+                <w:rFonts w:ascii="Consolas" w:cs="Consolas" w:eastAsia="Consolas" w:hAnsi="Consolas"/>
+                <w:sz w:val="17"/>
+                <w:szCs w:val="17"/>
+              </w:rPr>
+              <w:t xml:space="preserve">trg_ride_groups_status_timestamps</w:t>
+            </w:r>
+          </w:p>
+        </w:tc>
+        <w:tc>
+          <w:tcPr>
+            <w:tcMar>
+              <w:top w:type="dxa" w:w="30"/>
+              <w:left w:type="dxa" w:w="70"/>
+              <w:bottom w:type="dxa" w:w="30"/>
+              <w:right w:type="dxa" w:w="70"/>
+            </w:tcMar>
+          </w:tcPr>
+          <w:p>
+            <w:pPr>
+              <w:spacing w:after="20" w:line="240"/>
+            </w:pPr>
+            <w:r>
+              <w:rPr>
+                <w:rFonts w:ascii="Tahoma" w:cs="Tahoma" w:eastAsia="Tahoma" w:hAnsi="Tahoma"/>
+                <w:sz w:val="17"/>
+                <w:szCs w:val="17"/>
+              </w:rPr>
+              <w:t xml:space="preserve">ride_groups</w:t>
+            </w:r>
+          </w:p>
+        </w:tc>
+        <w:tc>
+          <w:tcPr>
+            <w:tcMar>
+              <w:top w:type="dxa" w:w="30"/>
+              <w:left w:type="dxa" w:w="70"/>
+              <w:bottom w:type="dxa" w:w="30"/>
+              <w:right w:type="dxa" w:w="70"/>
+            </w:tcMar>
+          </w:tcPr>
+          <w:p>
+            <w:pPr>
+              <w:spacing w:after="20" w:line="240"/>
+            </w:pPr>
+            <w:r>
+              <w:rPr>
+                <w:rFonts w:ascii="Tahoma" w:cs="Tahoma" w:eastAsia="Tahoma" w:hAnsi="Tahoma"/>
+                <w:sz w:val="17"/>
+                <w:szCs w:val="17"/>
+              </w:rPr>
+              <w:t xml:space="preserve">BEFORE UPDATE</w:t>
+            </w:r>
+          </w:p>
+        </w:tc>
+        <w:tc>
+          <w:tcPr>
+            <w:tcMar>
+              <w:top w:type="dxa" w:w="30"/>
+              <w:left w:type="dxa" w:w="70"/>
+              <w:bottom w:type="dxa" w:w="30"/>
+              <w:right w:type="dxa" w:w="70"/>
+            </w:tcMar>
+          </w:tcPr>
+          <w:p>
+            <w:pPr>
+              <w:spacing w:after="20" w:line="240"/>
+            </w:pPr>
+            <w:r>
+              <w:rPr>
+                <w:rFonts w:ascii="Tahoma" w:cs="Tahoma" w:eastAsia="Tahoma" w:hAnsi="Tahoma"/>
+                <w:sz w:val="17"/>
+                <w:szCs w:val="17"/>
+              </w:rPr>
+              <w:t xml:space="preserve">เติม confirmed_at / accepted_at / completed_at อัตโนมัติเมื่อสถานะเปลี่ยน</w:t>
+            </w:r>
+          </w:p>
+        </w:tc>
+      </w:tr>
+      <w:tr>
+        <w:tc>
+          <w:tcPr>
+            <w:tcMar>
+              <w:top w:type="dxa" w:w="30"/>
+              <w:left w:type="dxa" w:w="70"/>
+              <w:bottom w:type="dxa" w:w="30"/>
+              <w:right w:type="dxa" w:w="70"/>
+            </w:tcMar>
+          </w:tcPr>
+          <w:p>
+            <w:pPr>
+              <w:spacing w:after="20" w:line="240"/>
+            </w:pPr>
+            <w:r>
+              <w:rPr>
+                <w:rFonts w:ascii="Tahoma" w:cs="Tahoma" w:eastAsia="Tahoma" w:hAnsi="Tahoma"/>
+                <w:sz w:val="17"/>
+                <w:szCs w:val="17"/>
+              </w:rPr>
+              <w:t xml:space="preserve">2</w:t>
+            </w:r>
+          </w:p>
+        </w:tc>
+        <w:tc>
+          <w:tcPr>
+            <w:tcMar>
+              <w:top w:type="dxa" w:w="30"/>
+              <w:left w:type="dxa" w:w="70"/>
+              <w:bottom w:type="dxa" w:w="30"/>
+              <w:right w:type="dxa" w:w="70"/>
+            </w:tcMar>
+          </w:tcPr>
+          <w:p>
+            <w:pPr>
+              <w:spacing w:after="20" w:line="240"/>
+            </w:pPr>
+            <w:r>
+              <w:rPr>
+                <w:rFonts w:ascii="Consolas" w:cs="Consolas" w:eastAsia="Consolas" w:hAnsi="Consolas"/>
+                <w:sz w:val="17"/>
+                <w:szCs w:val="17"/>
+              </w:rPr>
+              <w:t xml:space="preserve">trg_ride_groups_driver_rules</w:t>
+            </w:r>
+          </w:p>
+        </w:tc>
+        <w:tc>
+          <w:tcPr>
+            <w:tcMar>
+              <w:top w:type="dxa" w:w="30"/>
+              <w:left w:type="dxa" w:w="70"/>
+              <w:bottom w:type="dxa" w:w="30"/>
+              <w:right w:type="dxa" w:w="70"/>
+            </w:tcMar>
+          </w:tcPr>
+          <w:p>
+            <w:pPr>
+              <w:spacing w:after="20" w:line="240"/>
+            </w:pPr>
+            <w:r>
+              <w:rPr>
+                <w:rFonts w:ascii="Tahoma" w:cs="Tahoma" w:eastAsia="Tahoma" w:hAnsi="Tahoma"/>
+                <w:sz w:val="17"/>
+                <w:szCs w:val="17"/>
+              </w:rPr>
+              <w:t xml:space="preserve">ride_groups</w:t>
+            </w:r>
+          </w:p>
+        </w:tc>
+        <w:tc>
+          <w:tcPr>
+            <w:tcMar>
+              <w:top w:type="dxa" w:w="30"/>
+              <w:left w:type="dxa" w:w="70"/>
+              <w:bottom w:type="dxa" w:w="30"/>
+              <w:right w:type="dxa" w:w="70"/>
+            </w:tcMar>
+          </w:tcPr>
+          <w:p>
+            <w:pPr>
+              <w:spacing w:after="20" w:line="240"/>
+            </w:pPr>
+            <w:r>
+              <w:rPr>
+                <w:rFonts w:ascii="Tahoma" w:cs="Tahoma" w:eastAsia="Tahoma" w:hAnsi="Tahoma"/>
+                <w:sz w:val="17"/>
+                <w:szCs w:val="17"/>
+              </w:rPr>
+              <w:t xml:space="preserve">BEFORE UPDATE</w:t>
+            </w:r>
+          </w:p>
+        </w:tc>
+        <w:tc>
+          <w:tcPr>
+            <w:tcMar>
+              <w:top w:type="dxa" w:w="30"/>
+              <w:left w:type="dxa" w:w="70"/>
+              <w:bottom w:type="dxa" w:w="30"/>
+              <w:right w:type="dxa" w:w="70"/>
+            </w:tcMar>
+          </w:tcPr>
+          <w:p>
+            <w:pPr>
+              <w:spacing w:after="20" w:line="240"/>
+            </w:pPr>
+            <w:r>
+              <w:rPr>
+                <w:rFonts w:ascii="Tahoma" w:cs="Tahoma" w:eastAsia="Tahoma" w:hAnsi="Tahoma"/>
+                <w:sz w:val="17"/>
+                <w:szCs w:val="17"/>
+              </w:rPr>
+              <w:t xml:space="preserve">บล็อก (RAISE EXCEPTION) ถ้าตั้งสถานะ accepted แต่ยังไม่มีคนขับ</w:t>
+            </w:r>
+          </w:p>
+        </w:tc>
+      </w:tr>
+      <w:tr>
+        <w:tc>
+          <w:tcPr>
+            <w:tcMar>
+              <w:top w:type="dxa" w:w="30"/>
+              <w:left w:type="dxa" w:w="70"/>
+              <w:bottom w:type="dxa" w:w="30"/>
+              <w:right w:type="dxa" w:w="70"/>
+            </w:tcMar>
+          </w:tcPr>
+          <w:p>
+            <w:pPr>
+              <w:spacing w:after="20" w:line="240"/>
+            </w:pPr>
+            <w:r>
+              <w:rPr>
+                <w:rFonts w:ascii="Tahoma" w:cs="Tahoma" w:eastAsia="Tahoma" w:hAnsi="Tahoma"/>
+                <w:sz w:val="17"/>
+                <w:szCs w:val="17"/>
+              </w:rPr>
+              <w:t xml:space="preserve">3</w:t>
+            </w:r>
+          </w:p>
+        </w:tc>
+        <w:tc>
+          <w:tcPr>
+            <w:tcMar>
+              <w:top w:type="dxa" w:w="30"/>
+              <w:left w:type="dxa" w:w="70"/>
+              <w:bottom w:type="dxa" w:w="30"/>
+              <w:right w:type="dxa" w:w="70"/>
+            </w:tcMar>
+          </w:tcPr>
+          <w:p>
+            <w:pPr>
+              <w:spacing w:after="20" w:line="240"/>
+            </w:pPr>
+            <w:r>
+              <w:rPr>
+                <w:rFonts w:ascii="Consolas" w:cs="Consolas" w:eastAsia="Consolas" w:hAnsi="Consolas"/>
+                <w:sz w:val="17"/>
+                <w:szCs w:val="17"/>
+              </w:rPr>
+              <w:t xml:space="preserve">trg_driver_locations_touch</w:t>
+            </w:r>
+          </w:p>
+        </w:tc>
+        <w:tc>
+          <w:tcPr>
+            <w:tcMar>
+              <w:top w:type="dxa" w:w="30"/>
+              <w:left w:type="dxa" w:w="70"/>
+              <w:bottom w:type="dxa" w:w="30"/>
+              <w:right w:type="dxa" w:w="70"/>
+            </w:tcMar>
+          </w:tcPr>
+          <w:p>
+            <w:pPr>
+              <w:spacing w:after="20" w:line="240"/>
+            </w:pPr>
+            <w:r>
+              <w:rPr>
+                <w:rFonts w:ascii="Tahoma" w:cs="Tahoma" w:eastAsia="Tahoma" w:hAnsi="Tahoma"/>
+                <w:sz w:val="17"/>
+                <w:szCs w:val="17"/>
+              </w:rPr>
+              <w:t xml:space="preserve">driver_locations</w:t>
+            </w:r>
+          </w:p>
+        </w:tc>
+        <w:tc>
+          <w:tcPr>
+            <w:tcMar>
+              <w:top w:type="dxa" w:w="30"/>
+              <w:left w:type="dxa" w:w="70"/>
+              <w:bottom w:type="dxa" w:w="30"/>
+              <w:right w:type="dxa" w:w="70"/>
+            </w:tcMar>
+          </w:tcPr>
+          <w:p>
+            <w:pPr>
+              <w:spacing w:after="20" w:line="240"/>
+            </w:pPr>
+            <w:r>
+              <w:rPr>
+                <w:rFonts w:ascii="Tahoma" w:cs="Tahoma" w:eastAsia="Tahoma" w:hAnsi="Tahoma"/>
+                <w:sz w:val="17"/>
+                <w:szCs w:val="17"/>
+              </w:rPr>
+              <w:t xml:space="preserve">BEFORE UPDATE</w:t>
+            </w:r>
+          </w:p>
+        </w:tc>
+        <w:tc>
+          <w:tcPr>
+            <w:tcMar>
+              <w:top w:type="dxa" w:w="30"/>
+              <w:left w:type="dxa" w:w="70"/>
+              <w:bottom w:type="dxa" w:w="30"/>
+              <w:right w:type="dxa" w:w="70"/>
+            </w:tcMar>
+          </w:tcPr>
+          <w:p>
+            <w:pPr>
+              <w:spacing w:after="20" w:line="240"/>
+            </w:pPr>
+            <w:r>
+              <w:rPr>
+                <w:rFonts w:ascii="Tahoma" w:cs="Tahoma" w:eastAsia="Tahoma" w:hAnsi="Tahoma"/>
+                <w:sz w:val="17"/>
+                <w:szCs w:val="17"/>
+              </w:rPr>
+              <w:t xml:space="preserve">อัปเดต updated_at ทุกครั้งที่พิกัดคนขับเปลี่ยน</w:t>
+            </w:r>
+          </w:p>
+        </w:tc>
+      </w:tr>
+    </w:tbl>
+    <w:p>
+      <w:pPr>
+        <w:spacing w:after="90" w:before="200"/>
+      </w:pPr>
+      <w:r>
+        <w:rPr>
+          <w:rFonts w:ascii="Tahoma" w:cs="Tahoma" w:eastAsia="Tahoma" w:hAnsi="Tahoma"/>
+          <w:b/>
+          <w:bCs/>
+          <w:color w:val="5B21B6"/>
+          <w:sz w:val="23"/>
+          <w:szCs w:val="23"/>
+        </w:rPr>
+        <w:t xml:space="preserve">5.3 SQL Function (3 ตัว)</w:t>
+      </w:r>
+    </w:p>
+    <w:tbl>
+      <w:tblPr>
+        <w:tblW w:type="pct" w:w="5000"/>
+        <w:tblBorders>
+          <w:top w:val="single" w:color="auto" w:sz="4"/>
+          <w:left w:val="single" w:color="auto" w:sz="4"/>
+          <w:bottom w:val="single" w:color="auto" w:sz="4"/>
+          <w:right w:val="single" w:color="auto" w:sz="4"/>
+          <w:insideH w:val="single" w:color="auto" w:sz="4"/>
+          <w:insideV w:val="single" w:color="auto" w:sz="4"/>
+        </w:tblBorders>
+      </w:tblPr>
+      <w:tblGrid>
+        <w:gridCol w:w="2477"/>
+        <w:gridCol w:w="2477"/>
+        <w:gridCol w:w="2477"/>
+        <w:gridCol w:w="2477"/>
+      </w:tblGrid>
+      <w:tr>
+        <w:trPr>
+          <w:tblHeader/>
+        </w:trPr>
+        <w:tc>
+          <w:tcPr>
+            <w:shd w:fill="EEF2F7" w:color="EEF2F7" w:val="solid"/>
+            <w:tcMar>
+              <w:top w:type="dxa" w:w="30"/>
+              <w:left w:type="dxa" w:w="70"/>
+              <w:bottom w:type="dxa" w:w="30"/>
+              <w:right w:type="dxa" w:w="70"/>
+            </w:tcMar>
+          </w:tcPr>
+          <w:p>
+            <w:pPr>
+              <w:spacing w:after="20" w:line="240"/>
+            </w:pPr>
+            <w:r>
+              <w:rPr>
+                <w:rFonts w:ascii="Tahoma" w:cs="Tahoma" w:eastAsia="Tahoma" w:hAnsi="Tahoma"/>
+                <w:b/>
+                <w:bCs/>
+                <w:color w:val="334155"/>
+                <w:sz w:val="17"/>
+                <w:szCs w:val="17"/>
+              </w:rPr>
+              <w:t xml:space="preserve">#</w:t>
+            </w:r>
+          </w:p>
+        </w:tc>
+        <w:tc>
+          <w:tcPr>
+            <w:shd w:fill="EEF2F7" w:color="EEF2F7" w:val="solid"/>
+            <w:tcMar>
+              <w:top w:type="dxa" w:w="30"/>
+              <w:left w:type="dxa" w:w="70"/>
+              <w:bottom w:type="dxa" w:w="30"/>
+              <w:right w:type="dxa" w:w="70"/>
+            </w:tcMar>
+          </w:tcPr>
+          <w:p>
+            <w:pPr>
+              <w:spacing w:after="20" w:line="240"/>
+            </w:pPr>
+            <w:r>
+              <w:rPr>
+                <w:rFonts w:ascii="Tahoma" w:cs="Tahoma" w:eastAsia="Tahoma" w:hAnsi="Tahoma"/>
+                <w:b/>
+                <w:bCs/>
+                <w:color w:val="334155"/>
+                <w:sz w:val="17"/>
+                <w:szCs w:val="17"/>
+              </w:rPr>
+              <w:t xml:space="preserve">ชื่อฟังก์ชัน</w:t>
+            </w:r>
+          </w:p>
+        </w:tc>
+        <w:tc>
+          <w:tcPr>
+            <w:shd w:fill="EEF2F7" w:color="EEF2F7" w:val="solid"/>
+            <w:tcMar>
+              <w:top w:type="dxa" w:w="30"/>
+              <w:left w:type="dxa" w:w="70"/>
+              <w:bottom w:type="dxa" w:w="30"/>
+              <w:right w:type="dxa" w:w="70"/>
+            </w:tcMar>
+          </w:tcPr>
+          <w:p>
+            <w:pPr>
+              <w:spacing w:after="20" w:line="240"/>
+            </w:pPr>
+            <w:r>
+              <w:rPr>
+                <w:rFonts w:ascii="Tahoma" w:cs="Tahoma" w:eastAsia="Tahoma" w:hAnsi="Tahoma"/>
+                <w:b/>
+                <w:bCs/>
+                <w:color w:val="334155"/>
+                <w:sz w:val="17"/>
+                <w:szCs w:val="17"/>
+              </w:rPr>
+              <w:t xml:space="preserve">ประเภท</w:t>
+            </w:r>
+          </w:p>
+        </w:tc>
+        <w:tc>
+          <w:tcPr>
+            <w:shd w:fill="EEF2F7" w:color="EEF2F7" w:val="solid"/>
+            <w:tcMar>
+              <w:top w:type="dxa" w:w="30"/>
+              <w:left w:type="dxa" w:w="70"/>
+              <w:bottom w:type="dxa" w:w="30"/>
+              <w:right w:type="dxa" w:w="70"/>
+            </w:tcMar>
+          </w:tcPr>
+          <w:p>
+            <w:pPr>
+              <w:spacing w:after="20" w:line="240"/>
+            </w:pPr>
+            <w:r>
+              <w:rPr>
+                <w:rFonts w:ascii="Tahoma" w:cs="Tahoma" w:eastAsia="Tahoma" w:hAnsi="Tahoma"/>
+                <w:b/>
+                <w:bCs/>
+                <w:color w:val="334155"/>
+                <w:sz w:val="17"/>
+                <w:szCs w:val="17"/>
+              </w:rPr>
+              <w:t xml:space="preserve">หน้าที่</w:t>
+            </w:r>
+          </w:p>
+        </w:tc>
+      </w:tr>
+      <w:tr>
+        <w:tc>
+          <w:tcPr>
+            <w:tcMar>
+              <w:top w:type="dxa" w:w="30"/>
+              <w:left w:type="dxa" w:w="70"/>
+              <w:bottom w:type="dxa" w:w="30"/>
+              <w:right w:type="dxa" w:w="70"/>
+            </w:tcMar>
+          </w:tcPr>
+          <w:p>
+            <w:pPr>
+              <w:spacing w:after="20" w:line="240"/>
+            </w:pPr>
+            <w:r>
+              <w:rPr>
+                <w:rFonts w:ascii="Tahoma" w:cs="Tahoma" w:eastAsia="Tahoma" w:hAnsi="Tahoma"/>
+                <w:sz w:val="17"/>
+                <w:szCs w:val="17"/>
+              </w:rPr>
+              <w:t xml:space="preserve">1</w:t>
+            </w:r>
+          </w:p>
+        </w:tc>
+        <w:tc>
+          <w:tcPr>
+            <w:tcMar>
+              <w:top w:type="dxa" w:w="30"/>
+              <w:left w:type="dxa" w:w="70"/>
+              <w:bottom w:type="dxa" w:w="30"/>
+              <w:right w:type="dxa" w:w="70"/>
+            </w:tcMar>
+          </w:tcPr>
+          <w:p>
+            <w:pPr>
+              <w:spacing w:after="20" w:line="240"/>
+            </w:pPr>
+            <w:r>
+              <w:rPr>
+                <w:rFonts w:ascii="Consolas" w:cs="Consolas" w:eastAsia="Consolas" w:hAnsi="Consolas"/>
+                <w:sz w:val="17"/>
+                <w:szCs w:val="17"/>
+              </w:rPr>
+              <w:t xml:space="preserve">haversine_km(lat1,lng1,lat2,lng2)</w:t>
+            </w:r>
+          </w:p>
+        </w:tc>
+        <w:tc>
+          <w:tcPr>
+            <w:tcMar>
+              <w:top w:type="dxa" w:w="30"/>
+              <w:left w:type="dxa" w:w="70"/>
+              <w:bottom w:type="dxa" w:w="30"/>
+              <w:right w:type="dxa" w:w="70"/>
+            </w:tcMar>
+          </w:tcPr>
+          <w:p>
+            <w:pPr>
+              <w:spacing w:after="20" w:line="240"/>
+            </w:pPr>
+            <w:r>
+              <w:rPr>
+                <w:rFonts w:ascii="Tahoma" w:cs="Tahoma" w:eastAsia="Tahoma" w:hAnsi="Tahoma"/>
+                <w:sz w:val="17"/>
+                <w:szCs w:val="17"/>
+              </w:rPr>
+              <w:t xml:space="preserve">Scalar</w:t>
+            </w:r>
+          </w:p>
+        </w:tc>
+        <w:tc>
+          <w:tcPr>
+            <w:tcMar>
+              <w:top w:type="dxa" w:w="30"/>
+              <w:left w:type="dxa" w:w="70"/>
+              <w:bottom w:type="dxa" w:w="30"/>
+              <w:right w:type="dxa" w:w="70"/>
+            </w:tcMar>
+          </w:tcPr>
+          <w:p>
+            <w:pPr>
+              <w:spacing w:after="20" w:line="240"/>
+            </w:pPr>
+            <w:r>
+              <w:rPr>
+                <w:rFonts w:ascii="Tahoma" w:cs="Tahoma" w:eastAsia="Tahoma" w:hAnsi="Tahoma"/>
+                <w:sz w:val="17"/>
+                <w:szCs w:val="17"/>
+              </w:rPr>
+              <w:t xml:space="preserve">คำนวณระยะทางระหว่างพิกัด 2 จุด (km) ด้วยสูตร Haversine</w:t>
+            </w:r>
+          </w:p>
+        </w:tc>
+      </w:tr>
+      <w:tr>
+        <w:tc>
+          <w:tcPr>
+            <w:tcMar>
+              <w:top w:type="dxa" w:w="30"/>
+              <w:left w:type="dxa" w:w="70"/>
+              <w:bottom w:type="dxa" w:w="30"/>
+              <w:right w:type="dxa" w:w="70"/>
+            </w:tcMar>
+          </w:tcPr>
+          <w:p>
+            <w:pPr>
+              <w:spacing w:after="20" w:line="240"/>
+            </w:pPr>
+            <w:r>
+              <w:rPr>
+                <w:rFonts w:ascii="Tahoma" w:cs="Tahoma" w:eastAsia="Tahoma" w:hAnsi="Tahoma"/>
+                <w:sz w:val="17"/>
+                <w:szCs w:val="17"/>
+              </w:rPr>
+              <w:t xml:space="preserve">2</w:t>
+            </w:r>
+          </w:p>
+        </w:tc>
+        <w:tc>
+          <w:tcPr>
+            <w:tcMar>
+              <w:top w:type="dxa" w:w="30"/>
+              <w:left w:type="dxa" w:w="70"/>
+              <w:bottom w:type="dxa" w:w="30"/>
+              <w:right w:type="dxa" w:w="70"/>
+            </w:tcMar>
+          </w:tcPr>
+          <w:p>
+            <w:pPr>
+              <w:spacing w:after="20" w:line="240"/>
+            </w:pPr>
+            <w:r>
+              <w:rPr>
+                <w:rFonts w:ascii="Consolas" w:cs="Consolas" w:eastAsia="Consolas" w:hAnsi="Consolas"/>
+                <w:sz w:val="17"/>
+                <w:szCs w:val="17"/>
+              </w:rPr>
+              <w:t xml:space="preserve">group_passenger_total(group_id)</w:t>
+            </w:r>
+          </w:p>
+        </w:tc>
+        <w:tc>
+          <w:tcPr>
+            <w:tcMar>
+              <w:top w:type="dxa" w:w="30"/>
+              <w:left w:type="dxa" w:w="70"/>
+              <w:bottom w:type="dxa" w:w="30"/>
+              <w:right w:type="dxa" w:w="70"/>
+            </w:tcMar>
+          </w:tcPr>
+          <w:p>
+            <w:pPr>
+              <w:spacing w:after="20" w:line="240"/>
+            </w:pPr>
+            <w:r>
+              <w:rPr>
+                <w:rFonts w:ascii="Tahoma" w:cs="Tahoma" w:eastAsia="Tahoma" w:hAnsi="Tahoma"/>
+                <w:sz w:val="17"/>
+                <w:szCs w:val="17"/>
+              </w:rPr>
+              <w:t xml:space="preserve">Scalar</w:t>
+            </w:r>
+          </w:p>
+        </w:tc>
+        <w:tc>
+          <w:tcPr>
+            <w:tcMar>
+              <w:top w:type="dxa" w:w="30"/>
+              <w:left w:type="dxa" w:w="70"/>
+              <w:bottom w:type="dxa" w:w="30"/>
+              <w:right w:type="dxa" w:w="70"/>
+            </w:tcMar>
+          </w:tcPr>
+          <w:p>
+            <w:pPr>
+              <w:spacing w:after="20" w:line="240"/>
+            </w:pPr>
+            <w:r>
+              <w:rPr>
+                <w:rFonts w:ascii="Tahoma" w:cs="Tahoma" w:eastAsia="Tahoma" w:hAnsi="Tahoma"/>
+                <w:sz w:val="17"/>
+                <w:szCs w:val="17"/>
+              </w:rPr>
+              <w:t xml:space="preserve">นับจำนวนผู้โดยสารรวมของกลุ่ม (ผลรวม party_size)</w:t>
+            </w:r>
+          </w:p>
+        </w:tc>
+      </w:tr>
+      <w:tr>
+        <w:tc>
+          <w:tcPr>
+            <w:tcMar>
+              <w:top w:type="dxa" w:w="30"/>
+              <w:left w:type="dxa" w:w="70"/>
+              <w:bottom w:type="dxa" w:w="30"/>
+              <w:right w:type="dxa" w:w="70"/>
+            </w:tcMar>
+          </w:tcPr>
+          <w:p>
+            <w:pPr>
+              <w:spacing w:after="20" w:line="240"/>
+            </w:pPr>
+            <w:r>
+              <w:rPr>
+                <w:rFonts w:ascii="Tahoma" w:cs="Tahoma" w:eastAsia="Tahoma" w:hAnsi="Tahoma"/>
+                <w:sz w:val="17"/>
+                <w:szCs w:val="17"/>
+              </w:rPr>
+              <w:t xml:space="preserve">3</w:t>
+            </w:r>
+          </w:p>
+        </w:tc>
+        <w:tc>
+          <w:tcPr>
+            <w:tcMar>
+              <w:top w:type="dxa" w:w="30"/>
+              <w:left w:type="dxa" w:w="70"/>
+              <w:bottom w:type="dxa" w:w="30"/>
+              <w:right w:type="dxa" w:w="70"/>
+            </w:tcMar>
+          </w:tcPr>
+          <w:p>
+            <w:pPr>
+              <w:spacing w:after="20" w:line="240"/>
+            </w:pPr>
+            <w:r>
+              <w:rPr>
+                <w:rFonts w:ascii="Consolas" w:cs="Consolas" w:eastAsia="Consolas" w:hAnsi="Consolas"/>
+                <w:sz w:val="17"/>
+                <w:szCs w:val="17"/>
+              </w:rPr>
+              <w:t xml:space="preserve">find_candidate_groups(...)</w:t>
+            </w:r>
+          </w:p>
+        </w:tc>
+        <w:tc>
+          <w:tcPr>
+            <w:tcMar>
+              <w:top w:type="dxa" w:w="30"/>
+              <w:left w:type="dxa" w:w="70"/>
+              <w:bottom w:type="dxa" w:w="30"/>
+              <w:right w:type="dxa" w:w="70"/>
+            </w:tcMar>
+          </w:tcPr>
+          <w:p>
+            <w:pPr>
+              <w:spacing w:after="20" w:line="240"/>
+            </w:pPr>
+            <w:r>
+              <w:rPr>
+                <w:rFonts w:ascii="Tahoma" w:cs="Tahoma" w:eastAsia="Tahoma" w:hAnsi="Tahoma"/>
+                <w:sz w:val="17"/>
+                <w:szCs w:val="17"/>
+              </w:rPr>
+              <w:t xml:space="preserve">Table</w:t>
+            </w:r>
+          </w:p>
+        </w:tc>
+        <w:tc>
+          <w:tcPr>
+            <w:tcMar>
+              <w:top w:type="dxa" w:w="30"/>
+              <w:left w:type="dxa" w:w="70"/>
+              <w:bottom w:type="dxa" w:w="30"/>
+              <w:right w:type="dxa" w:w="70"/>
+            </w:tcMar>
+          </w:tcPr>
+          <w:p>
+            <w:pPr>
+              <w:spacing w:after="20" w:line="240"/>
+            </w:pPr>
+            <w:r>
+              <w:rPr>
+                <w:rFonts w:ascii="Tahoma" w:cs="Tahoma" w:eastAsia="Tahoma" w:hAnsi="Tahoma"/>
+                <w:sz w:val="17"/>
+                <w:szCs w:val="17"/>
+              </w:rPr>
+              <w:t xml:space="preserve">หากลุ่มที่กำลังรวมคนซึ่งใกล้คำขอใหม่ คืนเป็นตารางพร้อมคะแนน (score)</w:t>
+            </w:r>
+          </w:p>
+        </w:tc>
+      </w:tr>
+    </w:tbl>
+    <w:p>
+      <w:pPr>
+        <w:spacing w:after="90" w:before="200"/>
+      </w:pPr>
+      <w:r>
+        <w:rPr>
+          <w:rFonts w:ascii="Tahoma" w:cs="Tahoma" w:eastAsia="Tahoma" w:hAnsi="Tahoma"/>
+          <w:b/>
+          <w:bCs/>
+          <w:color w:val="5B21B6"/>
+          <w:sz w:val="23"/>
+          <w:szCs w:val="23"/>
+        </w:rPr>
+        <w:t xml:space="preserve">5.4 Stored Procedure (3 ตัว)</w:t>
+      </w:r>
+    </w:p>
+    <w:tbl>
+      <w:tblPr>
+        <w:tblW w:type="pct" w:w="5000"/>
+        <w:tblBorders>
+          <w:top w:val="single" w:color="auto" w:sz="4"/>
+          <w:left w:val="single" w:color="auto" w:sz="4"/>
+          <w:bottom w:val="single" w:color="auto" w:sz="4"/>
+          <w:right w:val="single" w:color="auto" w:sz="4"/>
+          <w:insideH w:val="single" w:color="auto" w:sz="4"/>
+          <w:insideV w:val="single" w:color="auto" w:sz="4"/>
+        </w:tblBorders>
+      </w:tblPr>
+      <w:tblGrid>
+        <w:gridCol w:w="3302"/>
+        <w:gridCol w:w="3302"/>
+        <w:gridCol w:w="3302"/>
+      </w:tblGrid>
+      <w:tr>
+        <w:trPr>
+          <w:tblHeader/>
+        </w:trPr>
+        <w:tc>
+          <w:tcPr>
+            <w:shd w:fill="EEF2F7" w:color="EEF2F7" w:val="solid"/>
+            <w:tcMar>
+              <w:top w:type="dxa" w:w="30"/>
+              <w:left w:type="dxa" w:w="70"/>
+              <w:bottom w:type="dxa" w:w="30"/>
+              <w:right w:type="dxa" w:w="70"/>
+            </w:tcMar>
+          </w:tcPr>
+          <w:p>
+            <w:pPr>
+              <w:spacing w:after="20" w:line="240"/>
+            </w:pPr>
+            <w:r>
+              <w:rPr>
+                <w:rFonts w:ascii="Tahoma" w:cs="Tahoma" w:eastAsia="Tahoma" w:hAnsi="Tahoma"/>
+                <w:b/>
+                <w:bCs/>
+                <w:color w:val="334155"/>
+                <w:sz w:val="17"/>
+                <w:szCs w:val="17"/>
+              </w:rPr>
+              <w:t xml:space="preserve">#</w:t>
+            </w:r>
+          </w:p>
+        </w:tc>
+        <w:tc>
+          <w:tcPr>
+            <w:shd w:fill="EEF2F7" w:color="EEF2F7" w:val="solid"/>
+            <w:tcMar>
+              <w:top w:type="dxa" w:w="30"/>
+              <w:left w:type="dxa" w:w="70"/>
+              <w:bottom w:type="dxa" w:w="30"/>
+              <w:right w:type="dxa" w:w="70"/>
+            </w:tcMar>
+          </w:tcPr>
+          <w:p>
+            <w:pPr>
+              <w:spacing w:after="20" w:line="240"/>
+            </w:pPr>
+            <w:r>
+              <w:rPr>
+                <w:rFonts w:ascii="Tahoma" w:cs="Tahoma" w:eastAsia="Tahoma" w:hAnsi="Tahoma"/>
+                <w:b/>
+                <w:bCs/>
+                <w:color w:val="334155"/>
+                <w:sz w:val="17"/>
+                <w:szCs w:val="17"/>
+              </w:rPr>
+              <w:t xml:space="preserve">ชื่อ Procedure</w:t>
+            </w:r>
+          </w:p>
+        </w:tc>
+        <w:tc>
+          <w:tcPr>
+            <w:shd w:fill="EEF2F7" w:color="EEF2F7" w:val="solid"/>
+            <w:tcMar>
+              <w:top w:type="dxa" w:w="30"/>
+              <w:left w:type="dxa" w:w="70"/>
+              <w:bottom w:type="dxa" w:w="30"/>
+              <w:right w:type="dxa" w:w="70"/>
+            </w:tcMar>
+          </w:tcPr>
+          <w:p>
+            <w:pPr>
+              <w:spacing w:after="20" w:line="240"/>
+            </w:pPr>
+            <w:r>
+              <w:rPr>
+                <w:rFonts w:ascii="Tahoma" w:cs="Tahoma" w:eastAsia="Tahoma" w:hAnsi="Tahoma"/>
+                <w:b/>
+                <w:bCs/>
+                <w:color w:val="334155"/>
+                <w:sz w:val="17"/>
+                <w:szCs w:val="17"/>
+              </w:rPr>
+              <w:t xml:space="preserve">หน้าที่</w:t>
+            </w:r>
+          </w:p>
+        </w:tc>
+      </w:tr>
+      <w:tr>
+        <w:tc>
+          <w:tcPr>
+            <w:tcMar>
+              <w:top w:type="dxa" w:w="30"/>
+              <w:left w:type="dxa" w:w="70"/>
+              <w:bottom w:type="dxa" w:w="30"/>
+              <w:right w:type="dxa" w:w="70"/>
+            </w:tcMar>
+          </w:tcPr>
+          <w:p>
+            <w:pPr>
+              <w:spacing w:after="20" w:line="240"/>
+            </w:pPr>
+            <w:r>
+              <w:rPr>
+                <w:rFonts w:ascii="Tahoma" w:cs="Tahoma" w:eastAsia="Tahoma" w:hAnsi="Tahoma"/>
+                <w:sz w:val="17"/>
+                <w:szCs w:val="17"/>
+              </w:rPr>
+              <w:t xml:space="preserve">1</w:t>
+            </w:r>
+          </w:p>
+        </w:tc>
+        <w:tc>
+          <w:tcPr>
+            <w:tcMar>
+              <w:top w:type="dxa" w:w="30"/>
+              <w:left w:type="dxa" w:w="70"/>
+              <w:bottom w:type="dxa" w:w="30"/>
+              <w:right w:type="dxa" w:w="70"/>
+            </w:tcMar>
+          </w:tcPr>
+          <w:p>
+            <w:pPr>
+              <w:spacing w:after="20" w:line="240"/>
+            </w:pPr>
+            <w:r>
+              <w:rPr>
+                <w:rFonts w:ascii="Consolas" w:cs="Consolas" w:eastAsia="Consolas" w:hAnsi="Consolas"/>
+                <w:sz w:val="17"/>
+                <w:szCs w:val="17"/>
+              </w:rPr>
+              <w:t xml:space="preserve">sp_accept_ride_group(group_id, driver_id)</w:t>
+            </w:r>
+          </w:p>
+        </w:tc>
+        <w:tc>
+          <w:tcPr>
+            <w:tcMar>
+              <w:top w:type="dxa" w:w="30"/>
+              <w:left w:type="dxa" w:w="70"/>
+              <w:bottom w:type="dxa" w:w="30"/>
+              <w:right w:type="dxa" w:w="70"/>
+            </w:tcMar>
+          </w:tcPr>
+          <w:p>
+            <w:pPr>
+              <w:spacing w:after="20" w:line="240"/>
+            </w:pPr>
+            <w:r>
+              <w:rPr>
+                <w:rFonts w:ascii="Tahoma" w:cs="Tahoma" w:eastAsia="Tahoma" w:hAnsi="Tahoma"/>
+                <w:sz w:val="17"/>
+                <w:szCs w:val="17"/>
+              </w:rPr>
+              <w:t xml:space="preserve">คนขับรับงาน: ตรวจเงื่อนไข → มอบหมายคนขับ → ตั้งสถานะ accepted → บันทึก event</w:t>
+            </w:r>
+          </w:p>
+        </w:tc>
+      </w:tr>
+      <w:tr>
+        <w:tc>
+          <w:tcPr>
+            <w:tcMar>
+              <w:top w:type="dxa" w:w="30"/>
+              <w:left w:type="dxa" w:w="70"/>
+              <w:bottom w:type="dxa" w:w="30"/>
+              <w:right w:type="dxa" w:w="70"/>
+            </w:tcMar>
+          </w:tcPr>
+          <w:p>
+            <w:pPr>
+              <w:spacing w:after="20" w:line="240"/>
+            </w:pPr>
+            <w:r>
+              <w:rPr>
+                <w:rFonts w:ascii="Tahoma" w:cs="Tahoma" w:eastAsia="Tahoma" w:hAnsi="Tahoma"/>
+                <w:sz w:val="17"/>
+                <w:szCs w:val="17"/>
+              </w:rPr>
+              <w:t xml:space="preserve">2</w:t>
+            </w:r>
+          </w:p>
+        </w:tc>
+        <w:tc>
+          <w:tcPr>
+            <w:tcMar>
+              <w:top w:type="dxa" w:w="30"/>
+              <w:left w:type="dxa" w:w="70"/>
+              <w:bottom w:type="dxa" w:w="30"/>
+              <w:right w:type="dxa" w:w="70"/>
+            </w:tcMar>
+          </w:tcPr>
+          <w:p>
+            <w:pPr>
+              <w:spacing w:after="20" w:line="240"/>
+            </w:pPr>
+            <w:r>
+              <w:rPr>
+                <w:rFonts w:ascii="Consolas" w:cs="Consolas" w:eastAsia="Consolas" w:hAnsi="Consolas"/>
+                <w:sz w:val="17"/>
+                <w:szCs w:val="17"/>
+              </w:rPr>
+              <w:t xml:space="preserve">sp_cancel_ride_group(group_id, actor_id, reason)</w:t>
+            </w:r>
+          </w:p>
+        </w:tc>
+        <w:tc>
+          <w:tcPr>
+            <w:tcMar>
+              <w:top w:type="dxa" w:w="30"/>
+              <w:left w:type="dxa" w:w="70"/>
+              <w:bottom w:type="dxa" w:w="30"/>
+              <w:right w:type="dxa" w:w="70"/>
+            </w:tcMar>
+          </w:tcPr>
+          <w:p>
+            <w:pPr>
+              <w:spacing w:after="20" w:line="240"/>
+            </w:pPr>
+            <w:r>
+              <w:rPr>
+                <w:rFonts w:ascii="Tahoma" w:cs="Tahoma" w:eastAsia="Tahoma" w:hAnsi="Tahoma"/>
+                <w:sz w:val="17"/>
+                <w:szCs w:val="17"/>
+              </w:rPr>
+              <w:t xml:space="preserve">ยกเลิกกลุ่ม: ตั้งสถานะ cancelled → คืนคนขับ → บันทึก event</w:t>
+            </w:r>
+          </w:p>
+        </w:tc>
+      </w:tr>
+      <w:tr>
+        <w:tc>
+          <w:tcPr>
+            <w:tcMar>
+              <w:top w:type="dxa" w:w="30"/>
+              <w:left w:type="dxa" w:w="70"/>
+              <w:bottom w:type="dxa" w:w="30"/>
+              <w:right w:type="dxa" w:w="70"/>
+            </w:tcMar>
+          </w:tcPr>
+          <w:p>
+            <w:pPr>
+              <w:spacing w:after="20" w:line="240"/>
+            </w:pPr>
+            <w:r>
+              <w:rPr>
+                <w:rFonts w:ascii="Tahoma" w:cs="Tahoma" w:eastAsia="Tahoma" w:hAnsi="Tahoma"/>
+                <w:sz w:val="17"/>
+                <w:szCs w:val="17"/>
+              </w:rPr>
+              <w:t xml:space="preserve">3</w:t>
+            </w:r>
+          </w:p>
+        </w:tc>
+        <w:tc>
+          <w:tcPr>
+            <w:tcMar>
+              <w:top w:type="dxa" w:w="30"/>
+              <w:left w:type="dxa" w:w="70"/>
+              <w:bottom w:type="dxa" w:w="30"/>
+              <w:right w:type="dxa" w:w="70"/>
+            </w:tcMar>
+          </w:tcPr>
+          <w:p>
+            <w:pPr>
+              <w:spacing w:after="20" w:line="240"/>
+            </w:pPr>
+            <w:r>
+              <w:rPr>
+                <w:rFonts w:ascii="Consolas" w:cs="Consolas" w:eastAsia="Consolas" w:hAnsi="Consolas"/>
+                <w:sz w:val="17"/>
+                <w:szCs w:val="17"/>
+              </w:rPr>
+              <w:t xml:space="preserve">sp_expire_stale_groups(older_than)</w:t>
+            </w:r>
+          </w:p>
+        </w:tc>
+        <w:tc>
+          <w:tcPr>
+            <w:tcMar>
+              <w:top w:type="dxa" w:w="30"/>
+              <w:left w:type="dxa" w:w="70"/>
+              <w:bottom w:type="dxa" w:w="30"/>
+              <w:right w:type="dxa" w:w="70"/>
+            </w:tcMar>
+          </w:tcPr>
+          <w:p>
+            <w:pPr>
+              <w:spacing w:after="20" w:line="240"/>
+            </w:pPr>
+            <w:r>
+              <w:rPr>
+                <w:rFonts w:ascii="Tahoma" w:cs="Tahoma" w:eastAsia="Tahoma" w:hAnsi="Tahoma"/>
+                <w:sz w:val="17"/>
+                <w:szCs w:val="17"/>
+              </w:rPr>
+              <w:t xml:space="preserve">งานประจำ: ปิดกลุ่มที่รวมคนเกินเวลาที่กำหนด แล้วบันทึก event (คืนจำนวนทาง INOUT)</w:t>
+            </w:r>
+          </w:p>
+        </w:tc>
+      </w:tr>
+    </w:tbl>
+    <w:p>
+      <w:pPr>
+        <w:spacing w:after="90" w:before="200"/>
+      </w:pPr>
+      <w:r>
+        <w:rPr>
+          <w:rFonts w:ascii="Tahoma" w:cs="Tahoma" w:eastAsia="Tahoma" w:hAnsi="Tahoma"/>
+          <w:b/>
+          <w:bCs/>
+          <w:color w:val="5B21B6"/>
+          <w:sz w:val="23"/>
+          <w:szCs w:val="23"/>
+        </w:rPr>
+        <w:t xml:space="preserve">5.5 ตารางบันทึกเหตุการณ์ (ride_group_events)</w:t>
+      </w:r>
+    </w:p>
+    <w:p>
+      <w:pPr>
+        <w:spacing w:after="100" w:before="0" w:line="276"/>
+      </w:pPr>
+      <w:r>
+        <w:rPr>
+          <w:rFonts w:ascii="Tahoma" w:cs="Tahoma" w:eastAsia="Tahoma" w:hAnsi="Tahoma"/>
+          <w:sz w:val="22"/>
+          <w:szCs w:val="22"/>
+        </w:rPr>
+        <w:t xml:space="preserve">ตารางใหม่ที่ใช้เก็บเหตุการณ์สำคัญของกลุ่มเดินทาง (accepted / cancelled / expired) โดยถูกเขียนอัตโนมัติจาก Stored Procedure ทำให้ตรวจสอบย้อนหลังได้ว่ากลุ่มหนึ่ง ๆ เกิดอะไรขึ้นเมื่อไร และใครเป็นผู้ทำ</w:t>
+      </w:r>
+    </w:p>
+    <w:p>
+      <w:pPr>
+        <w:spacing w:after="90" w:before="200"/>
+      </w:pPr>
+      <w:r>
+        <w:rPr>
+          <w:rFonts w:ascii="Tahoma" w:cs="Tahoma" w:eastAsia="Tahoma" w:hAnsi="Tahoma"/>
+          <w:b/>
+          <w:bCs/>
+          <w:color w:val="5B21B6"/>
+          <w:sz w:val="23"/>
+          <w:szCs w:val="23"/>
+        </w:rPr>
+        <w:t xml:space="preserve">5.6 การติดตามตำแหน่งแบบ Realtime</w:t>
+      </w:r>
+    </w:p>
+    <w:p>
+      <w:pPr>
+        <w:spacing w:after="100" w:before="0" w:line="276"/>
+      </w:pPr>
+      <w:r>
+        <w:rPr>
+          <w:rFonts w:ascii="Tahoma" w:cs="Tahoma" w:eastAsia="Tahoma" w:hAnsi="Tahoma"/>
+          <w:sz w:val="22"/>
+          <w:szCs w:val="22"/>
+        </w:rPr>
+        <w:t xml:space="preserve">คนขับส่งพิกัดปัจจุบันเข้าตาราง driver_locations และ Trigger จะอัปเดต updated_at ให้เอง ฝั่งผู้โดยสารติดตามการเปลี่ยนแปลงแบบ Realtime ผ่าน Supabase Realtime จึงเห็นตำแหน่งคนขับที่อัปเดตโดยไม่ต้องรีเฟรชหน้า</w:t>
+      </w:r>
+    </w:p>
+    <w:p>
+      <w:pPr>
+        <w:spacing w:after="90" w:before="200"/>
+      </w:pPr>
+      <w:r>
+        <w:rPr>
+          <w:rFonts w:ascii="Tahoma" w:cs="Tahoma" w:eastAsia="Tahoma" w:hAnsi="Tahoma"/>
+          <w:b/>
+          <w:bCs/>
+          <w:color w:val="5B21B6"/>
+          <w:sz w:val="23"/>
+          <w:szCs w:val="23"/>
+        </w:rPr>
+        <w:t xml:space="preserve">5.7 Deploy ขึ้นออนไลน์ (Vercel)</w:t>
+      </w:r>
+    </w:p>
+    <w:p>
+      <w:pPr>
+        <w:spacing w:after="100" w:before="0" w:line="276"/>
+      </w:pPr>
+      <w:r>
+        <w:rPr>
+          <w:rFonts w:ascii="Tahoma" w:cs="Tahoma" w:eastAsia="Tahoma" w:hAnsi="Tahoma"/>
+          <w:sz w:val="22"/>
+          <w:szCs w:val="22"/>
+        </w:rPr>
+        <w:t xml:space="preserve">นำเว็บแอป (Node.js + Express) ขึ้นโฮสต์บน Vercel โดยตั้งค่า environment variables (SUPABASE_URL, SUPABASE_SECRET_KEY) และกำหนด region เป็น Singapore (sin1) เพื่อให้ตอบสนองเร็วในไทย ผลลัพธ์คือระบบออนไลน์จริงที่เข้าถึงได้จากทุกที่</w:t>
+      </w:r>
+    </w:p>
+    <w:p>
+      <w:pPr>
+        <w:spacing w:after="90" w:before="200"/>
+      </w:pPr>
+      <w:r>
+        <w:rPr>
+          <w:rFonts w:ascii="Tahoma" w:cs="Tahoma" w:eastAsia="Tahoma" w:hAnsi="Tahoma"/>
+          <w:b/>
+          <w:bCs/>
+          <w:color w:val="5B21B6"/>
+          <w:sz w:val="23"/>
+          <w:szCs w:val="23"/>
+        </w:rPr>
+        <w:t xml:space="preserve">5.8 เอกสารและสื่อนำเสนอ</w:t>
+      </w:r>
+    </w:p>
+    <w:p>
+      <w:pPr>
+        <w:pStyle w:val="ListParagraph"/>
+        <w:numPr>
+          <w:ilvl w:val="0"/>
+          <w:numId w:val="1"/>
+        </w:numPr>
+        <w:spacing w:after="60" w:line="276"/>
+      </w:pPr>
+      <w:r>
+        <w:rPr>
+          <w:rFonts w:ascii="Tahoma" w:cs="Tahoma" w:eastAsia="Tahoma" w:hAnsi="Tahoma"/>
+          <w:sz w:val="22"/>
+          <w:szCs w:val="22"/>
+        </w:rPr>
+        <w:t xml:space="preserve">รายงาน 3 ฉบับ: Database Trigger / SQL Function / Stored Procedure (พร้อมภาพผลการรันจริง)</w:t>
+      </w:r>
+    </w:p>
+    <w:p>
+      <w:pPr>
+        <w:pStyle w:val="ListParagraph"/>
+        <w:numPr>
+          <w:ilvl w:val="0"/>
+          <w:numId w:val="1"/>
+        </w:numPr>
+        <w:spacing w:after="60" w:line="276"/>
+      </w:pPr>
+      <w:r>
+        <w:rPr>
+          <w:rFonts w:ascii="Tahoma" w:cs="Tahoma" w:eastAsia="Tahoma" w:hAnsi="Tahoma"/>
+          <w:sz w:val="22"/>
+          <w:szCs w:val="22"/>
+        </w:rPr>
+        <w:t xml:space="preserve">สไลด์นำเสนอโครงงาน (ปัญหา / ผู้ใช้ / ฟีเจอร์) ทั้งไฟล์ PowerPoint และ PDF</w:t>
+      </w:r>
+    </w:p>
+    <w:p>
+      <w:pPr>
+        <w:pStyle w:val="ListParagraph"/>
+        <w:numPr>
+          <w:ilvl w:val="0"/>
+          <w:numId w:val="1"/>
+        </w:numPr>
+        <w:spacing w:after="60" w:line="276"/>
+      </w:pPr>
+      <w:r>
+        <w:rPr>
+          <w:rFonts w:ascii="Tahoma" w:cs="Tahoma" w:eastAsia="Tahoma" w:hAnsi="Tahoma"/>
+          <w:sz w:val="22"/>
+          <w:szCs w:val="22"/>
+        </w:rPr>
+        <w:t xml:space="preserve">คู่มือ README และไฟล์ SQL สำหรับสร้างฐานข้อมูล (supabase.sql, supabase.test.sql)</w:t>
+      </w:r>
+    </w:p>
+    <w:p>
+      <w:pPr>
+        <w:pStyle w:val="Heading2"/>
+        <w:spacing w:after="120" w:before="260"/>
+      </w:pPr>
+      <w:r>
+        <w:rPr>
+          <w:rFonts w:ascii="Tahoma" w:cs="Tahoma" w:eastAsia="Tahoma" w:hAnsi="Tahoma"/>
+          <w:b/>
+          <w:bCs/>
+          <w:color w:val="1B2434"/>
+        </w:rPr>
+        <w:t xml:space="preserve">6. ผลการทดสอบ (หลักฐาน)</w:t>
+      </w:r>
+    </w:p>
+    <w:p>
+      <w:pPr>
+        <w:spacing w:after="120" w:before="0" w:line="276"/>
+      </w:pPr>
+      <w:r>
+        <w:rPr>
+          <w:rFonts w:ascii="Tahoma" w:cs="Tahoma" w:eastAsia="Tahoma" w:hAnsi="Tahoma"/>
+          <w:i/>
+          <w:iCs/>
+          <w:color w:val="6B7688"/>
+          <w:sz w:val="19"/>
+          <w:szCs w:val="19"/>
+        </w:rPr>
+        <w:t xml:space="preserve">ทุกหัวข้อทดสอบด้วย SQL ชุดเดียวกับที่ใช้บน Supabase บน PostgreSQL 16 (จำลองด้วย PGlite/WASM) และทดสอบระบบที่ deploy จริงบน Vercel</w:t>
+      </w:r>
+    </w:p>
+    <w:p>
+      <w:pPr>
+        <w:spacing w:after="90" w:before="200"/>
+      </w:pPr>
+      <w:r>
+        <w:rPr>
+          <w:rFonts w:ascii="Tahoma" w:cs="Tahoma" w:eastAsia="Tahoma" w:hAnsi="Tahoma"/>
+          <w:b/>
+          <w:bCs/>
+          <w:color w:val="5B21B6"/>
+          <w:sz w:val="23"/>
+          <w:szCs w:val="23"/>
+        </w:rPr>
+        <w:t xml:space="preserve">6.1 Database Trigger</w:t>
       </w:r>
     </w:p>
     <w:p>
@@ -4015,7 +4044,7 @@
       <w:r>
         <w:drawing>
           <wp:inline distT="0" distB="0" distL="0" distR="0">
-            <wp:extent cx="6305550" cy="4333875"/>
+            <wp:extent cx="4886325" cy="7239000"/>
             <wp:effectExtent t="0" r="0" b="0" l="0"/>
             <wp:docPr id="4" name="" descr="" title=""/>
             <wp:cNvGraphicFramePr>
@@ -4040,7 +4069,7 @@
                   <pic:spPr bwMode="auto">
                     <a:xfrm>
                       <a:off x="0" y="0"/>
-                      <a:ext cx="6305550" cy="4333875"/>
+                      <a:ext cx="4886325" cy="7239000"/>
                     </a:xfrm>
                     <a:prstGeom prst="rect">
                       <a:avLst/>
@@ -4067,497 +4096,7 @@
           <w:sz w:val="17"/>
           <w:szCs w:val="17"/>
         </w:rPr>
-        <w:t xml:space="preserve">ภาพที่ 4 — ฐานข้อมูลปฏิเสธ (ERROR) เมื่อตั้งสถานะ accepted โดยไม่มีคนขับ</w:t>
-      </w:r>
-    </w:p>
-    <w:tbl>
-      <w:tblPr>
-        <w:tblW w:type="pct" w:w="5000"/>
-        <w:tblBorders>
-          <w:top w:val="single" w:color="auto" w:sz="4"/>
-          <w:left w:val="single" w:color="auto" w:sz="4"/>
-          <w:bottom w:val="single" w:color="auto" w:sz="4"/>
-          <w:right w:val="single" w:color="auto" w:sz="4"/>
-          <w:insideH w:val="single" w:color="auto" w:sz="4"/>
-          <w:insideV w:val="single" w:color="auto" w:sz="4"/>
-        </w:tblBorders>
-      </w:tblPr>
-      <w:tblGrid>
-        <w:gridCol w:w="3302"/>
-        <w:gridCol w:w="3302"/>
-        <w:gridCol w:w="3302"/>
-      </w:tblGrid>
-      <w:tr>
-        <w:trPr>
-          <w:tblHeader/>
-        </w:trPr>
-        <w:tc>
-          <w:tcPr>
-            <w:shd w:fill="EEF2F7" w:color="EEF2F7" w:val="solid"/>
-            <w:tcMar>
-              <w:top w:type="dxa" w:w="30"/>
-              <w:left w:type="dxa" w:w="70"/>
-              <w:bottom w:type="dxa" w:w="30"/>
-              <w:right w:type="dxa" w:w="70"/>
-            </w:tcMar>
-          </w:tcPr>
-          <w:p>
-            <w:pPr>
-              <w:spacing w:after="20" w:line="240"/>
-            </w:pPr>
-            <w:r>
-              <w:rPr>
-                <w:rFonts w:ascii="Tahoma" w:cs="Tahoma" w:eastAsia="Tahoma" w:hAnsi="Tahoma"/>
-                <w:b/>
-                <w:bCs/>
-                <w:color w:val="334155"/>
-                <w:sz w:val="17"/>
-                <w:szCs w:val="17"/>
-              </w:rPr>
-              <w:t xml:space="preserve">กรณีทดสอบ</w:t>
-            </w:r>
-          </w:p>
-        </w:tc>
-        <w:tc>
-          <w:tcPr>
-            <w:shd w:fill="EEF2F7" w:color="EEF2F7" w:val="solid"/>
-            <w:tcMar>
-              <w:top w:type="dxa" w:w="30"/>
-              <w:left w:type="dxa" w:w="70"/>
-              <w:bottom w:type="dxa" w:w="30"/>
-              <w:right w:type="dxa" w:w="70"/>
-            </w:tcMar>
-          </w:tcPr>
-          <w:p>
-            <w:pPr>
-              <w:spacing w:after="20" w:line="240"/>
-            </w:pPr>
-            <w:r>
-              <w:rPr>
-                <w:rFonts w:ascii="Tahoma" w:cs="Tahoma" w:eastAsia="Tahoma" w:hAnsi="Tahoma"/>
-                <w:b/>
-                <w:bCs/>
-                <w:color w:val="334155"/>
-                <w:sz w:val="17"/>
-                <w:szCs w:val="17"/>
-              </w:rPr>
-              <w:t xml:space="preserve">ผลลัพธ์ที่ได้</w:t>
-            </w:r>
-          </w:p>
-        </w:tc>
-        <w:tc>
-          <w:tcPr>
-            <w:shd w:fill="EEF2F7" w:color="EEF2F7" w:val="solid"/>
-            <w:tcMar>
-              <w:top w:type="dxa" w:w="30"/>
-              <w:left w:type="dxa" w:w="70"/>
-              <w:bottom w:type="dxa" w:w="30"/>
-              <w:right w:type="dxa" w:w="70"/>
-            </w:tcMar>
-          </w:tcPr>
-          <w:p>
-            <w:pPr>
-              <w:spacing w:after="20" w:line="240"/>
-            </w:pPr>
-            <w:r>
-              <w:rPr>
-                <w:rFonts w:ascii="Tahoma" w:cs="Tahoma" w:eastAsia="Tahoma" w:hAnsi="Tahoma"/>
-                <w:b/>
-                <w:bCs/>
-                <w:color w:val="334155"/>
-                <w:sz w:val="17"/>
-                <w:szCs w:val="17"/>
-              </w:rPr>
-              <w:t xml:space="preserve">ผล</w:t>
-            </w:r>
-          </w:p>
-        </w:tc>
-      </w:tr>
-      <w:tr>
-        <w:tc>
-          <w:tcPr>
-            <w:tcMar>
-              <w:top w:type="dxa" w:w="30"/>
-              <w:left w:type="dxa" w:w="70"/>
-              <w:bottom w:type="dxa" w:w="30"/>
-              <w:right w:type="dxa" w:w="70"/>
-            </w:tcMar>
-          </w:tcPr>
-          <w:p>
-            <w:pPr>
-              <w:spacing w:after="20" w:line="240"/>
-            </w:pPr>
-            <w:r>
-              <w:rPr>
-                <w:rFonts w:ascii="Tahoma" w:cs="Tahoma" w:eastAsia="Tahoma" w:hAnsi="Tahoma"/>
-                <w:sz w:val="17"/>
-                <w:szCs w:val="17"/>
-              </w:rPr>
-              <w:t xml:space="preserve">เปลี่ยนสถานะ forming → sent_to_driver</w:t>
-            </w:r>
-          </w:p>
-        </w:tc>
-        <w:tc>
-          <w:tcPr>
-            <w:tcMar>
-              <w:top w:type="dxa" w:w="30"/>
-              <w:left w:type="dxa" w:w="70"/>
-              <w:bottom w:type="dxa" w:w="30"/>
-              <w:right w:type="dxa" w:w="70"/>
-            </w:tcMar>
-          </w:tcPr>
-          <w:p>
-            <w:pPr>
-              <w:spacing w:after="20" w:line="240"/>
-            </w:pPr>
-            <w:r>
-              <w:rPr>
-                <w:rFonts w:ascii="Tahoma" w:cs="Tahoma" w:eastAsia="Tahoma" w:hAnsi="Tahoma"/>
-                <w:sz w:val="17"/>
-                <w:szCs w:val="17"/>
-              </w:rPr>
-              <w:t xml:space="preserve">confirmed_at ถูกเติมอัตโนมัติ</w:t>
-            </w:r>
-          </w:p>
-        </w:tc>
-        <w:tc>
-          <w:tcPr>
-            <w:tcMar>
-              <w:top w:type="dxa" w:w="30"/>
-              <w:left w:type="dxa" w:w="70"/>
-              <w:bottom w:type="dxa" w:w="30"/>
-              <w:right w:type="dxa" w:w="70"/>
-            </w:tcMar>
-          </w:tcPr>
-          <w:p>
-            <w:pPr>
-              <w:spacing w:after="20" w:line="240"/>
-            </w:pPr>
-            <w:r>
-              <w:rPr>
-                <w:rFonts w:ascii="Tahoma" w:cs="Tahoma" w:eastAsia="Tahoma" w:hAnsi="Tahoma"/>
-                <w:b/>
-                <w:bCs/>
-                <w:color w:val="166534"/>
-                <w:sz w:val="17"/>
-                <w:szCs w:val="17"/>
-              </w:rPr>
-              <w:t xml:space="preserve">ผ่าน</w:t>
-            </w:r>
-          </w:p>
-        </w:tc>
-      </w:tr>
-      <w:tr>
-        <w:tc>
-          <w:tcPr>
-            <w:tcMar>
-              <w:top w:type="dxa" w:w="30"/>
-              <w:left w:type="dxa" w:w="70"/>
-              <w:bottom w:type="dxa" w:w="30"/>
-              <w:right w:type="dxa" w:w="70"/>
-            </w:tcMar>
-          </w:tcPr>
-          <w:p>
-            <w:pPr>
-              <w:spacing w:after="20" w:line="240"/>
-            </w:pPr>
-            <w:r>
-              <w:rPr>
-                <w:rFonts w:ascii="Tahoma" w:cs="Tahoma" w:eastAsia="Tahoma" w:hAnsi="Tahoma"/>
-                <w:sz w:val="17"/>
-                <w:szCs w:val="17"/>
-              </w:rPr>
-              <w:t xml:space="preserve">เปลี่ยนสถานะ → accepted / completed</w:t>
-            </w:r>
-          </w:p>
-        </w:tc>
-        <w:tc>
-          <w:tcPr>
-            <w:tcMar>
-              <w:top w:type="dxa" w:w="30"/>
-              <w:left w:type="dxa" w:w="70"/>
-              <w:bottom w:type="dxa" w:w="30"/>
-              <w:right w:type="dxa" w:w="70"/>
-            </w:tcMar>
-          </w:tcPr>
-          <w:p>
-            <w:pPr>
-              <w:spacing w:after="20" w:line="240"/>
-            </w:pPr>
-            <w:r>
-              <w:rPr>
-                <w:rFonts w:ascii="Tahoma" w:cs="Tahoma" w:eastAsia="Tahoma" w:hAnsi="Tahoma"/>
-                <w:sz w:val="17"/>
-                <w:szCs w:val="17"/>
-              </w:rPr>
-              <w:t xml:space="preserve">accepted_at / completed_at ถูกเติมอัตโนมัติ</w:t>
-            </w:r>
-          </w:p>
-        </w:tc>
-        <w:tc>
-          <w:tcPr>
-            <w:tcMar>
-              <w:top w:type="dxa" w:w="30"/>
-              <w:left w:type="dxa" w:w="70"/>
-              <w:bottom w:type="dxa" w:w="30"/>
-              <w:right w:type="dxa" w:w="70"/>
-            </w:tcMar>
-          </w:tcPr>
-          <w:p>
-            <w:pPr>
-              <w:spacing w:after="20" w:line="240"/>
-            </w:pPr>
-            <w:r>
-              <w:rPr>
-                <w:rFonts w:ascii="Tahoma" w:cs="Tahoma" w:eastAsia="Tahoma" w:hAnsi="Tahoma"/>
-                <w:b/>
-                <w:bCs/>
-                <w:color w:val="166534"/>
-                <w:sz w:val="17"/>
-                <w:szCs w:val="17"/>
-              </w:rPr>
-              <w:t xml:space="preserve">ผ่าน</w:t>
-            </w:r>
-          </w:p>
-        </w:tc>
-      </w:tr>
-      <w:tr>
-        <w:tc>
-          <w:tcPr>
-            <w:tcMar>
-              <w:top w:type="dxa" w:w="30"/>
-              <w:left w:type="dxa" w:w="70"/>
-              <w:bottom w:type="dxa" w:w="30"/>
-              <w:right w:type="dxa" w:w="70"/>
-            </w:tcMar>
-          </w:tcPr>
-          <w:p>
-            <w:pPr>
-              <w:spacing w:after="20" w:line="240"/>
-            </w:pPr>
-            <w:r>
-              <w:rPr>
-                <w:rFonts w:ascii="Tahoma" w:cs="Tahoma" w:eastAsia="Tahoma" w:hAnsi="Tahoma"/>
-                <w:sz w:val="17"/>
-                <w:szCs w:val="17"/>
-              </w:rPr>
-              <w:t xml:space="preserve">แก้ฟิลด์อื่น (target_passengers)</w:t>
-            </w:r>
-          </w:p>
-        </w:tc>
-        <w:tc>
-          <w:tcPr>
-            <w:tcMar>
-              <w:top w:type="dxa" w:w="30"/>
-              <w:left w:type="dxa" w:w="70"/>
-              <w:bottom w:type="dxa" w:w="30"/>
-              <w:right w:type="dxa" w:w="70"/>
-            </w:tcMar>
-          </w:tcPr>
-          <w:p>
-            <w:pPr>
-              <w:spacing w:after="20" w:line="240"/>
-            </w:pPr>
-            <w:r>
-              <w:rPr>
-                <w:rFonts w:ascii="Tahoma" w:cs="Tahoma" w:eastAsia="Tahoma" w:hAnsi="Tahoma"/>
-                <w:sz w:val="17"/>
-                <w:szCs w:val="17"/>
-              </w:rPr>
-              <w:t xml:space="preserve">ค่าเวลาเดิมไม่ถูกเขียนทับ</w:t>
-            </w:r>
-          </w:p>
-        </w:tc>
-        <w:tc>
-          <w:tcPr>
-            <w:tcMar>
-              <w:top w:type="dxa" w:w="30"/>
-              <w:left w:type="dxa" w:w="70"/>
-              <w:bottom w:type="dxa" w:w="30"/>
-              <w:right w:type="dxa" w:w="70"/>
-            </w:tcMar>
-          </w:tcPr>
-          <w:p>
-            <w:pPr>
-              <w:spacing w:after="20" w:line="240"/>
-            </w:pPr>
-            <w:r>
-              <w:rPr>
-                <w:rFonts w:ascii="Tahoma" w:cs="Tahoma" w:eastAsia="Tahoma" w:hAnsi="Tahoma"/>
-                <w:b/>
-                <w:bCs/>
-                <w:color w:val="166534"/>
-                <w:sz w:val="17"/>
-                <w:szCs w:val="17"/>
-              </w:rPr>
-              <w:t xml:space="preserve">ผ่าน</w:t>
-            </w:r>
-          </w:p>
-        </w:tc>
-      </w:tr>
-      <w:tr>
-        <w:tc>
-          <w:tcPr>
-            <w:tcMar>
-              <w:top w:type="dxa" w:w="30"/>
-              <w:left w:type="dxa" w:w="70"/>
-              <w:bottom w:type="dxa" w:w="30"/>
-              <w:right w:type="dxa" w:w="70"/>
-            </w:tcMar>
-          </w:tcPr>
-          <w:p>
-            <w:pPr>
-              <w:spacing w:after="20" w:line="240"/>
-            </w:pPr>
-            <w:r>
-              <w:rPr>
-                <w:rFonts w:ascii="Tahoma" w:cs="Tahoma" w:eastAsia="Tahoma" w:hAnsi="Tahoma"/>
-                <w:sz w:val="17"/>
-                <w:szCs w:val="17"/>
-              </w:rPr>
-              <w:t xml:space="preserve">ตั้ง accepted โดยไม่มีคนขับ</w:t>
-            </w:r>
-          </w:p>
-        </w:tc>
-        <w:tc>
-          <w:tcPr>
-            <w:tcMar>
-              <w:top w:type="dxa" w:w="30"/>
-              <w:left w:type="dxa" w:w="70"/>
-              <w:bottom w:type="dxa" w:w="30"/>
-              <w:right w:type="dxa" w:w="70"/>
-            </w:tcMar>
-          </w:tcPr>
-          <w:p>
-            <w:pPr>
-              <w:spacing w:after="20" w:line="240"/>
-            </w:pPr>
-            <w:r>
-              <w:rPr>
-                <w:rFonts w:ascii="Tahoma" w:cs="Tahoma" w:eastAsia="Tahoma" w:hAnsi="Tahoma"/>
-                <w:sz w:val="17"/>
-                <w:szCs w:val="17"/>
-              </w:rPr>
-              <w:t xml:space="preserve">ถูกบล็อกด้วย ERROR</w:t>
-            </w:r>
-          </w:p>
-        </w:tc>
-        <w:tc>
-          <w:tcPr>
-            <w:tcMar>
-              <w:top w:type="dxa" w:w="30"/>
-              <w:left w:type="dxa" w:w="70"/>
-              <w:bottom w:type="dxa" w:w="30"/>
-              <w:right w:type="dxa" w:w="70"/>
-            </w:tcMar>
-          </w:tcPr>
-          <w:p>
-            <w:pPr>
-              <w:spacing w:after="20" w:line="240"/>
-            </w:pPr>
-            <w:r>
-              <w:rPr>
-                <w:rFonts w:ascii="Tahoma" w:cs="Tahoma" w:eastAsia="Tahoma" w:hAnsi="Tahoma"/>
-                <w:b/>
-                <w:bCs/>
-                <w:color w:val="166534"/>
-                <w:sz w:val="17"/>
-                <w:szCs w:val="17"/>
-              </w:rPr>
-              <w:t xml:space="preserve">ผ่าน</w:t>
-            </w:r>
-          </w:p>
-        </w:tc>
-      </w:tr>
-      <w:tr>
-        <w:tc>
-          <w:tcPr>
-            <w:tcMar>
-              <w:top w:type="dxa" w:w="30"/>
-              <w:left w:type="dxa" w:w="70"/>
-              <w:bottom w:type="dxa" w:w="30"/>
-              <w:right w:type="dxa" w:w="70"/>
-            </w:tcMar>
-          </w:tcPr>
-          <w:p>
-            <w:pPr>
-              <w:spacing w:after="20" w:line="240"/>
-            </w:pPr>
-            <w:r>
-              <w:rPr>
-                <w:rFonts w:ascii="Tahoma" w:cs="Tahoma" w:eastAsia="Tahoma" w:hAnsi="Tahoma"/>
-                <w:sz w:val="17"/>
-                <w:szCs w:val="17"/>
-              </w:rPr>
-              <w:t xml:space="preserve">แก้พิกัดคนขับ</w:t>
-            </w:r>
-          </w:p>
-        </w:tc>
-        <w:tc>
-          <w:tcPr>
-            <w:tcMar>
-              <w:top w:type="dxa" w:w="30"/>
-              <w:left w:type="dxa" w:w="70"/>
-              <w:bottom w:type="dxa" w:w="30"/>
-              <w:right w:type="dxa" w:w="70"/>
-            </w:tcMar>
-          </w:tcPr>
-          <w:p>
-            <w:pPr>
-              <w:spacing w:after="20" w:line="240"/>
-            </w:pPr>
-            <w:r>
-              <w:rPr>
-                <w:rFonts w:ascii="Tahoma" w:cs="Tahoma" w:eastAsia="Tahoma" w:hAnsi="Tahoma"/>
-                <w:sz w:val="17"/>
-                <w:szCs w:val="17"/>
-              </w:rPr>
-              <w:t xml:space="preserve">updated_at อัปเดตเอง</w:t>
-            </w:r>
-          </w:p>
-        </w:tc>
-        <w:tc>
-          <w:tcPr>
-            <w:tcMar>
-              <w:top w:type="dxa" w:w="30"/>
-              <w:left w:type="dxa" w:w="70"/>
-              <w:bottom w:type="dxa" w:w="30"/>
-              <w:right w:type="dxa" w:w="70"/>
-            </w:tcMar>
-          </w:tcPr>
-          <w:p>
-            <w:pPr>
-              <w:spacing w:after="20" w:line="240"/>
-            </w:pPr>
-            <w:r>
-              <w:rPr>
-                <w:rFonts w:ascii="Tahoma" w:cs="Tahoma" w:eastAsia="Tahoma" w:hAnsi="Tahoma"/>
-                <w:b/>
-                <w:bCs/>
-                <w:color w:val="166534"/>
-                <w:sz w:val="17"/>
-                <w:szCs w:val="17"/>
-              </w:rPr>
-              <w:t xml:space="preserve">ผ่าน</w:t>
-            </w:r>
-          </w:p>
-        </w:tc>
-      </w:tr>
-    </w:tbl>
-    <w:p>
-      <w:pPr>
-        <w:spacing w:after="90" w:before="200"/>
-      </w:pPr>
-      <w:r>
-        <w:rPr>
-          <w:rFonts w:ascii="Tahoma" w:cs="Tahoma" w:eastAsia="Tahoma" w:hAnsi="Tahoma"/>
-          <w:b/>
-          <w:bCs/>
-          <w:color w:val="5B21B6"/>
-          <w:sz w:val="23"/>
-          <w:szCs w:val="23"/>
-        </w:rPr>
-        <w:t xml:space="preserve">6.2 SQL Function</w:t>
+        <w:t xml:space="preserve">ภาพที่ 4 — Trigger เติมเวลา confirmed_at / accepted_at / completed_at อัตโนมัติตามสถานะ</w:t>
       </w:r>
     </w:p>
     <w:p>
@@ -4568,7 +4107,7 @@
       <w:r>
         <w:drawing>
           <wp:inline distT="0" distB="0" distL="0" distR="0">
-            <wp:extent cx="6305550" cy="5534025"/>
+            <wp:extent cx="6305550" cy="4333875"/>
             <wp:effectExtent t="0" r="0" b="0" l="0"/>
             <wp:docPr id="5" name="" descr="" title=""/>
             <wp:cNvGraphicFramePr>
@@ -4593,7 +4132,7 @@
                   <pic:spPr bwMode="auto">
                     <a:xfrm>
                       <a:off x="0" y="0"/>
-                      <a:ext cx="6305550" cy="5534025"/>
+                      <a:ext cx="6305550" cy="4333875"/>
                     </a:xfrm>
                     <a:prstGeom prst="rect">
                       <a:avLst/>
@@ -4620,7 +4159,497 @@
           <w:sz w:val="17"/>
           <w:szCs w:val="17"/>
         </w:rPr>
-        <w:t xml:space="preserve">ภาพที่ 5 — ผลของ haversine_km() และ group_passenger_total()</w:t>
+        <w:t xml:space="preserve">ภาพที่ 5 — ฐานข้อมูลปฏิเสธ (ERROR) เมื่อตั้งสถานะ accepted โดยไม่มีคนขับ</w:t>
+      </w:r>
+    </w:p>
+    <w:tbl>
+      <w:tblPr>
+        <w:tblW w:type="pct" w:w="5000"/>
+        <w:tblBorders>
+          <w:top w:val="single" w:color="auto" w:sz="4"/>
+          <w:left w:val="single" w:color="auto" w:sz="4"/>
+          <w:bottom w:val="single" w:color="auto" w:sz="4"/>
+          <w:right w:val="single" w:color="auto" w:sz="4"/>
+          <w:insideH w:val="single" w:color="auto" w:sz="4"/>
+          <w:insideV w:val="single" w:color="auto" w:sz="4"/>
+        </w:tblBorders>
+      </w:tblPr>
+      <w:tblGrid>
+        <w:gridCol w:w="3302"/>
+        <w:gridCol w:w="3302"/>
+        <w:gridCol w:w="3302"/>
+      </w:tblGrid>
+      <w:tr>
+        <w:trPr>
+          <w:tblHeader/>
+        </w:trPr>
+        <w:tc>
+          <w:tcPr>
+            <w:shd w:fill="EEF2F7" w:color="EEF2F7" w:val="solid"/>
+            <w:tcMar>
+              <w:top w:type="dxa" w:w="30"/>
+              <w:left w:type="dxa" w:w="70"/>
+              <w:bottom w:type="dxa" w:w="30"/>
+              <w:right w:type="dxa" w:w="70"/>
+            </w:tcMar>
+          </w:tcPr>
+          <w:p>
+            <w:pPr>
+              <w:spacing w:after="20" w:line="240"/>
+            </w:pPr>
+            <w:r>
+              <w:rPr>
+                <w:rFonts w:ascii="Tahoma" w:cs="Tahoma" w:eastAsia="Tahoma" w:hAnsi="Tahoma"/>
+                <w:b/>
+                <w:bCs/>
+                <w:color w:val="334155"/>
+                <w:sz w:val="17"/>
+                <w:szCs w:val="17"/>
+              </w:rPr>
+              <w:t xml:space="preserve">กรณีทดสอบ</w:t>
+            </w:r>
+          </w:p>
+        </w:tc>
+        <w:tc>
+          <w:tcPr>
+            <w:shd w:fill="EEF2F7" w:color="EEF2F7" w:val="solid"/>
+            <w:tcMar>
+              <w:top w:type="dxa" w:w="30"/>
+              <w:left w:type="dxa" w:w="70"/>
+              <w:bottom w:type="dxa" w:w="30"/>
+              <w:right w:type="dxa" w:w="70"/>
+            </w:tcMar>
+          </w:tcPr>
+          <w:p>
+            <w:pPr>
+              <w:spacing w:after="20" w:line="240"/>
+            </w:pPr>
+            <w:r>
+              <w:rPr>
+                <w:rFonts w:ascii="Tahoma" w:cs="Tahoma" w:eastAsia="Tahoma" w:hAnsi="Tahoma"/>
+                <w:b/>
+                <w:bCs/>
+                <w:color w:val="334155"/>
+                <w:sz w:val="17"/>
+                <w:szCs w:val="17"/>
+              </w:rPr>
+              <w:t xml:space="preserve">ผลลัพธ์ที่ได้</w:t>
+            </w:r>
+          </w:p>
+        </w:tc>
+        <w:tc>
+          <w:tcPr>
+            <w:shd w:fill="EEF2F7" w:color="EEF2F7" w:val="solid"/>
+            <w:tcMar>
+              <w:top w:type="dxa" w:w="30"/>
+              <w:left w:type="dxa" w:w="70"/>
+              <w:bottom w:type="dxa" w:w="30"/>
+              <w:right w:type="dxa" w:w="70"/>
+            </w:tcMar>
+          </w:tcPr>
+          <w:p>
+            <w:pPr>
+              <w:spacing w:after="20" w:line="240"/>
+            </w:pPr>
+            <w:r>
+              <w:rPr>
+                <w:rFonts w:ascii="Tahoma" w:cs="Tahoma" w:eastAsia="Tahoma" w:hAnsi="Tahoma"/>
+                <w:b/>
+                <w:bCs/>
+                <w:color w:val="334155"/>
+                <w:sz w:val="17"/>
+                <w:szCs w:val="17"/>
+              </w:rPr>
+              <w:t xml:space="preserve">ผล</w:t>
+            </w:r>
+          </w:p>
+        </w:tc>
+      </w:tr>
+      <w:tr>
+        <w:tc>
+          <w:tcPr>
+            <w:tcMar>
+              <w:top w:type="dxa" w:w="30"/>
+              <w:left w:type="dxa" w:w="70"/>
+              <w:bottom w:type="dxa" w:w="30"/>
+              <w:right w:type="dxa" w:w="70"/>
+            </w:tcMar>
+          </w:tcPr>
+          <w:p>
+            <w:pPr>
+              <w:spacing w:after="20" w:line="240"/>
+            </w:pPr>
+            <w:r>
+              <w:rPr>
+                <w:rFonts w:ascii="Tahoma" w:cs="Tahoma" w:eastAsia="Tahoma" w:hAnsi="Tahoma"/>
+                <w:sz w:val="17"/>
+                <w:szCs w:val="17"/>
+              </w:rPr>
+              <w:t xml:space="preserve">เปลี่ยนสถานะ forming → sent_to_driver</w:t>
+            </w:r>
+          </w:p>
+        </w:tc>
+        <w:tc>
+          <w:tcPr>
+            <w:tcMar>
+              <w:top w:type="dxa" w:w="30"/>
+              <w:left w:type="dxa" w:w="70"/>
+              <w:bottom w:type="dxa" w:w="30"/>
+              <w:right w:type="dxa" w:w="70"/>
+            </w:tcMar>
+          </w:tcPr>
+          <w:p>
+            <w:pPr>
+              <w:spacing w:after="20" w:line="240"/>
+            </w:pPr>
+            <w:r>
+              <w:rPr>
+                <w:rFonts w:ascii="Tahoma" w:cs="Tahoma" w:eastAsia="Tahoma" w:hAnsi="Tahoma"/>
+                <w:sz w:val="17"/>
+                <w:szCs w:val="17"/>
+              </w:rPr>
+              <w:t xml:space="preserve">confirmed_at ถูกเติมอัตโนมัติ</w:t>
+            </w:r>
+          </w:p>
+        </w:tc>
+        <w:tc>
+          <w:tcPr>
+            <w:tcMar>
+              <w:top w:type="dxa" w:w="30"/>
+              <w:left w:type="dxa" w:w="70"/>
+              <w:bottom w:type="dxa" w:w="30"/>
+              <w:right w:type="dxa" w:w="70"/>
+            </w:tcMar>
+          </w:tcPr>
+          <w:p>
+            <w:pPr>
+              <w:spacing w:after="20" w:line="240"/>
+            </w:pPr>
+            <w:r>
+              <w:rPr>
+                <w:rFonts w:ascii="Tahoma" w:cs="Tahoma" w:eastAsia="Tahoma" w:hAnsi="Tahoma"/>
+                <w:b/>
+                <w:bCs/>
+                <w:color w:val="166534"/>
+                <w:sz w:val="17"/>
+                <w:szCs w:val="17"/>
+              </w:rPr>
+              <w:t xml:space="preserve">ผ่าน</w:t>
+            </w:r>
+          </w:p>
+        </w:tc>
+      </w:tr>
+      <w:tr>
+        <w:tc>
+          <w:tcPr>
+            <w:tcMar>
+              <w:top w:type="dxa" w:w="30"/>
+              <w:left w:type="dxa" w:w="70"/>
+              <w:bottom w:type="dxa" w:w="30"/>
+              <w:right w:type="dxa" w:w="70"/>
+            </w:tcMar>
+          </w:tcPr>
+          <w:p>
+            <w:pPr>
+              <w:spacing w:after="20" w:line="240"/>
+            </w:pPr>
+            <w:r>
+              <w:rPr>
+                <w:rFonts w:ascii="Tahoma" w:cs="Tahoma" w:eastAsia="Tahoma" w:hAnsi="Tahoma"/>
+                <w:sz w:val="17"/>
+                <w:szCs w:val="17"/>
+              </w:rPr>
+              <w:t xml:space="preserve">เปลี่ยนสถานะ → accepted / completed</w:t>
+            </w:r>
+          </w:p>
+        </w:tc>
+        <w:tc>
+          <w:tcPr>
+            <w:tcMar>
+              <w:top w:type="dxa" w:w="30"/>
+              <w:left w:type="dxa" w:w="70"/>
+              <w:bottom w:type="dxa" w:w="30"/>
+              <w:right w:type="dxa" w:w="70"/>
+            </w:tcMar>
+          </w:tcPr>
+          <w:p>
+            <w:pPr>
+              <w:spacing w:after="20" w:line="240"/>
+            </w:pPr>
+            <w:r>
+              <w:rPr>
+                <w:rFonts w:ascii="Tahoma" w:cs="Tahoma" w:eastAsia="Tahoma" w:hAnsi="Tahoma"/>
+                <w:sz w:val="17"/>
+                <w:szCs w:val="17"/>
+              </w:rPr>
+              <w:t xml:space="preserve">accepted_at / completed_at ถูกเติมอัตโนมัติ</w:t>
+            </w:r>
+          </w:p>
+        </w:tc>
+        <w:tc>
+          <w:tcPr>
+            <w:tcMar>
+              <w:top w:type="dxa" w:w="30"/>
+              <w:left w:type="dxa" w:w="70"/>
+              <w:bottom w:type="dxa" w:w="30"/>
+              <w:right w:type="dxa" w:w="70"/>
+            </w:tcMar>
+          </w:tcPr>
+          <w:p>
+            <w:pPr>
+              <w:spacing w:after="20" w:line="240"/>
+            </w:pPr>
+            <w:r>
+              <w:rPr>
+                <w:rFonts w:ascii="Tahoma" w:cs="Tahoma" w:eastAsia="Tahoma" w:hAnsi="Tahoma"/>
+                <w:b/>
+                <w:bCs/>
+                <w:color w:val="166534"/>
+                <w:sz w:val="17"/>
+                <w:szCs w:val="17"/>
+              </w:rPr>
+              <w:t xml:space="preserve">ผ่าน</w:t>
+            </w:r>
+          </w:p>
+        </w:tc>
+      </w:tr>
+      <w:tr>
+        <w:tc>
+          <w:tcPr>
+            <w:tcMar>
+              <w:top w:type="dxa" w:w="30"/>
+              <w:left w:type="dxa" w:w="70"/>
+              <w:bottom w:type="dxa" w:w="30"/>
+              <w:right w:type="dxa" w:w="70"/>
+            </w:tcMar>
+          </w:tcPr>
+          <w:p>
+            <w:pPr>
+              <w:spacing w:after="20" w:line="240"/>
+            </w:pPr>
+            <w:r>
+              <w:rPr>
+                <w:rFonts w:ascii="Tahoma" w:cs="Tahoma" w:eastAsia="Tahoma" w:hAnsi="Tahoma"/>
+                <w:sz w:val="17"/>
+                <w:szCs w:val="17"/>
+              </w:rPr>
+              <w:t xml:space="preserve">แก้ฟิลด์อื่น (target_passengers)</w:t>
+            </w:r>
+          </w:p>
+        </w:tc>
+        <w:tc>
+          <w:tcPr>
+            <w:tcMar>
+              <w:top w:type="dxa" w:w="30"/>
+              <w:left w:type="dxa" w:w="70"/>
+              <w:bottom w:type="dxa" w:w="30"/>
+              <w:right w:type="dxa" w:w="70"/>
+            </w:tcMar>
+          </w:tcPr>
+          <w:p>
+            <w:pPr>
+              <w:spacing w:after="20" w:line="240"/>
+            </w:pPr>
+            <w:r>
+              <w:rPr>
+                <w:rFonts w:ascii="Tahoma" w:cs="Tahoma" w:eastAsia="Tahoma" w:hAnsi="Tahoma"/>
+                <w:sz w:val="17"/>
+                <w:szCs w:val="17"/>
+              </w:rPr>
+              <w:t xml:space="preserve">ค่าเวลาเดิมไม่ถูกเขียนทับ</w:t>
+            </w:r>
+          </w:p>
+        </w:tc>
+        <w:tc>
+          <w:tcPr>
+            <w:tcMar>
+              <w:top w:type="dxa" w:w="30"/>
+              <w:left w:type="dxa" w:w="70"/>
+              <w:bottom w:type="dxa" w:w="30"/>
+              <w:right w:type="dxa" w:w="70"/>
+            </w:tcMar>
+          </w:tcPr>
+          <w:p>
+            <w:pPr>
+              <w:spacing w:after="20" w:line="240"/>
+            </w:pPr>
+            <w:r>
+              <w:rPr>
+                <w:rFonts w:ascii="Tahoma" w:cs="Tahoma" w:eastAsia="Tahoma" w:hAnsi="Tahoma"/>
+                <w:b/>
+                <w:bCs/>
+                <w:color w:val="166534"/>
+                <w:sz w:val="17"/>
+                <w:szCs w:val="17"/>
+              </w:rPr>
+              <w:t xml:space="preserve">ผ่าน</w:t>
+            </w:r>
+          </w:p>
+        </w:tc>
+      </w:tr>
+      <w:tr>
+        <w:tc>
+          <w:tcPr>
+            <w:tcMar>
+              <w:top w:type="dxa" w:w="30"/>
+              <w:left w:type="dxa" w:w="70"/>
+              <w:bottom w:type="dxa" w:w="30"/>
+              <w:right w:type="dxa" w:w="70"/>
+            </w:tcMar>
+          </w:tcPr>
+          <w:p>
+            <w:pPr>
+              <w:spacing w:after="20" w:line="240"/>
+            </w:pPr>
+            <w:r>
+              <w:rPr>
+                <w:rFonts w:ascii="Tahoma" w:cs="Tahoma" w:eastAsia="Tahoma" w:hAnsi="Tahoma"/>
+                <w:sz w:val="17"/>
+                <w:szCs w:val="17"/>
+              </w:rPr>
+              <w:t xml:space="preserve">ตั้ง accepted โดยไม่มีคนขับ</w:t>
+            </w:r>
+          </w:p>
+        </w:tc>
+        <w:tc>
+          <w:tcPr>
+            <w:tcMar>
+              <w:top w:type="dxa" w:w="30"/>
+              <w:left w:type="dxa" w:w="70"/>
+              <w:bottom w:type="dxa" w:w="30"/>
+              <w:right w:type="dxa" w:w="70"/>
+            </w:tcMar>
+          </w:tcPr>
+          <w:p>
+            <w:pPr>
+              <w:spacing w:after="20" w:line="240"/>
+            </w:pPr>
+            <w:r>
+              <w:rPr>
+                <w:rFonts w:ascii="Tahoma" w:cs="Tahoma" w:eastAsia="Tahoma" w:hAnsi="Tahoma"/>
+                <w:sz w:val="17"/>
+                <w:szCs w:val="17"/>
+              </w:rPr>
+              <w:t xml:space="preserve">ถูกบล็อกด้วย ERROR</w:t>
+            </w:r>
+          </w:p>
+        </w:tc>
+        <w:tc>
+          <w:tcPr>
+            <w:tcMar>
+              <w:top w:type="dxa" w:w="30"/>
+              <w:left w:type="dxa" w:w="70"/>
+              <w:bottom w:type="dxa" w:w="30"/>
+              <w:right w:type="dxa" w:w="70"/>
+            </w:tcMar>
+          </w:tcPr>
+          <w:p>
+            <w:pPr>
+              <w:spacing w:after="20" w:line="240"/>
+            </w:pPr>
+            <w:r>
+              <w:rPr>
+                <w:rFonts w:ascii="Tahoma" w:cs="Tahoma" w:eastAsia="Tahoma" w:hAnsi="Tahoma"/>
+                <w:b/>
+                <w:bCs/>
+                <w:color w:val="166534"/>
+                <w:sz w:val="17"/>
+                <w:szCs w:val="17"/>
+              </w:rPr>
+              <w:t xml:space="preserve">ผ่าน</w:t>
+            </w:r>
+          </w:p>
+        </w:tc>
+      </w:tr>
+      <w:tr>
+        <w:tc>
+          <w:tcPr>
+            <w:tcMar>
+              <w:top w:type="dxa" w:w="30"/>
+              <w:left w:type="dxa" w:w="70"/>
+              <w:bottom w:type="dxa" w:w="30"/>
+              <w:right w:type="dxa" w:w="70"/>
+            </w:tcMar>
+          </w:tcPr>
+          <w:p>
+            <w:pPr>
+              <w:spacing w:after="20" w:line="240"/>
+            </w:pPr>
+            <w:r>
+              <w:rPr>
+                <w:rFonts w:ascii="Tahoma" w:cs="Tahoma" w:eastAsia="Tahoma" w:hAnsi="Tahoma"/>
+                <w:sz w:val="17"/>
+                <w:szCs w:val="17"/>
+              </w:rPr>
+              <w:t xml:space="preserve">แก้พิกัดคนขับ</w:t>
+            </w:r>
+          </w:p>
+        </w:tc>
+        <w:tc>
+          <w:tcPr>
+            <w:tcMar>
+              <w:top w:type="dxa" w:w="30"/>
+              <w:left w:type="dxa" w:w="70"/>
+              <w:bottom w:type="dxa" w:w="30"/>
+              <w:right w:type="dxa" w:w="70"/>
+            </w:tcMar>
+          </w:tcPr>
+          <w:p>
+            <w:pPr>
+              <w:spacing w:after="20" w:line="240"/>
+            </w:pPr>
+            <w:r>
+              <w:rPr>
+                <w:rFonts w:ascii="Tahoma" w:cs="Tahoma" w:eastAsia="Tahoma" w:hAnsi="Tahoma"/>
+                <w:sz w:val="17"/>
+                <w:szCs w:val="17"/>
+              </w:rPr>
+              <w:t xml:space="preserve">updated_at อัปเดตเอง</w:t>
+            </w:r>
+          </w:p>
+        </w:tc>
+        <w:tc>
+          <w:tcPr>
+            <w:tcMar>
+              <w:top w:type="dxa" w:w="30"/>
+              <w:left w:type="dxa" w:w="70"/>
+              <w:bottom w:type="dxa" w:w="30"/>
+              <w:right w:type="dxa" w:w="70"/>
+            </w:tcMar>
+          </w:tcPr>
+          <w:p>
+            <w:pPr>
+              <w:spacing w:after="20" w:line="240"/>
+            </w:pPr>
+            <w:r>
+              <w:rPr>
+                <w:rFonts w:ascii="Tahoma" w:cs="Tahoma" w:eastAsia="Tahoma" w:hAnsi="Tahoma"/>
+                <w:b/>
+                <w:bCs/>
+                <w:color w:val="166534"/>
+                <w:sz w:val="17"/>
+                <w:szCs w:val="17"/>
+              </w:rPr>
+              <w:t xml:space="preserve">ผ่าน</w:t>
+            </w:r>
+          </w:p>
+        </w:tc>
+      </w:tr>
+    </w:tbl>
+    <w:p>
+      <w:pPr>
+        <w:spacing w:after="90" w:before="200"/>
+      </w:pPr>
+      <w:r>
+        <w:rPr>
+          <w:rFonts w:ascii="Tahoma" w:cs="Tahoma" w:eastAsia="Tahoma" w:hAnsi="Tahoma"/>
+          <w:b/>
+          <w:bCs/>
+          <w:color w:val="5B21B6"/>
+          <w:sz w:val="23"/>
+          <w:szCs w:val="23"/>
+        </w:rPr>
+        <w:t xml:space="preserve">6.2 SQL Function</w:t>
       </w:r>
     </w:p>
     <w:p>
@@ -4631,7 +4660,7 @@
       <w:r>
         <w:drawing>
           <wp:inline distT="0" distB="0" distL="0" distR="0">
-            <wp:extent cx="6305550" cy="5600700"/>
+            <wp:extent cx="6305550" cy="5534025"/>
             <wp:effectExtent t="0" r="0" b="0" l="0"/>
             <wp:docPr id="6" name="" descr="" title=""/>
             <wp:cNvGraphicFramePr>
@@ -4656,7 +4685,7 @@
                   <pic:spPr bwMode="auto">
                     <a:xfrm>
                       <a:off x="0" y="0"/>
-                      <a:ext cx="6305550" cy="5600700"/>
+                      <a:ext cx="6305550" cy="5534025"/>
                     </a:xfrm>
                     <a:prstGeom prst="rect">
                       <a:avLst/>
@@ -4683,423 +4712,7 @@
           <w:sz w:val="17"/>
           <w:szCs w:val="17"/>
         </w:rPr>
-        <w:t xml:space="preserve">ภาพที่ 6 — ผลของ find_candidate_groups() เรียงตามคะแนน และกรองกลุ่มที่ไกลเกินระยะ</w:t>
-      </w:r>
-    </w:p>
-    <w:tbl>
-      <w:tblPr>
-        <w:tblW w:type="pct" w:w="5000"/>
-        <w:tblBorders>
-          <w:top w:val="single" w:color="auto" w:sz="4"/>
-          <w:left w:val="single" w:color="auto" w:sz="4"/>
-          <w:bottom w:val="single" w:color="auto" w:sz="4"/>
-          <w:right w:val="single" w:color="auto" w:sz="4"/>
-          <w:insideH w:val="single" w:color="auto" w:sz="4"/>
-          <w:insideV w:val="single" w:color="auto" w:sz="4"/>
-        </w:tblBorders>
-      </w:tblPr>
-      <w:tblGrid>
-        <w:gridCol w:w="3302"/>
-        <w:gridCol w:w="3302"/>
-        <w:gridCol w:w="3302"/>
-      </w:tblGrid>
-      <w:tr>
-        <w:trPr>
-          <w:tblHeader/>
-        </w:trPr>
-        <w:tc>
-          <w:tcPr>
-            <w:shd w:fill="EEF2F7" w:color="EEF2F7" w:val="solid"/>
-            <w:tcMar>
-              <w:top w:type="dxa" w:w="30"/>
-              <w:left w:type="dxa" w:w="70"/>
-              <w:bottom w:type="dxa" w:w="30"/>
-              <w:right w:type="dxa" w:w="70"/>
-            </w:tcMar>
-          </w:tcPr>
-          <w:p>
-            <w:pPr>
-              <w:spacing w:after="20" w:line="240"/>
-            </w:pPr>
-            <w:r>
-              <w:rPr>
-                <w:rFonts w:ascii="Tahoma" w:cs="Tahoma" w:eastAsia="Tahoma" w:hAnsi="Tahoma"/>
-                <w:b/>
-                <w:bCs/>
-                <w:color w:val="334155"/>
-                <w:sz w:val="17"/>
-                <w:szCs w:val="17"/>
-              </w:rPr>
-              <w:t xml:space="preserve">กรณีทดสอบ</w:t>
-            </w:r>
-          </w:p>
-        </w:tc>
-        <w:tc>
-          <w:tcPr>
-            <w:shd w:fill="EEF2F7" w:color="EEF2F7" w:val="solid"/>
-            <w:tcMar>
-              <w:top w:type="dxa" w:w="30"/>
-              <w:left w:type="dxa" w:w="70"/>
-              <w:bottom w:type="dxa" w:w="30"/>
-              <w:right w:type="dxa" w:w="70"/>
-            </w:tcMar>
-          </w:tcPr>
-          <w:p>
-            <w:pPr>
-              <w:spacing w:after="20" w:line="240"/>
-            </w:pPr>
-            <w:r>
-              <w:rPr>
-                <w:rFonts w:ascii="Tahoma" w:cs="Tahoma" w:eastAsia="Tahoma" w:hAnsi="Tahoma"/>
-                <w:b/>
-                <w:bCs/>
-                <w:color w:val="334155"/>
-                <w:sz w:val="17"/>
-                <w:szCs w:val="17"/>
-              </w:rPr>
-              <w:t xml:space="preserve">ผลลัพธ์ที่ได้</w:t>
-            </w:r>
-          </w:p>
-        </w:tc>
-        <w:tc>
-          <w:tcPr>
-            <w:shd w:fill="EEF2F7" w:color="EEF2F7" w:val="solid"/>
-            <w:tcMar>
-              <w:top w:type="dxa" w:w="30"/>
-              <w:left w:type="dxa" w:w="70"/>
-              <w:bottom w:type="dxa" w:w="30"/>
-              <w:right w:type="dxa" w:w="70"/>
-            </w:tcMar>
-          </w:tcPr>
-          <w:p>
-            <w:pPr>
-              <w:spacing w:after="20" w:line="240"/>
-            </w:pPr>
-            <w:r>
-              <w:rPr>
-                <w:rFonts w:ascii="Tahoma" w:cs="Tahoma" w:eastAsia="Tahoma" w:hAnsi="Tahoma"/>
-                <w:b/>
-                <w:bCs/>
-                <w:color w:val="334155"/>
-                <w:sz w:val="17"/>
-                <w:szCs w:val="17"/>
-              </w:rPr>
-              <w:t xml:space="preserve">ผล</w:t>
-            </w:r>
-          </w:p>
-        </w:tc>
-      </w:tr>
-      <w:tr>
-        <w:tc>
-          <w:tcPr>
-            <w:tcMar>
-              <w:top w:type="dxa" w:w="30"/>
-              <w:left w:type="dxa" w:w="70"/>
-              <w:bottom w:type="dxa" w:w="30"/>
-              <w:right w:type="dxa" w:w="70"/>
-            </w:tcMar>
-          </w:tcPr>
-          <w:p>
-            <w:pPr>
-              <w:spacing w:after="20" w:line="240"/>
-            </w:pPr>
-            <w:r>
-              <w:rPr>
-                <w:rFonts w:ascii="Tahoma" w:cs="Tahoma" w:eastAsia="Tahoma" w:hAnsi="Tahoma"/>
-                <w:sz w:val="17"/>
-                <w:szCs w:val="17"/>
-              </w:rPr>
-              <w:t xml:space="preserve">haversine_km() กับพิกัดที่ทราบค่า</w:t>
-            </w:r>
-          </w:p>
-        </w:tc>
-        <w:tc>
-          <w:tcPr>
-            <w:tcMar>
-              <w:top w:type="dxa" w:w="30"/>
-              <w:left w:type="dxa" w:w="70"/>
-              <w:bottom w:type="dxa" w:w="30"/>
-              <w:right w:type="dxa" w:w="70"/>
-            </w:tcMar>
-          </w:tcPr>
-          <w:p>
-            <w:pPr>
-              <w:spacing w:after="20" w:line="240"/>
-            </w:pPr>
-            <w:r>
-              <w:rPr>
-                <w:rFonts w:ascii="Tahoma" w:cs="Tahoma" w:eastAsia="Tahoma" w:hAnsi="Tahoma"/>
-                <w:sz w:val="17"/>
-                <w:szCs w:val="17"/>
-              </w:rPr>
-              <w:t xml:space="preserve">ได้ 0.107 / 0.383 / 4.965 km ตรงตามพิกัด</w:t>
-            </w:r>
-          </w:p>
-        </w:tc>
-        <w:tc>
-          <w:tcPr>
-            <w:tcMar>
-              <w:top w:type="dxa" w:w="30"/>
-              <w:left w:type="dxa" w:w="70"/>
-              <w:bottom w:type="dxa" w:w="30"/>
-              <w:right w:type="dxa" w:w="70"/>
-            </w:tcMar>
-          </w:tcPr>
-          <w:p>
-            <w:pPr>
-              <w:spacing w:after="20" w:line="240"/>
-            </w:pPr>
-            <w:r>
-              <w:rPr>
-                <w:rFonts w:ascii="Tahoma" w:cs="Tahoma" w:eastAsia="Tahoma" w:hAnsi="Tahoma"/>
-                <w:b/>
-                <w:bCs/>
-                <w:color w:val="166534"/>
-                <w:sz w:val="17"/>
-                <w:szCs w:val="17"/>
-              </w:rPr>
-              <w:t xml:space="preserve">ผ่าน</w:t>
-            </w:r>
-          </w:p>
-        </w:tc>
-      </w:tr>
-      <w:tr>
-        <w:tc>
-          <w:tcPr>
-            <w:tcMar>
-              <w:top w:type="dxa" w:w="30"/>
-              <w:left w:type="dxa" w:w="70"/>
-              <w:bottom w:type="dxa" w:w="30"/>
-              <w:right w:type="dxa" w:w="70"/>
-            </w:tcMar>
-          </w:tcPr>
-          <w:p>
-            <w:pPr>
-              <w:spacing w:after="20" w:line="240"/>
-            </w:pPr>
-            <w:r>
-              <w:rPr>
-                <w:rFonts w:ascii="Tahoma" w:cs="Tahoma" w:eastAsia="Tahoma" w:hAnsi="Tahoma"/>
-                <w:sz w:val="17"/>
-                <w:szCs w:val="17"/>
-              </w:rPr>
-              <w:t xml:space="preserve">group_passenger_total()</w:t>
-            </w:r>
-          </w:p>
-        </w:tc>
-        <w:tc>
-          <w:tcPr>
-            <w:tcMar>
-              <w:top w:type="dxa" w:w="30"/>
-              <w:left w:type="dxa" w:w="70"/>
-              <w:bottom w:type="dxa" w:w="30"/>
-              <w:right w:type="dxa" w:w="70"/>
-            </w:tcMar>
-          </w:tcPr>
-          <w:p>
-            <w:pPr>
-              <w:spacing w:after="20" w:line="240"/>
-            </w:pPr>
-            <w:r>
-              <w:rPr>
-                <w:rFonts w:ascii="Tahoma" w:cs="Tahoma" w:eastAsia="Tahoma" w:hAnsi="Tahoma"/>
-                <w:sz w:val="17"/>
-                <w:szCs w:val="17"/>
-              </w:rPr>
-              <w:t xml:space="preserve">กลุ่ม A = 3 (party_size), กลุ่มว่าง = 0</w:t>
-            </w:r>
-          </w:p>
-        </w:tc>
-        <w:tc>
-          <w:tcPr>
-            <w:tcMar>
-              <w:top w:type="dxa" w:w="30"/>
-              <w:left w:type="dxa" w:w="70"/>
-              <w:bottom w:type="dxa" w:w="30"/>
-              <w:right w:type="dxa" w:w="70"/>
-            </w:tcMar>
-          </w:tcPr>
-          <w:p>
-            <w:pPr>
-              <w:spacing w:after="20" w:line="240"/>
-            </w:pPr>
-            <w:r>
-              <w:rPr>
-                <w:rFonts w:ascii="Tahoma" w:cs="Tahoma" w:eastAsia="Tahoma" w:hAnsi="Tahoma"/>
-                <w:b/>
-                <w:bCs/>
-                <w:color w:val="166534"/>
-                <w:sz w:val="17"/>
-                <w:szCs w:val="17"/>
-              </w:rPr>
-              <w:t xml:space="preserve">ผ่าน</w:t>
-            </w:r>
-          </w:p>
-        </w:tc>
-      </w:tr>
-      <w:tr>
-        <w:tc>
-          <w:tcPr>
-            <w:tcMar>
-              <w:top w:type="dxa" w:w="30"/>
-              <w:left w:type="dxa" w:w="70"/>
-              <w:bottom w:type="dxa" w:w="30"/>
-              <w:right w:type="dxa" w:w="70"/>
-            </w:tcMar>
-          </w:tcPr>
-          <w:p>
-            <w:pPr>
-              <w:spacing w:after="20" w:line="240"/>
-            </w:pPr>
-            <w:r>
-              <w:rPr>
-                <w:rFonts w:ascii="Tahoma" w:cs="Tahoma" w:eastAsia="Tahoma" w:hAnsi="Tahoma"/>
-                <w:sz w:val="17"/>
-                <w:szCs w:val="17"/>
-              </w:rPr>
-              <w:t xml:space="preserve">find_candidate_groups() ระยะ 4 km</w:t>
-            </w:r>
-          </w:p>
-        </w:tc>
-        <w:tc>
-          <w:tcPr>
-            <w:tcMar>
-              <w:top w:type="dxa" w:w="30"/>
-              <w:left w:type="dxa" w:w="70"/>
-              <w:bottom w:type="dxa" w:w="30"/>
-              <w:right w:type="dxa" w:w="70"/>
-            </w:tcMar>
-          </w:tcPr>
-          <w:p>
-            <w:pPr>
-              <w:spacing w:after="20" w:line="240"/>
-            </w:pPr>
-            <w:r>
-              <w:rPr>
-                <w:rFonts w:ascii="Tahoma" w:cs="Tahoma" w:eastAsia="Tahoma" w:hAnsi="Tahoma"/>
-                <w:sz w:val="17"/>
-                <w:szCs w:val="17"/>
-              </w:rPr>
-              <w:t xml:space="preserve">คืนเฉพาะกลุ่มที่ใกล้ พร้อมคะแนน เรียงถูกต้อง</w:t>
-            </w:r>
-          </w:p>
-        </w:tc>
-        <w:tc>
-          <w:tcPr>
-            <w:tcMar>
-              <w:top w:type="dxa" w:w="30"/>
-              <w:left w:type="dxa" w:w="70"/>
-              <w:bottom w:type="dxa" w:w="30"/>
-              <w:right w:type="dxa" w:w="70"/>
-            </w:tcMar>
-          </w:tcPr>
-          <w:p>
-            <w:pPr>
-              <w:spacing w:after="20" w:line="240"/>
-            </w:pPr>
-            <w:r>
-              <w:rPr>
-                <w:rFonts w:ascii="Tahoma" w:cs="Tahoma" w:eastAsia="Tahoma" w:hAnsi="Tahoma"/>
-                <w:b/>
-                <w:bCs/>
-                <w:color w:val="166534"/>
-                <w:sz w:val="17"/>
-                <w:szCs w:val="17"/>
-              </w:rPr>
-              <w:t xml:space="preserve">ผ่าน</w:t>
-            </w:r>
-          </w:p>
-        </w:tc>
-      </w:tr>
-      <w:tr>
-        <w:tc>
-          <w:tcPr>
-            <w:tcMar>
-              <w:top w:type="dxa" w:w="30"/>
-              <w:left w:type="dxa" w:w="70"/>
-              <w:bottom w:type="dxa" w:w="30"/>
-              <w:right w:type="dxa" w:w="70"/>
-            </w:tcMar>
-          </w:tcPr>
-          <w:p>
-            <w:pPr>
-              <w:spacing w:after="20" w:line="240"/>
-            </w:pPr>
-            <w:r>
-              <w:rPr>
-                <w:rFonts w:ascii="Tahoma" w:cs="Tahoma" w:eastAsia="Tahoma" w:hAnsi="Tahoma"/>
-                <w:sz w:val="17"/>
-                <w:szCs w:val="17"/>
-              </w:rPr>
-              <w:t xml:space="preserve">ปรับรัศมีเป็น 0.3 km</w:t>
-            </w:r>
-          </w:p>
-        </w:tc>
-        <w:tc>
-          <w:tcPr>
-            <w:tcMar>
-              <w:top w:type="dxa" w:w="30"/>
-              <w:left w:type="dxa" w:w="70"/>
-              <w:bottom w:type="dxa" w:w="30"/>
-              <w:right w:type="dxa" w:w="70"/>
-            </w:tcMar>
-          </w:tcPr>
-          <w:p>
-            <w:pPr>
-              <w:spacing w:after="20" w:line="240"/>
-            </w:pPr>
-            <w:r>
-              <w:rPr>
-                <w:rFonts w:ascii="Tahoma" w:cs="Tahoma" w:eastAsia="Tahoma" w:hAnsi="Tahoma"/>
-                <w:sz w:val="17"/>
-                <w:szCs w:val="17"/>
-              </w:rPr>
-              <w:t xml:space="preserve">เหลือเฉพาะกลุ่มที่ใกล้ที่สุด (รับ parameter ได้จริง)</w:t>
-            </w:r>
-          </w:p>
-        </w:tc>
-        <w:tc>
-          <w:tcPr>
-            <w:tcMar>
-              <w:top w:type="dxa" w:w="30"/>
-              <w:left w:type="dxa" w:w="70"/>
-              <w:bottom w:type="dxa" w:w="30"/>
-              <w:right w:type="dxa" w:w="70"/>
-            </w:tcMar>
-          </w:tcPr>
-          <w:p>
-            <w:pPr>
-              <w:spacing w:after="20" w:line="240"/>
-            </w:pPr>
-            <w:r>
-              <w:rPr>
-                <w:rFonts w:ascii="Tahoma" w:cs="Tahoma" w:eastAsia="Tahoma" w:hAnsi="Tahoma"/>
-                <w:b/>
-                <w:bCs/>
-                <w:color w:val="166534"/>
-                <w:sz w:val="17"/>
-                <w:szCs w:val="17"/>
-              </w:rPr>
-              <w:t xml:space="preserve">ผ่าน</w:t>
-            </w:r>
-          </w:p>
-        </w:tc>
-      </w:tr>
-    </w:tbl>
-    <w:p>
-      <w:pPr>
-        <w:spacing w:after="90" w:before="200"/>
-      </w:pPr>
-      <w:r>
-        <w:rPr>
-          <w:rFonts w:ascii="Tahoma" w:cs="Tahoma" w:eastAsia="Tahoma" w:hAnsi="Tahoma"/>
-          <w:b/>
-          <w:bCs/>
-          <w:color w:val="5B21B6"/>
-          <w:sz w:val="23"/>
-          <w:szCs w:val="23"/>
-        </w:rPr>
-        <w:t xml:space="preserve">6.3 Stored Procedure</w:t>
+        <w:t xml:space="preserve">ภาพที่ 6 — ผลของ haversine_km() และ group_passenger_total()</w:t>
       </w:r>
     </w:p>
     <w:p>
@@ -5110,7 +4723,7 @@
       <w:r>
         <w:drawing>
           <wp:inline distT="0" distB="0" distL="0" distR="0">
-            <wp:extent cx="6305550" cy="5886450"/>
+            <wp:extent cx="6305550" cy="5600700"/>
             <wp:effectExtent t="0" r="0" b="0" l="0"/>
             <wp:docPr id="7" name="" descr="" title=""/>
             <wp:cNvGraphicFramePr>
@@ -5135,7 +4748,7 @@
                   <pic:spPr bwMode="auto">
                     <a:xfrm>
                       <a:off x="0" y="0"/>
-                      <a:ext cx="6305550" cy="5886450"/>
+                      <a:ext cx="6305550" cy="5600700"/>
                     </a:xfrm>
                     <a:prstGeom prst="rect">
                       <a:avLst/>
@@ -5162,7 +4775,423 @@
           <w:sz w:val="17"/>
           <w:szCs w:val="17"/>
         </w:rPr>
-        <w:t xml:space="preserve">ภาพที่ 7 — CALL sp_accept_ride_group() แล้วข้อมูลถูกต้อง</w:t>
+        <w:t xml:space="preserve">ภาพที่ 7 — ผลของ find_candidate_groups() เรียงตามคะแนน และกรองกลุ่มที่ไกลเกินระยะ</w:t>
+      </w:r>
+    </w:p>
+    <w:tbl>
+      <w:tblPr>
+        <w:tblW w:type="pct" w:w="5000"/>
+        <w:tblBorders>
+          <w:top w:val="single" w:color="auto" w:sz="4"/>
+          <w:left w:val="single" w:color="auto" w:sz="4"/>
+          <w:bottom w:val="single" w:color="auto" w:sz="4"/>
+          <w:right w:val="single" w:color="auto" w:sz="4"/>
+          <w:insideH w:val="single" w:color="auto" w:sz="4"/>
+          <w:insideV w:val="single" w:color="auto" w:sz="4"/>
+        </w:tblBorders>
+      </w:tblPr>
+      <w:tblGrid>
+        <w:gridCol w:w="3302"/>
+        <w:gridCol w:w="3302"/>
+        <w:gridCol w:w="3302"/>
+      </w:tblGrid>
+      <w:tr>
+        <w:trPr>
+          <w:tblHeader/>
+        </w:trPr>
+        <w:tc>
+          <w:tcPr>
+            <w:shd w:fill="EEF2F7" w:color="EEF2F7" w:val="solid"/>
+            <w:tcMar>
+              <w:top w:type="dxa" w:w="30"/>
+              <w:left w:type="dxa" w:w="70"/>
+              <w:bottom w:type="dxa" w:w="30"/>
+              <w:right w:type="dxa" w:w="70"/>
+            </w:tcMar>
+          </w:tcPr>
+          <w:p>
+            <w:pPr>
+              <w:spacing w:after="20" w:line="240"/>
+            </w:pPr>
+            <w:r>
+              <w:rPr>
+                <w:rFonts w:ascii="Tahoma" w:cs="Tahoma" w:eastAsia="Tahoma" w:hAnsi="Tahoma"/>
+                <w:b/>
+                <w:bCs/>
+                <w:color w:val="334155"/>
+                <w:sz w:val="17"/>
+                <w:szCs w:val="17"/>
+              </w:rPr>
+              <w:t xml:space="preserve">กรณีทดสอบ</w:t>
+            </w:r>
+          </w:p>
+        </w:tc>
+        <w:tc>
+          <w:tcPr>
+            <w:shd w:fill="EEF2F7" w:color="EEF2F7" w:val="solid"/>
+            <w:tcMar>
+              <w:top w:type="dxa" w:w="30"/>
+              <w:left w:type="dxa" w:w="70"/>
+              <w:bottom w:type="dxa" w:w="30"/>
+              <w:right w:type="dxa" w:w="70"/>
+            </w:tcMar>
+          </w:tcPr>
+          <w:p>
+            <w:pPr>
+              <w:spacing w:after="20" w:line="240"/>
+            </w:pPr>
+            <w:r>
+              <w:rPr>
+                <w:rFonts w:ascii="Tahoma" w:cs="Tahoma" w:eastAsia="Tahoma" w:hAnsi="Tahoma"/>
+                <w:b/>
+                <w:bCs/>
+                <w:color w:val="334155"/>
+                <w:sz w:val="17"/>
+                <w:szCs w:val="17"/>
+              </w:rPr>
+              <w:t xml:space="preserve">ผลลัพธ์ที่ได้</w:t>
+            </w:r>
+          </w:p>
+        </w:tc>
+        <w:tc>
+          <w:tcPr>
+            <w:shd w:fill="EEF2F7" w:color="EEF2F7" w:val="solid"/>
+            <w:tcMar>
+              <w:top w:type="dxa" w:w="30"/>
+              <w:left w:type="dxa" w:w="70"/>
+              <w:bottom w:type="dxa" w:w="30"/>
+              <w:right w:type="dxa" w:w="70"/>
+            </w:tcMar>
+          </w:tcPr>
+          <w:p>
+            <w:pPr>
+              <w:spacing w:after="20" w:line="240"/>
+            </w:pPr>
+            <w:r>
+              <w:rPr>
+                <w:rFonts w:ascii="Tahoma" w:cs="Tahoma" w:eastAsia="Tahoma" w:hAnsi="Tahoma"/>
+                <w:b/>
+                <w:bCs/>
+                <w:color w:val="334155"/>
+                <w:sz w:val="17"/>
+                <w:szCs w:val="17"/>
+              </w:rPr>
+              <w:t xml:space="preserve">ผล</w:t>
+            </w:r>
+          </w:p>
+        </w:tc>
+      </w:tr>
+      <w:tr>
+        <w:tc>
+          <w:tcPr>
+            <w:tcMar>
+              <w:top w:type="dxa" w:w="30"/>
+              <w:left w:type="dxa" w:w="70"/>
+              <w:bottom w:type="dxa" w:w="30"/>
+              <w:right w:type="dxa" w:w="70"/>
+            </w:tcMar>
+          </w:tcPr>
+          <w:p>
+            <w:pPr>
+              <w:spacing w:after="20" w:line="240"/>
+            </w:pPr>
+            <w:r>
+              <w:rPr>
+                <w:rFonts w:ascii="Tahoma" w:cs="Tahoma" w:eastAsia="Tahoma" w:hAnsi="Tahoma"/>
+                <w:sz w:val="17"/>
+                <w:szCs w:val="17"/>
+              </w:rPr>
+              <w:t xml:space="preserve">haversine_km() กับพิกัดที่ทราบค่า</w:t>
+            </w:r>
+          </w:p>
+        </w:tc>
+        <w:tc>
+          <w:tcPr>
+            <w:tcMar>
+              <w:top w:type="dxa" w:w="30"/>
+              <w:left w:type="dxa" w:w="70"/>
+              <w:bottom w:type="dxa" w:w="30"/>
+              <w:right w:type="dxa" w:w="70"/>
+            </w:tcMar>
+          </w:tcPr>
+          <w:p>
+            <w:pPr>
+              <w:spacing w:after="20" w:line="240"/>
+            </w:pPr>
+            <w:r>
+              <w:rPr>
+                <w:rFonts w:ascii="Tahoma" w:cs="Tahoma" w:eastAsia="Tahoma" w:hAnsi="Tahoma"/>
+                <w:sz w:val="17"/>
+                <w:szCs w:val="17"/>
+              </w:rPr>
+              <w:t xml:space="preserve">ได้ 0.107 / 0.383 / 4.965 km ตรงตามพิกัด</w:t>
+            </w:r>
+          </w:p>
+        </w:tc>
+        <w:tc>
+          <w:tcPr>
+            <w:tcMar>
+              <w:top w:type="dxa" w:w="30"/>
+              <w:left w:type="dxa" w:w="70"/>
+              <w:bottom w:type="dxa" w:w="30"/>
+              <w:right w:type="dxa" w:w="70"/>
+            </w:tcMar>
+          </w:tcPr>
+          <w:p>
+            <w:pPr>
+              <w:spacing w:after="20" w:line="240"/>
+            </w:pPr>
+            <w:r>
+              <w:rPr>
+                <w:rFonts w:ascii="Tahoma" w:cs="Tahoma" w:eastAsia="Tahoma" w:hAnsi="Tahoma"/>
+                <w:b/>
+                <w:bCs/>
+                <w:color w:val="166534"/>
+                <w:sz w:val="17"/>
+                <w:szCs w:val="17"/>
+              </w:rPr>
+              <w:t xml:space="preserve">ผ่าน</w:t>
+            </w:r>
+          </w:p>
+        </w:tc>
+      </w:tr>
+      <w:tr>
+        <w:tc>
+          <w:tcPr>
+            <w:tcMar>
+              <w:top w:type="dxa" w:w="30"/>
+              <w:left w:type="dxa" w:w="70"/>
+              <w:bottom w:type="dxa" w:w="30"/>
+              <w:right w:type="dxa" w:w="70"/>
+            </w:tcMar>
+          </w:tcPr>
+          <w:p>
+            <w:pPr>
+              <w:spacing w:after="20" w:line="240"/>
+            </w:pPr>
+            <w:r>
+              <w:rPr>
+                <w:rFonts w:ascii="Tahoma" w:cs="Tahoma" w:eastAsia="Tahoma" w:hAnsi="Tahoma"/>
+                <w:sz w:val="17"/>
+                <w:szCs w:val="17"/>
+              </w:rPr>
+              <w:t xml:space="preserve">group_passenger_total()</w:t>
+            </w:r>
+          </w:p>
+        </w:tc>
+        <w:tc>
+          <w:tcPr>
+            <w:tcMar>
+              <w:top w:type="dxa" w:w="30"/>
+              <w:left w:type="dxa" w:w="70"/>
+              <w:bottom w:type="dxa" w:w="30"/>
+              <w:right w:type="dxa" w:w="70"/>
+            </w:tcMar>
+          </w:tcPr>
+          <w:p>
+            <w:pPr>
+              <w:spacing w:after="20" w:line="240"/>
+            </w:pPr>
+            <w:r>
+              <w:rPr>
+                <w:rFonts w:ascii="Tahoma" w:cs="Tahoma" w:eastAsia="Tahoma" w:hAnsi="Tahoma"/>
+                <w:sz w:val="17"/>
+                <w:szCs w:val="17"/>
+              </w:rPr>
+              <w:t xml:space="preserve">กลุ่ม A = 3 (party_size), กลุ่มว่าง = 0</w:t>
+            </w:r>
+          </w:p>
+        </w:tc>
+        <w:tc>
+          <w:tcPr>
+            <w:tcMar>
+              <w:top w:type="dxa" w:w="30"/>
+              <w:left w:type="dxa" w:w="70"/>
+              <w:bottom w:type="dxa" w:w="30"/>
+              <w:right w:type="dxa" w:w="70"/>
+            </w:tcMar>
+          </w:tcPr>
+          <w:p>
+            <w:pPr>
+              <w:spacing w:after="20" w:line="240"/>
+            </w:pPr>
+            <w:r>
+              <w:rPr>
+                <w:rFonts w:ascii="Tahoma" w:cs="Tahoma" w:eastAsia="Tahoma" w:hAnsi="Tahoma"/>
+                <w:b/>
+                <w:bCs/>
+                <w:color w:val="166534"/>
+                <w:sz w:val="17"/>
+                <w:szCs w:val="17"/>
+              </w:rPr>
+              <w:t xml:space="preserve">ผ่าน</w:t>
+            </w:r>
+          </w:p>
+        </w:tc>
+      </w:tr>
+      <w:tr>
+        <w:tc>
+          <w:tcPr>
+            <w:tcMar>
+              <w:top w:type="dxa" w:w="30"/>
+              <w:left w:type="dxa" w:w="70"/>
+              <w:bottom w:type="dxa" w:w="30"/>
+              <w:right w:type="dxa" w:w="70"/>
+            </w:tcMar>
+          </w:tcPr>
+          <w:p>
+            <w:pPr>
+              <w:spacing w:after="20" w:line="240"/>
+            </w:pPr>
+            <w:r>
+              <w:rPr>
+                <w:rFonts w:ascii="Tahoma" w:cs="Tahoma" w:eastAsia="Tahoma" w:hAnsi="Tahoma"/>
+                <w:sz w:val="17"/>
+                <w:szCs w:val="17"/>
+              </w:rPr>
+              <w:t xml:space="preserve">find_candidate_groups() ระยะ 4 km</w:t>
+            </w:r>
+          </w:p>
+        </w:tc>
+        <w:tc>
+          <w:tcPr>
+            <w:tcMar>
+              <w:top w:type="dxa" w:w="30"/>
+              <w:left w:type="dxa" w:w="70"/>
+              <w:bottom w:type="dxa" w:w="30"/>
+              <w:right w:type="dxa" w:w="70"/>
+            </w:tcMar>
+          </w:tcPr>
+          <w:p>
+            <w:pPr>
+              <w:spacing w:after="20" w:line="240"/>
+            </w:pPr>
+            <w:r>
+              <w:rPr>
+                <w:rFonts w:ascii="Tahoma" w:cs="Tahoma" w:eastAsia="Tahoma" w:hAnsi="Tahoma"/>
+                <w:sz w:val="17"/>
+                <w:szCs w:val="17"/>
+              </w:rPr>
+              <w:t xml:space="preserve">คืนเฉพาะกลุ่มที่ใกล้ พร้อมคะแนน เรียงถูกต้อง</w:t>
+            </w:r>
+          </w:p>
+        </w:tc>
+        <w:tc>
+          <w:tcPr>
+            <w:tcMar>
+              <w:top w:type="dxa" w:w="30"/>
+              <w:left w:type="dxa" w:w="70"/>
+              <w:bottom w:type="dxa" w:w="30"/>
+              <w:right w:type="dxa" w:w="70"/>
+            </w:tcMar>
+          </w:tcPr>
+          <w:p>
+            <w:pPr>
+              <w:spacing w:after="20" w:line="240"/>
+            </w:pPr>
+            <w:r>
+              <w:rPr>
+                <w:rFonts w:ascii="Tahoma" w:cs="Tahoma" w:eastAsia="Tahoma" w:hAnsi="Tahoma"/>
+                <w:b/>
+                <w:bCs/>
+                <w:color w:val="166534"/>
+                <w:sz w:val="17"/>
+                <w:szCs w:val="17"/>
+              </w:rPr>
+              <w:t xml:space="preserve">ผ่าน</w:t>
+            </w:r>
+          </w:p>
+        </w:tc>
+      </w:tr>
+      <w:tr>
+        <w:tc>
+          <w:tcPr>
+            <w:tcMar>
+              <w:top w:type="dxa" w:w="30"/>
+              <w:left w:type="dxa" w:w="70"/>
+              <w:bottom w:type="dxa" w:w="30"/>
+              <w:right w:type="dxa" w:w="70"/>
+            </w:tcMar>
+          </w:tcPr>
+          <w:p>
+            <w:pPr>
+              <w:spacing w:after="20" w:line="240"/>
+            </w:pPr>
+            <w:r>
+              <w:rPr>
+                <w:rFonts w:ascii="Tahoma" w:cs="Tahoma" w:eastAsia="Tahoma" w:hAnsi="Tahoma"/>
+                <w:sz w:val="17"/>
+                <w:szCs w:val="17"/>
+              </w:rPr>
+              <w:t xml:space="preserve">ปรับรัศมีเป็น 0.3 km</w:t>
+            </w:r>
+          </w:p>
+        </w:tc>
+        <w:tc>
+          <w:tcPr>
+            <w:tcMar>
+              <w:top w:type="dxa" w:w="30"/>
+              <w:left w:type="dxa" w:w="70"/>
+              <w:bottom w:type="dxa" w:w="30"/>
+              <w:right w:type="dxa" w:w="70"/>
+            </w:tcMar>
+          </w:tcPr>
+          <w:p>
+            <w:pPr>
+              <w:spacing w:after="20" w:line="240"/>
+            </w:pPr>
+            <w:r>
+              <w:rPr>
+                <w:rFonts w:ascii="Tahoma" w:cs="Tahoma" w:eastAsia="Tahoma" w:hAnsi="Tahoma"/>
+                <w:sz w:val="17"/>
+                <w:szCs w:val="17"/>
+              </w:rPr>
+              <w:t xml:space="preserve">เหลือเฉพาะกลุ่มที่ใกล้ที่สุด (รับ parameter ได้จริง)</w:t>
+            </w:r>
+          </w:p>
+        </w:tc>
+        <w:tc>
+          <w:tcPr>
+            <w:tcMar>
+              <w:top w:type="dxa" w:w="30"/>
+              <w:left w:type="dxa" w:w="70"/>
+              <w:bottom w:type="dxa" w:w="30"/>
+              <w:right w:type="dxa" w:w="70"/>
+            </w:tcMar>
+          </w:tcPr>
+          <w:p>
+            <w:pPr>
+              <w:spacing w:after="20" w:line="240"/>
+            </w:pPr>
+            <w:r>
+              <w:rPr>
+                <w:rFonts w:ascii="Tahoma" w:cs="Tahoma" w:eastAsia="Tahoma" w:hAnsi="Tahoma"/>
+                <w:b/>
+                <w:bCs/>
+                <w:color w:val="166534"/>
+                <w:sz w:val="17"/>
+                <w:szCs w:val="17"/>
+              </w:rPr>
+              <w:t xml:space="preserve">ผ่าน</w:t>
+            </w:r>
+          </w:p>
+        </w:tc>
+      </w:tr>
+    </w:tbl>
+    <w:p>
+      <w:pPr>
+        <w:spacing w:after="90" w:before="200"/>
+      </w:pPr>
+      <w:r>
+        <w:rPr>
+          <w:rFonts w:ascii="Tahoma" w:cs="Tahoma" w:eastAsia="Tahoma" w:hAnsi="Tahoma"/>
+          <w:b/>
+          <w:bCs/>
+          <w:color w:val="5B21B6"/>
+          <w:sz w:val="23"/>
+          <w:szCs w:val="23"/>
+        </w:rPr>
+        <w:t xml:space="preserve">6.3 Stored Procedure</w:t>
       </w:r>
     </w:p>
     <w:p>
@@ -5173,7 +5202,7 @@
       <w:r>
         <w:drawing>
           <wp:inline distT="0" distB="0" distL="0" distR="0">
-            <wp:extent cx="6305550" cy="4295775"/>
+            <wp:extent cx="6305550" cy="5886450"/>
             <wp:effectExtent t="0" r="0" b="0" l="0"/>
             <wp:docPr id="8" name="" descr="" title=""/>
             <wp:cNvGraphicFramePr>
@@ -5198,7 +5227,7 @@
                   <pic:spPr bwMode="auto">
                     <a:xfrm>
                       <a:off x="0" y="0"/>
-                      <a:ext cx="6305550" cy="4295775"/>
+                      <a:ext cx="6305550" cy="5886450"/>
                     </a:xfrm>
                     <a:prstGeom prst="rect">
                       <a:avLst/>
@@ -5225,497 +5254,7 @@
           <w:sz w:val="17"/>
           <w:szCs w:val="17"/>
         </w:rPr>
-        <w:t xml:space="preserve">ภาพที่ 8 — event log บันทึกเหตุการณ์อัตโนมัติครบถ้วน</w:t>
-      </w:r>
-    </w:p>
-    <w:tbl>
-      <w:tblPr>
-        <w:tblW w:type="pct" w:w="5000"/>
-        <w:tblBorders>
-          <w:top w:val="single" w:color="auto" w:sz="4"/>
-          <w:left w:val="single" w:color="auto" w:sz="4"/>
-          <w:bottom w:val="single" w:color="auto" w:sz="4"/>
-          <w:right w:val="single" w:color="auto" w:sz="4"/>
-          <w:insideH w:val="single" w:color="auto" w:sz="4"/>
-          <w:insideV w:val="single" w:color="auto" w:sz="4"/>
-        </w:tblBorders>
-      </w:tblPr>
-      <w:tblGrid>
-        <w:gridCol w:w="3302"/>
-        <w:gridCol w:w="3302"/>
-        <w:gridCol w:w="3302"/>
-      </w:tblGrid>
-      <w:tr>
-        <w:trPr>
-          <w:tblHeader/>
-        </w:trPr>
-        <w:tc>
-          <w:tcPr>
-            <w:shd w:fill="EEF2F7" w:color="EEF2F7" w:val="solid"/>
-            <w:tcMar>
-              <w:top w:type="dxa" w:w="30"/>
-              <w:left w:type="dxa" w:w="70"/>
-              <w:bottom w:type="dxa" w:w="30"/>
-              <w:right w:type="dxa" w:w="70"/>
-            </w:tcMar>
-          </w:tcPr>
-          <w:p>
-            <w:pPr>
-              <w:spacing w:after="20" w:line="240"/>
-            </w:pPr>
-            <w:r>
-              <w:rPr>
-                <w:rFonts w:ascii="Tahoma" w:cs="Tahoma" w:eastAsia="Tahoma" w:hAnsi="Tahoma"/>
-                <w:b/>
-                <w:bCs/>
-                <w:color w:val="334155"/>
-                <w:sz w:val="17"/>
-                <w:szCs w:val="17"/>
-              </w:rPr>
-              <w:t xml:space="preserve">กรณีทดสอบ</w:t>
-            </w:r>
-          </w:p>
-        </w:tc>
-        <w:tc>
-          <w:tcPr>
-            <w:shd w:fill="EEF2F7" w:color="EEF2F7" w:val="solid"/>
-            <w:tcMar>
-              <w:top w:type="dxa" w:w="30"/>
-              <w:left w:type="dxa" w:w="70"/>
-              <w:bottom w:type="dxa" w:w="30"/>
-              <w:right w:type="dxa" w:w="70"/>
-            </w:tcMar>
-          </w:tcPr>
-          <w:p>
-            <w:pPr>
-              <w:spacing w:after="20" w:line="240"/>
-            </w:pPr>
-            <w:r>
-              <w:rPr>
-                <w:rFonts w:ascii="Tahoma" w:cs="Tahoma" w:eastAsia="Tahoma" w:hAnsi="Tahoma"/>
-                <w:b/>
-                <w:bCs/>
-                <w:color w:val="334155"/>
-                <w:sz w:val="17"/>
-                <w:szCs w:val="17"/>
-              </w:rPr>
-              <w:t xml:space="preserve">ผลลัพธ์ที่ได้</w:t>
-            </w:r>
-          </w:p>
-        </w:tc>
-        <w:tc>
-          <w:tcPr>
-            <w:shd w:fill="EEF2F7" w:color="EEF2F7" w:val="solid"/>
-            <w:tcMar>
-              <w:top w:type="dxa" w:w="30"/>
-              <w:left w:type="dxa" w:w="70"/>
-              <w:bottom w:type="dxa" w:w="30"/>
-              <w:right w:type="dxa" w:w="70"/>
-            </w:tcMar>
-          </w:tcPr>
-          <w:p>
-            <w:pPr>
-              <w:spacing w:after="20" w:line="240"/>
-            </w:pPr>
-            <w:r>
-              <w:rPr>
-                <w:rFonts w:ascii="Tahoma" w:cs="Tahoma" w:eastAsia="Tahoma" w:hAnsi="Tahoma"/>
-                <w:b/>
-                <w:bCs/>
-                <w:color w:val="334155"/>
-                <w:sz w:val="17"/>
-                <w:szCs w:val="17"/>
-              </w:rPr>
-              <w:t xml:space="preserve">ผล</w:t>
-            </w:r>
-          </w:p>
-        </w:tc>
-      </w:tr>
-      <w:tr>
-        <w:tc>
-          <w:tcPr>
-            <w:tcMar>
-              <w:top w:type="dxa" w:w="30"/>
-              <w:left w:type="dxa" w:w="70"/>
-              <w:bottom w:type="dxa" w:w="30"/>
-              <w:right w:type="dxa" w:w="70"/>
-            </w:tcMar>
-          </w:tcPr>
-          <w:p>
-            <w:pPr>
-              <w:spacing w:after="20" w:line="240"/>
-            </w:pPr>
-            <w:r>
-              <w:rPr>
-                <w:rFonts w:ascii="Tahoma" w:cs="Tahoma" w:eastAsia="Tahoma" w:hAnsi="Tahoma"/>
-                <w:sz w:val="17"/>
-                <w:szCs w:val="17"/>
-              </w:rPr>
-              <w:t xml:space="preserve">คนขับรับงาน (ปกติ)</w:t>
-            </w:r>
-          </w:p>
-        </w:tc>
-        <w:tc>
-          <w:tcPr>
-            <w:tcMar>
-              <w:top w:type="dxa" w:w="30"/>
-              <w:left w:type="dxa" w:w="70"/>
-              <w:bottom w:type="dxa" w:w="30"/>
-              <w:right w:type="dxa" w:w="70"/>
-            </w:tcMar>
-          </w:tcPr>
-          <w:p>
-            <w:pPr>
-              <w:spacing w:after="20" w:line="240"/>
-            </w:pPr>
-            <w:r>
-              <w:rPr>
-                <w:rFonts w:ascii="Tahoma" w:cs="Tahoma" w:eastAsia="Tahoma" w:hAnsi="Tahoma"/>
-                <w:sz w:val="17"/>
-                <w:szCs w:val="17"/>
-              </w:rPr>
-              <w:t xml:space="preserve">สถานะ = accepted, มีคนขับ, มี event accepted</w:t>
-            </w:r>
-          </w:p>
-        </w:tc>
-        <w:tc>
-          <w:tcPr>
-            <w:tcMar>
-              <w:top w:type="dxa" w:w="30"/>
-              <w:left w:type="dxa" w:w="70"/>
-              <w:bottom w:type="dxa" w:w="30"/>
-              <w:right w:type="dxa" w:w="70"/>
-            </w:tcMar>
-          </w:tcPr>
-          <w:p>
-            <w:pPr>
-              <w:spacing w:after="20" w:line="240"/>
-            </w:pPr>
-            <w:r>
-              <w:rPr>
-                <w:rFonts w:ascii="Tahoma" w:cs="Tahoma" w:eastAsia="Tahoma" w:hAnsi="Tahoma"/>
-                <w:b/>
-                <w:bCs/>
-                <w:color w:val="166534"/>
-                <w:sz w:val="17"/>
-                <w:szCs w:val="17"/>
-              </w:rPr>
-              <w:t xml:space="preserve">ผ่าน</w:t>
-            </w:r>
-          </w:p>
-        </w:tc>
-      </w:tr>
-      <w:tr>
-        <w:tc>
-          <w:tcPr>
-            <w:tcMar>
-              <w:top w:type="dxa" w:w="30"/>
-              <w:left w:type="dxa" w:w="70"/>
-              <w:bottom w:type="dxa" w:w="30"/>
-              <w:right w:type="dxa" w:w="70"/>
-            </w:tcMar>
-          </w:tcPr>
-          <w:p>
-            <w:pPr>
-              <w:spacing w:after="20" w:line="240"/>
-            </w:pPr>
-            <w:r>
-              <w:rPr>
-                <w:rFonts w:ascii="Tahoma" w:cs="Tahoma" w:eastAsia="Tahoma" w:hAnsi="Tahoma"/>
-                <w:sz w:val="17"/>
-                <w:szCs w:val="17"/>
-              </w:rPr>
-              <w:t xml:space="preserve">รับงานซ้ำ</w:t>
-            </w:r>
-          </w:p>
-        </w:tc>
-        <w:tc>
-          <w:tcPr>
-            <w:tcMar>
-              <w:top w:type="dxa" w:w="30"/>
-              <w:left w:type="dxa" w:w="70"/>
-              <w:bottom w:type="dxa" w:w="30"/>
-              <w:right w:type="dxa" w:w="70"/>
-            </w:tcMar>
-          </w:tcPr>
-          <w:p>
-            <w:pPr>
-              <w:spacing w:after="20" w:line="240"/>
-            </w:pPr>
-            <w:r>
-              <w:rPr>
-                <w:rFonts w:ascii="Tahoma" w:cs="Tahoma" w:eastAsia="Tahoma" w:hAnsi="Tahoma"/>
-                <w:sz w:val="17"/>
-                <w:szCs w:val="17"/>
-              </w:rPr>
-              <w:t xml:space="preserve">ถูกปฏิเสธ: กลุ่มสถานะ accepted รับงานไม่ได้</w:t>
-            </w:r>
-          </w:p>
-        </w:tc>
-        <w:tc>
-          <w:tcPr>
-            <w:tcMar>
-              <w:top w:type="dxa" w:w="30"/>
-              <w:left w:type="dxa" w:w="70"/>
-              <w:bottom w:type="dxa" w:w="30"/>
-              <w:right w:type="dxa" w:w="70"/>
-            </w:tcMar>
-          </w:tcPr>
-          <w:p>
-            <w:pPr>
-              <w:spacing w:after="20" w:line="240"/>
-            </w:pPr>
-            <w:r>
-              <w:rPr>
-                <w:rFonts w:ascii="Tahoma" w:cs="Tahoma" w:eastAsia="Tahoma" w:hAnsi="Tahoma"/>
-                <w:b/>
-                <w:bCs/>
-                <w:color w:val="166534"/>
-                <w:sz w:val="17"/>
-                <w:szCs w:val="17"/>
-              </w:rPr>
-              <w:t xml:space="preserve">ผ่าน</w:t>
-            </w:r>
-          </w:p>
-        </w:tc>
-      </w:tr>
-      <w:tr>
-        <w:tc>
-          <w:tcPr>
-            <w:tcMar>
-              <w:top w:type="dxa" w:w="30"/>
-              <w:left w:type="dxa" w:w="70"/>
-              <w:bottom w:type="dxa" w:w="30"/>
-              <w:right w:type="dxa" w:w="70"/>
-            </w:tcMar>
-          </w:tcPr>
-          <w:p>
-            <w:pPr>
-              <w:spacing w:after="20" w:line="240"/>
-            </w:pPr>
-            <w:r>
-              <w:rPr>
-                <w:rFonts w:ascii="Tahoma" w:cs="Tahoma" w:eastAsia="Tahoma" w:hAnsi="Tahoma"/>
-                <w:sz w:val="17"/>
-                <w:szCs w:val="17"/>
-              </w:rPr>
-              <w:t xml:space="preserve">ให้ผู้โดยสารรับงานแทนคนขับ</w:t>
-            </w:r>
-          </w:p>
-        </w:tc>
-        <w:tc>
-          <w:tcPr>
-            <w:tcMar>
-              <w:top w:type="dxa" w:w="30"/>
-              <w:left w:type="dxa" w:w="70"/>
-              <w:bottom w:type="dxa" w:w="30"/>
-              <w:right w:type="dxa" w:w="70"/>
-            </w:tcMar>
-          </w:tcPr>
-          <w:p>
-            <w:pPr>
-              <w:spacing w:after="20" w:line="240"/>
-            </w:pPr>
-            <w:r>
-              <w:rPr>
-                <w:rFonts w:ascii="Tahoma" w:cs="Tahoma" w:eastAsia="Tahoma" w:hAnsi="Tahoma"/>
-                <w:sz w:val="17"/>
-                <w:szCs w:val="17"/>
-              </w:rPr>
-              <w:t xml:space="preserve">ถูกปฏิเสธ: ผู้ใช้ไม่ใช่คนขับ</w:t>
-            </w:r>
-          </w:p>
-        </w:tc>
-        <w:tc>
-          <w:tcPr>
-            <w:tcMar>
-              <w:top w:type="dxa" w:w="30"/>
-              <w:left w:type="dxa" w:w="70"/>
-              <w:bottom w:type="dxa" w:w="30"/>
-              <w:right w:type="dxa" w:w="70"/>
-            </w:tcMar>
-          </w:tcPr>
-          <w:p>
-            <w:pPr>
-              <w:spacing w:after="20" w:line="240"/>
-            </w:pPr>
-            <w:r>
-              <w:rPr>
-                <w:rFonts w:ascii="Tahoma" w:cs="Tahoma" w:eastAsia="Tahoma" w:hAnsi="Tahoma"/>
-                <w:b/>
-                <w:bCs/>
-                <w:color w:val="166534"/>
-                <w:sz w:val="17"/>
-                <w:szCs w:val="17"/>
-              </w:rPr>
-              <w:t xml:space="preserve">ผ่าน</w:t>
-            </w:r>
-          </w:p>
-        </w:tc>
-      </w:tr>
-      <w:tr>
-        <w:tc>
-          <w:tcPr>
-            <w:tcMar>
-              <w:top w:type="dxa" w:w="30"/>
-              <w:left w:type="dxa" w:w="70"/>
-              <w:bottom w:type="dxa" w:w="30"/>
-              <w:right w:type="dxa" w:w="70"/>
-            </w:tcMar>
-          </w:tcPr>
-          <w:p>
-            <w:pPr>
-              <w:spacing w:after="20" w:line="240"/>
-            </w:pPr>
-            <w:r>
-              <w:rPr>
-                <w:rFonts w:ascii="Tahoma" w:cs="Tahoma" w:eastAsia="Tahoma" w:hAnsi="Tahoma"/>
-                <w:sz w:val="17"/>
-                <w:szCs w:val="17"/>
-              </w:rPr>
-              <w:t xml:space="preserve">ยกเลิกกลุ่ม</w:t>
-            </w:r>
-          </w:p>
-        </w:tc>
-        <w:tc>
-          <w:tcPr>
-            <w:tcMar>
-              <w:top w:type="dxa" w:w="30"/>
-              <w:left w:type="dxa" w:w="70"/>
-              <w:bottom w:type="dxa" w:w="30"/>
-              <w:right w:type="dxa" w:w="70"/>
-            </w:tcMar>
-          </w:tcPr>
-          <w:p>
-            <w:pPr>
-              <w:spacing w:after="20" w:line="240"/>
-            </w:pPr>
-            <w:r>
-              <w:rPr>
-                <w:rFonts w:ascii="Tahoma" w:cs="Tahoma" w:eastAsia="Tahoma" w:hAnsi="Tahoma"/>
-                <w:sz w:val="17"/>
-                <w:szCs w:val="17"/>
-              </w:rPr>
-              <w:t xml:space="preserve">สถานะ = cancelled, คืนคนขับ, มี event cancelled</w:t>
-            </w:r>
-          </w:p>
-        </w:tc>
-        <w:tc>
-          <w:tcPr>
-            <w:tcMar>
-              <w:top w:type="dxa" w:w="30"/>
-              <w:left w:type="dxa" w:w="70"/>
-              <w:bottom w:type="dxa" w:w="30"/>
-              <w:right w:type="dxa" w:w="70"/>
-            </w:tcMar>
-          </w:tcPr>
-          <w:p>
-            <w:pPr>
-              <w:spacing w:after="20" w:line="240"/>
-            </w:pPr>
-            <w:r>
-              <w:rPr>
-                <w:rFonts w:ascii="Tahoma" w:cs="Tahoma" w:eastAsia="Tahoma" w:hAnsi="Tahoma"/>
-                <w:b/>
-                <w:bCs/>
-                <w:color w:val="166534"/>
-                <w:sz w:val="17"/>
-                <w:szCs w:val="17"/>
-              </w:rPr>
-              <w:t xml:space="preserve">ผ่าน</w:t>
-            </w:r>
-          </w:p>
-        </w:tc>
-      </w:tr>
-      <w:tr>
-        <w:tc>
-          <w:tcPr>
-            <w:tcMar>
-              <w:top w:type="dxa" w:w="30"/>
-              <w:left w:type="dxa" w:w="70"/>
-              <w:bottom w:type="dxa" w:w="30"/>
-              <w:right w:type="dxa" w:w="70"/>
-            </w:tcMar>
-          </w:tcPr>
-          <w:p>
-            <w:pPr>
-              <w:spacing w:after="20" w:line="240"/>
-            </w:pPr>
-            <w:r>
-              <w:rPr>
-                <w:rFonts w:ascii="Tahoma" w:cs="Tahoma" w:eastAsia="Tahoma" w:hAnsi="Tahoma"/>
-                <w:sz w:val="17"/>
-                <w:szCs w:val="17"/>
-              </w:rPr>
-              <w:t xml:space="preserve">ปิดกลุ่มที่ค้าง (expire)</w:t>
-            </w:r>
-          </w:p>
-        </w:tc>
-        <w:tc>
-          <w:tcPr>
-            <w:tcMar>
-              <w:top w:type="dxa" w:w="30"/>
-              <w:left w:type="dxa" w:w="70"/>
-              <w:bottom w:type="dxa" w:w="30"/>
-              <w:right w:type="dxa" w:w="70"/>
-            </w:tcMar>
-          </w:tcPr>
-          <w:p>
-            <w:pPr>
-              <w:spacing w:after="20" w:line="240"/>
-            </w:pPr>
-            <w:r>
-              <w:rPr>
-                <w:rFonts w:ascii="Tahoma" w:cs="Tahoma" w:eastAsia="Tahoma" w:hAnsi="Tahoma"/>
-                <w:sz w:val="17"/>
-                <w:szCs w:val="17"/>
-              </w:rPr>
-              <w:t xml:space="preserve">คืนค่า 1 ทาง INOUT, มี event expired</w:t>
-            </w:r>
-          </w:p>
-        </w:tc>
-        <w:tc>
-          <w:tcPr>
-            <w:tcMar>
-              <w:top w:type="dxa" w:w="30"/>
-              <w:left w:type="dxa" w:w="70"/>
-              <w:bottom w:type="dxa" w:w="30"/>
-              <w:right w:type="dxa" w:w="70"/>
-            </w:tcMar>
-          </w:tcPr>
-          <w:p>
-            <w:pPr>
-              <w:spacing w:after="20" w:line="240"/>
-            </w:pPr>
-            <w:r>
-              <w:rPr>
-                <w:rFonts w:ascii="Tahoma" w:cs="Tahoma" w:eastAsia="Tahoma" w:hAnsi="Tahoma"/>
-                <w:b/>
-                <w:bCs/>
-                <w:color w:val="166534"/>
-                <w:sz w:val="17"/>
-                <w:szCs w:val="17"/>
-              </w:rPr>
-              <w:t xml:space="preserve">ผ่าน</w:t>
-            </w:r>
-          </w:p>
-        </w:tc>
-      </w:tr>
-    </w:tbl>
-    <w:p>
-      <w:pPr>
-        <w:spacing w:after="90" w:before="200"/>
-      </w:pPr>
-      <w:r>
-        <w:rPr>
-          <w:rFonts w:ascii="Tahoma" w:cs="Tahoma" w:eastAsia="Tahoma" w:hAnsi="Tahoma"/>
-          <w:b/>
-          <w:bCs/>
-          <w:color w:val="5B21B6"/>
-          <w:sz w:val="23"/>
-          <w:szCs w:val="23"/>
-        </w:rPr>
-        <w:t xml:space="preserve">6.4 การ Deploy จริง (Production)</w:t>
+        <w:t xml:space="preserve">ภาพที่ 8 — CALL sp_accept_ride_group() แล้วข้อมูลถูกต้อง</w:t>
       </w:r>
     </w:p>
     <w:p>
@@ -5726,7 +5265,7 @@
       <w:r>
         <w:drawing>
           <wp:inline distT="0" distB="0" distL="0" distR="0">
-            <wp:extent cx="6305550" cy="3143250"/>
+            <wp:extent cx="6305550" cy="4295775"/>
             <wp:effectExtent t="0" r="0" b="0" l="0"/>
             <wp:docPr id="9" name="" descr="" title=""/>
             <wp:cNvGraphicFramePr>
@@ -5751,6 +5290,559 @@
                   <pic:spPr bwMode="auto">
                     <a:xfrm>
                       <a:off x="0" y="0"/>
+                      <a:ext cx="6305550" cy="4295775"/>
+                    </a:xfrm>
+                    <a:prstGeom prst="rect">
+                      <a:avLst/>
+                    </a:prstGeom>
+                  </pic:spPr>
+                </pic:pic>
+              </a:graphicData>
+            </a:graphic>
+          </wp:inline>
+        </w:drawing>
+      </w:r>
+    </w:p>
+    <w:p>
+      <w:pPr>
+        <w:spacing w:after="160" w:before="0" w:line="276"/>
+        <w:jc w:val="center"/>
+      </w:pPr>
+      <w:r>
+        <w:rPr>
+          <w:rFonts w:ascii="Tahoma" w:cs="Tahoma" w:eastAsia="Tahoma" w:hAnsi="Tahoma"/>
+          <w:i/>
+          <w:iCs/>
+          <w:color w:val="6B7688"/>
+          <w:sz w:val="17"/>
+          <w:szCs w:val="17"/>
+        </w:rPr>
+        <w:t xml:space="preserve">ภาพที่ 9 — event log บันทึกเหตุการณ์อัตโนมัติครบถ้วน</w:t>
+      </w:r>
+    </w:p>
+    <w:tbl>
+      <w:tblPr>
+        <w:tblW w:type="pct" w:w="5000"/>
+        <w:tblBorders>
+          <w:top w:val="single" w:color="auto" w:sz="4"/>
+          <w:left w:val="single" w:color="auto" w:sz="4"/>
+          <w:bottom w:val="single" w:color="auto" w:sz="4"/>
+          <w:right w:val="single" w:color="auto" w:sz="4"/>
+          <w:insideH w:val="single" w:color="auto" w:sz="4"/>
+          <w:insideV w:val="single" w:color="auto" w:sz="4"/>
+        </w:tblBorders>
+      </w:tblPr>
+      <w:tblGrid>
+        <w:gridCol w:w="3302"/>
+        <w:gridCol w:w="3302"/>
+        <w:gridCol w:w="3302"/>
+      </w:tblGrid>
+      <w:tr>
+        <w:trPr>
+          <w:tblHeader/>
+        </w:trPr>
+        <w:tc>
+          <w:tcPr>
+            <w:shd w:fill="EEF2F7" w:color="EEF2F7" w:val="solid"/>
+            <w:tcMar>
+              <w:top w:type="dxa" w:w="30"/>
+              <w:left w:type="dxa" w:w="70"/>
+              <w:bottom w:type="dxa" w:w="30"/>
+              <w:right w:type="dxa" w:w="70"/>
+            </w:tcMar>
+          </w:tcPr>
+          <w:p>
+            <w:pPr>
+              <w:spacing w:after="20" w:line="240"/>
+            </w:pPr>
+            <w:r>
+              <w:rPr>
+                <w:rFonts w:ascii="Tahoma" w:cs="Tahoma" w:eastAsia="Tahoma" w:hAnsi="Tahoma"/>
+                <w:b/>
+                <w:bCs/>
+                <w:color w:val="334155"/>
+                <w:sz w:val="17"/>
+                <w:szCs w:val="17"/>
+              </w:rPr>
+              <w:t xml:space="preserve">กรณีทดสอบ</w:t>
+            </w:r>
+          </w:p>
+        </w:tc>
+        <w:tc>
+          <w:tcPr>
+            <w:shd w:fill="EEF2F7" w:color="EEF2F7" w:val="solid"/>
+            <w:tcMar>
+              <w:top w:type="dxa" w:w="30"/>
+              <w:left w:type="dxa" w:w="70"/>
+              <w:bottom w:type="dxa" w:w="30"/>
+              <w:right w:type="dxa" w:w="70"/>
+            </w:tcMar>
+          </w:tcPr>
+          <w:p>
+            <w:pPr>
+              <w:spacing w:after="20" w:line="240"/>
+            </w:pPr>
+            <w:r>
+              <w:rPr>
+                <w:rFonts w:ascii="Tahoma" w:cs="Tahoma" w:eastAsia="Tahoma" w:hAnsi="Tahoma"/>
+                <w:b/>
+                <w:bCs/>
+                <w:color w:val="334155"/>
+                <w:sz w:val="17"/>
+                <w:szCs w:val="17"/>
+              </w:rPr>
+              <w:t xml:space="preserve">ผลลัพธ์ที่ได้</w:t>
+            </w:r>
+          </w:p>
+        </w:tc>
+        <w:tc>
+          <w:tcPr>
+            <w:shd w:fill="EEF2F7" w:color="EEF2F7" w:val="solid"/>
+            <w:tcMar>
+              <w:top w:type="dxa" w:w="30"/>
+              <w:left w:type="dxa" w:w="70"/>
+              <w:bottom w:type="dxa" w:w="30"/>
+              <w:right w:type="dxa" w:w="70"/>
+            </w:tcMar>
+          </w:tcPr>
+          <w:p>
+            <w:pPr>
+              <w:spacing w:after="20" w:line="240"/>
+            </w:pPr>
+            <w:r>
+              <w:rPr>
+                <w:rFonts w:ascii="Tahoma" w:cs="Tahoma" w:eastAsia="Tahoma" w:hAnsi="Tahoma"/>
+                <w:b/>
+                <w:bCs/>
+                <w:color w:val="334155"/>
+                <w:sz w:val="17"/>
+                <w:szCs w:val="17"/>
+              </w:rPr>
+              <w:t xml:space="preserve">ผล</w:t>
+            </w:r>
+          </w:p>
+        </w:tc>
+      </w:tr>
+      <w:tr>
+        <w:tc>
+          <w:tcPr>
+            <w:tcMar>
+              <w:top w:type="dxa" w:w="30"/>
+              <w:left w:type="dxa" w:w="70"/>
+              <w:bottom w:type="dxa" w:w="30"/>
+              <w:right w:type="dxa" w:w="70"/>
+            </w:tcMar>
+          </w:tcPr>
+          <w:p>
+            <w:pPr>
+              <w:spacing w:after="20" w:line="240"/>
+            </w:pPr>
+            <w:r>
+              <w:rPr>
+                <w:rFonts w:ascii="Tahoma" w:cs="Tahoma" w:eastAsia="Tahoma" w:hAnsi="Tahoma"/>
+                <w:sz w:val="17"/>
+                <w:szCs w:val="17"/>
+              </w:rPr>
+              <w:t xml:space="preserve">คนขับรับงาน (ปกติ)</w:t>
+            </w:r>
+          </w:p>
+        </w:tc>
+        <w:tc>
+          <w:tcPr>
+            <w:tcMar>
+              <w:top w:type="dxa" w:w="30"/>
+              <w:left w:type="dxa" w:w="70"/>
+              <w:bottom w:type="dxa" w:w="30"/>
+              <w:right w:type="dxa" w:w="70"/>
+            </w:tcMar>
+          </w:tcPr>
+          <w:p>
+            <w:pPr>
+              <w:spacing w:after="20" w:line="240"/>
+            </w:pPr>
+            <w:r>
+              <w:rPr>
+                <w:rFonts w:ascii="Tahoma" w:cs="Tahoma" w:eastAsia="Tahoma" w:hAnsi="Tahoma"/>
+                <w:sz w:val="17"/>
+                <w:szCs w:val="17"/>
+              </w:rPr>
+              <w:t xml:space="preserve">สถานะ = accepted, มีคนขับ, มี event accepted</w:t>
+            </w:r>
+          </w:p>
+        </w:tc>
+        <w:tc>
+          <w:tcPr>
+            <w:tcMar>
+              <w:top w:type="dxa" w:w="30"/>
+              <w:left w:type="dxa" w:w="70"/>
+              <w:bottom w:type="dxa" w:w="30"/>
+              <w:right w:type="dxa" w:w="70"/>
+            </w:tcMar>
+          </w:tcPr>
+          <w:p>
+            <w:pPr>
+              <w:spacing w:after="20" w:line="240"/>
+            </w:pPr>
+            <w:r>
+              <w:rPr>
+                <w:rFonts w:ascii="Tahoma" w:cs="Tahoma" w:eastAsia="Tahoma" w:hAnsi="Tahoma"/>
+                <w:b/>
+                <w:bCs/>
+                <w:color w:val="166534"/>
+                <w:sz w:val="17"/>
+                <w:szCs w:val="17"/>
+              </w:rPr>
+              <w:t xml:space="preserve">ผ่าน</w:t>
+            </w:r>
+          </w:p>
+        </w:tc>
+      </w:tr>
+      <w:tr>
+        <w:tc>
+          <w:tcPr>
+            <w:tcMar>
+              <w:top w:type="dxa" w:w="30"/>
+              <w:left w:type="dxa" w:w="70"/>
+              <w:bottom w:type="dxa" w:w="30"/>
+              <w:right w:type="dxa" w:w="70"/>
+            </w:tcMar>
+          </w:tcPr>
+          <w:p>
+            <w:pPr>
+              <w:spacing w:after="20" w:line="240"/>
+            </w:pPr>
+            <w:r>
+              <w:rPr>
+                <w:rFonts w:ascii="Tahoma" w:cs="Tahoma" w:eastAsia="Tahoma" w:hAnsi="Tahoma"/>
+                <w:sz w:val="17"/>
+                <w:szCs w:val="17"/>
+              </w:rPr>
+              <w:t xml:space="preserve">รับงานซ้ำ</w:t>
+            </w:r>
+          </w:p>
+        </w:tc>
+        <w:tc>
+          <w:tcPr>
+            <w:tcMar>
+              <w:top w:type="dxa" w:w="30"/>
+              <w:left w:type="dxa" w:w="70"/>
+              <w:bottom w:type="dxa" w:w="30"/>
+              <w:right w:type="dxa" w:w="70"/>
+            </w:tcMar>
+          </w:tcPr>
+          <w:p>
+            <w:pPr>
+              <w:spacing w:after="20" w:line="240"/>
+            </w:pPr>
+            <w:r>
+              <w:rPr>
+                <w:rFonts w:ascii="Tahoma" w:cs="Tahoma" w:eastAsia="Tahoma" w:hAnsi="Tahoma"/>
+                <w:sz w:val="17"/>
+                <w:szCs w:val="17"/>
+              </w:rPr>
+              <w:t xml:space="preserve">ถูกปฏิเสธ: กลุ่มสถานะ accepted รับงานไม่ได้</w:t>
+            </w:r>
+          </w:p>
+        </w:tc>
+        <w:tc>
+          <w:tcPr>
+            <w:tcMar>
+              <w:top w:type="dxa" w:w="30"/>
+              <w:left w:type="dxa" w:w="70"/>
+              <w:bottom w:type="dxa" w:w="30"/>
+              <w:right w:type="dxa" w:w="70"/>
+            </w:tcMar>
+          </w:tcPr>
+          <w:p>
+            <w:pPr>
+              <w:spacing w:after="20" w:line="240"/>
+            </w:pPr>
+            <w:r>
+              <w:rPr>
+                <w:rFonts w:ascii="Tahoma" w:cs="Tahoma" w:eastAsia="Tahoma" w:hAnsi="Tahoma"/>
+                <w:b/>
+                <w:bCs/>
+                <w:color w:val="166534"/>
+                <w:sz w:val="17"/>
+                <w:szCs w:val="17"/>
+              </w:rPr>
+              <w:t xml:space="preserve">ผ่าน</w:t>
+            </w:r>
+          </w:p>
+        </w:tc>
+      </w:tr>
+      <w:tr>
+        <w:tc>
+          <w:tcPr>
+            <w:tcMar>
+              <w:top w:type="dxa" w:w="30"/>
+              <w:left w:type="dxa" w:w="70"/>
+              <w:bottom w:type="dxa" w:w="30"/>
+              <w:right w:type="dxa" w:w="70"/>
+            </w:tcMar>
+          </w:tcPr>
+          <w:p>
+            <w:pPr>
+              <w:spacing w:after="20" w:line="240"/>
+            </w:pPr>
+            <w:r>
+              <w:rPr>
+                <w:rFonts w:ascii="Tahoma" w:cs="Tahoma" w:eastAsia="Tahoma" w:hAnsi="Tahoma"/>
+                <w:sz w:val="17"/>
+                <w:szCs w:val="17"/>
+              </w:rPr>
+              <w:t xml:space="preserve">ให้ผู้โดยสารรับงานแทนคนขับ</w:t>
+            </w:r>
+          </w:p>
+        </w:tc>
+        <w:tc>
+          <w:tcPr>
+            <w:tcMar>
+              <w:top w:type="dxa" w:w="30"/>
+              <w:left w:type="dxa" w:w="70"/>
+              <w:bottom w:type="dxa" w:w="30"/>
+              <w:right w:type="dxa" w:w="70"/>
+            </w:tcMar>
+          </w:tcPr>
+          <w:p>
+            <w:pPr>
+              <w:spacing w:after="20" w:line="240"/>
+            </w:pPr>
+            <w:r>
+              <w:rPr>
+                <w:rFonts w:ascii="Tahoma" w:cs="Tahoma" w:eastAsia="Tahoma" w:hAnsi="Tahoma"/>
+                <w:sz w:val="17"/>
+                <w:szCs w:val="17"/>
+              </w:rPr>
+              <w:t xml:space="preserve">ถูกปฏิเสธ: ผู้ใช้ไม่ใช่คนขับ</w:t>
+            </w:r>
+          </w:p>
+        </w:tc>
+        <w:tc>
+          <w:tcPr>
+            <w:tcMar>
+              <w:top w:type="dxa" w:w="30"/>
+              <w:left w:type="dxa" w:w="70"/>
+              <w:bottom w:type="dxa" w:w="30"/>
+              <w:right w:type="dxa" w:w="70"/>
+            </w:tcMar>
+          </w:tcPr>
+          <w:p>
+            <w:pPr>
+              <w:spacing w:after="20" w:line="240"/>
+            </w:pPr>
+            <w:r>
+              <w:rPr>
+                <w:rFonts w:ascii="Tahoma" w:cs="Tahoma" w:eastAsia="Tahoma" w:hAnsi="Tahoma"/>
+                <w:b/>
+                <w:bCs/>
+                <w:color w:val="166534"/>
+                <w:sz w:val="17"/>
+                <w:szCs w:val="17"/>
+              </w:rPr>
+              <w:t xml:space="preserve">ผ่าน</w:t>
+            </w:r>
+          </w:p>
+        </w:tc>
+      </w:tr>
+      <w:tr>
+        <w:tc>
+          <w:tcPr>
+            <w:tcMar>
+              <w:top w:type="dxa" w:w="30"/>
+              <w:left w:type="dxa" w:w="70"/>
+              <w:bottom w:type="dxa" w:w="30"/>
+              <w:right w:type="dxa" w:w="70"/>
+            </w:tcMar>
+          </w:tcPr>
+          <w:p>
+            <w:pPr>
+              <w:spacing w:after="20" w:line="240"/>
+            </w:pPr>
+            <w:r>
+              <w:rPr>
+                <w:rFonts w:ascii="Tahoma" w:cs="Tahoma" w:eastAsia="Tahoma" w:hAnsi="Tahoma"/>
+                <w:sz w:val="17"/>
+                <w:szCs w:val="17"/>
+              </w:rPr>
+              <w:t xml:space="preserve">ยกเลิกกลุ่ม</w:t>
+            </w:r>
+          </w:p>
+        </w:tc>
+        <w:tc>
+          <w:tcPr>
+            <w:tcMar>
+              <w:top w:type="dxa" w:w="30"/>
+              <w:left w:type="dxa" w:w="70"/>
+              <w:bottom w:type="dxa" w:w="30"/>
+              <w:right w:type="dxa" w:w="70"/>
+            </w:tcMar>
+          </w:tcPr>
+          <w:p>
+            <w:pPr>
+              <w:spacing w:after="20" w:line="240"/>
+            </w:pPr>
+            <w:r>
+              <w:rPr>
+                <w:rFonts w:ascii="Tahoma" w:cs="Tahoma" w:eastAsia="Tahoma" w:hAnsi="Tahoma"/>
+                <w:sz w:val="17"/>
+                <w:szCs w:val="17"/>
+              </w:rPr>
+              <w:t xml:space="preserve">สถานะ = cancelled, คืนคนขับ, มี event cancelled</w:t>
+            </w:r>
+          </w:p>
+        </w:tc>
+        <w:tc>
+          <w:tcPr>
+            <w:tcMar>
+              <w:top w:type="dxa" w:w="30"/>
+              <w:left w:type="dxa" w:w="70"/>
+              <w:bottom w:type="dxa" w:w="30"/>
+              <w:right w:type="dxa" w:w="70"/>
+            </w:tcMar>
+          </w:tcPr>
+          <w:p>
+            <w:pPr>
+              <w:spacing w:after="20" w:line="240"/>
+            </w:pPr>
+            <w:r>
+              <w:rPr>
+                <w:rFonts w:ascii="Tahoma" w:cs="Tahoma" w:eastAsia="Tahoma" w:hAnsi="Tahoma"/>
+                <w:b/>
+                <w:bCs/>
+                <w:color w:val="166534"/>
+                <w:sz w:val="17"/>
+                <w:szCs w:val="17"/>
+              </w:rPr>
+              <w:t xml:space="preserve">ผ่าน</w:t>
+            </w:r>
+          </w:p>
+        </w:tc>
+      </w:tr>
+      <w:tr>
+        <w:tc>
+          <w:tcPr>
+            <w:tcMar>
+              <w:top w:type="dxa" w:w="30"/>
+              <w:left w:type="dxa" w:w="70"/>
+              <w:bottom w:type="dxa" w:w="30"/>
+              <w:right w:type="dxa" w:w="70"/>
+            </w:tcMar>
+          </w:tcPr>
+          <w:p>
+            <w:pPr>
+              <w:spacing w:after="20" w:line="240"/>
+            </w:pPr>
+            <w:r>
+              <w:rPr>
+                <w:rFonts w:ascii="Tahoma" w:cs="Tahoma" w:eastAsia="Tahoma" w:hAnsi="Tahoma"/>
+                <w:sz w:val="17"/>
+                <w:szCs w:val="17"/>
+              </w:rPr>
+              <w:t xml:space="preserve">ปิดกลุ่มที่ค้าง (expire)</w:t>
+            </w:r>
+          </w:p>
+        </w:tc>
+        <w:tc>
+          <w:tcPr>
+            <w:tcMar>
+              <w:top w:type="dxa" w:w="30"/>
+              <w:left w:type="dxa" w:w="70"/>
+              <w:bottom w:type="dxa" w:w="30"/>
+              <w:right w:type="dxa" w:w="70"/>
+            </w:tcMar>
+          </w:tcPr>
+          <w:p>
+            <w:pPr>
+              <w:spacing w:after="20" w:line="240"/>
+            </w:pPr>
+            <w:r>
+              <w:rPr>
+                <w:rFonts w:ascii="Tahoma" w:cs="Tahoma" w:eastAsia="Tahoma" w:hAnsi="Tahoma"/>
+                <w:sz w:val="17"/>
+                <w:szCs w:val="17"/>
+              </w:rPr>
+              <w:t xml:space="preserve">คืนค่า 1 ทาง INOUT, มี event expired</w:t>
+            </w:r>
+          </w:p>
+        </w:tc>
+        <w:tc>
+          <w:tcPr>
+            <w:tcMar>
+              <w:top w:type="dxa" w:w="30"/>
+              <w:left w:type="dxa" w:w="70"/>
+              <w:bottom w:type="dxa" w:w="30"/>
+              <w:right w:type="dxa" w:w="70"/>
+            </w:tcMar>
+          </w:tcPr>
+          <w:p>
+            <w:pPr>
+              <w:spacing w:after="20" w:line="240"/>
+            </w:pPr>
+            <w:r>
+              <w:rPr>
+                <w:rFonts w:ascii="Tahoma" w:cs="Tahoma" w:eastAsia="Tahoma" w:hAnsi="Tahoma"/>
+                <w:b/>
+                <w:bCs/>
+                <w:color w:val="166534"/>
+                <w:sz w:val="17"/>
+                <w:szCs w:val="17"/>
+              </w:rPr>
+              <w:t xml:space="preserve">ผ่าน</w:t>
+            </w:r>
+          </w:p>
+        </w:tc>
+      </w:tr>
+    </w:tbl>
+    <w:p>
+      <w:pPr>
+        <w:spacing w:after="90" w:before="200"/>
+      </w:pPr>
+      <w:r>
+        <w:rPr>
+          <w:rFonts w:ascii="Tahoma" w:cs="Tahoma" w:eastAsia="Tahoma" w:hAnsi="Tahoma"/>
+          <w:b/>
+          <w:bCs/>
+          <w:color w:val="5B21B6"/>
+          <w:sz w:val="23"/>
+          <w:szCs w:val="23"/>
+        </w:rPr>
+        <w:t xml:space="preserve">6.4 การ Deploy จริง (Production)</w:t>
+      </w:r>
+    </w:p>
+    <w:p>
+      <w:pPr>
+        <w:spacing w:after="40" w:before="120"/>
+        <w:jc w:val="center"/>
+      </w:pPr>
+      <w:r>
+        <w:drawing>
+          <wp:inline distT="0" distB="0" distL="0" distR="0">
+            <wp:extent cx="6305550" cy="3143250"/>
+            <wp:effectExtent t="0" r="0" b="0" l="0"/>
+            <wp:docPr id="10" name="" descr="" title=""/>
+            <wp:cNvGraphicFramePr>
+              <a:graphicFrameLocks xmlns:a="http://schemas.openxmlformats.org/drawingml/2006/main" noChangeAspect="1"/>
+            </wp:cNvGraphicFramePr>
+            <a:graphic xmlns:a="http://schemas.openxmlformats.org/drawingml/2006/main">
+              <a:graphicData uri="http://schemas.openxmlformats.org/drawingml/2006/picture">
+                <pic:pic xmlns:pic="http://schemas.openxmlformats.org/drawingml/2006/picture">
+                  <pic:nvPicPr>
+                    <pic:cNvPr id="0" name="" descr=""/>
+                    <pic:cNvPicPr>
+                      <a:picLocks noChangeAspect="1" noChangeArrowheads="1"/>
+                    </pic:cNvPicPr>
+                  </pic:nvPicPr>
+                  <pic:blipFill>
+                    <a:blip r:embed="rId16" cstate="none"/>
+                    <a:srcRect/>
+                    <a:stretch>
+                      <a:fillRect/>
+                    </a:stretch>
+                  </pic:blipFill>
+                  <pic:spPr bwMode="auto">
+                    <a:xfrm>
+                      <a:off x="0" y="0"/>
                       <a:ext cx="6305550" cy="3143250"/>
                     </a:xfrm>
                     <a:prstGeom prst="rect">
@@ -5778,7 +5870,7 @@
           <w:sz w:val="17"/>
           <w:szCs w:val="17"/>
         </w:rPr>
-        <w:t xml:space="preserve">ภาพที่ 9 — ตรวจสอบเซิร์ฟเวอร์ที่ deploy จริง: /api/health ตอบ ok และหน้าเว็บหลักโหลดได้ (HTTP 200)</w:t>
+        <w:t xml:space="preserve">ภาพที่ 10 — ตรวจสอบเซิร์ฟเวอร์ที่ deploy จริง: /api/health ตอบ ok และหน้าเว็บหลักโหลดได้ (HTTP 200)</w:t>
       </w:r>
     </w:p>
     <w:tbl>

--- a/docs/sprint2-report/report.docx
+++ b/docs/sprint2-report/report.docx
@@ -2542,6 +2542,6411 @@
         <w:t xml:space="preserve">ภาพที่ 3 — ER Diagram ของฐานข้อมูล UP Drive (7 ตารางหลัก + ตาราง audit log)</w:t>
       </w:r>
     </w:p>
+    <w:p>
+      <w:pPr>
+        <w:spacing w:after="70" w:before="0" w:line="276"/>
+      </w:pPr>
+      <w:r>
+        <w:rPr>
+          <w:rFonts w:ascii="Tahoma" w:cs="Tahoma" w:eastAsia="Tahoma" w:hAnsi="Tahoma"/>
+          <w:b/>
+          <w:bCs/>
+          <w:sz w:val="22"/>
+          <w:szCs w:val="22"/>
+        </w:rPr>
+        <w:t xml:space="preserve">ตารางสรุปโครงสร้างฐานข้อมูล (Schema Summary) — ภาพรวมหน้าที่และความสัมพันธ์ของแต่ละตาราง</w:t>
+      </w:r>
+    </w:p>
+    <w:tbl>
+      <w:tblPr>
+        <w:tblW w:type="pct" w:w="5000"/>
+        <w:tblBorders>
+          <w:top w:val="single" w:color="auto" w:sz="4"/>
+          <w:left w:val="single" w:color="auto" w:sz="4"/>
+          <w:bottom w:val="single" w:color="auto" w:sz="4"/>
+          <w:right w:val="single" w:color="auto" w:sz="4"/>
+          <w:insideH w:val="single" w:color="auto" w:sz="4"/>
+          <w:insideV w:val="single" w:color="auto" w:sz="4"/>
+        </w:tblBorders>
+      </w:tblPr>
+      <w:tblGrid>
+        <w:gridCol w:w="1981"/>
+        <w:gridCol w:w="1981"/>
+        <w:gridCol w:w="1981"/>
+        <w:gridCol w:w="1981"/>
+        <w:gridCol w:w="1981"/>
+      </w:tblGrid>
+      <w:tr>
+        <w:trPr>
+          <w:tblHeader/>
+        </w:trPr>
+        <w:tc>
+          <w:tcPr>
+            <w:shd w:fill="EEF2F7" w:color="EEF2F7" w:val="solid"/>
+            <w:tcMar>
+              <w:top w:type="dxa" w:w="30"/>
+              <w:left w:type="dxa" w:w="70"/>
+              <w:bottom w:type="dxa" w:w="30"/>
+              <w:right w:type="dxa" w:w="70"/>
+            </w:tcMar>
+          </w:tcPr>
+          <w:p>
+            <w:pPr>
+              <w:spacing w:after="20" w:line="240"/>
+            </w:pPr>
+            <w:r>
+              <w:rPr>
+                <w:rFonts w:ascii="Tahoma" w:cs="Tahoma" w:eastAsia="Tahoma" w:hAnsi="Tahoma"/>
+                <w:b/>
+                <w:bCs/>
+                <w:color w:val="334155"/>
+                <w:sz w:val="17"/>
+                <w:szCs w:val="17"/>
+              </w:rPr>
+              <w:t xml:space="preserve">ตาราง</w:t>
+            </w:r>
+          </w:p>
+        </w:tc>
+        <w:tc>
+          <w:tcPr>
+            <w:shd w:fill="EEF2F7" w:color="EEF2F7" w:val="solid"/>
+            <w:tcMar>
+              <w:top w:type="dxa" w:w="30"/>
+              <w:left w:type="dxa" w:w="70"/>
+              <w:bottom w:type="dxa" w:w="30"/>
+              <w:right w:type="dxa" w:w="70"/>
+            </w:tcMar>
+          </w:tcPr>
+          <w:p>
+            <w:pPr>
+              <w:spacing w:after="20" w:line="240"/>
+            </w:pPr>
+            <w:r>
+              <w:rPr>
+                <w:rFonts w:ascii="Tahoma" w:cs="Tahoma" w:eastAsia="Tahoma" w:hAnsi="Tahoma"/>
+                <w:b/>
+                <w:bCs/>
+                <w:color w:val="334155"/>
+                <w:sz w:val="17"/>
+                <w:szCs w:val="17"/>
+              </w:rPr>
+              <w:t xml:space="preserve">หน้าที่</w:t>
+            </w:r>
+          </w:p>
+        </w:tc>
+        <w:tc>
+          <w:tcPr>
+            <w:shd w:fill="EEF2F7" w:color="EEF2F7" w:val="solid"/>
+            <w:tcMar>
+              <w:top w:type="dxa" w:w="30"/>
+              <w:left w:type="dxa" w:w="70"/>
+              <w:bottom w:type="dxa" w:w="30"/>
+              <w:right w:type="dxa" w:w="70"/>
+            </w:tcMar>
+          </w:tcPr>
+          <w:p>
+            <w:pPr>
+              <w:spacing w:after="20" w:line="240"/>
+            </w:pPr>
+            <w:r>
+              <w:rPr>
+                <w:rFonts w:ascii="Tahoma" w:cs="Tahoma" w:eastAsia="Tahoma" w:hAnsi="Tahoma"/>
+                <w:b/>
+                <w:bCs/>
+                <w:color w:val="334155"/>
+                <w:sz w:val="17"/>
+                <w:szCs w:val="17"/>
+              </w:rPr>
+              <w:t xml:space="preserve">คีย์หลัก</w:t>
+            </w:r>
+          </w:p>
+        </w:tc>
+        <w:tc>
+          <w:tcPr>
+            <w:shd w:fill="EEF2F7" w:color="EEF2F7" w:val="solid"/>
+            <w:tcMar>
+              <w:top w:type="dxa" w:w="30"/>
+              <w:left w:type="dxa" w:w="70"/>
+              <w:bottom w:type="dxa" w:w="30"/>
+              <w:right w:type="dxa" w:w="70"/>
+            </w:tcMar>
+          </w:tcPr>
+          <w:p>
+            <w:pPr>
+              <w:spacing w:after="20" w:line="240"/>
+            </w:pPr>
+            <w:r>
+              <w:rPr>
+                <w:rFonts w:ascii="Tahoma" w:cs="Tahoma" w:eastAsia="Tahoma" w:hAnsi="Tahoma"/>
+                <w:b/>
+                <w:bCs/>
+                <w:color w:val="334155"/>
+                <w:sz w:val="17"/>
+                <w:szCs w:val="17"/>
+              </w:rPr>
+              <w:t xml:space="preserve">คีย์นอก (อ้างอิง)</w:t>
+            </w:r>
+          </w:p>
+        </w:tc>
+        <w:tc>
+          <w:tcPr>
+            <w:shd w:fill="EEF2F7" w:color="EEF2F7" w:val="solid"/>
+            <w:tcMar>
+              <w:top w:type="dxa" w:w="30"/>
+              <w:left w:type="dxa" w:w="70"/>
+              <w:bottom w:type="dxa" w:w="30"/>
+              <w:right w:type="dxa" w:w="70"/>
+            </w:tcMar>
+          </w:tcPr>
+          <w:p>
+            <w:pPr>
+              <w:spacing w:after="20" w:line="240"/>
+            </w:pPr>
+            <w:r>
+              <w:rPr>
+                <w:rFonts w:ascii="Tahoma" w:cs="Tahoma" w:eastAsia="Tahoma" w:hAnsi="Tahoma"/>
+                <w:b/>
+                <w:bCs/>
+                <w:color w:val="334155"/>
+                <w:sz w:val="17"/>
+                <w:szCs w:val="17"/>
+              </w:rPr>
+              <w:t xml:space="preserve">คอลัมน์</w:t>
+            </w:r>
+          </w:p>
+        </w:tc>
+      </w:tr>
+      <w:tr>
+        <w:tc>
+          <w:tcPr>
+            <w:tcMar>
+              <w:top w:type="dxa" w:w="30"/>
+              <w:left w:type="dxa" w:w="70"/>
+              <w:bottom w:type="dxa" w:w="30"/>
+              <w:right w:type="dxa" w:w="70"/>
+            </w:tcMar>
+          </w:tcPr>
+          <w:p>
+            <w:pPr>
+              <w:spacing w:after="20" w:line="240"/>
+            </w:pPr>
+            <w:r>
+              <w:rPr>
+                <w:rFonts w:ascii="Tahoma" w:cs="Tahoma" w:eastAsia="Tahoma" w:hAnsi="Tahoma"/>
+                <w:sz w:val="17"/>
+                <w:szCs w:val="17"/>
+              </w:rPr>
+              <w:t xml:space="preserve">profiles</w:t>
+            </w:r>
+          </w:p>
+        </w:tc>
+        <w:tc>
+          <w:tcPr>
+            <w:tcMar>
+              <w:top w:type="dxa" w:w="30"/>
+              <w:left w:type="dxa" w:w="70"/>
+              <w:bottom w:type="dxa" w:w="30"/>
+              <w:right w:type="dxa" w:w="70"/>
+            </w:tcMar>
+          </w:tcPr>
+          <w:p>
+            <w:pPr>
+              <w:spacing w:after="20" w:line="240"/>
+            </w:pPr>
+            <w:r>
+              <w:rPr>
+                <w:rFonts w:ascii="Tahoma" w:cs="Tahoma" w:eastAsia="Tahoma" w:hAnsi="Tahoma"/>
+                <w:sz w:val="17"/>
+                <w:szCs w:val="17"/>
+              </w:rPr>
+              <w:t xml:space="preserve">ข้อมูลบัญชีผู้ใช้ (ผู้โดยสาร/คนขับ) ผูกกับระบบล็อกอิน</w:t>
+            </w:r>
+          </w:p>
+        </w:tc>
+        <w:tc>
+          <w:tcPr>
+            <w:tcMar>
+              <w:top w:type="dxa" w:w="30"/>
+              <w:left w:type="dxa" w:w="70"/>
+              <w:bottom w:type="dxa" w:w="30"/>
+              <w:right w:type="dxa" w:w="70"/>
+            </w:tcMar>
+          </w:tcPr>
+          <w:p>
+            <w:pPr>
+              <w:spacing w:after="20" w:line="240"/>
+            </w:pPr>
+            <w:r>
+              <w:rPr>
+                <w:rFonts w:ascii="Consolas" w:cs="Consolas" w:eastAsia="Consolas" w:hAnsi="Consolas"/>
+                <w:sz w:val="17"/>
+                <w:szCs w:val="17"/>
+              </w:rPr>
+              <w:t xml:space="preserve">id</w:t>
+            </w:r>
+          </w:p>
+        </w:tc>
+        <w:tc>
+          <w:tcPr>
+            <w:tcMar>
+              <w:top w:type="dxa" w:w="30"/>
+              <w:left w:type="dxa" w:w="70"/>
+              <w:bottom w:type="dxa" w:w="30"/>
+              <w:right w:type="dxa" w:w="70"/>
+            </w:tcMar>
+          </w:tcPr>
+          <w:p>
+            <w:pPr>
+              <w:spacing w:after="20" w:line="240"/>
+            </w:pPr>
+            <w:r>
+              <w:rPr>
+                <w:rFonts w:ascii="Tahoma" w:cs="Tahoma" w:eastAsia="Tahoma" w:hAnsi="Tahoma"/>
+                <w:sz w:val="17"/>
+                <w:szCs w:val="17"/>
+              </w:rPr>
+              <w:t xml:space="preserve">— (อ้าง auth.users)</w:t>
+            </w:r>
+          </w:p>
+        </w:tc>
+        <w:tc>
+          <w:tcPr>
+            <w:tcMar>
+              <w:top w:type="dxa" w:w="30"/>
+              <w:left w:type="dxa" w:w="70"/>
+              <w:bottom w:type="dxa" w:w="30"/>
+              <w:right w:type="dxa" w:w="70"/>
+            </w:tcMar>
+          </w:tcPr>
+          <w:p>
+            <w:pPr>
+              <w:spacing w:after="20" w:line="240"/>
+            </w:pPr>
+            <w:r>
+              <w:rPr>
+                <w:rFonts w:ascii="Tahoma" w:cs="Tahoma" w:eastAsia="Tahoma" w:hAnsi="Tahoma"/>
+                <w:sz w:val="17"/>
+                <w:szCs w:val="17"/>
+              </w:rPr>
+              <w:t xml:space="preserve">6</w:t>
+            </w:r>
+          </w:p>
+        </w:tc>
+      </w:tr>
+      <w:tr>
+        <w:tc>
+          <w:tcPr>
+            <w:tcMar>
+              <w:top w:type="dxa" w:w="30"/>
+              <w:left w:type="dxa" w:w="70"/>
+              <w:bottom w:type="dxa" w:w="30"/>
+              <w:right w:type="dxa" w:w="70"/>
+            </w:tcMar>
+          </w:tcPr>
+          <w:p>
+            <w:pPr>
+              <w:spacing w:after="20" w:line="240"/>
+            </w:pPr>
+            <w:r>
+              <w:rPr>
+                <w:rFonts w:ascii="Tahoma" w:cs="Tahoma" w:eastAsia="Tahoma" w:hAnsi="Tahoma"/>
+                <w:sz w:val="17"/>
+                <w:szCs w:val="17"/>
+              </w:rPr>
+              <w:t xml:space="preserve">ride_groups</w:t>
+            </w:r>
+          </w:p>
+        </w:tc>
+        <w:tc>
+          <w:tcPr>
+            <w:tcMar>
+              <w:top w:type="dxa" w:w="30"/>
+              <w:left w:type="dxa" w:w="70"/>
+              <w:bottom w:type="dxa" w:w="30"/>
+              <w:right w:type="dxa" w:w="70"/>
+            </w:tcMar>
+          </w:tcPr>
+          <w:p>
+            <w:pPr>
+              <w:spacing w:after="20" w:line="240"/>
+            </w:pPr>
+            <w:r>
+              <w:rPr>
+                <w:rFonts w:ascii="Tahoma" w:cs="Tahoma" w:eastAsia="Tahoma" w:hAnsi="Tahoma"/>
+                <w:sz w:val="17"/>
+                <w:szCs w:val="17"/>
+              </w:rPr>
+              <w:t xml:space="preserve">กลุ่มเดินทาง ตั้งแต่เริ่มรวมคนจนจบงาน</w:t>
+            </w:r>
+          </w:p>
+        </w:tc>
+        <w:tc>
+          <w:tcPr>
+            <w:tcMar>
+              <w:top w:type="dxa" w:w="30"/>
+              <w:left w:type="dxa" w:w="70"/>
+              <w:bottom w:type="dxa" w:w="30"/>
+              <w:right w:type="dxa" w:w="70"/>
+            </w:tcMar>
+          </w:tcPr>
+          <w:p>
+            <w:pPr>
+              <w:spacing w:after="20" w:line="240"/>
+            </w:pPr>
+            <w:r>
+              <w:rPr>
+                <w:rFonts w:ascii="Consolas" w:cs="Consolas" w:eastAsia="Consolas" w:hAnsi="Consolas"/>
+                <w:sz w:val="17"/>
+                <w:szCs w:val="17"/>
+              </w:rPr>
+              <w:t xml:space="preserve">id</w:t>
+            </w:r>
+          </w:p>
+        </w:tc>
+        <w:tc>
+          <w:tcPr>
+            <w:tcMar>
+              <w:top w:type="dxa" w:w="30"/>
+              <w:left w:type="dxa" w:w="70"/>
+              <w:bottom w:type="dxa" w:w="30"/>
+              <w:right w:type="dxa" w:w="70"/>
+            </w:tcMar>
+          </w:tcPr>
+          <w:p>
+            <w:pPr>
+              <w:spacing w:after="20" w:line="240"/>
+            </w:pPr>
+            <w:r>
+              <w:rPr>
+                <w:rFonts w:ascii="Tahoma" w:cs="Tahoma" w:eastAsia="Tahoma" w:hAnsi="Tahoma"/>
+                <w:sz w:val="17"/>
+                <w:szCs w:val="17"/>
+              </w:rPr>
+              <w:t xml:space="preserve">leader_id, driver_id → profiles</w:t>
+            </w:r>
+          </w:p>
+        </w:tc>
+        <w:tc>
+          <w:tcPr>
+            <w:tcMar>
+              <w:top w:type="dxa" w:w="30"/>
+              <w:left w:type="dxa" w:w="70"/>
+              <w:bottom w:type="dxa" w:w="30"/>
+              <w:right w:type="dxa" w:w="70"/>
+            </w:tcMar>
+          </w:tcPr>
+          <w:p>
+            <w:pPr>
+              <w:spacing w:after="20" w:line="240"/>
+            </w:pPr>
+            <w:r>
+              <w:rPr>
+                <w:rFonts w:ascii="Tahoma" w:cs="Tahoma" w:eastAsia="Tahoma" w:hAnsi="Tahoma"/>
+                <w:sz w:val="17"/>
+                <w:szCs w:val="17"/>
+              </w:rPr>
+              <w:t xml:space="preserve">9</w:t>
+            </w:r>
+          </w:p>
+        </w:tc>
+      </w:tr>
+      <w:tr>
+        <w:tc>
+          <w:tcPr>
+            <w:tcMar>
+              <w:top w:type="dxa" w:w="30"/>
+              <w:left w:type="dxa" w:w="70"/>
+              <w:bottom w:type="dxa" w:w="30"/>
+              <w:right w:type="dxa" w:w="70"/>
+            </w:tcMar>
+          </w:tcPr>
+          <w:p>
+            <w:pPr>
+              <w:spacing w:after="20" w:line="240"/>
+            </w:pPr>
+            <w:r>
+              <w:rPr>
+                <w:rFonts w:ascii="Tahoma" w:cs="Tahoma" w:eastAsia="Tahoma" w:hAnsi="Tahoma"/>
+                <w:sz w:val="17"/>
+                <w:szCs w:val="17"/>
+              </w:rPr>
+              <w:t xml:space="preserve">ride_requests</w:t>
+            </w:r>
+          </w:p>
+        </w:tc>
+        <w:tc>
+          <w:tcPr>
+            <w:tcMar>
+              <w:top w:type="dxa" w:w="30"/>
+              <w:left w:type="dxa" w:w="70"/>
+              <w:bottom w:type="dxa" w:w="30"/>
+              <w:right w:type="dxa" w:w="70"/>
+            </w:tcMar>
+          </w:tcPr>
+          <w:p>
+            <w:pPr>
+              <w:spacing w:after="20" w:line="240"/>
+            </w:pPr>
+            <w:r>
+              <w:rPr>
+                <w:rFonts w:ascii="Tahoma" w:cs="Tahoma" w:eastAsia="Tahoma" w:hAnsi="Tahoma"/>
+                <w:sz w:val="17"/>
+                <w:szCs w:val="17"/>
+              </w:rPr>
+              <w:t xml:space="preserve">คำขอเดินทางของผู้โดยสารหนึ่งคน พร้อมพิกัดต้นทาง–ปลายทาง</w:t>
+            </w:r>
+          </w:p>
+        </w:tc>
+        <w:tc>
+          <w:tcPr>
+            <w:tcMar>
+              <w:top w:type="dxa" w:w="30"/>
+              <w:left w:type="dxa" w:w="70"/>
+              <w:bottom w:type="dxa" w:w="30"/>
+              <w:right w:type="dxa" w:w="70"/>
+            </w:tcMar>
+          </w:tcPr>
+          <w:p>
+            <w:pPr>
+              <w:spacing w:after="20" w:line="240"/>
+            </w:pPr>
+            <w:r>
+              <w:rPr>
+                <w:rFonts w:ascii="Consolas" w:cs="Consolas" w:eastAsia="Consolas" w:hAnsi="Consolas"/>
+                <w:sz w:val="17"/>
+                <w:szCs w:val="17"/>
+              </w:rPr>
+              <w:t xml:space="preserve">id</w:t>
+            </w:r>
+          </w:p>
+        </w:tc>
+        <w:tc>
+          <w:tcPr>
+            <w:tcMar>
+              <w:top w:type="dxa" w:w="30"/>
+              <w:left w:type="dxa" w:w="70"/>
+              <w:bottom w:type="dxa" w:w="30"/>
+              <w:right w:type="dxa" w:w="70"/>
+            </w:tcMar>
+          </w:tcPr>
+          <w:p>
+            <w:pPr>
+              <w:spacing w:after="20" w:line="240"/>
+            </w:pPr>
+            <w:r>
+              <w:rPr>
+                <w:rFonts w:ascii="Tahoma" w:cs="Tahoma" w:eastAsia="Tahoma" w:hAnsi="Tahoma"/>
+                <w:sz w:val="17"/>
+                <w:szCs w:val="17"/>
+              </w:rPr>
+              <w:t xml:space="preserve">passenger_id → profiles, group_id → ride_groups</w:t>
+            </w:r>
+          </w:p>
+        </w:tc>
+        <w:tc>
+          <w:tcPr>
+            <w:tcMar>
+              <w:top w:type="dxa" w:w="30"/>
+              <w:left w:type="dxa" w:w="70"/>
+              <w:bottom w:type="dxa" w:w="30"/>
+              <w:right w:type="dxa" w:w="70"/>
+            </w:tcMar>
+          </w:tcPr>
+          <w:p>
+            <w:pPr>
+              <w:spacing w:after="20" w:line="240"/>
+            </w:pPr>
+            <w:r>
+              <w:rPr>
+                <w:rFonts w:ascii="Tahoma" w:cs="Tahoma" w:eastAsia="Tahoma" w:hAnsi="Tahoma"/>
+                <w:sz w:val="17"/>
+                <w:szCs w:val="17"/>
+              </w:rPr>
+              <w:t xml:space="preserve">14</w:t>
+            </w:r>
+          </w:p>
+        </w:tc>
+      </w:tr>
+      <w:tr>
+        <w:tc>
+          <w:tcPr>
+            <w:tcMar>
+              <w:top w:type="dxa" w:w="30"/>
+              <w:left w:type="dxa" w:w="70"/>
+              <w:bottom w:type="dxa" w:w="30"/>
+              <w:right w:type="dxa" w:w="70"/>
+            </w:tcMar>
+          </w:tcPr>
+          <w:p>
+            <w:pPr>
+              <w:spacing w:after="20" w:line="240"/>
+            </w:pPr>
+            <w:r>
+              <w:rPr>
+                <w:rFonts w:ascii="Tahoma" w:cs="Tahoma" w:eastAsia="Tahoma" w:hAnsi="Tahoma"/>
+                <w:sz w:val="17"/>
+                <w:szCs w:val="17"/>
+              </w:rPr>
+              <w:t xml:space="preserve">ride_group_members</w:t>
+            </w:r>
+          </w:p>
+        </w:tc>
+        <w:tc>
+          <w:tcPr>
+            <w:tcMar>
+              <w:top w:type="dxa" w:w="30"/>
+              <w:left w:type="dxa" w:w="70"/>
+              <w:bottom w:type="dxa" w:w="30"/>
+              <w:right w:type="dxa" w:w="70"/>
+            </w:tcMar>
+          </w:tcPr>
+          <w:p>
+            <w:pPr>
+              <w:spacing w:after="20" w:line="240"/>
+            </w:pPr>
+            <w:r>
+              <w:rPr>
+                <w:rFonts w:ascii="Tahoma" w:cs="Tahoma" w:eastAsia="Tahoma" w:hAnsi="Tahoma"/>
+                <w:sz w:val="17"/>
+                <w:szCs w:val="17"/>
+              </w:rPr>
+              <w:t xml:space="preserve">สมาชิกในกลุ่ม (เชื่อม กลุ่ม ↔ คำขอ ↔ ผู้โดยสาร)</w:t>
+            </w:r>
+          </w:p>
+        </w:tc>
+        <w:tc>
+          <w:tcPr>
+            <w:tcMar>
+              <w:top w:type="dxa" w:w="30"/>
+              <w:left w:type="dxa" w:w="70"/>
+              <w:bottom w:type="dxa" w:w="30"/>
+              <w:right w:type="dxa" w:w="70"/>
+            </w:tcMar>
+          </w:tcPr>
+          <w:p>
+            <w:pPr>
+              <w:spacing w:after="20" w:line="240"/>
+            </w:pPr>
+            <w:r>
+              <w:rPr>
+                <w:rFonts w:ascii="Consolas" w:cs="Consolas" w:eastAsia="Consolas" w:hAnsi="Consolas"/>
+                <w:sz w:val="17"/>
+                <w:szCs w:val="17"/>
+              </w:rPr>
+              <w:t xml:space="preserve">id</w:t>
+            </w:r>
+          </w:p>
+        </w:tc>
+        <w:tc>
+          <w:tcPr>
+            <w:tcMar>
+              <w:top w:type="dxa" w:w="30"/>
+              <w:left w:type="dxa" w:w="70"/>
+              <w:bottom w:type="dxa" w:w="30"/>
+              <w:right w:type="dxa" w:w="70"/>
+            </w:tcMar>
+          </w:tcPr>
+          <w:p>
+            <w:pPr>
+              <w:spacing w:after="20" w:line="240"/>
+            </w:pPr>
+            <w:r>
+              <w:rPr>
+                <w:rFonts w:ascii="Tahoma" w:cs="Tahoma" w:eastAsia="Tahoma" w:hAnsi="Tahoma"/>
+                <w:sz w:val="17"/>
+                <w:szCs w:val="17"/>
+              </w:rPr>
+              <w:t xml:space="preserve">group_id → ride_groups, ride_request_id → ride_requests, passenger_id → profiles</w:t>
+            </w:r>
+          </w:p>
+        </w:tc>
+        <w:tc>
+          <w:tcPr>
+            <w:tcMar>
+              <w:top w:type="dxa" w:w="30"/>
+              <w:left w:type="dxa" w:w="70"/>
+              <w:bottom w:type="dxa" w:w="30"/>
+              <w:right w:type="dxa" w:w="70"/>
+            </w:tcMar>
+          </w:tcPr>
+          <w:p>
+            <w:pPr>
+              <w:spacing w:after="20" w:line="240"/>
+            </w:pPr>
+            <w:r>
+              <w:rPr>
+                <w:rFonts w:ascii="Tahoma" w:cs="Tahoma" w:eastAsia="Tahoma" w:hAnsi="Tahoma"/>
+                <w:sz w:val="17"/>
+                <w:szCs w:val="17"/>
+              </w:rPr>
+              <w:t xml:space="preserve">7</w:t>
+            </w:r>
+          </w:p>
+        </w:tc>
+      </w:tr>
+      <w:tr>
+        <w:tc>
+          <w:tcPr>
+            <w:tcMar>
+              <w:top w:type="dxa" w:w="30"/>
+              <w:left w:type="dxa" w:w="70"/>
+              <w:bottom w:type="dxa" w:w="30"/>
+              <w:right w:type="dxa" w:w="70"/>
+            </w:tcMar>
+          </w:tcPr>
+          <w:p>
+            <w:pPr>
+              <w:spacing w:after="20" w:line="240"/>
+            </w:pPr>
+            <w:r>
+              <w:rPr>
+                <w:rFonts w:ascii="Tahoma" w:cs="Tahoma" w:eastAsia="Tahoma" w:hAnsi="Tahoma"/>
+                <w:sz w:val="17"/>
+                <w:szCs w:val="17"/>
+              </w:rPr>
+              <w:t xml:space="preserve">ride_routes</w:t>
+            </w:r>
+          </w:p>
+        </w:tc>
+        <w:tc>
+          <w:tcPr>
+            <w:tcMar>
+              <w:top w:type="dxa" w:w="30"/>
+              <w:left w:type="dxa" w:w="70"/>
+              <w:bottom w:type="dxa" w:w="30"/>
+              <w:right w:type="dxa" w:w="70"/>
+            </w:tcMar>
+          </w:tcPr>
+          <w:p>
+            <w:pPr>
+              <w:spacing w:after="20" w:line="240"/>
+            </w:pPr>
+            <w:r>
+              <w:rPr>
+                <w:rFonts w:ascii="Tahoma" w:cs="Tahoma" w:eastAsia="Tahoma" w:hAnsi="Tahoma"/>
+                <w:sz w:val="17"/>
+                <w:szCs w:val="17"/>
+              </w:rPr>
+              <w:t xml:space="preserve">เส้นทาง/ระยะทางของกลุ่ม (1 กลุ่ม : 1 เส้นทาง)</w:t>
+            </w:r>
+          </w:p>
+        </w:tc>
+        <w:tc>
+          <w:tcPr>
+            <w:tcMar>
+              <w:top w:type="dxa" w:w="30"/>
+              <w:left w:type="dxa" w:w="70"/>
+              <w:bottom w:type="dxa" w:w="30"/>
+              <w:right w:type="dxa" w:w="70"/>
+            </w:tcMar>
+          </w:tcPr>
+          <w:p>
+            <w:pPr>
+              <w:spacing w:after="20" w:line="240"/>
+            </w:pPr>
+            <w:r>
+              <w:rPr>
+                <w:rFonts w:ascii="Consolas" w:cs="Consolas" w:eastAsia="Consolas" w:hAnsi="Consolas"/>
+                <w:sz w:val="17"/>
+                <w:szCs w:val="17"/>
+              </w:rPr>
+              <w:t xml:space="preserve">id</w:t>
+            </w:r>
+          </w:p>
+        </w:tc>
+        <w:tc>
+          <w:tcPr>
+            <w:tcMar>
+              <w:top w:type="dxa" w:w="30"/>
+              <w:left w:type="dxa" w:w="70"/>
+              <w:bottom w:type="dxa" w:w="30"/>
+              <w:right w:type="dxa" w:w="70"/>
+            </w:tcMar>
+          </w:tcPr>
+          <w:p>
+            <w:pPr>
+              <w:spacing w:after="20" w:line="240"/>
+            </w:pPr>
+            <w:r>
+              <w:rPr>
+                <w:rFonts w:ascii="Tahoma" w:cs="Tahoma" w:eastAsia="Tahoma" w:hAnsi="Tahoma"/>
+                <w:sz w:val="17"/>
+                <w:szCs w:val="17"/>
+              </w:rPr>
+              <w:t xml:space="preserve">group_id → ride_groups (UNIQUE)</w:t>
+            </w:r>
+          </w:p>
+        </w:tc>
+        <w:tc>
+          <w:tcPr>
+            <w:tcMar>
+              <w:top w:type="dxa" w:w="30"/>
+              <w:left w:type="dxa" w:w="70"/>
+              <w:bottom w:type="dxa" w:w="30"/>
+              <w:right w:type="dxa" w:w="70"/>
+            </w:tcMar>
+          </w:tcPr>
+          <w:p>
+            <w:pPr>
+              <w:spacing w:after="20" w:line="240"/>
+            </w:pPr>
+            <w:r>
+              <w:rPr>
+                <w:rFonts w:ascii="Tahoma" w:cs="Tahoma" w:eastAsia="Tahoma" w:hAnsi="Tahoma"/>
+                <w:sz w:val="17"/>
+                <w:szCs w:val="17"/>
+              </w:rPr>
+              <w:t xml:space="preserve">6</w:t>
+            </w:r>
+          </w:p>
+        </w:tc>
+      </w:tr>
+      <w:tr>
+        <w:tc>
+          <w:tcPr>
+            <w:tcMar>
+              <w:top w:type="dxa" w:w="30"/>
+              <w:left w:type="dxa" w:w="70"/>
+              <w:bottom w:type="dxa" w:w="30"/>
+              <w:right w:type="dxa" w:w="70"/>
+            </w:tcMar>
+          </w:tcPr>
+          <w:p>
+            <w:pPr>
+              <w:spacing w:after="20" w:line="240"/>
+            </w:pPr>
+            <w:r>
+              <w:rPr>
+                <w:rFonts w:ascii="Tahoma" w:cs="Tahoma" w:eastAsia="Tahoma" w:hAnsi="Tahoma"/>
+                <w:sz w:val="17"/>
+                <w:szCs w:val="17"/>
+              </w:rPr>
+              <w:t xml:space="preserve">driver_locations</w:t>
+            </w:r>
+          </w:p>
+        </w:tc>
+        <w:tc>
+          <w:tcPr>
+            <w:tcMar>
+              <w:top w:type="dxa" w:w="30"/>
+              <w:left w:type="dxa" w:w="70"/>
+              <w:bottom w:type="dxa" w:w="30"/>
+              <w:right w:type="dxa" w:w="70"/>
+            </w:tcMar>
+          </w:tcPr>
+          <w:p>
+            <w:pPr>
+              <w:spacing w:after="20" w:line="240"/>
+            </w:pPr>
+            <w:r>
+              <w:rPr>
+                <w:rFonts w:ascii="Tahoma" w:cs="Tahoma" w:eastAsia="Tahoma" w:hAnsi="Tahoma"/>
+                <w:sz w:val="17"/>
+                <w:szCs w:val="17"/>
+              </w:rPr>
+              <w:t xml:space="preserve">พิกัดล่าสุดของคนขับ สำหรับติดตามแบบ Realtime</w:t>
+            </w:r>
+          </w:p>
+        </w:tc>
+        <w:tc>
+          <w:tcPr>
+            <w:tcMar>
+              <w:top w:type="dxa" w:w="30"/>
+              <w:left w:type="dxa" w:w="70"/>
+              <w:bottom w:type="dxa" w:w="30"/>
+              <w:right w:type="dxa" w:w="70"/>
+            </w:tcMar>
+          </w:tcPr>
+          <w:p>
+            <w:pPr>
+              <w:spacing w:after="20" w:line="240"/>
+            </w:pPr>
+            <w:r>
+              <w:rPr>
+                <w:rFonts w:ascii="Consolas" w:cs="Consolas" w:eastAsia="Consolas" w:hAnsi="Consolas"/>
+                <w:sz w:val="17"/>
+                <w:szCs w:val="17"/>
+              </w:rPr>
+              <w:t xml:space="preserve">id</w:t>
+            </w:r>
+          </w:p>
+        </w:tc>
+        <w:tc>
+          <w:tcPr>
+            <w:tcMar>
+              <w:top w:type="dxa" w:w="30"/>
+              <w:left w:type="dxa" w:w="70"/>
+              <w:bottom w:type="dxa" w:w="30"/>
+              <w:right w:type="dxa" w:w="70"/>
+            </w:tcMar>
+          </w:tcPr>
+          <w:p>
+            <w:pPr>
+              <w:spacing w:after="20" w:line="240"/>
+            </w:pPr>
+            <w:r>
+              <w:rPr>
+                <w:rFonts w:ascii="Tahoma" w:cs="Tahoma" w:eastAsia="Tahoma" w:hAnsi="Tahoma"/>
+                <w:sz w:val="17"/>
+                <w:szCs w:val="17"/>
+              </w:rPr>
+              <w:t xml:space="preserve">driver_id → profiles (UNIQUE)</w:t>
+            </w:r>
+          </w:p>
+        </w:tc>
+        <w:tc>
+          <w:tcPr>
+            <w:tcMar>
+              <w:top w:type="dxa" w:w="30"/>
+              <w:left w:type="dxa" w:w="70"/>
+              <w:bottom w:type="dxa" w:w="30"/>
+              <w:right w:type="dxa" w:w="70"/>
+            </w:tcMar>
+          </w:tcPr>
+          <w:p>
+            <w:pPr>
+              <w:spacing w:after="20" w:line="240"/>
+            </w:pPr>
+            <w:r>
+              <w:rPr>
+                <w:rFonts w:ascii="Tahoma" w:cs="Tahoma" w:eastAsia="Tahoma" w:hAnsi="Tahoma"/>
+                <w:sz w:val="17"/>
+                <w:szCs w:val="17"/>
+              </w:rPr>
+              <w:t xml:space="preserve">8</w:t>
+            </w:r>
+          </w:p>
+        </w:tc>
+      </w:tr>
+      <w:tr>
+        <w:tc>
+          <w:tcPr>
+            <w:tcMar>
+              <w:top w:type="dxa" w:w="30"/>
+              <w:left w:type="dxa" w:w="70"/>
+              <w:bottom w:type="dxa" w:w="30"/>
+              <w:right w:type="dxa" w:w="70"/>
+            </w:tcMar>
+          </w:tcPr>
+          <w:p>
+            <w:pPr>
+              <w:spacing w:after="20" w:line="240"/>
+            </w:pPr>
+            <w:r>
+              <w:rPr>
+                <w:rFonts w:ascii="Tahoma" w:cs="Tahoma" w:eastAsia="Tahoma" w:hAnsi="Tahoma"/>
+                <w:sz w:val="17"/>
+                <w:szCs w:val="17"/>
+              </w:rPr>
+              <w:t xml:space="preserve">ride_group_events</w:t>
+            </w:r>
+          </w:p>
+        </w:tc>
+        <w:tc>
+          <w:tcPr>
+            <w:tcMar>
+              <w:top w:type="dxa" w:w="30"/>
+              <w:left w:type="dxa" w:w="70"/>
+              <w:bottom w:type="dxa" w:w="30"/>
+              <w:right w:type="dxa" w:w="70"/>
+            </w:tcMar>
+          </w:tcPr>
+          <w:p>
+            <w:pPr>
+              <w:spacing w:after="20" w:line="240"/>
+            </w:pPr>
+            <w:r>
+              <w:rPr>
+                <w:rFonts w:ascii="Tahoma" w:cs="Tahoma" w:eastAsia="Tahoma" w:hAnsi="Tahoma"/>
+                <w:sz w:val="17"/>
+                <w:szCs w:val="17"/>
+              </w:rPr>
+              <w:t xml:space="preserve">บันทึกเหตุการณ์ของกลุ่ม (audit log)</w:t>
+            </w:r>
+          </w:p>
+        </w:tc>
+        <w:tc>
+          <w:tcPr>
+            <w:tcMar>
+              <w:top w:type="dxa" w:w="30"/>
+              <w:left w:type="dxa" w:w="70"/>
+              <w:bottom w:type="dxa" w:w="30"/>
+              <w:right w:type="dxa" w:w="70"/>
+            </w:tcMar>
+          </w:tcPr>
+          <w:p>
+            <w:pPr>
+              <w:spacing w:after="20" w:line="240"/>
+            </w:pPr>
+            <w:r>
+              <w:rPr>
+                <w:rFonts w:ascii="Consolas" w:cs="Consolas" w:eastAsia="Consolas" w:hAnsi="Consolas"/>
+                <w:sz w:val="17"/>
+                <w:szCs w:val="17"/>
+              </w:rPr>
+              <w:t xml:space="preserve">id</w:t>
+            </w:r>
+          </w:p>
+        </w:tc>
+        <w:tc>
+          <w:tcPr>
+            <w:tcMar>
+              <w:top w:type="dxa" w:w="30"/>
+              <w:left w:type="dxa" w:w="70"/>
+              <w:bottom w:type="dxa" w:w="30"/>
+              <w:right w:type="dxa" w:w="70"/>
+            </w:tcMar>
+          </w:tcPr>
+          <w:p>
+            <w:pPr>
+              <w:spacing w:after="20" w:line="240"/>
+            </w:pPr>
+            <w:r>
+              <w:rPr>
+                <w:rFonts w:ascii="Tahoma" w:cs="Tahoma" w:eastAsia="Tahoma" w:hAnsi="Tahoma"/>
+                <w:sz w:val="17"/>
+                <w:szCs w:val="17"/>
+              </w:rPr>
+              <w:t xml:space="preserve">group_id → ride_groups, actor_id → profiles</w:t>
+            </w:r>
+          </w:p>
+        </w:tc>
+        <w:tc>
+          <w:tcPr>
+            <w:tcMar>
+              <w:top w:type="dxa" w:w="30"/>
+              <w:left w:type="dxa" w:w="70"/>
+              <w:bottom w:type="dxa" w:w="30"/>
+              <w:right w:type="dxa" w:w="70"/>
+            </w:tcMar>
+          </w:tcPr>
+          <w:p>
+            <w:pPr>
+              <w:spacing w:after="20" w:line="240"/>
+            </w:pPr>
+            <w:r>
+              <w:rPr>
+                <w:rFonts w:ascii="Tahoma" w:cs="Tahoma" w:eastAsia="Tahoma" w:hAnsi="Tahoma"/>
+                <w:sz w:val="17"/>
+                <w:szCs w:val="17"/>
+              </w:rPr>
+              <w:t xml:space="preserve">6</w:t>
+            </w:r>
+          </w:p>
+        </w:tc>
+      </w:tr>
+    </w:tbl>
+    <w:p>
+      <w:pPr>
+        <w:spacing w:after="70" w:before="140" w:line="276"/>
+      </w:pPr>
+      <w:r>
+        <w:rPr>
+          <w:rFonts w:ascii="Tahoma" w:cs="Tahoma" w:eastAsia="Tahoma" w:hAnsi="Tahoma"/>
+          <w:b/>
+          <w:bCs/>
+          <w:sz w:val="22"/>
+          <w:szCs w:val="22"/>
+        </w:rPr>
+        <w:t xml:space="preserve">รายละเอียดคอลัมน์ทั้งหมด (Data Dictionary)</w:t>
+      </w:r>
+    </w:p>
+    <w:tbl>
+      <w:tblPr>
+        <w:tblW w:type="pct" w:w="5000"/>
+        <w:tblBorders>
+          <w:top w:val="single" w:color="auto" w:sz="4"/>
+          <w:left w:val="single" w:color="auto" w:sz="4"/>
+          <w:bottom w:val="single" w:color="auto" w:sz="4"/>
+          <w:right w:val="single" w:color="auto" w:sz="4"/>
+          <w:insideH w:val="single" w:color="auto" w:sz="4"/>
+          <w:insideV w:val="single" w:color="auto" w:sz="4"/>
+        </w:tblBorders>
+      </w:tblPr>
+      <w:tblGrid>
+        <w:gridCol w:w="2477"/>
+        <w:gridCol w:w="2477"/>
+        <w:gridCol w:w="2477"/>
+        <w:gridCol w:w="2477"/>
+      </w:tblGrid>
+      <w:tr>
+        <w:trPr>
+          <w:tblHeader/>
+        </w:trPr>
+        <w:tc>
+          <w:tcPr>
+            <w:shd w:fill="EEF2F7" w:color="EEF2F7" w:val="solid"/>
+            <w:tcMar>
+              <w:top w:type="dxa" w:w="30"/>
+              <w:left w:type="dxa" w:w="70"/>
+              <w:bottom w:type="dxa" w:w="30"/>
+              <w:right w:type="dxa" w:w="70"/>
+            </w:tcMar>
+          </w:tcPr>
+          <w:p>
+            <w:pPr>
+              <w:spacing w:after="20" w:line="240"/>
+            </w:pPr>
+            <w:r>
+              <w:rPr>
+                <w:rFonts w:ascii="Tahoma" w:cs="Tahoma" w:eastAsia="Tahoma" w:hAnsi="Tahoma"/>
+                <w:b/>
+                <w:bCs/>
+                <w:color w:val="334155"/>
+                <w:sz w:val="17"/>
+                <w:szCs w:val="17"/>
+              </w:rPr>
+              <w:t xml:space="preserve">ตาราง</w:t>
+            </w:r>
+          </w:p>
+        </w:tc>
+        <w:tc>
+          <w:tcPr>
+            <w:shd w:fill="EEF2F7" w:color="EEF2F7" w:val="solid"/>
+            <w:tcMar>
+              <w:top w:type="dxa" w:w="30"/>
+              <w:left w:type="dxa" w:w="70"/>
+              <w:bottom w:type="dxa" w:w="30"/>
+              <w:right w:type="dxa" w:w="70"/>
+            </w:tcMar>
+          </w:tcPr>
+          <w:p>
+            <w:pPr>
+              <w:spacing w:after="20" w:line="240"/>
+            </w:pPr>
+            <w:r>
+              <w:rPr>
+                <w:rFonts w:ascii="Tahoma" w:cs="Tahoma" w:eastAsia="Tahoma" w:hAnsi="Tahoma"/>
+                <w:b/>
+                <w:bCs/>
+                <w:color w:val="334155"/>
+                <w:sz w:val="17"/>
+                <w:szCs w:val="17"/>
+              </w:rPr>
+              <w:t xml:space="preserve">คอลัมน์</w:t>
+            </w:r>
+          </w:p>
+        </w:tc>
+        <w:tc>
+          <w:tcPr>
+            <w:shd w:fill="EEF2F7" w:color="EEF2F7" w:val="solid"/>
+            <w:tcMar>
+              <w:top w:type="dxa" w:w="30"/>
+              <w:left w:type="dxa" w:w="70"/>
+              <w:bottom w:type="dxa" w:w="30"/>
+              <w:right w:type="dxa" w:w="70"/>
+            </w:tcMar>
+          </w:tcPr>
+          <w:p>
+            <w:pPr>
+              <w:spacing w:after="20" w:line="240"/>
+            </w:pPr>
+            <w:r>
+              <w:rPr>
+                <w:rFonts w:ascii="Tahoma" w:cs="Tahoma" w:eastAsia="Tahoma" w:hAnsi="Tahoma"/>
+                <w:b/>
+                <w:bCs/>
+                <w:color w:val="334155"/>
+                <w:sz w:val="17"/>
+                <w:szCs w:val="17"/>
+              </w:rPr>
+              <w:t xml:space="preserve">ชนิดข้อมูล</w:t>
+            </w:r>
+          </w:p>
+        </w:tc>
+        <w:tc>
+          <w:tcPr>
+            <w:shd w:fill="EEF2F7" w:color="EEF2F7" w:val="solid"/>
+            <w:tcMar>
+              <w:top w:type="dxa" w:w="30"/>
+              <w:left w:type="dxa" w:w="70"/>
+              <w:bottom w:type="dxa" w:w="30"/>
+              <w:right w:type="dxa" w:w="70"/>
+            </w:tcMar>
+          </w:tcPr>
+          <w:p>
+            <w:pPr>
+              <w:spacing w:after="20" w:line="240"/>
+            </w:pPr>
+            <w:r>
+              <w:rPr>
+                <w:rFonts w:ascii="Tahoma" w:cs="Tahoma" w:eastAsia="Tahoma" w:hAnsi="Tahoma"/>
+                <w:b/>
+                <w:bCs/>
+                <w:color w:val="334155"/>
+                <w:sz w:val="17"/>
+                <w:szCs w:val="17"/>
+              </w:rPr>
+              <w:t xml:space="preserve">คีย์ / ข้อกำหนด</w:t>
+            </w:r>
+          </w:p>
+        </w:tc>
+      </w:tr>
+      <w:tr>
+        <w:tc>
+          <w:tcPr>
+            <w:tcMar>
+              <w:top w:type="dxa" w:w="30"/>
+              <w:left w:type="dxa" w:w="70"/>
+              <w:bottom w:type="dxa" w:w="30"/>
+              <w:right w:type="dxa" w:w="70"/>
+            </w:tcMar>
+          </w:tcPr>
+          <w:p>
+            <w:pPr>
+              <w:spacing w:after="20" w:line="240"/>
+            </w:pPr>
+            <w:r>
+              <w:rPr>
+                <w:rFonts w:ascii="Tahoma" w:cs="Tahoma" w:eastAsia="Tahoma" w:hAnsi="Tahoma"/>
+                <w:sz w:val="17"/>
+                <w:szCs w:val="17"/>
+              </w:rPr>
+              <w:t xml:space="preserve">profiles</w:t>
+            </w:r>
+          </w:p>
+        </w:tc>
+        <w:tc>
+          <w:tcPr>
+            <w:tcMar>
+              <w:top w:type="dxa" w:w="30"/>
+              <w:left w:type="dxa" w:w="70"/>
+              <w:bottom w:type="dxa" w:w="30"/>
+              <w:right w:type="dxa" w:w="70"/>
+            </w:tcMar>
+          </w:tcPr>
+          <w:p>
+            <w:pPr>
+              <w:spacing w:after="20" w:line="240"/>
+            </w:pPr>
+            <w:r>
+              <w:rPr>
+                <w:rFonts w:ascii="Consolas" w:cs="Consolas" w:eastAsia="Consolas" w:hAnsi="Consolas"/>
+                <w:sz w:val="17"/>
+                <w:szCs w:val="17"/>
+              </w:rPr>
+              <w:t xml:space="preserve">id</w:t>
+            </w:r>
+          </w:p>
+        </w:tc>
+        <w:tc>
+          <w:tcPr>
+            <w:tcMar>
+              <w:top w:type="dxa" w:w="30"/>
+              <w:left w:type="dxa" w:w="70"/>
+              <w:bottom w:type="dxa" w:w="30"/>
+              <w:right w:type="dxa" w:w="70"/>
+            </w:tcMar>
+          </w:tcPr>
+          <w:p>
+            <w:pPr>
+              <w:spacing w:after="20" w:line="240"/>
+            </w:pPr>
+            <w:r>
+              <w:rPr>
+                <w:rFonts w:ascii="Tahoma" w:cs="Tahoma" w:eastAsia="Tahoma" w:hAnsi="Tahoma"/>
+                <w:sz w:val="17"/>
+                <w:szCs w:val="17"/>
+              </w:rPr>
+              <w:t xml:space="preserve">uuid</w:t>
+            </w:r>
+          </w:p>
+        </w:tc>
+        <w:tc>
+          <w:tcPr>
+            <w:tcMar>
+              <w:top w:type="dxa" w:w="30"/>
+              <w:left w:type="dxa" w:w="70"/>
+              <w:bottom w:type="dxa" w:w="30"/>
+              <w:right w:type="dxa" w:w="70"/>
+            </w:tcMar>
+          </w:tcPr>
+          <w:p>
+            <w:pPr>
+              <w:spacing w:after="20" w:line="240"/>
+            </w:pPr>
+            <w:r>
+              <w:rPr>
+                <w:rFonts w:ascii="Tahoma" w:cs="Tahoma" w:eastAsia="Tahoma" w:hAnsi="Tahoma"/>
+                <w:sz w:val="17"/>
+                <w:szCs w:val="17"/>
+              </w:rPr>
+              <w:t xml:space="preserve">PK · อ้าง auth.users(id)</w:t>
+            </w:r>
+          </w:p>
+        </w:tc>
+      </w:tr>
+      <w:tr>
+        <w:tc>
+          <w:tcPr>
+            <w:tcMar>
+              <w:top w:type="dxa" w:w="30"/>
+              <w:left w:type="dxa" w:w="70"/>
+              <w:bottom w:type="dxa" w:w="30"/>
+              <w:right w:type="dxa" w:w="70"/>
+            </w:tcMar>
+          </w:tcPr>
+          <w:p>
+            <w:pPr>
+              <w:spacing w:after="20" w:line="240"/>
+            </w:pPr>
+            <w:r>
+              <w:rPr>
+                <w:rFonts w:ascii="Tahoma" w:cs="Tahoma" w:eastAsia="Tahoma" w:hAnsi="Tahoma"/>
+                <w:sz w:val="17"/>
+                <w:szCs w:val="17"/>
+              </w:rPr>
+              <w:t xml:space="preserve"/>
+            </w:r>
+          </w:p>
+        </w:tc>
+        <w:tc>
+          <w:tcPr>
+            <w:tcMar>
+              <w:top w:type="dxa" w:w="30"/>
+              <w:left w:type="dxa" w:w="70"/>
+              <w:bottom w:type="dxa" w:w="30"/>
+              <w:right w:type="dxa" w:w="70"/>
+            </w:tcMar>
+          </w:tcPr>
+          <w:p>
+            <w:pPr>
+              <w:spacing w:after="20" w:line="240"/>
+            </w:pPr>
+            <w:r>
+              <w:rPr>
+                <w:rFonts w:ascii="Consolas" w:cs="Consolas" w:eastAsia="Consolas" w:hAnsi="Consolas"/>
+                <w:sz w:val="17"/>
+                <w:szCs w:val="17"/>
+              </w:rPr>
+              <w:t xml:space="preserve">name</w:t>
+            </w:r>
+          </w:p>
+        </w:tc>
+        <w:tc>
+          <w:tcPr>
+            <w:tcMar>
+              <w:top w:type="dxa" w:w="30"/>
+              <w:left w:type="dxa" w:w="70"/>
+              <w:bottom w:type="dxa" w:w="30"/>
+              <w:right w:type="dxa" w:w="70"/>
+            </w:tcMar>
+          </w:tcPr>
+          <w:p>
+            <w:pPr>
+              <w:spacing w:after="20" w:line="240"/>
+            </w:pPr>
+            <w:r>
+              <w:rPr>
+                <w:rFonts w:ascii="Tahoma" w:cs="Tahoma" w:eastAsia="Tahoma" w:hAnsi="Tahoma"/>
+                <w:sz w:val="17"/>
+                <w:szCs w:val="17"/>
+              </w:rPr>
+              <w:t xml:space="preserve">text</w:t>
+            </w:r>
+          </w:p>
+        </w:tc>
+        <w:tc>
+          <w:tcPr>
+            <w:tcMar>
+              <w:top w:type="dxa" w:w="30"/>
+              <w:left w:type="dxa" w:w="70"/>
+              <w:bottom w:type="dxa" w:w="30"/>
+              <w:right w:type="dxa" w:w="70"/>
+            </w:tcMar>
+          </w:tcPr>
+          <w:p>
+            <w:pPr>
+              <w:spacing w:after="20" w:line="240"/>
+            </w:pPr>
+            <w:r>
+              <w:rPr>
+                <w:rFonts w:ascii="Tahoma" w:cs="Tahoma" w:eastAsia="Tahoma" w:hAnsi="Tahoma"/>
+                <w:sz w:val="17"/>
+                <w:szCs w:val="17"/>
+              </w:rPr>
+              <w:t xml:space="preserve">NOT NULL</w:t>
+            </w:r>
+          </w:p>
+        </w:tc>
+      </w:tr>
+      <w:tr>
+        <w:tc>
+          <w:tcPr>
+            <w:tcMar>
+              <w:top w:type="dxa" w:w="30"/>
+              <w:left w:type="dxa" w:w="70"/>
+              <w:bottom w:type="dxa" w:w="30"/>
+              <w:right w:type="dxa" w:w="70"/>
+            </w:tcMar>
+          </w:tcPr>
+          <w:p>
+            <w:pPr>
+              <w:spacing w:after="20" w:line="240"/>
+            </w:pPr>
+            <w:r>
+              <w:rPr>
+                <w:rFonts w:ascii="Tahoma" w:cs="Tahoma" w:eastAsia="Tahoma" w:hAnsi="Tahoma"/>
+                <w:sz w:val="17"/>
+                <w:szCs w:val="17"/>
+              </w:rPr>
+              <w:t xml:space="preserve"/>
+            </w:r>
+          </w:p>
+        </w:tc>
+        <w:tc>
+          <w:tcPr>
+            <w:tcMar>
+              <w:top w:type="dxa" w:w="30"/>
+              <w:left w:type="dxa" w:w="70"/>
+              <w:bottom w:type="dxa" w:w="30"/>
+              <w:right w:type="dxa" w:w="70"/>
+            </w:tcMar>
+          </w:tcPr>
+          <w:p>
+            <w:pPr>
+              <w:spacing w:after="20" w:line="240"/>
+            </w:pPr>
+            <w:r>
+              <w:rPr>
+                <w:rFonts w:ascii="Consolas" w:cs="Consolas" w:eastAsia="Consolas" w:hAnsi="Consolas"/>
+                <w:sz w:val="17"/>
+                <w:szCs w:val="17"/>
+              </w:rPr>
+              <w:t xml:space="preserve">phone</w:t>
+            </w:r>
+          </w:p>
+        </w:tc>
+        <w:tc>
+          <w:tcPr>
+            <w:tcMar>
+              <w:top w:type="dxa" w:w="30"/>
+              <w:left w:type="dxa" w:w="70"/>
+              <w:bottom w:type="dxa" w:w="30"/>
+              <w:right w:type="dxa" w:w="70"/>
+            </w:tcMar>
+          </w:tcPr>
+          <w:p>
+            <w:pPr>
+              <w:spacing w:after="20" w:line="240"/>
+            </w:pPr>
+            <w:r>
+              <w:rPr>
+                <w:rFonts w:ascii="Tahoma" w:cs="Tahoma" w:eastAsia="Tahoma" w:hAnsi="Tahoma"/>
+                <w:sz w:val="17"/>
+                <w:szCs w:val="17"/>
+              </w:rPr>
+              <w:t xml:space="preserve">text</w:t>
+            </w:r>
+          </w:p>
+        </w:tc>
+        <w:tc>
+          <w:tcPr>
+            <w:tcMar>
+              <w:top w:type="dxa" w:w="30"/>
+              <w:left w:type="dxa" w:w="70"/>
+              <w:bottom w:type="dxa" w:w="30"/>
+              <w:right w:type="dxa" w:w="70"/>
+            </w:tcMar>
+          </w:tcPr>
+          <w:p>
+            <w:pPr>
+              <w:spacing w:after="20" w:line="240"/>
+            </w:pPr>
+            <w:r>
+              <w:rPr>
+                <w:rFonts w:ascii="Tahoma" w:cs="Tahoma" w:eastAsia="Tahoma" w:hAnsi="Tahoma"/>
+                <w:sz w:val="17"/>
+                <w:szCs w:val="17"/>
+              </w:rPr>
+              <w:t xml:space="preserve">—</w:t>
+            </w:r>
+          </w:p>
+        </w:tc>
+      </w:tr>
+      <w:tr>
+        <w:tc>
+          <w:tcPr>
+            <w:tcMar>
+              <w:top w:type="dxa" w:w="30"/>
+              <w:left w:type="dxa" w:w="70"/>
+              <w:bottom w:type="dxa" w:w="30"/>
+              <w:right w:type="dxa" w:w="70"/>
+            </w:tcMar>
+          </w:tcPr>
+          <w:p>
+            <w:pPr>
+              <w:spacing w:after="20" w:line="240"/>
+            </w:pPr>
+            <w:r>
+              <w:rPr>
+                <w:rFonts w:ascii="Tahoma" w:cs="Tahoma" w:eastAsia="Tahoma" w:hAnsi="Tahoma"/>
+                <w:sz w:val="17"/>
+                <w:szCs w:val="17"/>
+              </w:rPr>
+              <w:t xml:space="preserve"/>
+            </w:r>
+          </w:p>
+        </w:tc>
+        <w:tc>
+          <w:tcPr>
+            <w:tcMar>
+              <w:top w:type="dxa" w:w="30"/>
+              <w:left w:type="dxa" w:w="70"/>
+              <w:bottom w:type="dxa" w:w="30"/>
+              <w:right w:type="dxa" w:w="70"/>
+            </w:tcMar>
+          </w:tcPr>
+          <w:p>
+            <w:pPr>
+              <w:spacing w:after="20" w:line="240"/>
+            </w:pPr>
+            <w:r>
+              <w:rPr>
+                <w:rFonts w:ascii="Consolas" w:cs="Consolas" w:eastAsia="Consolas" w:hAnsi="Consolas"/>
+                <w:sz w:val="17"/>
+                <w:szCs w:val="17"/>
+              </w:rPr>
+              <w:t xml:space="preserve">role</w:t>
+            </w:r>
+          </w:p>
+        </w:tc>
+        <w:tc>
+          <w:tcPr>
+            <w:tcMar>
+              <w:top w:type="dxa" w:w="30"/>
+              <w:left w:type="dxa" w:w="70"/>
+              <w:bottom w:type="dxa" w:w="30"/>
+              <w:right w:type="dxa" w:w="70"/>
+            </w:tcMar>
+          </w:tcPr>
+          <w:p>
+            <w:pPr>
+              <w:spacing w:after="20" w:line="240"/>
+            </w:pPr>
+            <w:r>
+              <w:rPr>
+                <w:rFonts w:ascii="Tahoma" w:cs="Tahoma" w:eastAsia="Tahoma" w:hAnsi="Tahoma"/>
+                <w:sz w:val="17"/>
+                <w:szCs w:val="17"/>
+              </w:rPr>
+              <w:t xml:space="preserve">text</w:t>
+            </w:r>
+          </w:p>
+        </w:tc>
+        <w:tc>
+          <w:tcPr>
+            <w:tcMar>
+              <w:top w:type="dxa" w:w="30"/>
+              <w:left w:type="dxa" w:w="70"/>
+              <w:bottom w:type="dxa" w:w="30"/>
+              <w:right w:type="dxa" w:w="70"/>
+            </w:tcMar>
+          </w:tcPr>
+          <w:p>
+            <w:pPr>
+              <w:spacing w:after="20" w:line="240"/>
+            </w:pPr>
+            <w:r>
+              <w:rPr>
+                <w:rFonts w:ascii="Tahoma" w:cs="Tahoma" w:eastAsia="Tahoma" w:hAnsi="Tahoma"/>
+                <w:sz w:val="17"/>
+                <w:szCs w:val="17"/>
+              </w:rPr>
+              <w:t xml:space="preserve">NOT NULL · CHECK (passenger, driver)</w:t>
+            </w:r>
+          </w:p>
+        </w:tc>
+      </w:tr>
+      <w:tr>
+        <w:tc>
+          <w:tcPr>
+            <w:tcMar>
+              <w:top w:type="dxa" w:w="30"/>
+              <w:left w:type="dxa" w:w="70"/>
+              <w:bottom w:type="dxa" w:w="30"/>
+              <w:right w:type="dxa" w:w="70"/>
+            </w:tcMar>
+          </w:tcPr>
+          <w:p>
+            <w:pPr>
+              <w:spacing w:after="20" w:line="240"/>
+            </w:pPr>
+            <w:r>
+              <w:rPr>
+                <w:rFonts w:ascii="Tahoma" w:cs="Tahoma" w:eastAsia="Tahoma" w:hAnsi="Tahoma"/>
+                <w:sz w:val="17"/>
+                <w:szCs w:val="17"/>
+              </w:rPr>
+              <w:t xml:space="preserve"/>
+            </w:r>
+          </w:p>
+        </w:tc>
+        <w:tc>
+          <w:tcPr>
+            <w:tcMar>
+              <w:top w:type="dxa" w:w="30"/>
+              <w:left w:type="dxa" w:w="70"/>
+              <w:bottom w:type="dxa" w:w="30"/>
+              <w:right w:type="dxa" w:w="70"/>
+            </w:tcMar>
+          </w:tcPr>
+          <w:p>
+            <w:pPr>
+              <w:spacing w:after="20" w:line="240"/>
+            </w:pPr>
+            <w:r>
+              <w:rPr>
+                <w:rFonts w:ascii="Consolas" w:cs="Consolas" w:eastAsia="Consolas" w:hAnsi="Consolas"/>
+                <w:sz w:val="17"/>
+                <w:szCs w:val="17"/>
+              </w:rPr>
+              <w:t xml:space="preserve">vehicle_seats</w:t>
+            </w:r>
+          </w:p>
+        </w:tc>
+        <w:tc>
+          <w:tcPr>
+            <w:tcMar>
+              <w:top w:type="dxa" w:w="30"/>
+              <w:left w:type="dxa" w:w="70"/>
+              <w:bottom w:type="dxa" w:w="30"/>
+              <w:right w:type="dxa" w:w="70"/>
+            </w:tcMar>
+          </w:tcPr>
+          <w:p>
+            <w:pPr>
+              <w:spacing w:after="20" w:line="240"/>
+            </w:pPr>
+            <w:r>
+              <w:rPr>
+                <w:rFonts w:ascii="Tahoma" w:cs="Tahoma" w:eastAsia="Tahoma" w:hAnsi="Tahoma"/>
+                <w:sz w:val="17"/>
+                <w:szCs w:val="17"/>
+              </w:rPr>
+              <w:t xml:space="preserve">integer</w:t>
+            </w:r>
+          </w:p>
+        </w:tc>
+        <w:tc>
+          <w:tcPr>
+            <w:tcMar>
+              <w:top w:type="dxa" w:w="30"/>
+              <w:left w:type="dxa" w:w="70"/>
+              <w:bottom w:type="dxa" w:w="30"/>
+              <w:right w:type="dxa" w:w="70"/>
+            </w:tcMar>
+          </w:tcPr>
+          <w:p>
+            <w:pPr>
+              <w:spacing w:after="20" w:line="240"/>
+            </w:pPr>
+            <w:r>
+              <w:rPr>
+                <w:rFonts w:ascii="Tahoma" w:cs="Tahoma" w:eastAsia="Tahoma" w:hAnsi="Tahoma"/>
+                <w:sz w:val="17"/>
+                <w:szCs w:val="17"/>
+              </w:rPr>
+              <w:t xml:space="preserve">NOT NULL · DEFAULT 4 · CHECK 1–10</w:t>
+            </w:r>
+          </w:p>
+        </w:tc>
+      </w:tr>
+      <w:tr>
+        <w:tc>
+          <w:tcPr>
+            <w:tcMar>
+              <w:top w:type="dxa" w:w="30"/>
+              <w:left w:type="dxa" w:w="70"/>
+              <w:bottom w:type="dxa" w:w="30"/>
+              <w:right w:type="dxa" w:w="70"/>
+            </w:tcMar>
+          </w:tcPr>
+          <w:p>
+            <w:pPr>
+              <w:spacing w:after="20" w:line="240"/>
+            </w:pPr>
+            <w:r>
+              <w:rPr>
+                <w:rFonts w:ascii="Tahoma" w:cs="Tahoma" w:eastAsia="Tahoma" w:hAnsi="Tahoma"/>
+                <w:sz w:val="17"/>
+                <w:szCs w:val="17"/>
+              </w:rPr>
+              <w:t xml:space="preserve"/>
+            </w:r>
+          </w:p>
+        </w:tc>
+        <w:tc>
+          <w:tcPr>
+            <w:tcMar>
+              <w:top w:type="dxa" w:w="30"/>
+              <w:left w:type="dxa" w:w="70"/>
+              <w:bottom w:type="dxa" w:w="30"/>
+              <w:right w:type="dxa" w:w="70"/>
+            </w:tcMar>
+          </w:tcPr>
+          <w:p>
+            <w:pPr>
+              <w:spacing w:after="20" w:line="240"/>
+            </w:pPr>
+            <w:r>
+              <w:rPr>
+                <w:rFonts w:ascii="Consolas" w:cs="Consolas" w:eastAsia="Consolas" w:hAnsi="Consolas"/>
+                <w:sz w:val="17"/>
+                <w:szCs w:val="17"/>
+              </w:rPr>
+              <w:t xml:space="preserve">created_at</w:t>
+            </w:r>
+          </w:p>
+        </w:tc>
+        <w:tc>
+          <w:tcPr>
+            <w:tcMar>
+              <w:top w:type="dxa" w:w="30"/>
+              <w:left w:type="dxa" w:w="70"/>
+              <w:bottom w:type="dxa" w:w="30"/>
+              <w:right w:type="dxa" w:w="70"/>
+            </w:tcMar>
+          </w:tcPr>
+          <w:p>
+            <w:pPr>
+              <w:spacing w:after="20" w:line="240"/>
+            </w:pPr>
+            <w:r>
+              <w:rPr>
+                <w:rFonts w:ascii="Tahoma" w:cs="Tahoma" w:eastAsia="Tahoma" w:hAnsi="Tahoma"/>
+                <w:sz w:val="17"/>
+                <w:szCs w:val="17"/>
+              </w:rPr>
+              <w:t xml:space="preserve">timestamptz</w:t>
+            </w:r>
+          </w:p>
+        </w:tc>
+        <w:tc>
+          <w:tcPr>
+            <w:tcMar>
+              <w:top w:type="dxa" w:w="30"/>
+              <w:left w:type="dxa" w:w="70"/>
+              <w:bottom w:type="dxa" w:w="30"/>
+              <w:right w:type="dxa" w:w="70"/>
+            </w:tcMar>
+          </w:tcPr>
+          <w:p>
+            <w:pPr>
+              <w:spacing w:after="20" w:line="240"/>
+            </w:pPr>
+            <w:r>
+              <w:rPr>
+                <w:rFonts w:ascii="Tahoma" w:cs="Tahoma" w:eastAsia="Tahoma" w:hAnsi="Tahoma"/>
+                <w:sz w:val="17"/>
+                <w:szCs w:val="17"/>
+              </w:rPr>
+              <w:t xml:space="preserve">NOT NULL · DEFAULT now()</w:t>
+            </w:r>
+          </w:p>
+        </w:tc>
+      </w:tr>
+      <w:tr>
+        <w:tc>
+          <w:tcPr>
+            <w:tcMar>
+              <w:top w:type="dxa" w:w="30"/>
+              <w:left w:type="dxa" w:w="70"/>
+              <w:bottom w:type="dxa" w:w="30"/>
+              <w:right w:type="dxa" w:w="70"/>
+            </w:tcMar>
+          </w:tcPr>
+          <w:p>
+            <w:pPr>
+              <w:spacing w:after="20" w:line="240"/>
+            </w:pPr>
+            <w:r>
+              <w:rPr>
+                <w:rFonts w:ascii="Tahoma" w:cs="Tahoma" w:eastAsia="Tahoma" w:hAnsi="Tahoma"/>
+                <w:sz w:val="17"/>
+                <w:szCs w:val="17"/>
+              </w:rPr>
+              <w:t xml:space="preserve">ride_groups</w:t>
+            </w:r>
+          </w:p>
+        </w:tc>
+        <w:tc>
+          <w:tcPr>
+            <w:tcMar>
+              <w:top w:type="dxa" w:w="30"/>
+              <w:left w:type="dxa" w:w="70"/>
+              <w:bottom w:type="dxa" w:w="30"/>
+              <w:right w:type="dxa" w:w="70"/>
+            </w:tcMar>
+          </w:tcPr>
+          <w:p>
+            <w:pPr>
+              <w:spacing w:after="20" w:line="240"/>
+            </w:pPr>
+            <w:r>
+              <w:rPr>
+                <w:rFonts w:ascii="Consolas" w:cs="Consolas" w:eastAsia="Consolas" w:hAnsi="Consolas"/>
+                <w:sz w:val="17"/>
+                <w:szCs w:val="17"/>
+              </w:rPr>
+              <w:t xml:space="preserve">id</w:t>
+            </w:r>
+          </w:p>
+        </w:tc>
+        <w:tc>
+          <w:tcPr>
+            <w:tcMar>
+              <w:top w:type="dxa" w:w="30"/>
+              <w:left w:type="dxa" w:w="70"/>
+              <w:bottom w:type="dxa" w:w="30"/>
+              <w:right w:type="dxa" w:w="70"/>
+            </w:tcMar>
+          </w:tcPr>
+          <w:p>
+            <w:pPr>
+              <w:spacing w:after="20" w:line="240"/>
+            </w:pPr>
+            <w:r>
+              <w:rPr>
+                <w:rFonts w:ascii="Tahoma" w:cs="Tahoma" w:eastAsia="Tahoma" w:hAnsi="Tahoma"/>
+                <w:sz w:val="17"/>
+                <w:szCs w:val="17"/>
+              </w:rPr>
+              <w:t xml:space="preserve">uuid</w:t>
+            </w:r>
+          </w:p>
+        </w:tc>
+        <w:tc>
+          <w:tcPr>
+            <w:tcMar>
+              <w:top w:type="dxa" w:w="30"/>
+              <w:left w:type="dxa" w:w="70"/>
+              <w:bottom w:type="dxa" w:w="30"/>
+              <w:right w:type="dxa" w:w="70"/>
+            </w:tcMar>
+          </w:tcPr>
+          <w:p>
+            <w:pPr>
+              <w:spacing w:after="20" w:line="240"/>
+            </w:pPr>
+            <w:r>
+              <w:rPr>
+                <w:rFonts w:ascii="Tahoma" w:cs="Tahoma" w:eastAsia="Tahoma" w:hAnsi="Tahoma"/>
+                <w:sz w:val="17"/>
+                <w:szCs w:val="17"/>
+              </w:rPr>
+              <w:t xml:space="preserve">PK · DEFAULT gen_random_uuid()</w:t>
+            </w:r>
+          </w:p>
+        </w:tc>
+      </w:tr>
+      <w:tr>
+        <w:tc>
+          <w:tcPr>
+            <w:tcMar>
+              <w:top w:type="dxa" w:w="30"/>
+              <w:left w:type="dxa" w:w="70"/>
+              <w:bottom w:type="dxa" w:w="30"/>
+              <w:right w:type="dxa" w:w="70"/>
+            </w:tcMar>
+          </w:tcPr>
+          <w:p>
+            <w:pPr>
+              <w:spacing w:after="20" w:line="240"/>
+            </w:pPr>
+            <w:r>
+              <w:rPr>
+                <w:rFonts w:ascii="Tahoma" w:cs="Tahoma" w:eastAsia="Tahoma" w:hAnsi="Tahoma"/>
+                <w:sz w:val="17"/>
+                <w:szCs w:val="17"/>
+              </w:rPr>
+              <w:t xml:space="preserve"/>
+            </w:r>
+          </w:p>
+        </w:tc>
+        <w:tc>
+          <w:tcPr>
+            <w:tcMar>
+              <w:top w:type="dxa" w:w="30"/>
+              <w:left w:type="dxa" w:w="70"/>
+              <w:bottom w:type="dxa" w:w="30"/>
+              <w:right w:type="dxa" w:w="70"/>
+            </w:tcMar>
+          </w:tcPr>
+          <w:p>
+            <w:pPr>
+              <w:spacing w:after="20" w:line="240"/>
+            </w:pPr>
+            <w:r>
+              <w:rPr>
+                <w:rFonts w:ascii="Consolas" w:cs="Consolas" w:eastAsia="Consolas" w:hAnsi="Consolas"/>
+                <w:sz w:val="17"/>
+                <w:szCs w:val="17"/>
+              </w:rPr>
+              <w:t xml:space="preserve">leader_id</w:t>
+            </w:r>
+          </w:p>
+        </w:tc>
+        <w:tc>
+          <w:tcPr>
+            <w:tcMar>
+              <w:top w:type="dxa" w:w="30"/>
+              <w:left w:type="dxa" w:w="70"/>
+              <w:bottom w:type="dxa" w:w="30"/>
+              <w:right w:type="dxa" w:w="70"/>
+            </w:tcMar>
+          </w:tcPr>
+          <w:p>
+            <w:pPr>
+              <w:spacing w:after="20" w:line="240"/>
+            </w:pPr>
+            <w:r>
+              <w:rPr>
+                <w:rFonts w:ascii="Tahoma" w:cs="Tahoma" w:eastAsia="Tahoma" w:hAnsi="Tahoma"/>
+                <w:sz w:val="17"/>
+                <w:szCs w:val="17"/>
+              </w:rPr>
+              <w:t xml:space="preserve">uuid</w:t>
+            </w:r>
+          </w:p>
+        </w:tc>
+        <w:tc>
+          <w:tcPr>
+            <w:tcMar>
+              <w:top w:type="dxa" w:w="30"/>
+              <w:left w:type="dxa" w:w="70"/>
+              <w:bottom w:type="dxa" w:w="30"/>
+              <w:right w:type="dxa" w:w="70"/>
+            </w:tcMar>
+          </w:tcPr>
+          <w:p>
+            <w:pPr>
+              <w:spacing w:after="20" w:line="240"/>
+            </w:pPr>
+            <w:r>
+              <w:rPr>
+                <w:rFonts w:ascii="Tahoma" w:cs="Tahoma" w:eastAsia="Tahoma" w:hAnsi="Tahoma"/>
+                <w:sz w:val="17"/>
+                <w:szCs w:val="17"/>
+              </w:rPr>
+              <w:t xml:space="preserve">FK → profiles(id) · NOT NULL</w:t>
+            </w:r>
+          </w:p>
+        </w:tc>
+      </w:tr>
+      <w:tr>
+        <w:tc>
+          <w:tcPr>
+            <w:tcMar>
+              <w:top w:type="dxa" w:w="30"/>
+              <w:left w:type="dxa" w:w="70"/>
+              <w:bottom w:type="dxa" w:w="30"/>
+              <w:right w:type="dxa" w:w="70"/>
+            </w:tcMar>
+          </w:tcPr>
+          <w:p>
+            <w:pPr>
+              <w:spacing w:after="20" w:line="240"/>
+            </w:pPr>
+            <w:r>
+              <w:rPr>
+                <w:rFonts w:ascii="Tahoma" w:cs="Tahoma" w:eastAsia="Tahoma" w:hAnsi="Tahoma"/>
+                <w:sz w:val="17"/>
+                <w:szCs w:val="17"/>
+              </w:rPr>
+              <w:t xml:space="preserve"/>
+            </w:r>
+          </w:p>
+        </w:tc>
+        <w:tc>
+          <w:tcPr>
+            <w:tcMar>
+              <w:top w:type="dxa" w:w="30"/>
+              <w:left w:type="dxa" w:w="70"/>
+              <w:bottom w:type="dxa" w:w="30"/>
+              <w:right w:type="dxa" w:w="70"/>
+            </w:tcMar>
+          </w:tcPr>
+          <w:p>
+            <w:pPr>
+              <w:spacing w:after="20" w:line="240"/>
+            </w:pPr>
+            <w:r>
+              <w:rPr>
+                <w:rFonts w:ascii="Consolas" w:cs="Consolas" w:eastAsia="Consolas" w:hAnsi="Consolas"/>
+                <w:sz w:val="17"/>
+                <w:szCs w:val="17"/>
+              </w:rPr>
+              <w:t xml:space="preserve">target_passengers</w:t>
+            </w:r>
+          </w:p>
+        </w:tc>
+        <w:tc>
+          <w:tcPr>
+            <w:tcMar>
+              <w:top w:type="dxa" w:w="30"/>
+              <w:left w:type="dxa" w:w="70"/>
+              <w:bottom w:type="dxa" w:w="30"/>
+              <w:right w:type="dxa" w:w="70"/>
+            </w:tcMar>
+          </w:tcPr>
+          <w:p>
+            <w:pPr>
+              <w:spacing w:after="20" w:line="240"/>
+            </w:pPr>
+            <w:r>
+              <w:rPr>
+                <w:rFonts w:ascii="Tahoma" w:cs="Tahoma" w:eastAsia="Tahoma" w:hAnsi="Tahoma"/>
+                <w:sz w:val="17"/>
+                <w:szCs w:val="17"/>
+              </w:rPr>
+              <w:t xml:space="preserve">integer</w:t>
+            </w:r>
+          </w:p>
+        </w:tc>
+        <w:tc>
+          <w:tcPr>
+            <w:tcMar>
+              <w:top w:type="dxa" w:w="30"/>
+              <w:left w:type="dxa" w:w="70"/>
+              <w:bottom w:type="dxa" w:w="30"/>
+              <w:right w:type="dxa" w:w="70"/>
+            </w:tcMar>
+          </w:tcPr>
+          <w:p>
+            <w:pPr>
+              <w:spacing w:after="20" w:line="240"/>
+            </w:pPr>
+            <w:r>
+              <w:rPr>
+                <w:rFonts w:ascii="Tahoma" w:cs="Tahoma" w:eastAsia="Tahoma" w:hAnsi="Tahoma"/>
+                <w:sz w:val="17"/>
+                <w:szCs w:val="17"/>
+              </w:rPr>
+              <w:t xml:space="preserve">NOT NULL · CHECK 1–10</w:t>
+            </w:r>
+          </w:p>
+        </w:tc>
+      </w:tr>
+      <w:tr>
+        <w:tc>
+          <w:tcPr>
+            <w:tcMar>
+              <w:top w:type="dxa" w:w="30"/>
+              <w:left w:type="dxa" w:w="70"/>
+              <w:bottom w:type="dxa" w:w="30"/>
+              <w:right w:type="dxa" w:w="70"/>
+            </w:tcMar>
+          </w:tcPr>
+          <w:p>
+            <w:pPr>
+              <w:spacing w:after="20" w:line="240"/>
+            </w:pPr>
+            <w:r>
+              <w:rPr>
+                <w:rFonts w:ascii="Tahoma" w:cs="Tahoma" w:eastAsia="Tahoma" w:hAnsi="Tahoma"/>
+                <w:sz w:val="17"/>
+                <w:szCs w:val="17"/>
+              </w:rPr>
+              <w:t xml:space="preserve"/>
+            </w:r>
+          </w:p>
+        </w:tc>
+        <w:tc>
+          <w:tcPr>
+            <w:tcMar>
+              <w:top w:type="dxa" w:w="30"/>
+              <w:left w:type="dxa" w:w="70"/>
+              <w:bottom w:type="dxa" w:w="30"/>
+              <w:right w:type="dxa" w:w="70"/>
+            </w:tcMar>
+          </w:tcPr>
+          <w:p>
+            <w:pPr>
+              <w:spacing w:after="20" w:line="240"/>
+            </w:pPr>
+            <w:r>
+              <w:rPr>
+                <w:rFonts w:ascii="Consolas" w:cs="Consolas" w:eastAsia="Consolas" w:hAnsi="Consolas"/>
+                <w:sz w:val="17"/>
+                <w:szCs w:val="17"/>
+              </w:rPr>
+              <w:t xml:space="preserve">status</w:t>
+            </w:r>
+          </w:p>
+        </w:tc>
+        <w:tc>
+          <w:tcPr>
+            <w:tcMar>
+              <w:top w:type="dxa" w:w="30"/>
+              <w:left w:type="dxa" w:w="70"/>
+              <w:bottom w:type="dxa" w:w="30"/>
+              <w:right w:type="dxa" w:w="70"/>
+            </w:tcMar>
+          </w:tcPr>
+          <w:p>
+            <w:pPr>
+              <w:spacing w:after="20" w:line="240"/>
+            </w:pPr>
+            <w:r>
+              <w:rPr>
+                <w:rFonts w:ascii="Tahoma" w:cs="Tahoma" w:eastAsia="Tahoma" w:hAnsi="Tahoma"/>
+                <w:sz w:val="17"/>
+                <w:szCs w:val="17"/>
+              </w:rPr>
+              <w:t xml:space="preserve">text</w:t>
+            </w:r>
+          </w:p>
+        </w:tc>
+        <w:tc>
+          <w:tcPr>
+            <w:tcMar>
+              <w:top w:type="dxa" w:w="30"/>
+              <w:left w:type="dxa" w:w="70"/>
+              <w:bottom w:type="dxa" w:w="30"/>
+              <w:right w:type="dxa" w:w="70"/>
+            </w:tcMar>
+          </w:tcPr>
+          <w:p>
+            <w:pPr>
+              <w:spacing w:after="20" w:line="240"/>
+            </w:pPr>
+            <w:r>
+              <w:rPr>
+                <w:rFonts w:ascii="Tahoma" w:cs="Tahoma" w:eastAsia="Tahoma" w:hAnsi="Tahoma"/>
+                <w:sz w:val="17"/>
+                <w:szCs w:val="17"/>
+              </w:rPr>
+              <w:t xml:space="preserve">NOT NULL · DEFAULT 'forming' · CHECK (forming, sent_to_driver, accepted, completed, cancelled)</w:t>
+            </w:r>
+          </w:p>
+        </w:tc>
+      </w:tr>
+      <w:tr>
+        <w:tc>
+          <w:tcPr>
+            <w:tcMar>
+              <w:top w:type="dxa" w:w="30"/>
+              <w:left w:type="dxa" w:w="70"/>
+              <w:bottom w:type="dxa" w:w="30"/>
+              <w:right w:type="dxa" w:w="70"/>
+            </w:tcMar>
+          </w:tcPr>
+          <w:p>
+            <w:pPr>
+              <w:spacing w:after="20" w:line="240"/>
+            </w:pPr>
+            <w:r>
+              <w:rPr>
+                <w:rFonts w:ascii="Tahoma" w:cs="Tahoma" w:eastAsia="Tahoma" w:hAnsi="Tahoma"/>
+                <w:sz w:val="17"/>
+                <w:szCs w:val="17"/>
+              </w:rPr>
+              <w:t xml:space="preserve"/>
+            </w:r>
+          </w:p>
+        </w:tc>
+        <w:tc>
+          <w:tcPr>
+            <w:tcMar>
+              <w:top w:type="dxa" w:w="30"/>
+              <w:left w:type="dxa" w:w="70"/>
+              <w:bottom w:type="dxa" w:w="30"/>
+              <w:right w:type="dxa" w:w="70"/>
+            </w:tcMar>
+          </w:tcPr>
+          <w:p>
+            <w:pPr>
+              <w:spacing w:after="20" w:line="240"/>
+            </w:pPr>
+            <w:r>
+              <w:rPr>
+                <w:rFonts w:ascii="Consolas" w:cs="Consolas" w:eastAsia="Consolas" w:hAnsi="Consolas"/>
+                <w:sz w:val="17"/>
+                <w:szCs w:val="17"/>
+              </w:rPr>
+              <w:t xml:space="preserve">driver_id</w:t>
+            </w:r>
+          </w:p>
+        </w:tc>
+        <w:tc>
+          <w:tcPr>
+            <w:tcMar>
+              <w:top w:type="dxa" w:w="30"/>
+              <w:left w:type="dxa" w:w="70"/>
+              <w:bottom w:type="dxa" w:w="30"/>
+              <w:right w:type="dxa" w:w="70"/>
+            </w:tcMar>
+          </w:tcPr>
+          <w:p>
+            <w:pPr>
+              <w:spacing w:after="20" w:line="240"/>
+            </w:pPr>
+            <w:r>
+              <w:rPr>
+                <w:rFonts w:ascii="Tahoma" w:cs="Tahoma" w:eastAsia="Tahoma" w:hAnsi="Tahoma"/>
+                <w:sz w:val="17"/>
+                <w:szCs w:val="17"/>
+              </w:rPr>
+              <w:t xml:space="preserve">uuid</w:t>
+            </w:r>
+          </w:p>
+        </w:tc>
+        <w:tc>
+          <w:tcPr>
+            <w:tcMar>
+              <w:top w:type="dxa" w:w="30"/>
+              <w:left w:type="dxa" w:w="70"/>
+              <w:bottom w:type="dxa" w:w="30"/>
+              <w:right w:type="dxa" w:w="70"/>
+            </w:tcMar>
+          </w:tcPr>
+          <w:p>
+            <w:pPr>
+              <w:spacing w:after="20" w:line="240"/>
+            </w:pPr>
+            <w:r>
+              <w:rPr>
+                <w:rFonts w:ascii="Tahoma" w:cs="Tahoma" w:eastAsia="Tahoma" w:hAnsi="Tahoma"/>
+                <w:sz w:val="17"/>
+                <w:szCs w:val="17"/>
+              </w:rPr>
+              <w:t xml:space="preserve">FK → profiles(id) · เป็น NULL ได้</w:t>
+            </w:r>
+          </w:p>
+        </w:tc>
+      </w:tr>
+      <w:tr>
+        <w:tc>
+          <w:tcPr>
+            <w:tcMar>
+              <w:top w:type="dxa" w:w="30"/>
+              <w:left w:type="dxa" w:w="70"/>
+              <w:bottom w:type="dxa" w:w="30"/>
+              <w:right w:type="dxa" w:w="70"/>
+            </w:tcMar>
+          </w:tcPr>
+          <w:p>
+            <w:pPr>
+              <w:spacing w:after="20" w:line="240"/>
+            </w:pPr>
+            <w:r>
+              <w:rPr>
+                <w:rFonts w:ascii="Tahoma" w:cs="Tahoma" w:eastAsia="Tahoma" w:hAnsi="Tahoma"/>
+                <w:sz w:val="17"/>
+                <w:szCs w:val="17"/>
+              </w:rPr>
+              <w:t xml:space="preserve"/>
+            </w:r>
+          </w:p>
+        </w:tc>
+        <w:tc>
+          <w:tcPr>
+            <w:tcMar>
+              <w:top w:type="dxa" w:w="30"/>
+              <w:left w:type="dxa" w:w="70"/>
+              <w:bottom w:type="dxa" w:w="30"/>
+              <w:right w:type="dxa" w:w="70"/>
+            </w:tcMar>
+          </w:tcPr>
+          <w:p>
+            <w:pPr>
+              <w:spacing w:after="20" w:line="240"/>
+            </w:pPr>
+            <w:r>
+              <w:rPr>
+                <w:rFonts w:ascii="Consolas" w:cs="Consolas" w:eastAsia="Consolas" w:hAnsi="Consolas"/>
+                <w:sz w:val="17"/>
+                <w:szCs w:val="17"/>
+              </w:rPr>
+              <w:t xml:space="preserve">created_at</w:t>
+            </w:r>
+          </w:p>
+        </w:tc>
+        <w:tc>
+          <w:tcPr>
+            <w:tcMar>
+              <w:top w:type="dxa" w:w="30"/>
+              <w:left w:type="dxa" w:w="70"/>
+              <w:bottom w:type="dxa" w:w="30"/>
+              <w:right w:type="dxa" w:w="70"/>
+            </w:tcMar>
+          </w:tcPr>
+          <w:p>
+            <w:pPr>
+              <w:spacing w:after="20" w:line="240"/>
+            </w:pPr>
+            <w:r>
+              <w:rPr>
+                <w:rFonts w:ascii="Tahoma" w:cs="Tahoma" w:eastAsia="Tahoma" w:hAnsi="Tahoma"/>
+                <w:sz w:val="17"/>
+                <w:szCs w:val="17"/>
+              </w:rPr>
+              <w:t xml:space="preserve">timestamptz</w:t>
+            </w:r>
+          </w:p>
+        </w:tc>
+        <w:tc>
+          <w:tcPr>
+            <w:tcMar>
+              <w:top w:type="dxa" w:w="30"/>
+              <w:left w:type="dxa" w:w="70"/>
+              <w:bottom w:type="dxa" w:w="30"/>
+              <w:right w:type="dxa" w:w="70"/>
+            </w:tcMar>
+          </w:tcPr>
+          <w:p>
+            <w:pPr>
+              <w:spacing w:after="20" w:line="240"/>
+            </w:pPr>
+            <w:r>
+              <w:rPr>
+                <w:rFonts w:ascii="Tahoma" w:cs="Tahoma" w:eastAsia="Tahoma" w:hAnsi="Tahoma"/>
+                <w:sz w:val="17"/>
+                <w:szCs w:val="17"/>
+              </w:rPr>
+              <w:t xml:space="preserve">NOT NULL · DEFAULT now()</w:t>
+            </w:r>
+          </w:p>
+        </w:tc>
+      </w:tr>
+      <w:tr>
+        <w:tc>
+          <w:tcPr>
+            <w:tcMar>
+              <w:top w:type="dxa" w:w="30"/>
+              <w:left w:type="dxa" w:w="70"/>
+              <w:bottom w:type="dxa" w:w="30"/>
+              <w:right w:type="dxa" w:w="70"/>
+            </w:tcMar>
+          </w:tcPr>
+          <w:p>
+            <w:pPr>
+              <w:spacing w:after="20" w:line="240"/>
+            </w:pPr>
+            <w:r>
+              <w:rPr>
+                <w:rFonts w:ascii="Tahoma" w:cs="Tahoma" w:eastAsia="Tahoma" w:hAnsi="Tahoma"/>
+                <w:sz w:val="17"/>
+                <w:szCs w:val="17"/>
+              </w:rPr>
+              <w:t xml:space="preserve"/>
+            </w:r>
+          </w:p>
+        </w:tc>
+        <w:tc>
+          <w:tcPr>
+            <w:tcMar>
+              <w:top w:type="dxa" w:w="30"/>
+              <w:left w:type="dxa" w:w="70"/>
+              <w:bottom w:type="dxa" w:w="30"/>
+              <w:right w:type="dxa" w:w="70"/>
+            </w:tcMar>
+          </w:tcPr>
+          <w:p>
+            <w:pPr>
+              <w:spacing w:after="20" w:line="240"/>
+            </w:pPr>
+            <w:r>
+              <w:rPr>
+                <w:rFonts w:ascii="Consolas" w:cs="Consolas" w:eastAsia="Consolas" w:hAnsi="Consolas"/>
+                <w:sz w:val="17"/>
+                <w:szCs w:val="17"/>
+              </w:rPr>
+              <w:t xml:space="preserve">confirmed_at</w:t>
+            </w:r>
+          </w:p>
+        </w:tc>
+        <w:tc>
+          <w:tcPr>
+            <w:tcMar>
+              <w:top w:type="dxa" w:w="30"/>
+              <w:left w:type="dxa" w:w="70"/>
+              <w:bottom w:type="dxa" w:w="30"/>
+              <w:right w:type="dxa" w:w="70"/>
+            </w:tcMar>
+          </w:tcPr>
+          <w:p>
+            <w:pPr>
+              <w:spacing w:after="20" w:line="240"/>
+            </w:pPr>
+            <w:r>
+              <w:rPr>
+                <w:rFonts w:ascii="Tahoma" w:cs="Tahoma" w:eastAsia="Tahoma" w:hAnsi="Tahoma"/>
+                <w:sz w:val="17"/>
+                <w:szCs w:val="17"/>
+              </w:rPr>
+              <w:t xml:space="preserve">timestamptz</w:t>
+            </w:r>
+          </w:p>
+        </w:tc>
+        <w:tc>
+          <w:tcPr>
+            <w:tcMar>
+              <w:top w:type="dxa" w:w="30"/>
+              <w:left w:type="dxa" w:w="70"/>
+              <w:bottom w:type="dxa" w:w="30"/>
+              <w:right w:type="dxa" w:w="70"/>
+            </w:tcMar>
+          </w:tcPr>
+          <w:p>
+            <w:pPr>
+              <w:spacing w:after="20" w:line="240"/>
+            </w:pPr>
+            <w:r>
+              <w:rPr>
+                <w:rFonts w:ascii="Tahoma" w:cs="Tahoma" w:eastAsia="Tahoma" w:hAnsi="Tahoma"/>
+                <w:sz w:val="17"/>
+                <w:szCs w:val="17"/>
+              </w:rPr>
+              <w:t xml:space="preserve">เติมอัตโนมัติโดย Trigger</w:t>
+            </w:r>
+          </w:p>
+        </w:tc>
+      </w:tr>
+      <w:tr>
+        <w:tc>
+          <w:tcPr>
+            <w:tcMar>
+              <w:top w:type="dxa" w:w="30"/>
+              <w:left w:type="dxa" w:w="70"/>
+              <w:bottom w:type="dxa" w:w="30"/>
+              <w:right w:type="dxa" w:w="70"/>
+            </w:tcMar>
+          </w:tcPr>
+          <w:p>
+            <w:pPr>
+              <w:spacing w:after="20" w:line="240"/>
+            </w:pPr>
+            <w:r>
+              <w:rPr>
+                <w:rFonts w:ascii="Tahoma" w:cs="Tahoma" w:eastAsia="Tahoma" w:hAnsi="Tahoma"/>
+                <w:sz w:val="17"/>
+                <w:szCs w:val="17"/>
+              </w:rPr>
+              <w:t xml:space="preserve"/>
+            </w:r>
+          </w:p>
+        </w:tc>
+        <w:tc>
+          <w:tcPr>
+            <w:tcMar>
+              <w:top w:type="dxa" w:w="30"/>
+              <w:left w:type="dxa" w:w="70"/>
+              <w:bottom w:type="dxa" w:w="30"/>
+              <w:right w:type="dxa" w:w="70"/>
+            </w:tcMar>
+          </w:tcPr>
+          <w:p>
+            <w:pPr>
+              <w:spacing w:after="20" w:line="240"/>
+            </w:pPr>
+            <w:r>
+              <w:rPr>
+                <w:rFonts w:ascii="Consolas" w:cs="Consolas" w:eastAsia="Consolas" w:hAnsi="Consolas"/>
+                <w:sz w:val="17"/>
+                <w:szCs w:val="17"/>
+              </w:rPr>
+              <w:t xml:space="preserve">accepted_at</w:t>
+            </w:r>
+          </w:p>
+        </w:tc>
+        <w:tc>
+          <w:tcPr>
+            <w:tcMar>
+              <w:top w:type="dxa" w:w="30"/>
+              <w:left w:type="dxa" w:w="70"/>
+              <w:bottom w:type="dxa" w:w="30"/>
+              <w:right w:type="dxa" w:w="70"/>
+            </w:tcMar>
+          </w:tcPr>
+          <w:p>
+            <w:pPr>
+              <w:spacing w:after="20" w:line="240"/>
+            </w:pPr>
+            <w:r>
+              <w:rPr>
+                <w:rFonts w:ascii="Tahoma" w:cs="Tahoma" w:eastAsia="Tahoma" w:hAnsi="Tahoma"/>
+                <w:sz w:val="17"/>
+                <w:szCs w:val="17"/>
+              </w:rPr>
+              <w:t xml:space="preserve">timestamptz</w:t>
+            </w:r>
+          </w:p>
+        </w:tc>
+        <w:tc>
+          <w:tcPr>
+            <w:tcMar>
+              <w:top w:type="dxa" w:w="30"/>
+              <w:left w:type="dxa" w:w="70"/>
+              <w:bottom w:type="dxa" w:w="30"/>
+              <w:right w:type="dxa" w:w="70"/>
+            </w:tcMar>
+          </w:tcPr>
+          <w:p>
+            <w:pPr>
+              <w:spacing w:after="20" w:line="240"/>
+            </w:pPr>
+            <w:r>
+              <w:rPr>
+                <w:rFonts w:ascii="Tahoma" w:cs="Tahoma" w:eastAsia="Tahoma" w:hAnsi="Tahoma"/>
+                <w:sz w:val="17"/>
+                <w:szCs w:val="17"/>
+              </w:rPr>
+              <w:t xml:space="preserve">เติมอัตโนมัติโดย Trigger</w:t>
+            </w:r>
+          </w:p>
+        </w:tc>
+      </w:tr>
+      <w:tr>
+        <w:tc>
+          <w:tcPr>
+            <w:tcMar>
+              <w:top w:type="dxa" w:w="30"/>
+              <w:left w:type="dxa" w:w="70"/>
+              <w:bottom w:type="dxa" w:w="30"/>
+              <w:right w:type="dxa" w:w="70"/>
+            </w:tcMar>
+          </w:tcPr>
+          <w:p>
+            <w:pPr>
+              <w:spacing w:after="20" w:line="240"/>
+            </w:pPr>
+            <w:r>
+              <w:rPr>
+                <w:rFonts w:ascii="Tahoma" w:cs="Tahoma" w:eastAsia="Tahoma" w:hAnsi="Tahoma"/>
+                <w:sz w:val="17"/>
+                <w:szCs w:val="17"/>
+              </w:rPr>
+              <w:t xml:space="preserve"/>
+            </w:r>
+          </w:p>
+        </w:tc>
+        <w:tc>
+          <w:tcPr>
+            <w:tcMar>
+              <w:top w:type="dxa" w:w="30"/>
+              <w:left w:type="dxa" w:w="70"/>
+              <w:bottom w:type="dxa" w:w="30"/>
+              <w:right w:type="dxa" w:w="70"/>
+            </w:tcMar>
+          </w:tcPr>
+          <w:p>
+            <w:pPr>
+              <w:spacing w:after="20" w:line="240"/>
+            </w:pPr>
+            <w:r>
+              <w:rPr>
+                <w:rFonts w:ascii="Consolas" w:cs="Consolas" w:eastAsia="Consolas" w:hAnsi="Consolas"/>
+                <w:sz w:val="17"/>
+                <w:szCs w:val="17"/>
+              </w:rPr>
+              <w:t xml:space="preserve">completed_at</w:t>
+            </w:r>
+          </w:p>
+        </w:tc>
+        <w:tc>
+          <w:tcPr>
+            <w:tcMar>
+              <w:top w:type="dxa" w:w="30"/>
+              <w:left w:type="dxa" w:w="70"/>
+              <w:bottom w:type="dxa" w:w="30"/>
+              <w:right w:type="dxa" w:w="70"/>
+            </w:tcMar>
+          </w:tcPr>
+          <w:p>
+            <w:pPr>
+              <w:spacing w:after="20" w:line="240"/>
+            </w:pPr>
+            <w:r>
+              <w:rPr>
+                <w:rFonts w:ascii="Tahoma" w:cs="Tahoma" w:eastAsia="Tahoma" w:hAnsi="Tahoma"/>
+                <w:sz w:val="17"/>
+                <w:szCs w:val="17"/>
+              </w:rPr>
+              <w:t xml:space="preserve">timestamptz</w:t>
+            </w:r>
+          </w:p>
+        </w:tc>
+        <w:tc>
+          <w:tcPr>
+            <w:tcMar>
+              <w:top w:type="dxa" w:w="30"/>
+              <w:left w:type="dxa" w:w="70"/>
+              <w:bottom w:type="dxa" w:w="30"/>
+              <w:right w:type="dxa" w:w="70"/>
+            </w:tcMar>
+          </w:tcPr>
+          <w:p>
+            <w:pPr>
+              <w:spacing w:after="20" w:line="240"/>
+            </w:pPr>
+            <w:r>
+              <w:rPr>
+                <w:rFonts w:ascii="Tahoma" w:cs="Tahoma" w:eastAsia="Tahoma" w:hAnsi="Tahoma"/>
+                <w:sz w:val="17"/>
+                <w:szCs w:val="17"/>
+              </w:rPr>
+              <w:t xml:space="preserve">เติมอัตโนมัติโดย Trigger</w:t>
+            </w:r>
+          </w:p>
+        </w:tc>
+      </w:tr>
+      <w:tr>
+        <w:tc>
+          <w:tcPr>
+            <w:tcMar>
+              <w:top w:type="dxa" w:w="30"/>
+              <w:left w:type="dxa" w:w="70"/>
+              <w:bottom w:type="dxa" w:w="30"/>
+              <w:right w:type="dxa" w:w="70"/>
+            </w:tcMar>
+          </w:tcPr>
+          <w:p>
+            <w:pPr>
+              <w:spacing w:after="20" w:line="240"/>
+            </w:pPr>
+            <w:r>
+              <w:rPr>
+                <w:rFonts w:ascii="Tahoma" w:cs="Tahoma" w:eastAsia="Tahoma" w:hAnsi="Tahoma"/>
+                <w:sz w:val="17"/>
+                <w:szCs w:val="17"/>
+              </w:rPr>
+              <w:t xml:space="preserve">ride_requests</w:t>
+            </w:r>
+          </w:p>
+        </w:tc>
+        <w:tc>
+          <w:tcPr>
+            <w:tcMar>
+              <w:top w:type="dxa" w:w="30"/>
+              <w:left w:type="dxa" w:w="70"/>
+              <w:bottom w:type="dxa" w:w="30"/>
+              <w:right w:type="dxa" w:w="70"/>
+            </w:tcMar>
+          </w:tcPr>
+          <w:p>
+            <w:pPr>
+              <w:spacing w:after="20" w:line="240"/>
+            </w:pPr>
+            <w:r>
+              <w:rPr>
+                <w:rFonts w:ascii="Consolas" w:cs="Consolas" w:eastAsia="Consolas" w:hAnsi="Consolas"/>
+                <w:sz w:val="17"/>
+                <w:szCs w:val="17"/>
+              </w:rPr>
+              <w:t xml:space="preserve">id</w:t>
+            </w:r>
+          </w:p>
+        </w:tc>
+        <w:tc>
+          <w:tcPr>
+            <w:tcMar>
+              <w:top w:type="dxa" w:w="30"/>
+              <w:left w:type="dxa" w:w="70"/>
+              <w:bottom w:type="dxa" w:w="30"/>
+              <w:right w:type="dxa" w:w="70"/>
+            </w:tcMar>
+          </w:tcPr>
+          <w:p>
+            <w:pPr>
+              <w:spacing w:after="20" w:line="240"/>
+            </w:pPr>
+            <w:r>
+              <w:rPr>
+                <w:rFonts w:ascii="Tahoma" w:cs="Tahoma" w:eastAsia="Tahoma" w:hAnsi="Tahoma"/>
+                <w:sz w:val="17"/>
+                <w:szCs w:val="17"/>
+              </w:rPr>
+              <w:t xml:space="preserve">uuid</w:t>
+            </w:r>
+          </w:p>
+        </w:tc>
+        <w:tc>
+          <w:tcPr>
+            <w:tcMar>
+              <w:top w:type="dxa" w:w="30"/>
+              <w:left w:type="dxa" w:w="70"/>
+              <w:bottom w:type="dxa" w:w="30"/>
+              <w:right w:type="dxa" w:w="70"/>
+            </w:tcMar>
+          </w:tcPr>
+          <w:p>
+            <w:pPr>
+              <w:spacing w:after="20" w:line="240"/>
+            </w:pPr>
+            <w:r>
+              <w:rPr>
+                <w:rFonts w:ascii="Tahoma" w:cs="Tahoma" w:eastAsia="Tahoma" w:hAnsi="Tahoma"/>
+                <w:sz w:val="17"/>
+                <w:szCs w:val="17"/>
+              </w:rPr>
+              <w:t xml:space="preserve">PK · DEFAULT gen_random_uuid()</w:t>
+            </w:r>
+          </w:p>
+        </w:tc>
+      </w:tr>
+      <w:tr>
+        <w:tc>
+          <w:tcPr>
+            <w:tcMar>
+              <w:top w:type="dxa" w:w="30"/>
+              <w:left w:type="dxa" w:w="70"/>
+              <w:bottom w:type="dxa" w:w="30"/>
+              <w:right w:type="dxa" w:w="70"/>
+            </w:tcMar>
+          </w:tcPr>
+          <w:p>
+            <w:pPr>
+              <w:spacing w:after="20" w:line="240"/>
+            </w:pPr>
+            <w:r>
+              <w:rPr>
+                <w:rFonts w:ascii="Tahoma" w:cs="Tahoma" w:eastAsia="Tahoma" w:hAnsi="Tahoma"/>
+                <w:sz w:val="17"/>
+                <w:szCs w:val="17"/>
+              </w:rPr>
+              <w:t xml:space="preserve"/>
+            </w:r>
+          </w:p>
+        </w:tc>
+        <w:tc>
+          <w:tcPr>
+            <w:tcMar>
+              <w:top w:type="dxa" w:w="30"/>
+              <w:left w:type="dxa" w:w="70"/>
+              <w:bottom w:type="dxa" w:w="30"/>
+              <w:right w:type="dxa" w:w="70"/>
+            </w:tcMar>
+          </w:tcPr>
+          <w:p>
+            <w:pPr>
+              <w:spacing w:after="20" w:line="240"/>
+            </w:pPr>
+            <w:r>
+              <w:rPr>
+                <w:rFonts w:ascii="Consolas" w:cs="Consolas" w:eastAsia="Consolas" w:hAnsi="Consolas"/>
+                <w:sz w:val="17"/>
+                <w:szCs w:val="17"/>
+              </w:rPr>
+              <w:t xml:space="preserve">passenger_id</w:t>
+            </w:r>
+          </w:p>
+        </w:tc>
+        <w:tc>
+          <w:tcPr>
+            <w:tcMar>
+              <w:top w:type="dxa" w:w="30"/>
+              <w:left w:type="dxa" w:w="70"/>
+              <w:bottom w:type="dxa" w:w="30"/>
+              <w:right w:type="dxa" w:w="70"/>
+            </w:tcMar>
+          </w:tcPr>
+          <w:p>
+            <w:pPr>
+              <w:spacing w:after="20" w:line="240"/>
+            </w:pPr>
+            <w:r>
+              <w:rPr>
+                <w:rFonts w:ascii="Tahoma" w:cs="Tahoma" w:eastAsia="Tahoma" w:hAnsi="Tahoma"/>
+                <w:sz w:val="17"/>
+                <w:szCs w:val="17"/>
+              </w:rPr>
+              <w:t xml:space="preserve">uuid</w:t>
+            </w:r>
+          </w:p>
+        </w:tc>
+        <w:tc>
+          <w:tcPr>
+            <w:tcMar>
+              <w:top w:type="dxa" w:w="30"/>
+              <w:left w:type="dxa" w:w="70"/>
+              <w:bottom w:type="dxa" w:w="30"/>
+              <w:right w:type="dxa" w:w="70"/>
+            </w:tcMar>
+          </w:tcPr>
+          <w:p>
+            <w:pPr>
+              <w:spacing w:after="20" w:line="240"/>
+            </w:pPr>
+            <w:r>
+              <w:rPr>
+                <w:rFonts w:ascii="Tahoma" w:cs="Tahoma" w:eastAsia="Tahoma" w:hAnsi="Tahoma"/>
+                <w:sz w:val="17"/>
+                <w:szCs w:val="17"/>
+              </w:rPr>
+              <w:t xml:space="preserve">FK → profiles(id) · NOT NULL</w:t>
+            </w:r>
+          </w:p>
+        </w:tc>
+      </w:tr>
+      <w:tr>
+        <w:tc>
+          <w:tcPr>
+            <w:tcMar>
+              <w:top w:type="dxa" w:w="30"/>
+              <w:left w:type="dxa" w:w="70"/>
+              <w:bottom w:type="dxa" w:w="30"/>
+              <w:right w:type="dxa" w:w="70"/>
+            </w:tcMar>
+          </w:tcPr>
+          <w:p>
+            <w:pPr>
+              <w:spacing w:after="20" w:line="240"/>
+            </w:pPr>
+            <w:r>
+              <w:rPr>
+                <w:rFonts w:ascii="Tahoma" w:cs="Tahoma" w:eastAsia="Tahoma" w:hAnsi="Tahoma"/>
+                <w:sz w:val="17"/>
+                <w:szCs w:val="17"/>
+              </w:rPr>
+              <w:t xml:space="preserve"/>
+            </w:r>
+          </w:p>
+        </w:tc>
+        <w:tc>
+          <w:tcPr>
+            <w:tcMar>
+              <w:top w:type="dxa" w:w="30"/>
+              <w:left w:type="dxa" w:w="70"/>
+              <w:bottom w:type="dxa" w:w="30"/>
+              <w:right w:type="dxa" w:w="70"/>
+            </w:tcMar>
+          </w:tcPr>
+          <w:p>
+            <w:pPr>
+              <w:spacing w:after="20" w:line="240"/>
+            </w:pPr>
+            <w:r>
+              <w:rPr>
+                <w:rFonts w:ascii="Consolas" w:cs="Consolas" w:eastAsia="Consolas" w:hAnsi="Consolas"/>
+                <w:sz w:val="17"/>
+                <w:szCs w:val="17"/>
+              </w:rPr>
+              <w:t xml:space="preserve">group_id</w:t>
+            </w:r>
+          </w:p>
+        </w:tc>
+        <w:tc>
+          <w:tcPr>
+            <w:tcMar>
+              <w:top w:type="dxa" w:w="30"/>
+              <w:left w:type="dxa" w:w="70"/>
+              <w:bottom w:type="dxa" w:w="30"/>
+              <w:right w:type="dxa" w:w="70"/>
+            </w:tcMar>
+          </w:tcPr>
+          <w:p>
+            <w:pPr>
+              <w:spacing w:after="20" w:line="240"/>
+            </w:pPr>
+            <w:r>
+              <w:rPr>
+                <w:rFonts w:ascii="Tahoma" w:cs="Tahoma" w:eastAsia="Tahoma" w:hAnsi="Tahoma"/>
+                <w:sz w:val="17"/>
+                <w:szCs w:val="17"/>
+              </w:rPr>
+              <w:t xml:space="preserve">uuid</w:t>
+            </w:r>
+          </w:p>
+        </w:tc>
+        <w:tc>
+          <w:tcPr>
+            <w:tcMar>
+              <w:top w:type="dxa" w:w="30"/>
+              <w:left w:type="dxa" w:w="70"/>
+              <w:bottom w:type="dxa" w:w="30"/>
+              <w:right w:type="dxa" w:w="70"/>
+            </w:tcMar>
+          </w:tcPr>
+          <w:p>
+            <w:pPr>
+              <w:spacing w:after="20" w:line="240"/>
+            </w:pPr>
+            <w:r>
+              <w:rPr>
+                <w:rFonts w:ascii="Tahoma" w:cs="Tahoma" w:eastAsia="Tahoma" w:hAnsi="Tahoma"/>
+                <w:sz w:val="17"/>
+                <w:szCs w:val="17"/>
+              </w:rPr>
+              <w:t xml:space="preserve">FK → ride_groups(id) · ON DELETE SET NULL</w:t>
+            </w:r>
+          </w:p>
+        </w:tc>
+      </w:tr>
+      <w:tr>
+        <w:tc>
+          <w:tcPr>
+            <w:tcMar>
+              <w:top w:type="dxa" w:w="30"/>
+              <w:left w:type="dxa" w:w="70"/>
+              <w:bottom w:type="dxa" w:w="30"/>
+              <w:right w:type="dxa" w:w="70"/>
+            </w:tcMar>
+          </w:tcPr>
+          <w:p>
+            <w:pPr>
+              <w:spacing w:after="20" w:line="240"/>
+            </w:pPr>
+            <w:r>
+              <w:rPr>
+                <w:rFonts w:ascii="Tahoma" w:cs="Tahoma" w:eastAsia="Tahoma" w:hAnsi="Tahoma"/>
+                <w:sz w:val="17"/>
+                <w:szCs w:val="17"/>
+              </w:rPr>
+              <w:t xml:space="preserve"/>
+            </w:r>
+          </w:p>
+        </w:tc>
+        <w:tc>
+          <w:tcPr>
+            <w:tcMar>
+              <w:top w:type="dxa" w:w="30"/>
+              <w:left w:type="dxa" w:w="70"/>
+              <w:bottom w:type="dxa" w:w="30"/>
+              <w:right w:type="dxa" w:w="70"/>
+            </w:tcMar>
+          </w:tcPr>
+          <w:p>
+            <w:pPr>
+              <w:spacing w:after="20" w:line="240"/>
+            </w:pPr>
+            <w:r>
+              <w:rPr>
+                <w:rFonts w:ascii="Consolas" w:cs="Consolas" w:eastAsia="Consolas" w:hAnsi="Consolas"/>
+                <w:sz w:val="17"/>
+                <w:szCs w:val="17"/>
+              </w:rPr>
+              <w:t xml:space="preserve">origin_text</w:t>
+            </w:r>
+          </w:p>
+        </w:tc>
+        <w:tc>
+          <w:tcPr>
+            <w:tcMar>
+              <w:top w:type="dxa" w:w="30"/>
+              <w:left w:type="dxa" w:w="70"/>
+              <w:bottom w:type="dxa" w:w="30"/>
+              <w:right w:type="dxa" w:w="70"/>
+            </w:tcMar>
+          </w:tcPr>
+          <w:p>
+            <w:pPr>
+              <w:spacing w:after="20" w:line="240"/>
+            </w:pPr>
+            <w:r>
+              <w:rPr>
+                <w:rFonts w:ascii="Tahoma" w:cs="Tahoma" w:eastAsia="Tahoma" w:hAnsi="Tahoma"/>
+                <w:sz w:val="17"/>
+                <w:szCs w:val="17"/>
+              </w:rPr>
+              <w:t xml:space="preserve">text</w:t>
+            </w:r>
+          </w:p>
+        </w:tc>
+        <w:tc>
+          <w:tcPr>
+            <w:tcMar>
+              <w:top w:type="dxa" w:w="30"/>
+              <w:left w:type="dxa" w:w="70"/>
+              <w:bottom w:type="dxa" w:w="30"/>
+              <w:right w:type="dxa" w:w="70"/>
+            </w:tcMar>
+          </w:tcPr>
+          <w:p>
+            <w:pPr>
+              <w:spacing w:after="20" w:line="240"/>
+            </w:pPr>
+            <w:r>
+              <w:rPr>
+                <w:rFonts w:ascii="Tahoma" w:cs="Tahoma" w:eastAsia="Tahoma" w:hAnsi="Tahoma"/>
+                <w:sz w:val="17"/>
+                <w:szCs w:val="17"/>
+              </w:rPr>
+              <w:t xml:space="preserve">NOT NULL</w:t>
+            </w:r>
+          </w:p>
+        </w:tc>
+      </w:tr>
+      <w:tr>
+        <w:tc>
+          <w:tcPr>
+            <w:tcMar>
+              <w:top w:type="dxa" w:w="30"/>
+              <w:left w:type="dxa" w:w="70"/>
+              <w:bottom w:type="dxa" w:w="30"/>
+              <w:right w:type="dxa" w:w="70"/>
+            </w:tcMar>
+          </w:tcPr>
+          <w:p>
+            <w:pPr>
+              <w:spacing w:after="20" w:line="240"/>
+            </w:pPr>
+            <w:r>
+              <w:rPr>
+                <w:rFonts w:ascii="Tahoma" w:cs="Tahoma" w:eastAsia="Tahoma" w:hAnsi="Tahoma"/>
+                <w:sz w:val="17"/>
+                <w:szCs w:val="17"/>
+              </w:rPr>
+              <w:t xml:space="preserve"/>
+            </w:r>
+          </w:p>
+        </w:tc>
+        <w:tc>
+          <w:tcPr>
+            <w:tcMar>
+              <w:top w:type="dxa" w:w="30"/>
+              <w:left w:type="dxa" w:w="70"/>
+              <w:bottom w:type="dxa" w:w="30"/>
+              <w:right w:type="dxa" w:w="70"/>
+            </w:tcMar>
+          </w:tcPr>
+          <w:p>
+            <w:pPr>
+              <w:spacing w:after="20" w:line="240"/>
+            </w:pPr>
+            <w:r>
+              <w:rPr>
+                <w:rFonts w:ascii="Consolas" w:cs="Consolas" w:eastAsia="Consolas" w:hAnsi="Consolas"/>
+                <w:sz w:val="17"/>
+                <w:szCs w:val="17"/>
+              </w:rPr>
+              <w:t xml:space="preserve">destination_text</w:t>
+            </w:r>
+          </w:p>
+        </w:tc>
+        <w:tc>
+          <w:tcPr>
+            <w:tcMar>
+              <w:top w:type="dxa" w:w="30"/>
+              <w:left w:type="dxa" w:w="70"/>
+              <w:bottom w:type="dxa" w:w="30"/>
+              <w:right w:type="dxa" w:w="70"/>
+            </w:tcMar>
+          </w:tcPr>
+          <w:p>
+            <w:pPr>
+              <w:spacing w:after="20" w:line="240"/>
+            </w:pPr>
+            <w:r>
+              <w:rPr>
+                <w:rFonts w:ascii="Tahoma" w:cs="Tahoma" w:eastAsia="Tahoma" w:hAnsi="Tahoma"/>
+                <w:sz w:val="17"/>
+                <w:szCs w:val="17"/>
+              </w:rPr>
+              <w:t xml:space="preserve">text</w:t>
+            </w:r>
+          </w:p>
+        </w:tc>
+        <w:tc>
+          <w:tcPr>
+            <w:tcMar>
+              <w:top w:type="dxa" w:w="30"/>
+              <w:left w:type="dxa" w:w="70"/>
+              <w:bottom w:type="dxa" w:w="30"/>
+              <w:right w:type="dxa" w:w="70"/>
+            </w:tcMar>
+          </w:tcPr>
+          <w:p>
+            <w:pPr>
+              <w:spacing w:after="20" w:line="240"/>
+            </w:pPr>
+            <w:r>
+              <w:rPr>
+                <w:rFonts w:ascii="Tahoma" w:cs="Tahoma" w:eastAsia="Tahoma" w:hAnsi="Tahoma"/>
+                <w:sz w:val="17"/>
+                <w:szCs w:val="17"/>
+              </w:rPr>
+              <w:t xml:space="preserve">NOT NULL</w:t>
+            </w:r>
+          </w:p>
+        </w:tc>
+      </w:tr>
+      <w:tr>
+        <w:tc>
+          <w:tcPr>
+            <w:tcMar>
+              <w:top w:type="dxa" w:w="30"/>
+              <w:left w:type="dxa" w:w="70"/>
+              <w:bottom w:type="dxa" w:w="30"/>
+              <w:right w:type="dxa" w:w="70"/>
+            </w:tcMar>
+          </w:tcPr>
+          <w:p>
+            <w:pPr>
+              <w:spacing w:after="20" w:line="240"/>
+            </w:pPr>
+            <w:r>
+              <w:rPr>
+                <w:rFonts w:ascii="Tahoma" w:cs="Tahoma" w:eastAsia="Tahoma" w:hAnsi="Tahoma"/>
+                <w:sz w:val="17"/>
+                <w:szCs w:val="17"/>
+              </w:rPr>
+              <w:t xml:space="preserve"/>
+            </w:r>
+          </w:p>
+        </w:tc>
+        <w:tc>
+          <w:tcPr>
+            <w:tcMar>
+              <w:top w:type="dxa" w:w="30"/>
+              <w:left w:type="dxa" w:w="70"/>
+              <w:bottom w:type="dxa" w:w="30"/>
+              <w:right w:type="dxa" w:w="70"/>
+            </w:tcMar>
+          </w:tcPr>
+          <w:p>
+            <w:pPr>
+              <w:spacing w:after="20" w:line="240"/>
+            </w:pPr>
+            <w:r>
+              <w:rPr>
+                <w:rFonts w:ascii="Consolas" w:cs="Consolas" w:eastAsia="Consolas" w:hAnsi="Consolas"/>
+                <w:sz w:val="17"/>
+                <w:szCs w:val="17"/>
+              </w:rPr>
+              <w:t xml:space="preserve">origin_detail</w:t>
+            </w:r>
+          </w:p>
+        </w:tc>
+        <w:tc>
+          <w:tcPr>
+            <w:tcMar>
+              <w:top w:type="dxa" w:w="30"/>
+              <w:left w:type="dxa" w:w="70"/>
+              <w:bottom w:type="dxa" w:w="30"/>
+              <w:right w:type="dxa" w:w="70"/>
+            </w:tcMar>
+          </w:tcPr>
+          <w:p>
+            <w:pPr>
+              <w:spacing w:after="20" w:line="240"/>
+            </w:pPr>
+            <w:r>
+              <w:rPr>
+                <w:rFonts w:ascii="Tahoma" w:cs="Tahoma" w:eastAsia="Tahoma" w:hAnsi="Tahoma"/>
+                <w:sz w:val="17"/>
+                <w:szCs w:val="17"/>
+              </w:rPr>
+              <w:t xml:space="preserve">text</w:t>
+            </w:r>
+          </w:p>
+        </w:tc>
+        <w:tc>
+          <w:tcPr>
+            <w:tcMar>
+              <w:top w:type="dxa" w:w="30"/>
+              <w:left w:type="dxa" w:w="70"/>
+              <w:bottom w:type="dxa" w:w="30"/>
+              <w:right w:type="dxa" w:w="70"/>
+            </w:tcMar>
+          </w:tcPr>
+          <w:p>
+            <w:pPr>
+              <w:spacing w:after="20" w:line="240"/>
+            </w:pPr>
+            <w:r>
+              <w:rPr>
+                <w:rFonts w:ascii="Tahoma" w:cs="Tahoma" w:eastAsia="Tahoma" w:hAnsi="Tahoma"/>
+                <w:sz w:val="17"/>
+                <w:szCs w:val="17"/>
+              </w:rPr>
+              <w:t xml:space="preserve">—</w:t>
+            </w:r>
+          </w:p>
+        </w:tc>
+      </w:tr>
+      <w:tr>
+        <w:tc>
+          <w:tcPr>
+            <w:tcMar>
+              <w:top w:type="dxa" w:w="30"/>
+              <w:left w:type="dxa" w:w="70"/>
+              <w:bottom w:type="dxa" w:w="30"/>
+              <w:right w:type="dxa" w:w="70"/>
+            </w:tcMar>
+          </w:tcPr>
+          <w:p>
+            <w:pPr>
+              <w:spacing w:after="20" w:line="240"/>
+            </w:pPr>
+            <w:r>
+              <w:rPr>
+                <w:rFonts w:ascii="Tahoma" w:cs="Tahoma" w:eastAsia="Tahoma" w:hAnsi="Tahoma"/>
+                <w:sz w:val="17"/>
+                <w:szCs w:val="17"/>
+              </w:rPr>
+              <w:t xml:space="preserve"/>
+            </w:r>
+          </w:p>
+        </w:tc>
+        <w:tc>
+          <w:tcPr>
+            <w:tcMar>
+              <w:top w:type="dxa" w:w="30"/>
+              <w:left w:type="dxa" w:w="70"/>
+              <w:bottom w:type="dxa" w:w="30"/>
+              <w:right w:type="dxa" w:w="70"/>
+            </w:tcMar>
+          </w:tcPr>
+          <w:p>
+            <w:pPr>
+              <w:spacing w:after="20" w:line="240"/>
+            </w:pPr>
+            <w:r>
+              <w:rPr>
+                <w:rFonts w:ascii="Consolas" w:cs="Consolas" w:eastAsia="Consolas" w:hAnsi="Consolas"/>
+                <w:sz w:val="17"/>
+                <w:szCs w:val="17"/>
+              </w:rPr>
+              <w:t xml:space="preserve">destination_detail</w:t>
+            </w:r>
+          </w:p>
+        </w:tc>
+        <w:tc>
+          <w:tcPr>
+            <w:tcMar>
+              <w:top w:type="dxa" w:w="30"/>
+              <w:left w:type="dxa" w:w="70"/>
+              <w:bottom w:type="dxa" w:w="30"/>
+              <w:right w:type="dxa" w:w="70"/>
+            </w:tcMar>
+          </w:tcPr>
+          <w:p>
+            <w:pPr>
+              <w:spacing w:after="20" w:line="240"/>
+            </w:pPr>
+            <w:r>
+              <w:rPr>
+                <w:rFonts w:ascii="Tahoma" w:cs="Tahoma" w:eastAsia="Tahoma" w:hAnsi="Tahoma"/>
+                <w:sz w:val="17"/>
+                <w:szCs w:val="17"/>
+              </w:rPr>
+              <w:t xml:space="preserve">text</w:t>
+            </w:r>
+          </w:p>
+        </w:tc>
+        <w:tc>
+          <w:tcPr>
+            <w:tcMar>
+              <w:top w:type="dxa" w:w="30"/>
+              <w:left w:type="dxa" w:w="70"/>
+              <w:bottom w:type="dxa" w:w="30"/>
+              <w:right w:type="dxa" w:w="70"/>
+            </w:tcMar>
+          </w:tcPr>
+          <w:p>
+            <w:pPr>
+              <w:spacing w:after="20" w:line="240"/>
+            </w:pPr>
+            <w:r>
+              <w:rPr>
+                <w:rFonts w:ascii="Tahoma" w:cs="Tahoma" w:eastAsia="Tahoma" w:hAnsi="Tahoma"/>
+                <w:sz w:val="17"/>
+                <w:szCs w:val="17"/>
+              </w:rPr>
+              <w:t xml:space="preserve">—</w:t>
+            </w:r>
+          </w:p>
+        </w:tc>
+      </w:tr>
+      <w:tr>
+        <w:tc>
+          <w:tcPr>
+            <w:tcMar>
+              <w:top w:type="dxa" w:w="30"/>
+              <w:left w:type="dxa" w:w="70"/>
+              <w:bottom w:type="dxa" w:w="30"/>
+              <w:right w:type="dxa" w:w="70"/>
+            </w:tcMar>
+          </w:tcPr>
+          <w:p>
+            <w:pPr>
+              <w:spacing w:after="20" w:line="240"/>
+            </w:pPr>
+            <w:r>
+              <w:rPr>
+                <w:rFonts w:ascii="Tahoma" w:cs="Tahoma" w:eastAsia="Tahoma" w:hAnsi="Tahoma"/>
+                <w:sz w:val="17"/>
+                <w:szCs w:val="17"/>
+              </w:rPr>
+              <w:t xml:space="preserve"/>
+            </w:r>
+          </w:p>
+        </w:tc>
+        <w:tc>
+          <w:tcPr>
+            <w:tcMar>
+              <w:top w:type="dxa" w:w="30"/>
+              <w:left w:type="dxa" w:w="70"/>
+              <w:bottom w:type="dxa" w:w="30"/>
+              <w:right w:type="dxa" w:w="70"/>
+            </w:tcMar>
+          </w:tcPr>
+          <w:p>
+            <w:pPr>
+              <w:spacing w:after="20" w:line="240"/>
+            </w:pPr>
+            <w:r>
+              <w:rPr>
+                <w:rFonts w:ascii="Consolas" w:cs="Consolas" w:eastAsia="Consolas" w:hAnsi="Consolas"/>
+                <w:sz w:val="17"/>
+                <w:szCs w:val="17"/>
+              </w:rPr>
+              <w:t xml:space="preserve">origin_lat</w:t>
+            </w:r>
+          </w:p>
+        </w:tc>
+        <w:tc>
+          <w:tcPr>
+            <w:tcMar>
+              <w:top w:type="dxa" w:w="30"/>
+              <w:left w:type="dxa" w:w="70"/>
+              <w:bottom w:type="dxa" w:w="30"/>
+              <w:right w:type="dxa" w:w="70"/>
+            </w:tcMar>
+          </w:tcPr>
+          <w:p>
+            <w:pPr>
+              <w:spacing w:after="20" w:line="240"/>
+            </w:pPr>
+            <w:r>
+              <w:rPr>
+                <w:rFonts w:ascii="Tahoma" w:cs="Tahoma" w:eastAsia="Tahoma" w:hAnsi="Tahoma"/>
+                <w:sz w:val="17"/>
+                <w:szCs w:val="17"/>
+              </w:rPr>
+              <w:t xml:space="preserve">double precision</w:t>
+            </w:r>
+          </w:p>
+        </w:tc>
+        <w:tc>
+          <w:tcPr>
+            <w:tcMar>
+              <w:top w:type="dxa" w:w="30"/>
+              <w:left w:type="dxa" w:w="70"/>
+              <w:bottom w:type="dxa" w:w="30"/>
+              <w:right w:type="dxa" w:w="70"/>
+            </w:tcMar>
+          </w:tcPr>
+          <w:p>
+            <w:pPr>
+              <w:spacing w:after="20" w:line="240"/>
+            </w:pPr>
+            <w:r>
+              <w:rPr>
+                <w:rFonts w:ascii="Tahoma" w:cs="Tahoma" w:eastAsia="Tahoma" w:hAnsi="Tahoma"/>
+                <w:sz w:val="17"/>
+                <w:szCs w:val="17"/>
+              </w:rPr>
+              <w:t xml:space="preserve">NOT NULL</w:t>
+            </w:r>
+          </w:p>
+        </w:tc>
+      </w:tr>
+      <w:tr>
+        <w:tc>
+          <w:tcPr>
+            <w:tcMar>
+              <w:top w:type="dxa" w:w="30"/>
+              <w:left w:type="dxa" w:w="70"/>
+              <w:bottom w:type="dxa" w:w="30"/>
+              <w:right w:type="dxa" w:w="70"/>
+            </w:tcMar>
+          </w:tcPr>
+          <w:p>
+            <w:pPr>
+              <w:spacing w:after="20" w:line="240"/>
+            </w:pPr>
+            <w:r>
+              <w:rPr>
+                <w:rFonts w:ascii="Tahoma" w:cs="Tahoma" w:eastAsia="Tahoma" w:hAnsi="Tahoma"/>
+                <w:sz w:val="17"/>
+                <w:szCs w:val="17"/>
+              </w:rPr>
+              <w:t xml:space="preserve"/>
+            </w:r>
+          </w:p>
+        </w:tc>
+        <w:tc>
+          <w:tcPr>
+            <w:tcMar>
+              <w:top w:type="dxa" w:w="30"/>
+              <w:left w:type="dxa" w:w="70"/>
+              <w:bottom w:type="dxa" w:w="30"/>
+              <w:right w:type="dxa" w:w="70"/>
+            </w:tcMar>
+          </w:tcPr>
+          <w:p>
+            <w:pPr>
+              <w:spacing w:after="20" w:line="240"/>
+            </w:pPr>
+            <w:r>
+              <w:rPr>
+                <w:rFonts w:ascii="Consolas" w:cs="Consolas" w:eastAsia="Consolas" w:hAnsi="Consolas"/>
+                <w:sz w:val="17"/>
+                <w:szCs w:val="17"/>
+              </w:rPr>
+              <w:t xml:space="preserve">origin_lng</w:t>
+            </w:r>
+          </w:p>
+        </w:tc>
+        <w:tc>
+          <w:tcPr>
+            <w:tcMar>
+              <w:top w:type="dxa" w:w="30"/>
+              <w:left w:type="dxa" w:w="70"/>
+              <w:bottom w:type="dxa" w:w="30"/>
+              <w:right w:type="dxa" w:w="70"/>
+            </w:tcMar>
+          </w:tcPr>
+          <w:p>
+            <w:pPr>
+              <w:spacing w:after="20" w:line="240"/>
+            </w:pPr>
+            <w:r>
+              <w:rPr>
+                <w:rFonts w:ascii="Tahoma" w:cs="Tahoma" w:eastAsia="Tahoma" w:hAnsi="Tahoma"/>
+                <w:sz w:val="17"/>
+                <w:szCs w:val="17"/>
+              </w:rPr>
+              <w:t xml:space="preserve">double precision</w:t>
+            </w:r>
+          </w:p>
+        </w:tc>
+        <w:tc>
+          <w:tcPr>
+            <w:tcMar>
+              <w:top w:type="dxa" w:w="30"/>
+              <w:left w:type="dxa" w:w="70"/>
+              <w:bottom w:type="dxa" w:w="30"/>
+              <w:right w:type="dxa" w:w="70"/>
+            </w:tcMar>
+          </w:tcPr>
+          <w:p>
+            <w:pPr>
+              <w:spacing w:after="20" w:line="240"/>
+            </w:pPr>
+            <w:r>
+              <w:rPr>
+                <w:rFonts w:ascii="Tahoma" w:cs="Tahoma" w:eastAsia="Tahoma" w:hAnsi="Tahoma"/>
+                <w:sz w:val="17"/>
+                <w:szCs w:val="17"/>
+              </w:rPr>
+              <w:t xml:space="preserve">NOT NULL</w:t>
+            </w:r>
+          </w:p>
+        </w:tc>
+      </w:tr>
+      <w:tr>
+        <w:tc>
+          <w:tcPr>
+            <w:tcMar>
+              <w:top w:type="dxa" w:w="30"/>
+              <w:left w:type="dxa" w:w="70"/>
+              <w:bottom w:type="dxa" w:w="30"/>
+              <w:right w:type="dxa" w:w="70"/>
+            </w:tcMar>
+          </w:tcPr>
+          <w:p>
+            <w:pPr>
+              <w:spacing w:after="20" w:line="240"/>
+            </w:pPr>
+            <w:r>
+              <w:rPr>
+                <w:rFonts w:ascii="Tahoma" w:cs="Tahoma" w:eastAsia="Tahoma" w:hAnsi="Tahoma"/>
+                <w:sz w:val="17"/>
+                <w:szCs w:val="17"/>
+              </w:rPr>
+              <w:t xml:space="preserve"/>
+            </w:r>
+          </w:p>
+        </w:tc>
+        <w:tc>
+          <w:tcPr>
+            <w:tcMar>
+              <w:top w:type="dxa" w:w="30"/>
+              <w:left w:type="dxa" w:w="70"/>
+              <w:bottom w:type="dxa" w:w="30"/>
+              <w:right w:type="dxa" w:w="70"/>
+            </w:tcMar>
+          </w:tcPr>
+          <w:p>
+            <w:pPr>
+              <w:spacing w:after="20" w:line="240"/>
+            </w:pPr>
+            <w:r>
+              <w:rPr>
+                <w:rFonts w:ascii="Consolas" w:cs="Consolas" w:eastAsia="Consolas" w:hAnsi="Consolas"/>
+                <w:sz w:val="17"/>
+                <w:szCs w:val="17"/>
+              </w:rPr>
+              <w:t xml:space="preserve">destination_lat</w:t>
+            </w:r>
+          </w:p>
+        </w:tc>
+        <w:tc>
+          <w:tcPr>
+            <w:tcMar>
+              <w:top w:type="dxa" w:w="30"/>
+              <w:left w:type="dxa" w:w="70"/>
+              <w:bottom w:type="dxa" w:w="30"/>
+              <w:right w:type="dxa" w:w="70"/>
+            </w:tcMar>
+          </w:tcPr>
+          <w:p>
+            <w:pPr>
+              <w:spacing w:after="20" w:line="240"/>
+            </w:pPr>
+            <w:r>
+              <w:rPr>
+                <w:rFonts w:ascii="Tahoma" w:cs="Tahoma" w:eastAsia="Tahoma" w:hAnsi="Tahoma"/>
+                <w:sz w:val="17"/>
+                <w:szCs w:val="17"/>
+              </w:rPr>
+              <w:t xml:space="preserve">double precision</w:t>
+            </w:r>
+          </w:p>
+        </w:tc>
+        <w:tc>
+          <w:tcPr>
+            <w:tcMar>
+              <w:top w:type="dxa" w:w="30"/>
+              <w:left w:type="dxa" w:w="70"/>
+              <w:bottom w:type="dxa" w:w="30"/>
+              <w:right w:type="dxa" w:w="70"/>
+            </w:tcMar>
+          </w:tcPr>
+          <w:p>
+            <w:pPr>
+              <w:spacing w:after="20" w:line="240"/>
+            </w:pPr>
+            <w:r>
+              <w:rPr>
+                <w:rFonts w:ascii="Tahoma" w:cs="Tahoma" w:eastAsia="Tahoma" w:hAnsi="Tahoma"/>
+                <w:sz w:val="17"/>
+                <w:szCs w:val="17"/>
+              </w:rPr>
+              <w:t xml:space="preserve">NOT NULL</w:t>
+            </w:r>
+          </w:p>
+        </w:tc>
+      </w:tr>
+      <w:tr>
+        <w:tc>
+          <w:tcPr>
+            <w:tcMar>
+              <w:top w:type="dxa" w:w="30"/>
+              <w:left w:type="dxa" w:w="70"/>
+              <w:bottom w:type="dxa" w:w="30"/>
+              <w:right w:type="dxa" w:w="70"/>
+            </w:tcMar>
+          </w:tcPr>
+          <w:p>
+            <w:pPr>
+              <w:spacing w:after="20" w:line="240"/>
+            </w:pPr>
+            <w:r>
+              <w:rPr>
+                <w:rFonts w:ascii="Tahoma" w:cs="Tahoma" w:eastAsia="Tahoma" w:hAnsi="Tahoma"/>
+                <w:sz w:val="17"/>
+                <w:szCs w:val="17"/>
+              </w:rPr>
+              <w:t xml:space="preserve"/>
+            </w:r>
+          </w:p>
+        </w:tc>
+        <w:tc>
+          <w:tcPr>
+            <w:tcMar>
+              <w:top w:type="dxa" w:w="30"/>
+              <w:left w:type="dxa" w:w="70"/>
+              <w:bottom w:type="dxa" w:w="30"/>
+              <w:right w:type="dxa" w:w="70"/>
+            </w:tcMar>
+          </w:tcPr>
+          <w:p>
+            <w:pPr>
+              <w:spacing w:after="20" w:line="240"/>
+            </w:pPr>
+            <w:r>
+              <w:rPr>
+                <w:rFonts w:ascii="Consolas" w:cs="Consolas" w:eastAsia="Consolas" w:hAnsi="Consolas"/>
+                <w:sz w:val="17"/>
+                <w:szCs w:val="17"/>
+              </w:rPr>
+              <w:t xml:space="preserve">destination_lng</w:t>
+            </w:r>
+          </w:p>
+        </w:tc>
+        <w:tc>
+          <w:tcPr>
+            <w:tcMar>
+              <w:top w:type="dxa" w:w="30"/>
+              <w:left w:type="dxa" w:w="70"/>
+              <w:bottom w:type="dxa" w:w="30"/>
+              <w:right w:type="dxa" w:w="70"/>
+            </w:tcMar>
+          </w:tcPr>
+          <w:p>
+            <w:pPr>
+              <w:spacing w:after="20" w:line="240"/>
+            </w:pPr>
+            <w:r>
+              <w:rPr>
+                <w:rFonts w:ascii="Tahoma" w:cs="Tahoma" w:eastAsia="Tahoma" w:hAnsi="Tahoma"/>
+                <w:sz w:val="17"/>
+                <w:szCs w:val="17"/>
+              </w:rPr>
+              <w:t xml:space="preserve">double precision</w:t>
+            </w:r>
+          </w:p>
+        </w:tc>
+        <w:tc>
+          <w:tcPr>
+            <w:tcMar>
+              <w:top w:type="dxa" w:w="30"/>
+              <w:left w:type="dxa" w:w="70"/>
+              <w:bottom w:type="dxa" w:w="30"/>
+              <w:right w:type="dxa" w:w="70"/>
+            </w:tcMar>
+          </w:tcPr>
+          <w:p>
+            <w:pPr>
+              <w:spacing w:after="20" w:line="240"/>
+            </w:pPr>
+            <w:r>
+              <w:rPr>
+                <w:rFonts w:ascii="Tahoma" w:cs="Tahoma" w:eastAsia="Tahoma" w:hAnsi="Tahoma"/>
+                <w:sz w:val="17"/>
+                <w:szCs w:val="17"/>
+              </w:rPr>
+              <w:t xml:space="preserve">NOT NULL</w:t>
+            </w:r>
+          </w:p>
+        </w:tc>
+      </w:tr>
+      <w:tr>
+        <w:tc>
+          <w:tcPr>
+            <w:tcMar>
+              <w:top w:type="dxa" w:w="30"/>
+              <w:left w:type="dxa" w:w="70"/>
+              <w:bottom w:type="dxa" w:w="30"/>
+              <w:right w:type="dxa" w:w="70"/>
+            </w:tcMar>
+          </w:tcPr>
+          <w:p>
+            <w:pPr>
+              <w:spacing w:after="20" w:line="240"/>
+            </w:pPr>
+            <w:r>
+              <w:rPr>
+                <w:rFonts w:ascii="Tahoma" w:cs="Tahoma" w:eastAsia="Tahoma" w:hAnsi="Tahoma"/>
+                <w:sz w:val="17"/>
+                <w:szCs w:val="17"/>
+              </w:rPr>
+              <w:t xml:space="preserve"/>
+            </w:r>
+          </w:p>
+        </w:tc>
+        <w:tc>
+          <w:tcPr>
+            <w:tcMar>
+              <w:top w:type="dxa" w:w="30"/>
+              <w:left w:type="dxa" w:w="70"/>
+              <w:bottom w:type="dxa" w:w="30"/>
+              <w:right w:type="dxa" w:w="70"/>
+            </w:tcMar>
+          </w:tcPr>
+          <w:p>
+            <w:pPr>
+              <w:spacing w:after="20" w:line="240"/>
+            </w:pPr>
+            <w:r>
+              <w:rPr>
+                <w:rFonts w:ascii="Consolas" w:cs="Consolas" w:eastAsia="Consolas" w:hAnsi="Consolas"/>
+                <w:sz w:val="17"/>
+                <w:szCs w:val="17"/>
+              </w:rPr>
+              <w:t xml:space="preserve">target_passengers</w:t>
+            </w:r>
+          </w:p>
+        </w:tc>
+        <w:tc>
+          <w:tcPr>
+            <w:tcMar>
+              <w:top w:type="dxa" w:w="30"/>
+              <w:left w:type="dxa" w:w="70"/>
+              <w:bottom w:type="dxa" w:w="30"/>
+              <w:right w:type="dxa" w:w="70"/>
+            </w:tcMar>
+          </w:tcPr>
+          <w:p>
+            <w:pPr>
+              <w:spacing w:after="20" w:line="240"/>
+            </w:pPr>
+            <w:r>
+              <w:rPr>
+                <w:rFonts w:ascii="Tahoma" w:cs="Tahoma" w:eastAsia="Tahoma" w:hAnsi="Tahoma"/>
+                <w:sz w:val="17"/>
+                <w:szCs w:val="17"/>
+              </w:rPr>
+              <w:t xml:space="preserve">integer</w:t>
+            </w:r>
+          </w:p>
+        </w:tc>
+        <w:tc>
+          <w:tcPr>
+            <w:tcMar>
+              <w:top w:type="dxa" w:w="30"/>
+              <w:left w:type="dxa" w:w="70"/>
+              <w:bottom w:type="dxa" w:w="30"/>
+              <w:right w:type="dxa" w:w="70"/>
+            </w:tcMar>
+          </w:tcPr>
+          <w:p>
+            <w:pPr>
+              <w:spacing w:after="20" w:line="240"/>
+            </w:pPr>
+            <w:r>
+              <w:rPr>
+                <w:rFonts w:ascii="Tahoma" w:cs="Tahoma" w:eastAsia="Tahoma" w:hAnsi="Tahoma"/>
+                <w:sz w:val="17"/>
+                <w:szCs w:val="17"/>
+              </w:rPr>
+              <w:t xml:space="preserve">NOT NULL · CHECK 1–10</w:t>
+            </w:r>
+          </w:p>
+        </w:tc>
+      </w:tr>
+      <w:tr>
+        <w:tc>
+          <w:tcPr>
+            <w:tcMar>
+              <w:top w:type="dxa" w:w="30"/>
+              <w:left w:type="dxa" w:w="70"/>
+              <w:bottom w:type="dxa" w:w="30"/>
+              <w:right w:type="dxa" w:w="70"/>
+            </w:tcMar>
+          </w:tcPr>
+          <w:p>
+            <w:pPr>
+              <w:spacing w:after="20" w:line="240"/>
+            </w:pPr>
+            <w:r>
+              <w:rPr>
+                <w:rFonts w:ascii="Tahoma" w:cs="Tahoma" w:eastAsia="Tahoma" w:hAnsi="Tahoma"/>
+                <w:sz w:val="17"/>
+                <w:szCs w:val="17"/>
+              </w:rPr>
+              <w:t xml:space="preserve"/>
+            </w:r>
+          </w:p>
+        </w:tc>
+        <w:tc>
+          <w:tcPr>
+            <w:tcMar>
+              <w:top w:type="dxa" w:w="30"/>
+              <w:left w:type="dxa" w:w="70"/>
+              <w:bottom w:type="dxa" w:w="30"/>
+              <w:right w:type="dxa" w:w="70"/>
+            </w:tcMar>
+          </w:tcPr>
+          <w:p>
+            <w:pPr>
+              <w:spacing w:after="20" w:line="240"/>
+            </w:pPr>
+            <w:r>
+              <w:rPr>
+                <w:rFonts w:ascii="Consolas" w:cs="Consolas" w:eastAsia="Consolas" w:hAnsi="Consolas"/>
+                <w:sz w:val="17"/>
+                <w:szCs w:val="17"/>
+              </w:rPr>
+              <w:t xml:space="preserve">status</w:t>
+            </w:r>
+          </w:p>
+        </w:tc>
+        <w:tc>
+          <w:tcPr>
+            <w:tcMar>
+              <w:top w:type="dxa" w:w="30"/>
+              <w:left w:type="dxa" w:w="70"/>
+              <w:bottom w:type="dxa" w:w="30"/>
+              <w:right w:type="dxa" w:w="70"/>
+            </w:tcMar>
+          </w:tcPr>
+          <w:p>
+            <w:pPr>
+              <w:spacing w:after="20" w:line="240"/>
+            </w:pPr>
+            <w:r>
+              <w:rPr>
+                <w:rFonts w:ascii="Tahoma" w:cs="Tahoma" w:eastAsia="Tahoma" w:hAnsi="Tahoma"/>
+                <w:sz w:val="17"/>
+                <w:szCs w:val="17"/>
+              </w:rPr>
+              <w:t xml:space="preserve">text</w:t>
+            </w:r>
+          </w:p>
+        </w:tc>
+        <w:tc>
+          <w:tcPr>
+            <w:tcMar>
+              <w:top w:type="dxa" w:w="30"/>
+              <w:left w:type="dxa" w:w="70"/>
+              <w:bottom w:type="dxa" w:w="30"/>
+              <w:right w:type="dxa" w:w="70"/>
+            </w:tcMar>
+          </w:tcPr>
+          <w:p>
+            <w:pPr>
+              <w:spacing w:after="20" w:line="240"/>
+            </w:pPr>
+            <w:r>
+              <w:rPr>
+                <w:rFonts w:ascii="Tahoma" w:cs="Tahoma" w:eastAsia="Tahoma" w:hAnsi="Tahoma"/>
+                <w:sz w:val="17"/>
+                <w:szCs w:val="17"/>
+              </w:rPr>
+              <w:t xml:space="preserve">NOT NULL · DEFAULT 'searching' · CHECK (searching, matched, sent_to_driver, accepted, completed, cancelled)</w:t>
+            </w:r>
+          </w:p>
+        </w:tc>
+      </w:tr>
+      <w:tr>
+        <w:tc>
+          <w:tcPr>
+            <w:tcMar>
+              <w:top w:type="dxa" w:w="30"/>
+              <w:left w:type="dxa" w:w="70"/>
+              <w:bottom w:type="dxa" w:w="30"/>
+              <w:right w:type="dxa" w:w="70"/>
+            </w:tcMar>
+          </w:tcPr>
+          <w:p>
+            <w:pPr>
+              <w:spacing w:after="20" w:line="240"/>
+            </w:pPr>
+            <w:r>
+              <w:rPr>
+                <w:rFonts w:ascii="Tahoma" w:cs="Tahoma" w:eastAsia="Tahoma" w:hAnsi="Tahoma"/>
+                <w:sz w:val="17"/>
+                <w:szCs w:val="17"/>
+              </w:rPr>
+              <w:t xml:space="preserve"/>
+            </w:r>
+          </w:p>
+        </w:tc>
+        <w:tc>
+          <w:tcPr>
+            <w:tcMar>
+              <w:top w:type="dxa" w:w="30"/>
+              <w:left w:type="dxa" w:w="70"/>
+              <w:bottom w:type="dxa" w:w="30"/>
+              <w:right w:type="dxa" w:w="70"/>
+            </w:tcMar>
+          </w:tcPr>
+          <w:p>
+            <w:pPr>
+              <w:spacing w:after="20" w:line="240"/>
+            </w:pPr>
+            <w:r>
+              <w:rPr>
+                <w:rFonts w:ascii="Consolas" w:cs="Consolas" w:eastAsia="Consolas" w:hAnsi="Consolas"/>
+                <w:sz w:val="17"/>
+                <w:szCs w:val="17"/>
+              </w:rPr>
+              <w:t xml:space="preserve">created_at</w:t>
+            </w:r>
+          </w:p>
+        </w:tc>
+        <w:tc>
+          <w:tcPr>
+            <w:tcMar>
+              <w:top w:type="dxa" w:w="30"/>
+              <w:left w:type="dxa" w:w="70"/>
+              <w:bottom w:type="dxa" w:w="30"/>
+              <w:right w:type="dxa" w:w="70"/>
+            </w:tcMar>
+          </w:tcPr>
+          <w:p>
+            <w:pPr>
+              <w:spacing w:after="20" w:line="240"/>
+            </w:pPr>
+            <w:r>
+              <w:rPr>
+                <w:rFonts w:ascii="Tahoma" w:cs="Tahoma" w:eastAsia="Tahoma" w:hAnsi="Tahoma"/>
+                <w:sz w:val="17"/>
+                <w:szCs w:val="17"/>
+              </w:rPr>
+              <w:t xml:space="preserve">timestamptz</w:t>
+            </w:r>
+          </w:p>
+        </w:tc>
+        <w:tc>
+          <w:tcPr>
+            <w:tcMar>
+              <w:top w:type="dxa" w:w="30"/>
+              <w:left w:type="dxa" w:w="70"/>
+              <w:bottom w:type="dxa" w:w="30"/>
+              <w:right w:type="dxa" w:w="70"/>
+            </w:tcMar>
+          </w:tcPr>
+          <w:p>
+            <w:pPr>
+              <w:spacing w:after="20" w:line="240"/>
+            </w:pPr>
+            <w:r>
+              <w:rPr>
+                <w:rFonts w:ascii="Tahoma" w:cs="Tahoma" w:eastAsia="Tahoma" w:hAnsi="Tahoma"/>
+                <w:sz w:val="17"/>
+                <w:szCs w:val="17"/>
+              </w:rPr>
+              <w:t xml:space="preserve">NOT NULL · DEFAULT now()</w:t>
+            </w:r>
+          </w:p>
+        </w:tc>
+      </w:tr>
+      <w:tr>
+        <w:tc>
+          <w:tcPr>
+            <w:tcMar>
+              <w:top w:type="dxa" w:w="30"/>
+              <w:left w:type="dxa" w:w="70"/>
+              <w:bottom w:type="dxa" w:w="30"/>
+              <w:right w:type="dxa" w:w="70"/>
+            </w:tcMar>
+          </w:tcPr>
+          <w:p>
+            <w:pPr>
+              <w:spacing w:after="20" w:line="240"/>
+            </w:pPr>
+            <w:r>
+              <w:rPr>
+                <w:rFonts w:ascii="Tahoma" w:cs="Tahoma" w:eastAsia="Tahoma" w:hAnsi="Tahoma"/>
+                <w:sz w:val="17"/>
+                <w:szCs w:val="17"/>
+              </w:rPr>
+              <w:t xml:space="preserve">ride_group_members</w:t>
+            </w:r>
+          </w:p>
+        </w:tc>
+        <w:tc>
+          <w:tcPr>
+            <w:tcMar>
+              <w:top w:type="dxa" w:w="30"/>
+              <w:left w:type="dxa" w:w="70"/>
+              <w:bottom w:type="dxa" w:w="30"/>
+              <w:right w:type="dxa" w:w="70"/>
+            </w:tcMar>
+          </w:tcPr>
+          <w:p>
+            <w:pPr>
+              <w:spacing w:after="20" w:line="240"/>
+            </w:pPr>
+            <w:r>
+              <w:rPr>
+                <w:rFonts w:ascii="Consolas" w:cs="Consolas" w:eastAsia="Consolas" w:hAnsi="Consolas"/>
+                <w:sz w:val="17"/>
+                <w:szCs w:val="17"/>
+              </w:rPr>
+              <w:t xml:space="preserve">id</w:t>
+            </w:r>
+          </w:p>
+        </w:tc>
+        <w:tc>
+          <w:tcPr>
+            <w:tcMar>
+              <w:top w:type="dxa" w:w="30"/>
+              <w:left w:type="dxa" w:w="70"/>
+              <w:bottom w:type="dxa" w:w="30"/>
+              <w:right w:type="dxa" w:w="70"/>
+            </w:tcMar>
+          </w:tcPr>
+          <w:p>
+            <w:pPr>
+              <w:spacing w:after="20" w:line="240"/>
+            </w:pPr>
+            <w:r>
+              <w:rPr>
+                <w:rFonts w:ascii="Tahoma" w:cs="Tahoma" w:eastAsia="Tahoma" w:hAnsi="Tahoma"/>
+                <w:sz w:val="17"/>
+                <w:szCs w:val="17"/>
+              </w:rPr>
+              <w:t xml:space="preserve">uuid</w:t>
+            </w:r>
+          </w:p>
+        </w:tc>
+        <w:tc>
+          <w:tcPr>
+            <w:tcMar>
+              <w:top w:type="dxa" w:w="30"/>
+              <w:left w:type="dxa" w:w="70"/>
+              <w:bottom w:type="dxa" w:w="30"/>
+              <w:right w:type="dxa" w:w="70"/>
+            </w:tcMar>
+          </w:tcPr>
+          <w:p>
+            <w:pPr>
+              <w:spacing w:after="20" w:line="240"/>
+            </w:pPr>
+            <w:r>
+              <w:rPr>
+                <w:rFonts w:ascii="Tahoma" w:cs="Tahoma" w:eastAsia="Tahoma" w:hAnsi="Tahoma"/>
+                <w:sz w:val="17"/>
+                <w:szCs w:val="17"/>
+              </w:rPr>
+              <w:t xml:space="preserve">PK · DEFAULT gen_random_uuid()</w:t>
+            </w:r>
+          </w:p>
+        </w:tc>
+      </w:tr>
+      <w:tr>
+        <w:tc>
+          <w:tcPr>
+            <w:tcMar>
+              <w:top w:type="dxa" w:w="30"/>
+              <w:left w:type="dxa" w:w="70"/>
+              <w:bottom w:type="dxa" w:w="30"/>
+              <w:right w:type="dxa" w:w="70"/>
+            </w:tcMar>
+          </w:tcPr>
+          <w:p>
+            <w:pPr>
+              <w:spacing w:after="20" w:line="240"/>
+            </w:pPr>
+            <w:r>
+              <w:rPr>
+                <w:rFonts w:ascii="Tahoma" w:cs="Tahoma" w:eastAsia="Tahoma" w:hAnsi="Tahoma"/>
+                <w:sz w:val="17"/>
+                <w:szCs w:val="17"/>
+              </w:rPr>
+              <w:t xml:space="preserve"/>
+            </w:r>
+          </w:p>
+        </w:tc>
+        <w:tc>
+          <w:tcPr>
+            <w:tcMar>
+              <w:top w:type="dxa" w:w="30"/>
+              <w:left w:type="dxa" w:w="70"/>
+              <w:bottom w:type="dxa" w:w="30"/>
+              <w:right w:type="dxa" w:w="70"/>
+            </w:tcMar>
+          </w:tcPr>
+          <w:p>
+            <w:pPr>
+              <w:spacing w:after="20" w:line="240"/>
+            </w:pPr>
+            <w:r>
+              <w:rPr>
+                <w:rFonts w:ascii="Consolas" w:cs="Consolas" w:eastAsia="Consolas" w:hAnsi="Consolas"/>
+                <w:sz w:val="17"/>
+                <w:szCs w:val="17"/>
+              </w:rPr>
+              <w:t xml:space="preserve">group_id</w:t>
+            </w:r>
+          </w:p>
+        </w:tc>
+        <w:tc>
+          <w:tcPr>
+            <w:tcMar>
+              <w:top w:type="dxa" w:w="30"/>
+              <w:left w:type="dxa" w:w="70"/>
+              <w:bottom w:type="dxa" w:w="30"/>
+              <w:right w:type="dxa" w:w="70"/>
+            </w:tcMar>
+          </w:tcPr>
+          <w:p>
+            <w:pPr>
+              <w:spacing w:after="20" w:line="240"/>
+            </w:pPr>
+            <w:r>
+              <w:rPr>
+                <w:rFonts w:ascii="Tahoma" w:cs="Tahoma" w:eastAsia="Tahoma" w:hAnsi="Tahoma"/>
+                <w:sz w:val="17"/>
+                <w:szCs w:val="17"/>
+              </w:rPr>
+              <w:t xml:space="preserve">uuid</w:t>
+            </w:r>
+          </w:p>
+        </w:tc>
+        <w:tc>
+          <w:tcPr>
+            <w:tcMar>
+              <w:top w:type="dxa" w:w="30"/>
+              <w:left w:type="dxa" w:w="70"/>
+              <w:bottom w:type="dxa" w:w="30"/>
+              <w:right w:type="dxa" w:w="70"/>
+            </w:tcMar>
+          </w:tcPr>
+          <w:p>
+            <w:pPr>
+              <w:spacing w:after="20" w:line="240"/>
+            </w:pPr>
+            <w:r>
+              <w:rPr>
+                <w:rFonts w:ascii="Tahoma" w:cs="Tahoma" w:eastAsia="Tahoma" w:hAnsi="Tahoma"/>
+                <w:sz w:val="17"/>
+                <w:szCs w:val="17"/>
+              </w:rPr>
+              <w:t xml:space="preserve">FK → ride_groups(id) · NOT NULL · ON DELETE CASCADE · UNIQUE(group_id, passenger_id), UNIQUE(group_id, ride_request_id)</w:t>
+            </w:r>
+          </w:p>
+        </w:tc>
+      </w:tr>
+      <w:tr>
+        <w:tc>
+          <w:tcPr>
+            <w:tcMar>
+              <w:top w:type="dxa" w:w="30"/>
+              <w:left w:type="dxa" w:w="70"/>
+              <w:bottom w:type="dxa" w:w="30"/>
+              <w:right w:type="dxa" w:w="70"/>
+            </w:tcMar>
+          </w:tcPr>
+          <w:p>
+            <w:pPr>
+              <w:spacing w:after="20" w:line="240"/>
+            </w:pPr>
+            <w:r>
+              <w:rPr>
+                <w:rFonts w:ascii="Tahoma" w:cs="Tahoma" w:eastAsia="Tahoma" w:hAnsi="Tahoma"/>
+                <w:sz w:val="17"/>
+                <w:szCs w:val="17"/>
+              </w:rPr>
+              <w:t xml:space="preserve"/>
+            </w:r>
+          </w:p>
+        </w:tc>
+        <w:tc>
+          <w:tcPr>
+            <w:tcMar>
+              <w:top w:type="dxa" w:w="30"/>
+              <w:left w:type="dxa" w:w="70"/>
+              <w:bottom w:type="dxa" w:w="30"/>
+              <w:right w:type="dxa" w:w="70"/>
+            </w:tcMar>
+          </w:tcPr>
+          <w:p>
+            <w:pPr>
+              <w:spacing w:after="20" w:line="240"/>
+            </w:pPr>
+            <w:r>
+              <w:rPr>
+                <w:rFonts w:ascii="Consolas" w:cs="Consolas" w:eastAsia="Consolas" w:hAnsi="Consolas"/>
+                <w:sz w:val="17"/>
+                <w:szCs w:val="17"/>
+              </w:rPr>
+              <w:t xml:space="preserve">ride_request_id</w:t>
+            </w:r>
+          </w:p>
+        </w:tc>
+        <w:tc>
+          <w:tcPr>
+            <w:tcMar>
+              <w:top w:type="dxa" w:w="30"/>
+              <w:left w:type="dxa" w:w="70"/>
+              <w:bottom w:type="dxa" w:w="30"/>
+              <w:right w:type="dxa" w:w="70"/>
+            </w:tcMar>
+          </w:tcPr>
+          <w:p>
+            <w:pPr>
+              <w:spacing w:after="20" w:line="240"/>
+            </w:pPr>
+            <w:r>
+              <w:rPr>
+                <w:rFonts w:ascii="Tahoma" w:cs="Tahoma" w:eastAsia="Tahoma" w:hAnsi="Tahoma"/>
+                <w:sz w:val="17"/>
+                <w:szCs w:val="17"/>
+              </w:rPr>
+              <w:t xml:space="preserve">uuid</w:t>
+            </w:r>
+          </w:p>
+        </w:tc>
+        <w:tc>
+          <w:tcPr>
+            <w:tcMar>
+              <w:top w:type="dxa" w:w="30"/>
+              <w:left w:type="dxa" w:w="70"/>
+              <w:bottom w:type="dxa" w:w="30"/>
+              <w:right w:type="dxa" w:w="70"/>
+            </w:tcMar>
+          </w:tcPr>
+          <w:p>
+            <w:pPr>
+              <w:spacing w:after="20" w:line="240"/>
+            </w:pPr>
+            <w:r>
+              <w:rPr>
+                <w:rFonts w:ascii="Tahoma" w:cs="Tahoma" w:eastAsia="Tahoma" w:hAnsi="Tahoma"/>
+                <w:sz w:val="17"/>
+                <w:szCs w:val="17"/>
+              </w:rPr>
+              <w:t xml:space="preserve">FK → ride_requests(id) · NOT NULL · ON DELETE CASCADE</w:t>
+            </w:r>
+          </w:p>
+        </w:tc>
+      </w:tr>
+      <w:tr>
+        <w:tc>
+          <w:tcPr>
+            <w:tcMar>
+              <w:top w:type="dxa" w:w="30"/>
+              <w:left w:type="dxa" w:w="70"/>
+              <w:bottom w:type="dxa" w:w="30"/>
+              <w:right w:type="dxa" w:w="70"/>
+            </w:tcMar>
+          </w:tcPr>
+          <w:p>
+            <w:pPr>
+              <w:spacing w:after="20" w:line="240"/>
+            </w:pPr>
+            <w:r>
+              <w:rPr>
+                <w:rFonts w:ascii="Tahoma" w:cs="Tahoma" w:eastAsia="Tahoma" w:hAnsi="Tahoma"/>
+                <w:sz w:val="17"/>
+                <w:szCs w:val="17"/>
+              </w:rPr>
+              <w:t xml:space="preserve"/>
+            </w:r>
+          </w:p>
+        </w:tc>
+        <w:tc>
+          <w:tcPr>
+            <w:tcMar>
+              <w:top w:type="dxa" w:w="30"/>
+              <w:left w:type="dxa" w:w="70"/>
+              <w:bottom w:type="dxa" w:w="30"/>
+              <w:right w:type="dxa" w:w="70"/>
+            </w:tcMar>
+          </w:tcPr>
+          <w:p>
+            <w:pPr>
+              <w:spacing w:after="20" w:line="240"/>
+            </w:pPr>
+            <w:r>
+              <w:rPr>
+                <w:rFonts w:ascii="Consolas" w:cs="Consolas" w:eastAsia="Consolas" w:hAnsi="Consolas"/>
+                <w:sz w:val="17"/>
+                <w:szCs w:val="17"/>
+              </w:rPr>
+              <w:t xml:space="preserve">passenger_id</w:t>
+            </w:r>
+          </w:p>
+        </w:tc>
+        <w:tc>
+          <w:tcPr>
+            <w:tcMar>
+              <w:top w:type="dxa" w:w="30"/>
+              <w:left w:type="dxa" w:w="70"/>
+              <w:bottom w:type="dxa" w:w="30"/>
+              <w:right w:type="dxa" w:w="70"/>
+            </w:tcMar>
+          </w:tcPr>
+          <w:p>
+            <w:pPr>
+              <w:spacing w:after="20" w:line="240"/>
+            </w:pPr>
+            <w:r>
+              <w:rPr>
+                <w:rFonts w:ascii="Tahoma" w:cs="Tahoma" w:eastAsia="Tahoma" w:hAnsi="Tahoma"/>
+                <w:sz w:val="17"/>
+                <w:szCs w:val="17"/>
+              </w:rPr>
+              <w:t xml:space="preserve">uuid</w:t>
+            </w:r>
+          </w:p>
+        </w:tc>
+        <w:tc>
+          <w:tcPr>
+            <w:tcMar>
+              <w:top w:type="dxa" w:w="30"/>
+              <w:left w:type="dxa" w:w="70"/>
+              <w:bottom w:type="dxa" w:w="30"/>
+              <w:right w:type="dxa" w:w="70"/>
+            </w:tcMar>
+          </w:tcPr>
+          <w:p>
+            <w:pPr>
+              <w:spacing w:after="20" w:line="240"/>
+            </w:pPr>
+            <w:r>
+              <w:rPr>
+                <w:rFonts w:ascii="Tahoma" w:cs="Tahoma" w:eastAsia="Tahoma" w:hAnsi="Tahoma"/>
+                <w:sz w:val="17"/>
+                <w:szCs w:val="17"/>
+              </w:rPr>
+              <w:t xml:space="preserve">FK → profiles(id) · NOT NULL · ON DELETE CASCADE</w:t>
+            </w:r>
+          </w:p>
+        </w:tc>
+      </w:tr>
+      <w:tr>
+        <w:tc>
+          <w:tcPr>
+            <w:tcMar>
+              <w:top w:type="dxa" w:w="30"/>
+              <w:left w:type="dxa" w:w="70"/>
+              <w:bottom w:type="dxa" w:w="30"/>
+              <w:right w:type="dxa" w:w="70"/>
+            </w:tcMar>
+          </w:tcPr>
+          <w:p>
+            <w:pPr>
+              <w:spacing w:after="20" w:line="240"/>
+            </w:pPr>
+            <w:r>
+              <w:rPr>
+                <w:rFonts w:ascii="Tahoma" w:cs="Tahoma" w:eastAsia="Tahoma" w:hAnsi="Tahoma"/>
+                <w:sz w:val="17"/>
+                <w:szCs w:val="17"/>
+              </w:rPr>
+              <w:t xml:space="preserve"/>
+            </w:r>
+          </w:p>
+        </w:tc>
+        <w:tc>
+          <w:tcPr>
+            <w:tcMar>
+              <w:top w:type="dxa" w:w="30"/>
+              <w:left w:type="dxa" w:w="70"/>
+              <w:bottom w:type="dxa" w:w="30"/>
+              <w:right w:type="dxa" w:w="70"/>
+            </w:tcMar>
+          </w:tcPr>
+          <w:p>
+            <w:pPr>
+              <w:spacing w:after="20" w:line="240"/>
+            </w:pPr>
+            <w:r>
+              <w:rPr>
+                <w:rFonts w:ascii="Consolas" w:cs="Consolas" w:eastAsia="Consolas" w:hAnsi="Consolas"/>
+                <w:sz w:val="17"/>
+                <w:szCs w:val="17"/>
+              </w:rPr>
+              <w:t xml:space="preserve">party_size</w:t>
+            </w:r>
+          </w:p>
+        </w:tc>
+        <w:tc>
+          <w:tcPr>
+            <w:tcMar>
+              <w:top w:type="dxa" w:w="30"/>
+              <w:left w:type="dxa" w:w="70"/>
+              <w:bottom w:type="dxa" w:w="30"/>
+              <w:right w:type="dxa" w:w="70"/>
+            </w:tcMar>
+          </w:tcPr>
+          <w:p>
+            <w:pPr>
+              <w:spacing w:after="20" w:line="240"/>
+            </w:pPr>
+            <w:r>
+              <w:rPr>
+                <w:rFonts w:ascii="Tahoma" w:cs="Tahoma" w:eastAsia="Tahoma" w:hAnsi="Tahoma"/>
+                <w:sz w:val="17"/>
+                <w:szCs w:val="17"/>
+              </w:rPr>
+              <w:t xml:space="preserve">integer</w:t>
+            </w:r>
+          </w:p>
+        </w:tc>
+        <w:tc>
+          <w:tcPr>
+            <w:tcMar>
+              <w:top w:type="dxa" w:w="30"/>
+              <w:left w:type="dxa" w:w="70"/>
+              <w:bottom w:type="dxa" w:w="30"/>
+              <w:right w:type="dxa" w:w="70"/>
+            </w:tcMar>
+          </w:tcPr>
+          <w:p>
+            <w:pPr>
+              <w:spacing w:after="20" w:line="240"/>
+            </w:pPr>
+            <w:r>
+              <w:rPr>
+                <w:rFonts w:ascii="Tahoma" w:cs="Tahoma" w:eastAsia="Tahoma" w:hAnsi="Tahoma"/>
+                <w:sz w:val="17"/>
+                <w:szCs w:val="17"/>
+              </w:rPr>
+              <w:t xml:space="preserve">NOT NULL · DEFAULT 1 · CHECK 1–10</w:t>
+            </w:r>
+          </w:p>
+        </w:tc>
+      </w:tr>
+      <w:tr>
+        <w:tc>
+          <w:tcPr>
+            <w:tcMar>
+              <w:top w:type="dxa" w:w="30"/>
+              <w:left w:type="dxa" w:w="70"/>
+              <w:bottom w:type="dxa" w:w="30"/>
+              <w:right w:type="dxa" w:w="70"/>
+            </w:tcMar>
+          </w:tcPr>
+          <w:p>
+            <w:pPr>
+              <w:spacing w:after="20" w:line="240"/>
+            </w:pPr>
+            <w:r>
+              <w:rPr>
+                <w:rFonts w:ascii="Tahoma" w:cs="Tahoma" w:eastAsia="Tahoma" w:hAnsi="Tahoma"/>
+                <w:sz w:val="17"/>
+                <w:szCs w:val="17"/>
+              </w:rPr>
+              <w:t xml:space="preserve"/>
+            </w:r>
+          </w:p>
+        </w:tc>
+        <w:tc>
+          <w:tcPr>
+            <w:tcMar>
+              <w:top w:type="dxa" w:w="30"/>
+              <w:left w:type="dxa" w:w="70"/>
+              <w:bottom w:type="dxa" w:w="30"/>
+              <w:right w:type="dxa" w:w="70"/>
+            </w:tcMar>
+          </w:tcPr>
+          <w:p>
+            <w:pPr>
+              <w:spacing w:after="20" w:line="240"/>
+            </w:pPr>
+            <w:r>
+              <w:rPr>
+                <w:rFonts w:ascii="Consolas" w:cs="Consolas" w:eastAsia="Consolas" w:hAnsi="Consolas"/>
+                <w:sz w:val="17"/>
+                <w:szCs w:val="17"/>
+              </w:rPr>
+              <w:t xml:space="preserve">confirmed</w:t>
+            </w:r>
+          </w:p>
+        </w:tc>
+        <w:tc>
+          <w:tcPr>
+            <w:tcMar>
+              <w:top w:type="dxa" w:w="30"/>
+              <w:left w:type="dxa" w:w="70"/>
+              <w:bottom w:type="dxa" w:w="30"/>
+              <w:right w:type="dxa" w:w="70"/>
+            </w:tcMar>
+          </w:tcPr>
+          <w:p>
+            <w:pPr>
+              <w:spacing w:after="20" w:line="240"/>
+            </w:pPr>
+            <w:r>
+              <w:rPr>
+                <w:rFonts w:ascii="Tahoma" w:cs="Tahoma" w:eastAsia="Tahoma" w:hAnsi="Tahoma"/>
+                <w:sz w:val="17"/>
+                <w:szCs w:val="17"/>
+              </w:rPr>
+              <w:t xml:space="preserve">boolean</w:t>
+            </w:r>
+          </w:p>
+        </w:tc>
+        <w:tc>
+          <w:tcPr>
+            <w:tcMar>
+              <w:top w:type="dxa" w:w="30"/>
+              <w:left w:type="dxa" w:w="70"/>
+              <w:bottom w:type="dxa" w:w="30"/>
+              <w:right w:type="dxa" w:w="70"/>
+            </w:tcMar>
+          </w:tcPr>
+          <w:p>
+            <w:pPr>
+              <w:spacing w:after="20" w:line="240"/>
+            </w:pPr>
+            <w:r>
+              <w:rPr>
+                <w:rFonts w:ascii="Tahoma" w:cs="Tahoma" w:eastAsia="Tahoma" w:hAnsi="Tahoma"/>
+                <w:sz w:val="17"/>
+                <w:szCs w:val="17"/>
+              </w:rPr>
+              <w:t xml:space="preserve">NOT NULL · DEFAULT false</w:t>
+            </w:r>
+          </w:p>
+        </w:tc>
+      </w:tr>
+      <w:tr>
+        <w:tc>
+          <w:tcPr>
+            <w:tcMar>
+              <w:top w:type="dxa" w:w="30"/>
+              <w:left w:type="dxa" w:w="70"/>
+              <w:bottom w:type="dxa" w:w="30"/>
+              <w:right w:type="dxa" w:w="70"/>
+            </w:tcMar>
+          </w:tcPr>
+          <w:p>
+            <w:pPr>
+              <w:spacing w:after="20" w:line="240"/>
+            </w:pPr>
+            <w:r>
+              <w:rPr>
+                <w:rFonts w:ascii="Tahoma" w:cs="Tahoma" w:eastAsia="Tahoma" w:hAnsi="Tahoma"/>
+                <w:sz w:val="17"/>
+                <w:szCs w:val="17"/>
+              </w:rPr>
+              <w:t xml:space="preserve"/>
+            </w:r>
+          </w:p>
+        </w:tc>
+        <w:tc>
+          <w:tcPr>
+            <w:tcMar>
+              <w:top w:type="dxa" w:w="30"/>
+              <w:left w:type="dxa" w:w="70"/>
+              <w:bottom w:type="dxa" w:w="30"/>
+              <w:right w:type="dxa" w:w="70"/>
+            </w:tcMar>
+          </w:tcPr>
+          <w:p>
+            <w:pPr>
+              <w:spacing w:after="20" w:line="240"/>
+            </w:pPr>
+            <w:r>
+              <w:rPr>
+                <w:rFonts w:ascii="Consolas" w:cs="Consolas" w:eastAsia="Consolas" w:hAnsi="Consolas"/>
+                <w:sz w:val="17"/>
+                <w:szCs w:val="17"/>
+              </w:rPr>
+              <w:t xml:space="preserve">joined_at</w:t>
+            </w:r>
+          </w:p>
+        </w:tc>
+        <w:tc>
+          <w:tcPr>
+            <w:tcMar>
+              <w:top w:type="dxa" w:w="30"/>
+              <w:left w:type="dxa" w:w="70"/>
+              <w:bottom w:type="dxa" w:w="30"/>
+              <w:right w:type="dxa" w:w="70"/>
+            </w:tcMar>
+          </w:tcPr>
+          <w:p>
+            <w:pPr>
+              <w:spacing w:after="20" w:line="240"/>
+            </w:pPr>
+            <w:r>
+              <w:rPr>
+                <w:rFonts w:ascii="Tahoma" w:cs="Tahoma" w:eastAsia="Tahoma" w:hAnsi="Tahoma"/>
+                <w:sz w:val="17"/>
+                <w:szCs w:val="17"/>
+              </w:rPr>
+              <w:t xml:space="preserve">timestamptz</w:t>
+            </w:r>
+          </w:p>
+        </w:tc>
+        <w:tc>
+          <w:tcPr>
+            <w:tcMar>
+              <w:top w:type="dxa" w:w="30"/>
+              <w:left w:type="dxa" w:w="70"/>
+              <w:bottom w:type="dxa" w:w="30"/>
+              <w:right w:type="dxa" w:w="70"/>
+            </w:tcMar>
+          </w:tcPr>
+          <w:p>
+            <w:pPr>
+              <w:spacing w:after="20" w:line="240"/>
+            </w:pPr>
+            <w:r>
+              <w:rPr>
+                <w:rFonts w:ascii="Tahoma" w:cs="Tahoma" w:eastAsia="Tahoma" w:hAnsi="Tahoma"/>
+                <w:sz w:val="17"/>
+                <w:szCs w:val="17"/>
+              </w:rPr>
+              <w:t xml:space="preserve">NOT NULL · DEFAULT now()</w:t>
+            </w:r>
+          </w:p>
+        </w:tc>
+      </w:tr>
+      <w:tr>
+        <w:tc>
+          <w:tcPr>
+            <w:tcMar>
+              <w:top w:type="dxa" w:w="30"/>
+              <w:left w:type="dxa" w:w="70"/>
+              <w:bottom w:type="dxa" w:w="30"/>
+              <w:right w:type="dxa" w:w="70"/>
+            </w:tcMar>
+          </w:tcPr>
+          <w:p>
+            <w:pPr>
+              <w:spacing w:after="20" w:line="240"/>
+            </w:pPr>
+            <w:r>
+              <w:rPr>
+                <w:rFonts w:ascii="Tahoma" w:cs="Tahoma" w:eastAsia="Tahoma" w:hAnsi="Tahoma"/>
+                <w:sz w:val="17"/>
+                <w:szCs w:val="17"/>
+              </w:rPr>
+              <w:t xml:space="preserve">ride_routes</w:t>
+            </w:r>
+          </w:p>
+        </w:tc>
+        <w:tc>
+          <w:tcPr>
+            <w:tcMar>
+              <w:top w:type="dxa" w:w="30"/>
+              <w:left w:type="dxa" w:w="70"/>
+              <w:bottom w:type="dxa" w:w="30"/>
+              <w:right w:type="dxa" w:w="70"/>
+            </w:tcMar>
+          </w:tcPr>
+          <w:p>
+            <w:pPr>
+              <w:spacing w:after="20" w:line="240"/>
+            </w:pPr>
+            <w:r>
+              <w:rPr>
+                <w:rFonts w:ascii="Consolas" w:cs="Consolas" w:eastAsia="Consolas" w:hAnsi="Consolas"/>
+                <w:sz w:val="17"/>
+                <w:szCs w:val="17"/>
+              </w:rPr>
+              <w:t xml:space="preserve">id</w:t>
+            </w:r>
+          </w:p>
+        </w:tc>
+        <w:tc>
+          <w:tcPr>
+            <w:tcMar>
+              <w:top w:type="dxa" w:w="30"/>
+              <w:left w:type="dxa" w:w="70"/>
+              <w:bottom w:type="dxa" w:w="30"/>
+              <w:right w:type="dxa" w:w="70"/>
+            </w:tcMar>
+          </w:tcPr>
+          <w:p>
+            <w:pPr>
+              <w:spacing w:after="20" w:line="240"/>
+            </w:pPr>
+            <w:r>
+              <w:rPr>
+                <w:rFonts w:ascii="Tahoma" w:cs="Tahoma" w:eastAsia="Tahoma" w:hAnsi="Tahoma"/>
+                <w:sz w:val="17"/>
+                <w:szCs w:val="17"/>
+              </w:rPr>
+              <w:t xml:space="preserve">uuid</w:t>
+            </w:r>
+          </w:p>
+        </w:tc>
+        <w:tc>
+          <w:tcPr>
+            <w:tcMar>
+              <w:top w:type="dxa" w:w="30"/>
+              <w:left w:type="dxa" w:w="70"/>
+              <w:bottom w:type="dxa" w:w="30"/>
+              <w:right w:type="dxa" w:w="70"/>
+            </w:tcMar>
+          </w:tcPr>
+          <w:p>
+            <w:pPr>
+              <w:spacing w:after="20" w:line="240"/>
+            </w:pPr>
+            <w:r>
+              <w:rPr>
+                <w:rFonts w:ascii="Tahoma" w:cs="Tahoma" w:eastAsia="Tahoma" w:hAnsi="Tahoma"/>
+                <w:sz w:val="17"/>
+                <w:szCs w:val="17"/>
+              </w:rPr>
+              <w:t xml:space="preserve">PK · DEFAULT gen_random_uuid()</w:t>
+            </w:r>
+          </w:p>
+        </w:tc>
+      </w:tr>
+      <w:tr>
+        <w:tc>
+          <w:tcPr>
+            <w:tcMar>
+              <w:top w:type="dxa" w:w="30"/>
+              <w:left w:type="dxa" w:w="70"/>
+              <w:bottom w:type="dxa" w:w="30"/>
+              <w:right w:type="dxa" w:w="70"/>
+            </w:tcMar>
+          </w:tcPr>
+          <w:p>
+            <w:pPr>
+              <w:spacing w:after="20" w:line="240"/>
+            </w:pPr>
+            <w:r>
+              <w:rPr>
+                <w:rFonts w:ascii="Tahoma" w:cs="Tahoma" w:eastAsia="Tahoma" w:hAnsi="Tahoma"/>
+                <w:sz w:val="17"/>
+                <w:szCs w:val="17"/>
+              </w:rPr>
+              <w:t xml:space="preserve"/>
+            </w:r>
+          </w:p>
+        </w:tc>
+        <w:tc>
+          <w:tcPr>
+            <w:tcMar>
+              <w:top w:type="dxa" w:w="30"/>
+              <w:left w:type="dxa" w:w="70"/>
+              <w:bottom w:type="dxa" w:w="30"/>
+              <w:right w:type="dxa" w:w="70"/>
+            </w:tcMar>
+          </w:tcPr>
+          <w:p>
+            <w:pPr>
+              <w:spacing w:after="20" w:line="240"/>
+            </w:pPr>
+            <w:r>
+              <w:rPr>
+                <w:rFonts w:ascii="Consolas" w:cs="Consolas" w:eastAsia="Consolas" w:hAnsi="Consolas"/>
+                <w:sz w:val="17"/>
+                <w:szCs w:val="17"/>
+              </w:rPr>
+              <w:t xml:space="preserve">group_id</w:t>
+            </w:r>
+          </w:p>
+        </w:tc>
+        <w:tc>
+          <w:tcPr>
+            <w:tcMar>
+              <w:top w:type="dxa" w:w="30"/>
+              <w:left w:type="dxa" w:w="70"/>
+              <w:bottom w:type="dxa" w:w="30"/>
+              <w:right w:type="dxa" w:w="70"/>
+            </w:tcMar>
+          </w:tcPr>
+          <w:p>
+            <w:pPr>
+              <w:spacing w:after="20" w:line="240"/>
+            </w:pPr>
+            <w:r>
+              <w:rPr>
+                <w:rFonts w:ascii="Tahoma" w:cs="Tahoma" w:eastAsia="Tahoma" w:hAnsi="Tahoma"/>
+                <w:sz w:val="17"/>
+                <w:szCs w:val="17"/>
+              </w:rPr>
+              <w:t xml:space="preserve">uuid</w:t>
+            </w:r>
+          </w:p>
+        </w:tc>
+        <w:tc>
+          <w:tcPr>
+            <w:tcMar>
+              <w:top w:type="dxa" w:w="30"/>
+              <w:left w:type="dxa" w:w="70"/>
+              <w:bottom w:type="dxa" w:w="30"/>
+              <w:right w:type="dxa" w:w="70"/>
+            </w:tcMar>
+          </w:tcPr>
+          <w:p>
+            <w:pPr>
+              <w:spacing w:after="20" w:line="240"/>
+            </w:pPr>
+            <w:r>
+              <w:rPr>
+                <w:rFonts w:ascii="Tahoma" w:cs="Tahoma" w:eastAsia="Tahoma" w:hAnsi="Tahoma"/>
+                <w:sz w:val="17"/>
+                <w:szCs w:val="17"/>
+              </w:rPr>
+              <w:t xml:space="preserve">FK → ride_groups(id) · NOT NULL · UNIQUE · ON DELETE CASCADE</w:t>
+            </w:r>
+          </w:p>
+        </w:tc>
+      </w:tr>
+      <w:tr>
+        <w:tc>
+          <w:tcPr>
+            <w:tcMar>
+              <w:top w:type="dxa" w:w="30"/>
+              <w:left w:type="dxa" w:w="70"/>
+              <w:bottom w:type="dxa" w:w="30"/>
+              <w:right w:type="dxa" w:w="70"/>
+            </w:tcMar>
+          </w:tcPr>
+          <w:p>
+            <w:pPr>
+              <w:spacing w:after="20" w:line="240"/>
+            </w:pPr>
+            <w:r>
+              <w:rPr>
+                <w:rFonts w:ascii="Tahoma" w:cs="Tahoma" w:eastAsia="Tahoma" w:hAnsi="Tahoma"/>
+                <w:sz w:val="17"/>
+                <w:szCs w:val="17"/>
+              </w:rPr>
+              <w:t xml:space="preserve"/>
+            </w:r>
+          </w:p>
+        </w:tc>
+        <w:tc>
+          <w:tcPr>
+            <w:tcMar>
+              <w:top w:type="dxa" w:w="30"/>
+              <w:left w:type="dxa" w:w="70"/>
+              <w:bottom w:type="dxa" w:w="30"/>
+              <w:right w:type="dxa" w:w="70"/>
+            </w:tcMar>
+          </w:tcPr>
+          <w:p>
+            <w:pPr>
+              <w:spacing w:after="20" w:line="240"/>
+            </w:pPr>
+            <w:r>
+              <w:rPr>
+                <w:rFonts w:ascii="Consolas" w:cs="Consolas" w:eastAsia="Consolas" w:hAnsi="Consolas"/>
+                <w:sz w:val="17"/>
+                <w:szCs w:val="17"/>
+              </w:rPr>
+              <w:t xml:space="preserve">distance_meters</w:t>
+            </w:r>
+          </w:p>
+        </w:tc>
+        <w:tc>
+          <w:tcPr>
+            <w:tcMar>
+              <w:top w:type="dxa" w:w="30"/>
+              <w:left w:type="dxa" w:w="70"/>
+              <w:bottom w:type="dxa" w:w="30"/>
+              <w:right w:type="dxa" w:w="70"/>
+            </w:tcMar>
+          </w:tcPr>
+          <w:p>
+            <w:pPr>
+              <w:spacing w:after="20" w:line="240"/>
+            </w:pPr>
+            <w:r>
+              <w:rPr>
+                <w:rFonts w:ascii="Tahoma" w:cs="Tahoma" w:eastAsia="Tahoma" w:hAnsi="Tahoma"/>
+                <w:sz w:val="17"/>
+                <w:szCs w:val="17"/>
+              </w:rPr>
+              <w:t xml:space="preserve">double precision</w:t>
+            </w:r>
+          </w:p>
+        </w:tc>
+        <w:tc>
+          <w:tcPr>
+            <w:tcMar>
+              <w:top w:type="dxa" w:w="30"/>
+              <w:left w:type="dxa" w:w="70"/>
+              <w:bottom w:type="dxa" w:w="30"/>
+              <w:right w:type="dxa" w:w="70"/>
+            </w:tcMar>
+          </w:tcPr>
+          <w:p>
+            <w:pPr>
+              <w:spacing w:after="20" w:line="240"/>
+            </w:pPr>
+            <w:r>
+              <w:rPr>
+                <w:rFonts w:ascii="Tahoma" w:cs="Tahoma" w:eastAsia="Tahoma" w:hAnsi="Tahoma"/>
+                <w:sz w:val="17"/>
+                <w:szCs w:val="17"/>
+              </w:rPr>
+              <w:t xml:space="preserve">—</w:t>
+            </w:r>
+          </w:p>
+        </w:tc>
+      </w:tr>
+      <w:tr>
+        <w:tc>
+          <w:tcPr>
+            <w:tcMar>
+              <w:top w:type="dxa" w:w="30"/>
+              <w:left w:type="dxa" w:w="70"/>
+              <w:bottom w:type="dxa" w:w="30"/>
+              <w:right w:type="dxa" w:w="70"/>
+            </w:tcMar>
+          </w:tcPr>
+          <w:p>
+            <w:pPr>
+              <w:spacing w:after="20" w:line="240"/>
+            </w:pPr>
+            <w:r>
+              <w:rPr>
+                <w:rFonts w:ascii="Tahoma" w:cs="Tahoma" w:eastAsia="Tahoma" w:hAnsi="Tahoma"/>
+                <w:sz w:val="17"/>
+                <w:szCs w:val="17"/>
+              </w:rPr>
+              <w:t xml:space="preserve"/>
+            </w:r>
+          </w:p>
+        </w:tc>
+        <w:tc>
+          <w:tcPr>
+            <w:tcMar>
+              <w:top w:type="dxa" w:w="30"/>
+              <w:left w:type="dxa" w:w="70"/>
+              <w:bottom w:type="dxa" w:w="30"/>
+              <w:right w:type="dxa" w:w="70"/>
+            </w:tcMar>
+          </w:tcPr>
+          <w:p>
+            <w:pPr>
+              <w:spacing w:after="20" w:line="240"/>
+            </w:pPr>
+            <w:r>
+              <w:rPr>
+                <w:rFonts w:ascii="Consolas" w:cs="Consolas" w:eastAsia="Consolas" w:hAnsi="Consolas"/>
+                <w:sz w:val="17"/>
+                <w:szCs w:val="17"/>
+              </w:rPr>
+              <w:t xml:space="preserve">duration_seconds</w:t>
+            </w:r>
+          </w:p>
+        </w:tc>
+        <w:tc>
+          <w:tcPr>
+            <w:tcMar>
+              <w:top w:type="dxa" w:w="30"/>
+              <w:left w:type="dxa" w:w="70"/>
+              <w:bottom w:type="dxa" w:w="30"/>
+              <w:right w:type="dxa" w:w="70"/>
+            </w:tcMar>
+          </w:tcPr>
+          <w:p>
+            <w:pPr>
+              <w:spacing w:after="20" w:line="240"/>
+            </w:pPr>
+            <w:r>
+              <w:rPr>
+                <w:rFonts w:ascii="Tahoma" w:cs="Tahoma" w:eastAsia="Tahoma" w:hAnsi="Tahoma"/>
+                <w:sz w:val="17"/>
+                <w:szCs w:val="17"/>
+              </w:rPr>
+              <w:t xml:space="preserve">double precision</w:t>
+            </w:r>
+          </w:p>
+        </w:tc>
+        <w:tc>
+          <w:tcPr>
+            <w:tcMar>
+              <w:top w:type="dxa" w:w="30"/>
+              <w:left w:type="dxa" w:w="70"/>
+              <w:bottom w:type="dxa" w:w="30"/>
+              <w:right w:type="dxa" w:w="70"/>
+            </w:tcMar>
+          </w:tcPr>
+          <w:p>
+            <w:pPr>
+              <w:spacing w:after="20" w:line="240"/>
+            </w:pPr>
+            <w:r>
+              <w:rPr>
+                <w:rFonts w:ascii="Tahoma" w:cs="Tahoma" w:eastAsia="Tahoma" w:hAnsi="Tahoma"/>
+                <w:sz w:val="17"/>
+                <w:szCs w:val="17"/>
+              </w:rPr>
+              <w:t xml:space="preserve">—</w:t>
+            </w:r>
+          </w:p>
+        </w:tc>
+      </w:tr>
+      <w:tr>
+        <w:tc>
+          <w:tcPr>
+            <w:tcMar>
+              <w:top w:type="dxa" w:w="30"/>
+              <w:left w:type="dxa" w:w="70"/>
+              <w:bottom w:type="dxa" w:w="30"/>
+              <w:right w:type="dxa" w:w="70"/>
+            </w:tcMar>
+          </w:tcPr>
+          <w:p>
+            <w:pPr>
+              <w:spacing w:after="20" w:line="240"/>
+            </w:pPr>
+            <w:r>
+              <w:rPr>
+                <w:rFonts w:ascii="Tahoma" w:cs="Tahoma" w:eastAsia="Tahoma" w:hAnsi="Tahoma"/>
+                <w:sz w:val="17"/>
+                <w:szCs w:val="17"/>
+              </w:rPr>
+              <w:t xml:space="preserve"/>
+            </w:r>
+          </w:p>
+        </w:tc>
+        <w:tc>
+          <w:tcPr>
+            <w:tcMar>
+              <w:top w:type="dxa" w:w="30"/>
+              <w:left w:type="dxa" w:w="70"/>
+              <w:bottom w:type="dxa" w:w="30"/>
+              <w:right w:type="dxa" w:w="70"/>
+            </w:tcMar>
+          </w:tcPr>
+          <w:p>
+            <w:pPr>
+              <w:spacing w:after="20" w:line="240"/>
+            </w:pPr>
+            <w:r>
+              <w:rPr>
+                <w:rFonts w:ascii="Consolas" w:cs="Consolas" w:eastAsia="Consolas" w:hAnsi="Consolas"/>
+                <w:sz w:val="17"/>
+                <w:szCs w:val="17"/>
+              </w:rPr>
+              <w:t xml:space="preserve">geometry</w:t>
+            </w:r>
+          </w:p>
+        </w:tc>
+        <w:tc>
+          <w:tcPr>
+            <w:tcMar>
+              <w:top w:type="dxa" w:w="30"/>
+              <w:left w:type="dxa" w:w="70"/>
+              <w:bottom w:type="dxa" w:w="30"/>
+              <w:right w:type="dxa" w:w="70"/>
+            </w:tcMar>
+          </w:tcPr>
+          <w:p>
+            <w:pPr>
+              <w:spacing w:after="20" w:line="240"/>
+            </w:pPr>
+            <w:r>
+              <w:rPr>
+                <w:rFonts w:ascii="Tahoma" w:cs="Tahoma" w:eastAsia="Tahoma" w:hAnsi="Tahoma"/>
+                <w:sz w:val="17"/>
+                <w:szCs w:val="17"/>
+              </w:rPr>
+              <w:t xml:space="preserve">jsonb</w:t>
+            </w:r>
+          </w:p>
+        </w:tc>
+        <w:tc>
+          <w:tcPr>
+            <w:tcMar>
+              <w:top w:type="dxa" w:w="30"/>
+              <w:left w:type="dxa" w:w="70"/>
+              <w:bottom w:type="dxa" w:w="30"/>
+              <w:right w:type="dxa" w:w="70"/>
+            </w:tcMar>
+          </w:tcPr>
+          <w:p>
+            <w:pPr>
+              <w:spacing w:after="20" w:line="240"/>
+            </w:pPr>
+            <w:r>
+              <w:rPr>
+                <w:rFonts w:ascii="Tahoma" w:cs="Tahoma" w:eastAsia="Tahoma" w:hAnsi="Tahoma"/>
+                <w:sz w:val="17"/>
+                <w:szCs w:val="17"/>
+              </w:rPr>
+              <w:t xml:space="preserve">—</w:t>
+            </w:r>
+          </w:p>
+        </w:tc>
+      </w:tr>
+      <w:tr>
+        <w:tc>
+          <w:tcPr>
+            <w:tcMar>
+              <w:top w:type="dxa" w:w="30"/>
+              <w:left w:type="dxa" w:w="70"/>
+              <w:bottom w:type="dxa" w:w="30"/>
+              <w:right w:type="dxa" w:w="70"/>
+            </w:tcMar>
+          </w:tcPr>
+          <w:p>
+            <w:pPr>
+              <w:spacing w:after="20" w:line="240"/>
+            </w:pPr>
+            <w:r>
+              <w:rPr>
+                <w:rFonts w:ascii="Tahoma" w:cs="Tahoma" w:eastAsia="Tahoma" w:hAnsi="Tahoma"/>
+                <w:sz w:val="17"/>
+                <w:szCs w:val="17"/>
+              </w:rPr>
+              <w:t xml:space="preserve"/>
+            </w:r>
+          </w:p>
+        </w:tc>
+        <w:tc>
+          <w:tcPr>
+            <w:tcMar>
+              <w:top w:type="dxa" w:w="30"/>
+              <w:left w:type="dxa" w:w="70"/>
+              <w:bottom w:type="dxa" w:w="30"/>
+              <w:right w:type="dxa" w:w="70"/>
+            </w:tcMar>
+          </w:tcPr>
+          <w:p>
+            <w:pPr>
+              <w:spacing w:after="20" w:line="240"/>
+            </w:pPr>
+            <w:r>
+              <w:rPr>
+                <w:rFonts w:ascii="Consolas" w:cs="Consolas" w:eastAsia="Consolas" w:hAnsi="Consolas"/>
+                <w:sz w:val="17"/>
+                <w:szCs w:val="17"/>
+              </w:rPr>
+              <w:t xml:space="preserve">created_at</w:t>
+            </w:r>
+          </w:p>
+        </w:tc>
+        <w:tc>
+          <w:tcPr>
+            <w:tcMar>
+              <w:top w:type="dxa" w:w="30"/>
+              <w:left w:type="dxa" w:w="70"/>
+              <w:bottom w:type="dxa" w:w="30"/>
+              <w:right w:type="dxa" w:w="70"/>
+            </w:tcMar>
+          </w:tcPr>
+          <w:p>
+            <w:pPr>
+              <w:spacing w:after="20" w:line="240"/>
+            </w:pPr>
+            <w:r>
+              <w:rPr>
+                <w:rFonts w:ascii="Tahoma" w:cs="Tahoma" w:eastAsia="Tahoma" w:hAnsi="Tahoma"/>
+                <w:sz w:val="17"/>
+                <w:szCs w:val="17"/>
+              </w:rPr>
+              <w:t xml:space="preserve">timestamptz</w:t>
+            </w:r>
+          </w:p>
+        </w:tc>
+        <w:tc>
+          <w:tcPr>
+            <w:tcMar>
+              <w:top w:type="dxa" w:w="30"/>
+              <w:left w:type="dxa" w:w="70"/>
+              <w:bottom w:type="dxa" w:w="30"/>
+              <w:right w:type="dxa" w:w="70"/>
+            </w:tcMar>
+          </w:tcPr>
+          <w:p>
+            <w:pPr>
+              <w:spacing w:after="20" w:line="240"/>
+            </w:pPr>
+            <w:r>
+              <w:rPr>
+                <w:rFonts w:ascii="Tahoma" w:cs="Tahoma" w:eastAsia="Tahoma" w:hAnsi="Tahoma"/>
+                <w:sz w:val="17"/>
+                <w:szCs w:val="17"/>
+              </w:rPr>
+              <w:t xml:space="preserve">NOT NULL · DEFAULT now()</w:t>
+            </w:r>
+          </w:p>
+        </w:tc>
+      </w:tr>
+      <w:tr>
+        <w:tc>
+          <w:tcPr>
+            <w:tcMar>
+              <w:top w:type="dxa" w:w="30"/>
+              <w:left w:type="dxa" w:w="70"/>
+              <w:bottom w:type="dxa" w:w="30"/>
+              <w:right w:type="dxa" w:w="70"/>
+            </w:tcMar>
+          </w:tcPr>
+          <w:p>
+            <w:pPr>
+              <w:spacing w:after="20" w:line="240"/>
+            </w:pPr>
+            <w:r>
+              <w:rPr>
+                <w:rFonts w:ascii="Tahoma" w:cs="Tahoma" w:eastAsia="Tahoma" w:hAnsi="Tahoma"/>
+                <w:sz w:val="17"/>
+                <w:szCs w:val="17"/>
+              </w:rPr>
+              <w:t xml:space="preserve">driver_locations</w:t>
+            </w:r>
+          </w:p>
+        </w:tc>
+        <w:tc>
+          <w:tcPr>
+            <w:tcMar>
+              <w:top w:type="dxa" w:w="30"/>
+              <w:left w:type="dxa" w:w="70"/>
+              <w:bottom w:type="dxa" w:w="30"/>
+              <w:right w:type="dxa" w:w="70"/>
+            </w:tcMar>
+          </w:tcPr>
+          <w:p>
+            <w:pPr>
+              <w:spacing w:after="20" w:line="240"/>
+            </w:pPr>
+            <w:r>
+              <w:rPr>
+                <w:rFonts w:ascii="Consolas" w:cs="Consolas" w:eastAsia="Consolas" w:hAnsi="Consolas"/>
+                <w:sz w:val="17"/>
+                <w:szCs w:val="17"/>
+              </w:rPr>
+              <w:t xml:space="preserve">id</w:t>
+            </w:r>
+          </w:p>
+        </w:tc>
+        <w:tc>
+          <w:tcPr>
+            <w:tcMar>
+              <w:top w:type="dxa" w:w="30"/>
+              <w:left w:type="dxa" w:w="70"/>
+              <w:bottom w:type="dxa" w:w="30"/>
+              <w:right w:type="dxa" w:w="70"/>
+            </w:tcMar>
+          </w:tcPr>
+          <w:p>
+            <w:pPr>
+              <w:spacing w:after="20" w:line="240"/>
+            </w:pPr>
+            <w:r>
+              <w:rPr>
+                <w:rFonts w:ascii="Tahoma" w:cs="Tahoma" w:eastAsia="Tahoma" w:hAnsi="Tahoma"/>
+                <w:sz w:val="17"/>
+                <w:szCs w:val="17"/>
+              </w:rPr>
+              <w:t xml:space="preserve">uuid</w:t>
+            </w:r>
+          </w:p>
+        </w:tc>
+        <w:tc>
+          <w:tcPr>
+            <w:tcMar>
+              <w:top w:type="dxa" w:w="30"/>
+              <w:left w:type="dxa" w:w="70"/>
+              <w:bottom w:type="dxa" w:w="30"/>
+              <w:right w:type="dxa" w:w="70"/>
+            </w:tcMar>
+          </w:tcPr>
+          <w:p>
+            <w:pPr>
+              <w:spacing w:after="20" w:line="240"/>
+            </w:pPr>
+            <w:r>
+              <w:rPr>
+                <w:rFonts w:ascii="Tahoma" w:cs="Tahoma" w:eastAsia="Tahoma" w:hAnsi="Tahoma"/>
+                <w:sz w:val="17"/>
+                <w:szCs w:val="17"/>
+              </w:rPr>
+              <w:t xml:space="preserve">PK · DEFAULT gen_random_uuid()</w:t>
+            </w:r>
+          </w:p>
+        </w:tc>
+      </w:tr>
+      <w:tr>
+        <w:tc>
+          <w:tcPr>
+            <w:tcMar>
+              <w:top w:type="dxa" w:w="30"/>
+              <w:left w:type="dxa" w:w="70"/>
+              <w:bottom w:type="dxa" w:w="30"/>
+              <w:right w:type="dxa" w:w="70"/>
+            </w:tcMar>
+          </w:tcPr>
+          <w:p>
+            <w:pPr>
+              <w:spacing w:after="20" w:line="240"/>
+            </w:pPr>
+            <w:r>
+              <w:rPr>
+                <w:rFonts w:ascii="Tahoma" w:cs="Tahoma" w:eastAsia="Tahoma" w:hAnsi="Tahoma"/>
+                <w:sz w:val="17"/>
+                <w:szCs w:val="17"/>
+              </w:rPr>
+              <w:t xml:space="preserve"/>
+            </w:r>
+          </w:p>
+        </w:tc>
+        <w:tc>
+          <w:tcPr>
+            <w:tcMar>
+              <w:top w:type="dxa" w:w="30"/>
+              <w:left w:type="dxa" w:w="70"/>
+              <w:bottom w:type="dxa" w:w="30"/>
+              <w:right w:type="dxa" w:w="70"/>
+            </w:tcMar>
+          </w:tcPr>
+          <w:p>
+            <w:pPr>
+              <w:spacing w:after="20" w:line="240"/>
+            </w:pPr>
+            <w:r>
+              <w:rPr>
+                <w:rFonts w:ascii="Consolas" w:cs="Consolas" w:eastAsia="Consolas" w:hAnsi="Consolas"/>
+                <w:sz w:val="17"/>
+                <w:szCs w:val="17"/>
+              </w:rPr>
+              <w:t xml:space="preserve">driver_id</w:t>
+            </w:r>
+          </w:p>
+        </w:tc>
+        <w:tc>
+          <w:tcPr>
+            <w:tcMar>
+              <w:top w:type="dxa" w:w="30"/>
+              <w:left w:type="dxa" w:w="70"/>
+              <w:bottom w:type="dxa" w:w="30"/>
+              <w:right w:type="dxa" w:w="70"/>
+            </w:tcMar>
+          </w:tcPr>
+          <w:p>
+            <w:pPr>
+              <w:spacing w:after="20" w:line="240"/>
+            </w:pPr>
+            <w:r>
+              <w:rPr>
+                <w:rFonts w:ascii="Tahoma" w:cs="Tahoma" w:eastAsia="Tahoma" w:hAnsi="Tahoma"/>
+                <w:sz w:val="17"/>
+                <w:szCs w:val="17"/>
+              </w:rPr>
+              <w:t xml:space="preserve">uuid</w:t>
+            </w:r>
+          </w:p>
+        </w:tc>
+        <w:tc>
+          <w:tcPr>
+            <w:tcMar>
+              <w:top w:type="dxa" w:w="30"/>
+              <w:left w:type="dxa" w:w="70"/>
+              <w:bottom w:type="dxa" w:w="30"/>
+              <w:right w:type="dxa" w:w="70"/>
+            </w:tcMar>
+          </w:tcPr>
+          <w:p>
+            <w:pPr>
+              <w:spacing w:after="20" w:line="240"/>
+            </w:pPr>
+            <w:r>
+              <w:rPr>
+                <w:rFonts w:ascii="Tahoma" w:cs="Tahoma" w:eastAsia="Tahoma" w:hAnsi="Tahoma"/>
+                <w:sz w:val="17"/>
+                <w:szCs w:val="17"/>
+              </w:rPr>
+              <w:t xml:space="preserve">FK → profiles(id) · NOT NULL · UNIQUE · ON DELETE CASCADE</w:t>
+            </w:r>
+          </w:p>
+        </w:tc>
+      </w:tr>
+      <w:tr>
+        <w:tc>
+          <w:tcPr>
+            <w:tcMar>
+              <w:top w:type="dxa" w:w="30"/>
+              <w:left w:type="dxa" w:w="70"/>
+              <w:bottom w:type="dxa" w:w="30"/>
+              <w:right w:type="dxa" w:w="70"/>
+            </w:tcMar>
+          </w:tcPr>
+          <w:p>
+            <w:pPr>
+              <w:spacing w:after="20" w:line="240"/>
+            </w:pPr>
+            <w:r>
+              <w:rPr>
+                <w:rFonts w:ascii="Tahoma" w:cs="Tahoma" w:eastAsia="Tahoma" w:hAnsi="Tahoma"/>
+                <w:sz w:val="17"/>
+                <w:szCs w:val="17"/>
+              </w:rPr>
+              <w:t xml:space="preserve"/>
+            </w:r>
+          </w:p>
+        </w:tc>
+        <w:tc>
+          <w:tcPr>
+            <w:tcMar>
+              <w:top w:type="dxa" w:w="30"/>
+              <w:left w:type="dxa" w:w="70"/>
+              <w:bottom w:type="dxa" w:w="30"/>
+              <w:right w:type="dxa" w:w="70"/>
+            </w:tcMar>
+          </w:tcPr>
+          <w:p>
+            <w:pPr>
+              <w:spacing w:after="20" w:line="240"/>
+            </w:pPr>
+            <w:r>
+              <w:rPr>
+                <w:rFonts w:ascii="Consolas" w:cs="Consolas" w:eastAsia="Consolas" w:hAnsi="Consolas"/>
+                <w:sz w:val="17"/>
+                <w:szCs w:val="17"/>
+              </w:rPr>
+              <w:t xml:space="preserve">latitude</w:t>
+            </w:r>
+          </w:p>
+        </w:tc>
+        <w:tc>
+          <w:tcPr>
+            <w:tcMar>
+              <w:top w:type="dxa" w:w="30"/>
+              <w:left w:type="dxa" w:w="70"/>
+              <w:bottom w:type="dxa" w:w="30"/>
+              <w:right w:type="dxa" w:w="70"/>
+            </w:tcMar>
+          </w:tcPr>
+          <w:p>
+            <w:pPr>
+              <w:spacing w:after="20" w:line="240"/>
+            </w:pPr>
+            <w:r>
+              <w:rPr>
+                <w:rFonts w:ascii="Tahoma" w:cs="Tahoma" w:eastAsia="Tahoma" w:hAnsi="Tahoma"/>
+                <w:sz w:val="17"/>
+                <w:szCs w:val="17"/>
+              </w:rPr>
+              <w:t xml:space="preserve">double precision</w:t>
+            </w:r>
+          </w:p>
+        </w:tc>
+        <w:tc>
+          <w:tcPr>
+            <w:tcMar>
+              <w:top w:type="dxa" w:w="30"/>
+              <w:left w:type="dxa" w:w="70"/>
+              <w:bottom w:type="dxa" w:w="30"/>
+              <w:right w:type="dxa" w:w="70"/>
+            </w:tcMar>
+          </w:tcPr>
+          <w:p>
+            <w:pPr>
+              <w:spacing w:after="20" w:line="240"/>
+            </w:pPr>
+            <w:r>
+              <w:rPr>
+                <w:rFonts w:ascii="Tahoma" w:cs="Tahoma" w:eastAsia="Tahoma" w:hAnsi="Tahoma"/>
+                <w:sz w:val="17"/>
+                <w:szCs w:val="17"/>
+              </w:rPr>
+              <w:t xml:space="preserve">NOT NULL</w:t>
+            </w:r>
+          </w:p>
+        </w:tc>
+      </w:tr>
+      <w:tr>
+        <w:tc>
+          <w:tcPr>
+            <w:tcMar>
+              <w:top w:type="dxa" w:w="30"/>
+              <w:left w:type="dxa" w:w="70"/>
+              <w:bottom w:type="dxa" w:w="30"/>
+              <w:right w:type="dxa" w:w="70"/>
+            </w:tcMar>
+          </w:tcPr>
+          <w:p>
+            <w:pPr>
+              <w:spacing w:after="20" w:line="240"/>
+            </w:pPr>
+            <w:r>
+              <w:rPr>
+                <w:rFonts w:ascii="Tahoma" w:cs="Tahoma" w:eastAsia="Tahoma" w:hAnsi="Tahoma"/>
+                <w:sz w:val="17"/>
+                <w:szCs w:val="17"/>
+              </w:rPr>
+              <w:t xml:space="preserve"/>
+            </w:r>
+          </w:p>
+        </w:tc>
+        <w:tc>
+          <w:tcPr>
+            <w:tcMar>
+              <w:top w:type="dxa" w:w="30"/>
+              <w:left w:type="dxa" w:w="70"/>
+              <w:bottom w:type="dxa" w:w="30"/>
+              <w:right w:type="dxa" w:w="70"/>
+            </w:tcMar>
+          </w:tcPr>
+          <w:p>
+            <w:pPr>
+              <w:spacing w:after="20" w:line="240"/>
+            </w:pPr>
+            <w:r>
+              <w:rPr>
+                <w:rFonts w:ascii="Consolas" w:cs="Consolas" w:eastAsia="Consolas" w:hAnsi="Consolas"/>
+                <w:sz w:val="17"/>
+                <w:szCs w:val="17"/>
+              </w:rPr>
+              <w:t xml:space="preserve">longitude</w:t>
+            </w:r>
+          </w:p>
+        </w:tc>
+        <w:tc>
+          <w:tcPr>
+            <w:tcMar>
+              <w:top w:type="dxa" w:w="30"/>
+              <w:left w:type="dxa" w:w="70"/>
+              <w:bottom w:type="dxa" w:w="30"/>
+              <w:right w:type="dxa" w:w="70"/>
+            </w:tcMar>
+          </w:tcPr>
+          <w:p>
+            <w:pPr>
+              <w:spacing w:after="20" w:line="240"/>
+            </w:pPr>
+            <w:r>
+              <w:rPr>
+                <w:rFonts w:ascii="Tahoma" w:cs="Tahoma" w:eastAsia="Tahoma" w:hAnsi="Tahoma"/>
+                <w:sz w:val="17"/>
+                <w:szCs w:val="17"/>
+              </w:rPr>
+              <w:t xml:space="preserve">double precision</w:t>
+            </w:r>
+          </w:p>
+        </w:tc>
+        <w:tc>
+          <w:tcPr>
+            <w:tcMar>
+              <w:top w:type="dxa" w:w="30"/>
+              <w:left w:type="dxa" w:w="70"/>
+              <w:bottom w:type="dxa" w:w="30"/>
+              <w:right w:type="dxa" w:w="70"/>
+            </w:tcMar>
+          </w:tcPr>
+          <w:p>
+            <w:pPr>
+              <w:spacing w:after="20" w:line="240"/>
+            </w:pPr>
+            <w:r>
+              <w:rPr>
+                <w:rFonts w:ascii="Tahoma" w:cs="Tahoma" w:eastAsia="Tahoma" w:hAnsi="Tahoma"/>
+                <w:sz w:val="17"/>
+                <w:szCs w:val="17"/>
+              </w:rPr>
+              <w:t xml:space="preserve">NOT NULL</w:t>
+            </w:r>
+          </w:p>
+        </w:tc>
+      </w:tr>
+      <w:tr>
+        <w:tc>
+          <w:tcPr>
+            <w:tcMar>
+              <w:top w:type="dxa" w:w="30"/>
+              <w:left w:type="dxa" w:w="70"/>
+              <w:bottom w:type="dxa" w:w="30"/>
+              <w:right w:type="dxa" w:w="70"/>
+            </w:tcMar>
+          </w:tcPr>
+          <w:p>
+            <w:pPr>
+              <w:spacing w:after="20" w:line="240"/>
+            </w:pPr>
+            <w:r>
+              <w:rPr>
+                <w:rFonts w:ascii="Tahoma" w:cs="Tahoma" w:eastAsia="Tahoma" w:hAnsi="Tahoma"/>
+                <w:sz w:val="17"/>
+                <w:szCs w:val="17"/>
+              </w:rPr>
+              <w:t xml:space="preserve"/>
+            </w:r>
+          </w:p>
+        </w:tc>
+        <w:tc>
+          <w:tcPr>
+            <w:tcMar>
+              <w:top w:type="dxa" w:w="30"/>
+              <w:left w:type="dxa" w:w="70"/>
+              <w:bottom w:type="dxa" w:w="30"/>
+              <w:right w:type="dxa" w:w="70"/>
+            </w:tcMar>
+          </w:tcPr>
+          <w:p>
+            <w:pPr>
+              <w:spacing w:after="20" w:line="240"/>
+            </w:pPr>
+            <w:r>
+              <w:rPr>
+                <w:rFonts w:ascii="Consolas" w:cs="Consolas" w:eastAsia="Consolas" w:hAnsi="Consolas"/>
+                <w:sz w:val="17"/>
+                <w:szCs w:val="17"/>
+              </w:rPr>
+              <w:t xml:space="preserve">heading</w:t>
+            </w:r>
+          </w:p>
+        </w:tc>
+        <w:tc>
+          <w:tcPr>
+            <w:tcMar>
+              <w:top w:type="dxa" w:w="30"/>
+              <w:left w:type="dxa" w:w="70"/>
+              <w:bottom w:type="dxa" w:w="30"/>
+              <w:right w:type="dxa" w:w="70"/>
+            </w:tcMar>
+          </w:tcPr>
+          <w:p>
+            <w:pPr>
+              <w:spacing w:after="20" w:line="240"/>
+            </w:pPr>
+            <w:r>
+              <w:rPr>
+                <w:rFonts w:ascii="Tahoma" w:cs="Tahoma" w:eastAsia="Tahoma" w:hAnsi="Tahoma"/>
+                <w:sz w:val="17"/>
+                <w:szCs w:val="17"/>
+              </w:rPr>
+              <w:t xml:space="preserve">double precision</w:t>
+            </w:r>
+          </w:p>
+        </w:tc>
+        <w:tc>
+          <w:tcPr>
+            <w:tcMar>
+              <w:top w:type="dxa" w:w="30"/>
+              <w:left w:type="dxa" w:w="70"/>
+              <w:bottom w:type="dxa" w:w="30"/>
+              <w:right w:type="dxa" w:w="70"/>
+            </w:tcMar>
+          </w:tcPr>
+          <w:p>
+            <w:pPr>
+              <w:spacing w:after="20" w:line="240"/>
+            </w:pPr>
+            <w:r>
+              <w:rPr>
+                <w:rFonts w:ascii="Tahoma" w:cs="Tahoma" w:eastAsia="Tahoma" w:hAnsi="Tahoma"/>
+                <w:sz w:val="17"/>
+                <w:szCs w:val="17"/>
+              </w:rPr>
+              <w:t xml:space="preserve">—</w:t>
+            </w:r>
+          </w:p>
+        </w:tc>
+      </w:tr>
+      <w:tr>
+        <w:tc>
+          <w:tcPr>
+            <w:tcMar>
+              <w:top w:type="dxa" w:w="30"/>
+              <w:left w:type="dxa" w:w="70"/>
+              <w:bottom w:type="dxa" w:w="30"/>
+              <w:right w:type="dxa" w:w="70"/>
+            </w:tcMar>
+          </w:tcPr>
+          <w:p>
+            <w:pPr>
+              <w:spacing w:after="20" w:line="240"/>
+            </w:pPr>
+            <w:r>
+              <w:rPr>
+                <w:rFonts w:ascii="Tahoma" w:cs="Tahoma" w:eastAsia="Tahoma" w:hAnsi="Tahoma"/>
+                <w:sz w:val="17"/>
+                <w:szCs w:val="17"/>
+              </w:rPr>
+              <w:t xml:space="preserve"/>
+            </w:r>
+          </w:p>
+        </w:tc>
+        <w:tc>
+          <w:tcPr>
+            <w:tcMar>
+              <w:top w:type="dxa" w:w="30"/>
+              <w:left w:type="dxa" w:w="70"/>
+              <w:bottom w:type="dxa" w:w="30"/>
+              <w:right w:type="dxa" w:w="70"/>
+            </w:tcMar>
+          </w:tcPr>
+          <w:p>
+            <w:pPr>
+              <w:spacing w:after="20" w:line="240"/>
+            </w:pPr>
+            <w:r>
+              <w:rPr>
+                <w:rFonts w:ascii="Consolas" w:cs="Consolas" w:eastAsia="Consolas" w:hAnsi="Consolas"/>
+                <w:sz w:val="17"/>
+                <w:szCs w:val="17"/>
+              </w:rPr>
+              <w:t xml:space="preserve">speed</w:t>
+            </w:r>
+          </w:p>
+        </w:tc>
+        <w:tc>
+          <w:tcPr>
+            <w:tcMar>
+              <w:top w:type="dxa" w:w="30"/>
+              <w:left w:type="dxa" w:w="70"/>
+              <w:bottom w:type="dxa" w:w="30"/>
+              <w:right w:type="dxa" w:w="70"/>
+            </w:tcMar>
+          </w:tcPr>
+          <w:p>
+            <w:pPr>
+              <w:spacing w:after="20" w:line="240"/>
+            </w:pPr>
+            <w:r>
+              <w:rPr>
+                <w:rFonts w:ascii="Tahoma" w:cs="Tahoma" w:eastAsia="Tahoma" w:hAnsi="Tahoma"/>
+                <w:sz w:val="17"/>
+                <w:szCs w:val="17"/>
+              </w:rPr>
+              <w:t xml:space="preserve">double precision</w:t>
+            </w:r>
+          </w:p>
+        </w:tc>
+        <w:tc>
+          <w:tcPr>
+            <w:tcMar>
+              <w:top w:type="dxa" w:w="30"/>
+              <w:left w:type="dxa" w:w="70"/>
+              <w:bottom w:type="dxa" w:w="30"/>
+              <w:right w:type="dxa" w:w="70"/>
+            </w:tcMar>
+          </w:tcPr>
+          <w:p>
+            <w:pPr>
+              <w:spacing w:after="20" w:line="240"/>
+            </w:pPr>
+            <w:r>
+              <w:rPr>
+                <w:rFonts w:ascii="Tahoma" w:cs="Tahoma" w:eastAsia="Tahoma" w:hAnsi="Tahoma"/>
+                <w:sz w:val="17"/>
+                <w:szCs w:val="17"/>
+              </w:rPr>
+              <w:t xml:space="preserve">—</w:t>
+            </w:r>
+          </w:p>
+        </w:tc>
+      </w:tr>
+      <w:tr>
+        <w:tc>
+          <w:tcPr>
+            <w:tcMar>
+              <w:top w:type="dxa" w:w="30"/>
+              <w:left w:type="dxa" w:w="70"/>
+              <w:bottom w:type="dxa" w:w="30"/>
+              <w:right w:type="dxa" w:w="70"/>
+            </w:tcMar>
+          </w:tcPr>
+          <w:p>
+            <w:pPr>
+              <w:spacing w:after="20" w:line="240"/>
+            </w:pPr>
+            <w:r>
+              <w:rPr>
+                <w:rFonts w:ascii="Tahoma" w:cs="Tahoma" w:eastAsia="Tahoma" w:hAnsi="Tahoma"/>
+                <w:sz w:val="17"/>
+                <w:szCs w:val="17"/>
+              </w:rPr>
+              <w:t xml:space="preserve"/>
+            </w:r>
+          </w:p>
+        </w:tc>
+        <w:tc>
+          <w:tcPr>
+            <w:tcMar>
+              <w:top w:type="dxa" w:w="30"/>
+              <w:left w:type="dxa" w:w="70"/>
+              <w:bottom w:type="dxa" w:w="30"/>
+              <w:right w:type="dxa" w:w="70"/>
+            </w:tcMar>
+          </w:tcPr>
+          <w:p>
+            <w:pPr>
+              <w:spacing w:after="20" w:line="240"/>
+            </w:pPr>
+            <w:r>
+              <w:rPr>
+                <w:rFonts w:ascii="Consolas" w:cs="Consolas" w:eastAsia="Consolas" w:hAnsi="Consolas"/>
+                <w:sz w:val="17"/>
+                <w:szCs w:val="17"/>
+              </w:rPr>
+              <w:t xml:space="preserve">accuracy</w:t>
+            </w:r>
+          </w:p>
+        </w:tc>
+        <w:tc>
+          <w:tcPr>
+            <w:tcMar>
+              <w:top w:type="dxa" w:w="30"/>
+              <w:left w:type="dxa" w:w="70"/>
+              <w:bottom w:type="dxa" w:w="30"/>
+              <w:right w:type="dxa" w:w="70"/>
+            </w:tcMar>
+          </w:tcPr>
+          <w:p>
+            <w:pPr>
+              <w:spacing w:after="20" w:line="240"/>
+            </w:pPr>
+            <w:r>
+              <w:rPr>
+                <w:rFonts w:ascii="Tahoma" w:cs="Tahoma" w:eastAsia="Tahoma" w:hAnsi="Tahoma"/>
+                <w:sz w:val="17"/>
+                <w:szCs w:val="17"/>
+              </w:rPr>
+              <w:t xml:space="preserve">double precision</w:t>
+            </w:r>
+          </w:p>
+        </w:tc>
+        <w:tc>
+          <w:tcPr>
+            <w:tcMar>
+              <w:top w:type="dxa" w:w="30"/>
+              <w:left w:type="dxa" w:w="70"/>
+              <w:bottom w:type="dxa" w:w="30"/>
+              <w:right w:type="dxa" w:w="70"/>
+            </w:tcMar>
+          </w:tcPr>
+          <w:p>
+            <w:pPr>
+              <w:spacing w:after="20" w:line="240"/>
+            </w:pPr>
+            <w:r>
+              <w:rPr>
+                <w:rFonts w:ascii="Tahoma" w:cs="Tahoma" w:eastAsia="Tahoma" w:hAnsi="Tahoma"/>
+                <w:sz w:val="17"/>
+                <w:szCs w:val="17"/>
+              </w:rPr>
+              <w:t xml:space="preserve">—</w:t>
+            </w:r>
+          </w:p>
+        </w:tc>
+      </w:tr>
+      <w:tr>
+        <w:tc>
+          <w:tcPr>
+            <w:tcMar>
+              <w:top w:type="dxa" w:w="30"/>
+              <w:left w:type="dxa" w:w="70"/>
+              <w:bottom w:type="dxa" w:w="30"/>
+              <w:right w:type="dxa" w:w="70"/>
+            </w:tcMar>
+          </w:tcPr>
+          <w:p>
+            <w:pPr>
+              <w:spacing w:after="20" w:line="240"/>
+            </w:pPr>
+            <w:r>
+              <w:rPr>
+                <w:rFonts w:ascii="Tahoma" w:cs="Tahoma" w:eastAsia="Tahoma" w:hAnsi="Tahoma"/>
+                <w:sz w:val="17"/>
+                <w:szCs w:val="17"/>
+              </w:rPr>
+              <w:t xml:space="preserve"/>
+            </w:r>
+          </w:p>
+        </w:tc>
+        <w:tc>
+          <w:tcPr>
+            <w:tcMar>
+              <w:top w:type="dxa" w:w="30"/>
+              <w:left w:type="dxa" w:w="70"/>
+              <w:bottom w:type="dxa" w:w="30"/>
+              <w:right w:type="dxa" w:w="70"/>
+            </w:tcMar>
+          </w:tcPr>
+          <w:p>
+            <w:pPr>
+              <w:spacing w:after="20" w:line="240"/>
+            </w:pPr>
+            <w:r>
+              <w:rPr>
+                <w:rFonts w:ascii="Consolas" w:cs="Consolas" w:eastAsia="Consolas" w:hAnsi="Consolas"/>
+                <w:sz w:val="17"/>
+                <w:szCs w:val="17"/>
+              </w:rPr>
+              <w:t xml:space="preserve">updated_at</w:t>
+            </w:r>
+          </w:p>
+        </w:tc>
+        <w:tc>
+          <w:tcPr>
+            <w:tcMar>
+              <w:top w:type="dxa" w:w="30"/>
+              <w:left w:type="dxa" w:w="70"/>
+              <w:bottom w:type="dxa" w:w="30"/>
+              <w:right w:type="dxa" w:w="70"/>
+            </w:tcMar>
+          </w:tcPr>
+          <w:p>
+            <w:pPr>
+              <w:spacing w:after="20" w:line="240"/>
+            </w:pPr>
+            <w:r>
+              <w:rPr>
+                <w:rFonts w:ascii="Tahoma" w:cs="Tahoma" w:eastAsia="Tahoma" w:hAnsi="Tahoma"/>
+                <w:sz w:val="17"/>
+                <w:szCs w:val="17"/>
+              </w:rPr>
+              <w:t xml:space="preserve">timestamptz</w:t>
+            </w:r>
+          </w:p>
+        </w:tc>
+        <w:tc>
+          <w:tcPr>
+            <w:tcMar>
+              <w:top w:type="dxa" w:w="30"/>
+              <w:left w:type="dxa" w:w="70"/>
+              <w:bottom w:type="dxa" w:w="30"/>
+              <w:right w:type="dxa" w:w="70"/>
+            </w:tcMar>
+          </w:tcPr>
+          <w:p>
+            <w:pPr>
+              <w:spacing w:after="20" w:line="240"/>
+            </w:pPr>
+            <w:r>
+              <w:rPr>
+                <w:rFonts w:ascii="Tahoma" w:cs="Tahoma" w:eastAsia="Tahoma" w:hAnsi="Tahoma"/>
+                <w:sz w:val="17"/>
+                <w:szCs w:val="17"/>
+              </w:rPr>
+              <w:t xml:space="preserve">NOT NULL · DEFAULT now() · อัปเดตโดย Trigger</w:t>
+            </w:r>
+          </w:p>
+        </w:tc>
+      </w:tr>
+      <w:tr>
+        <w:tc>
+          <w:tcPr>
+            <w:tcMar>
+              <w:top w:type="dxa" w:w="30"/>
+              <w:left w:type="dxa" w:w="70"/>
+              <w:bottom w:type="dxa" w:w="30"/>
+              <w:right w:type="dxa" w:w="70"/>
+            </w:tcMar>
+          </w:tcPr>
+          <w:p>
+            <w:pPr>
+              <w:spacing w:after="20" w:line="240"/>
+            </w:pPr>
+            <w:r>
+              <w:rPr>
+                <w:rFonts w:ascii="Tahoma" w:cs="Tahoma" w:eastAsia="Tahoma" w:hAnsi="Tahoma"/>
+                <w:sz w:val="17"/>
+                <w:szCs w:val="17"/>
+              </w:rPr>
+              <w:t xml:space="preserve">ride_group_events</w:t>
+            </w:r>
+          </w:p>
+        </w:tc>
+        <w:tc>
+          <w:tcPr>
+            <w:tcMar>
+              <w:top w:type="dxa" w:w="30"/>
+              <w:left w:type="dxa" w:w="70"/>
+              <w:bottom w:type="dxa" w:w="30"/>
+              <w:right w:type="dxa" w:w="70"/>
+            </w:tcMar>
+          </w:tcPr>
+          <w:p>
+            <w:pPr>
+              <w:spacing w:after="20" w:line="240"/>
+            </w:pPr>
+            <w:r>
+              <w:rPr>
+                <w:rFonts w:ascii="Consolas" w:cs="Consolas" w:eastAsia="Consolas" w:hAnsi="Consolas"/>
+                <w:sz w:val="17"/>
+                <w:szCs w:val="17"/>
+              </w:rPr>
+              <w:t xml:space="preserve">id</w:t>
+            </w:r>
+          </w:p>
+        </w:tc>
+        <w:tc>
+          <w:tcPr>
+            <w:tcMar>
+              <w:top w:type="dxa" w:w="30"/>
+              <w:left w:type="dxa" w:w="70"/>
+              <w:bottom w:type="dxa" w:w="30"/>
+              <w:right w:type="dxa" w:w="70"/>
+            </w:tcMar>
+          </w:tcPr>
+          <w:p>
+            <w:pPr>
+              <w:spacing w:after="20" w:line="240"/>
+            </w:pPr>
+            <w:r>
+              <w:rPr>
+                <w:rFonts w:ascii="Tahoma" w:cs="Tahoma" w:eastAsia="Tahoma" w:hAnsi="Tahoma"/>
+                <w:sz w:val="17"/>
+                <w:szCs w:val="17"/>
+              </w:rPr>
+              <w:t xml:space="preserve">bigserial</w:t>
+            </w:r>
+          </w:p>
+        </w:tc>
+        <w:tc>
+          <w:tcPr>
+            <w:tcMar>
+              <w:top w:type="dxa" w:w="30"/>
+              <w:left w:type="dxa" w:w="70"/>
+              <w:bottom w:type="dxa" w:w="30"/>
+              <w:right w:type="dxa" w:w="70"/>
+            </w:tcMar>
+          </w:tcPr>
+          <w:p>
+            <w:pPr>
+              <w:spacing w:after="20" w:line="240"/>
+            </w:pPr>
+            <w:r>
+              <w:rPr>
+                <w:rFonts w:ascii="Tahoma" w:cs="Tahoma" w:eastAsia="Tahoma" w:hAnsi="Tahoma"/>
+                <w:sz w:val="17"/>
+                <w:szCs w:val="17"/>
+              </w:rPr>
+              <w:t xml:space="preserve">PK (running number)</w:t>
+            </w:r>
+          </w:p>
+        </w:tc>
+      </w:tr>
+      <w:tr>
+        <w:tc>
+          <w:tcPr>
+            <w:tcMar>
+              <w:top w:type="dxa" w:w="30"/>
+              <w:left w:type="dxa" w:w="70"/>
+              <w:bottom w:type="dxa" w:w="30"/>
+              <w:right w:type="dxa" w:w="70"/>
+            </w:tcMar>
+          </w:tcPr>
+          <w:p>
+            <w:pPr>
+              <w:spacing w:after="20" w:line="240"/>
+            </w:pPr>
+            <w:r>
+              <w:rPr>
+                <w:rFonts w:ascii="Tahoma" w:cs="Tahoma" w:eastAsia="Tahoma" w:hAnsi="Tahoma"/>
+                <w:sz w:val="17"/>
+                <w:szCs w:val="17"/>
+              </w:rPr>
+              <w:t xml:space="preserve"/>
+            </w:r>
+          </w:p>
+        </w:tc>
+        <w:tc>
+          <w:tcPr>
+            <w:tcMar>
+              <w:top w:type="dxa" w:w="30"/>
+              <w:left w:type="dxa" w:w="70"/>
+              <w:bottom w:type="dxa" w:w="30"/>
+              <w:right w:type="dxa" w:w="70"/>
+            </w:tcMar>
+          </w:tcPr>
+          <w:p>
+            <w:pPr>
+              <w:spacing w:after="20" w:line="240"/>
+            </w:pPr>
+            <w:r>
+              <w:rPr>
+                <w:rFonts w:ascii="Consolas" w:cs="Consolas" w:eastAsia="Consolas" w:hAnsi="Consolas"/>
+                <w:sz w:val="17"/>
+                <w:szCs w:val="17"/>
+              </w:rPr>
+              <w:t xml:space="preserve">group_id</w:t>
+            </w:r>
+          </w:p>
+        </w:tc>
+        <w:tc>
+          <w:tcPr>
+            <w:tcMar>
+              <w:top w:type="dxa" w:w="30"/>
+              <w:left w:type="dxa" w:w="70"/>
+              <w:bottom w:type="dxa" w:w="30"/>
+              <w:right w:type="dxa" w:w="70"/>
+            </w:tcMar>
+          </w:tcPr>
+          <w:p>
+            <w:pPr>
+              <w:spacing w:after="20" w:line="240"/>
+            </w:pPr>
+            <w:r>
+              <w:rPr>
+                <w:rFonts w:ascii="Tahoma" w:cs="Tahoma" w:eastAsia="Tahoma" w:hAnsi="Tahoma"/>
+                <w:sz w:val="17"/>
+                <w:szCs w:val="17"/>
+              </w:rPr>
+              <w:t xml:space="preserve">uuid</w:t>
+            </w:r>
+          </w:p>
+        </w:tc>
+        <w:tc>
+          <w:tcPr>
+            <w:tcMar>
+              <w:top w:type="dxa" w:w="30"/>
+              <w:left w:type="dxa" w:w="70"/>
+              <w:bottom w:type="dxa" w:w="30"/>
+              <w:right w:type="dxa" w:w="70"/>
+            </w:tcMar>
+          </w:tcPr>
+          <w:p>
+            <w:pPr>
+              <w:spacing w:after="20" w:line="240"/>
+            </w:pPr>
+            <w:r>
+              <w:rPr>
+                <w:rFonts w:ascii="Tahoma" w:cs="Tahoma" w:eastAsia="Tahoma" w:hAnsi="Tahoma"/>
+                <w:sz w:val="17"/>
+                <w:szCs w:val="17"/>
+              </w:rPr>
+              <w:t xml:space="preserve">FK → ride_groups(id) · NOT NULL · ON DELETE CASCADE</w:t>
+            </w:r>
+          </w:p>
+        </w:tc>
+      </w:tr>
+      <w:tr>
+        <w:tc>
+          <w:tcPr>
+            <w:tcMar>
+              <w:top w:type="dxa" w:w="30"/>
+              <w:left w:type="dxa" w:w="70"/>
+              <w:bottom w:type="dxa" w:w="30"/>
+              <w:right w:type="dxa" w:w="70"/>
+            </w:tcMar>
+          </w:tcPr>
+          <w:p>
+            <w:pPr>
+              <w:spacing w:after="20" w:line="240"/>
+            </w:pPr>
+            <w:r>
+              <w:rPr>
+                <w:rFonts w:ascii="Tahoma" w:cs="Tahoma" w:eastAsia="Tahoma" w:hAnsi="Tahoma"/>
+                <w:sz w:val="17"/>
+                <w:szCs w:val="17"/>
+              </w:rPr>
+              <w:t xml:space="preserve"/>
+            </w:r>
+          </w:p>
+        </w:tc>
+        <w:tc>
+          <w:tcPr>
+            <w:tcMar>
+              <w:top w:type="dxa" w:w="30"/>
+              <w:left w:type="dxa" w:w="70"/>
+              <w:bottom w:type="dxa" w:w="30"/>
+              <w:right w:type="dxa" w:w="70"/>
+            </w:tcMar>
+          </w:tcPr>
+          <w:p>
+            <w:pPr>
+              <w:spacing w:after="20" w:line="240"/>
+            </w:pPr>
+            <w:r>
+              <w:rPr>
+                <w:rFonts w:ascii="Consolas" w:cs="Consolas" w:eastAsia="Consolas" w:hAnsi="Consolas"/>
+                <w:sz w:val="17"/>
+                <w:szCs w:val="17"/>
+              </w:rPr>
+              <w:t xml:space="preserve">actor_id</w:t>
+            </w:r>
+          </w:p>
+        </w:tc>
+        <w:tc>
+          <w:tcPr>
+            <w:tcMar>
+              <w:top w:type="dxa" w:w="30"/>
+              <w:left w:type="dxa" w:w="70"/>
+              <w:bottom w:type="dxa" w:w="30"/>
+              <w:right w:type="dxa" w:w="70"/>
+            </w:tcMar>
+          </w:tcPr>
+          <w:p>
+            <w:pPr>
+              <w:spacing w:after="20" w:line="240"/>
+            </w:pPr>
+            <w:r>
+              <w:rPr>
+                <w:rFonts w:ascii="Tahoma" w:cs="Tahoma" w:eastAsia="Tahoma" w:hAnsi="Tahoma"/>
+                <w:sz w:val="17"/>
+                <w:szCs w:val="17"/>
+              </w:rPr>
+              <w:t xml:space="preserve">uuid</w:t>
+            </w:r>
+          </w:p>
+        </w:tc>
+        <w:tc>
+          <w:tcPr>
+            <w:tcMar>
+              <w:top w:type="dxa" w:w="30"/>
+              <w:left w:type="dxa" w:w="70"/>
+              <w:bottom w:type="dxa" w:w="30"/>
+              <w:right w:type="dxa" w:w="70"/>
+            </w:tcMar>
+          </w:tcPr>
+          <w:p>
+            <w:pPr>
+              <w:spacing w:after="20" w:line="240"/>
+            </w:pPr>
+            <w:r>
+              <w:rPr>
+                <w:rFonts w:ascii="Tahoma" w:cs="Tahoma" w:eastAsia="Tahoma" w:hAnsi="Tahoma"/>
+                <w:sz w:val="17"/>
+                <w:szCs w:val="17"/>
+              </w:rPr>
+              <w:t xml:space="preserve">FK → profiles(id) · เป็น NULL ได้</w:t>
+            </w:r>
+          </w:p>
+        </w:tc>
+      </w:tr>
+      <w:tr>
+        <w:tc>
+          <w:tcPr>
+            <w:tcMar>
+              <w:top w:type="dxa" w:w="30"/>
+              <w:left w:type="dxa" w:w="70"/>
+              <w:bottom w:type="dxa" w:w="30"/>
+              <w:right w:type="dxa" w:w="70"/>
+            </w:tcMar>
+          </w:tcPr>
+          <w:p>
+            <w:pPr>
+              <w:spacing w:after="20" w:line="240"/>
+            </w:pPr>
+            <w:r>
+              <w:rPr>
+                <w:rFonts w:ascii="Tahoma" w:cs="Tahoma" w:eastAsia="Tahoma" w:hAnsi="Tahoma"/>
+                <w:sz w:val="17"/>
+                <w:szCs w:val="17"/>
+              </w:rPr>
+              <w:t xml:space="preserve"/>
+            </w:r>
+          </w:p>
+        </w:tc>
+        <w:tc>
+          <w:tcPr>
+            <w:tcMar>
+              <w:top w:type="dxa" w:w="30"/>
+              <w:left w:type="dxa" w:w="70"/>
+              <w:bottom w:type="dxa" w:w="30"/>
+              <w:right w:type="dxa" w:w="70"/>
+            </w:tcMar>
+          </w:tcPr>
+          <w:p>
+            <w:pPr>
+              <w:spacing w:after="20" w:line="240"/>
+            </w:pPr>
+            <w:r>
+              <w:rPr>
+                <w:rFonts w:ascii="Consolas" w:cs="Consolas" w:eastAsia="Consolas" w:hAnsi="Consolas"/>
+                <w:sz w:val="17"/>
+                <w:szCs w:val="17"/>
+              </w:rPr>
+              <w:t xml:space="preserve">event</w:t>
+            </w:r>
+          </w:p>
+        </w:tc>
+        <w:tc>
+          <w:tcPr>
+            <w:tcMar>
+              <w:top w:type="dxa" w:w="30"/>
+              <w:left w:type="dxa" w:w="70"/>
+              <w:bottom w:type="dxa" w:w="30"/>
+              <w:right w:type="dxa" w:w="70"/>
+            </w:tcMar>
+          </w:tcPr>
+          <w:p>
+            <w:pPr>
+              <w:spacing w:after="20" w:line="240"/>
+            </w:pPr>
+            <w:r>
+              <w:rPr>
+                <w:rFonts w:ascii="Tahoma" w:cs="Tahoma" w:eastAsia="Tahoma" w:hAnsi="Tahoma"/>
+                <w:sz w:val="17"/>
+                <w:szCs w:val="17"/>
+              </w:rPr>
+              <w:t xml:space="preserve">text</w:t>
+            </w:r>
+          </w:p>
+        </w:tc>
+        <w:tc>
+          <w:tcPr>
+            <w:tcMar>
+              <w:top w:type="dxa" w:w="30"/>
+              <w:left w:type="dxa" w:w="70"/>
+              <w:bottom w:type="dxa" w:w="30"/>
+              <w:right w:type="dxa" w:w="70"/>
+            </w:tcMar>
+          </w:tcPr>
+          <w:p>
+            <w:pPr>
+              <w:spacing w:after="20" w:line="240"/>
+            </w:pPr>
+            <w:r>
+              <w:rPr>
+                <w:rFonts w:ascii="Tahoma" w:cs="Tahoma" w:eastAsia="Tahoma" w:hAnsi="Tahoma"/>
+                <w:sz w:val="17"/>
+                <w:szCs w:val="17"/>
+              </w:rPr>
+              <w:t xml:space="preserve">NOT NULL</w:t>
+            </w:r>
+          </w:p>
+        </w:tc>
+      </w:tr>
+      <w:tr>
+        <w:tc>
+          <w:tcPr>
+            <w:tcMar>
+              <w:top w:type="dxa" w:w="30"/>
+              <w:left w:type="dxa" w:w="70"/>
+              <w:bottom w:type="dxa" w:w="30"/>
+              <w:right w:type="dxa" w:w="70"/>
+            </w:tcMar>
+          </w:tcPr>
+          <w:p>
+            <w:pPr>
+              <w:spacing w:after="20" w:line="240"/>
+            </w:pPr>
+            <w:r>
+              <w:rPr>
+                <w:rFonts w:ascii="Tahoma" w:cs="Tahoma" w:eastAsia="Tahoma" w:hAnsi="Tahoma"/>
+                <w:sz w:val="17"/>
+                <w:szCs w:val="17"/>
+              </w:rPr>
+              <w:t xml:space="preserve"/>
+            </w:r>
+          </w:p>
+        </w:tc>
+        <w:tc>
+          <w:tcPr>
+            <w:tcMar>
+              <w:top w:type="dxa" w:w="30"/>
+              <w:left w:type="dxa" w:w="70"/>
+              <w:bottom w:type="dxa" w:w="30"/>
+              <w:right w:type="dxa" w:w="70"/>
+            </w:tcMar>
+          </w:tcPr>
+          <w:p>
+            <w:pPr>
+              <w:spacing w:after="20" w:line="240"/>
+            </w:pPr>
+            <w:r>
+              <w:rPr>
+                <w:rFonts w:ascii="Consolas" w:cs="Consolas" w:eastAsia="Consolas" w:hAnsi="Consolas"/>
+                <w:sz w:val="17"/>
+                <w:szCs w:val="17"/>
+              </w:rPr>
+              <w:t xml:space="preserve">detail</w:t>
+            </w:r>
+          </w:p>
+        </w:tc>
+        <w:tc>
+          <w:tcPr>
+            <w:tcMar>
+              <w:top w:type="dxa" w:w="30"/>
+              <w:left w:type="dxa" w:w="70"/>
+              <w:bottom w:type="dxa" w:w="30"/>
+              <w:right w:type="dxa" w:w="70"/>
+            </w:tcMar>
+          </w:tcPr>
+          <w:p>
+            <w:pPr>
+              <w:spacing w:after="20" w:line="240"/>
+            </w:pPr>
+            <w:r>
+              <w:rPr>
+                <w:rFonts w:ascii="Tahoma" w:cs="Tahoma" w:eastAsia="Tahoma" w:hAnsi="Tahoma"/>
+                <w:sz w:val="17"/>
+                <w:szCs w:val="17"/>
+              </w:rPr>
+              <w:t xml:space="preserve">text</w:t>
+            </w:r>
+          </w:p>
+        </w:tc>
+        <w:tc>
+          <w:tcPr>
+            <w:tcMar>
+              <w:top w:type="dxa" w:w="30"/>
+              <w:left w:type="dxa" w:w="70"/>
+              <w:bottom w:type="dxa" w:w="30"/>
+              <w:right w:type="dxa" w:w="70"/>
+            </w:tcMar>
+          </w:tcPr>
+          <w:p>
+            <w:pPr>
+              <w:spacing w:after="20" w:line="240"/>
+            </w:pPr>
+            <w:r>
+              <w:rPr>
+                <w:rFonts w:ascii="Tahoma" w:cs="Tahoma" w:eastAsia="Tahoma" w:hAnsi="Tahoma"/>
+                <w:sz w:val="17"/>
+                <w:szCs w:val="17"/>
+              </w:rPr>
+              <w:t xml:space="preserve">—</w:t>
+            </w:r>
+          </w:p>
+        </w:tc>
+      </w:tr>
+      <w:tr>
+        <w:tc>
+          <w:tcPr>
+            <w:tcMar>
+              <w:top w:type="dxa" w:w="30"/>
+              <w:left w:type="dxa" w:w="70"/>
+              <w:bottom w:type="dxa" w:w="30"/>
+              <w:right w:type="dxa" w:w="70"/>
+            </w:tcMar>
+          </w:tcPr>
+          <w:p>
+            <w:pPr>
+              <w:spacing w:after="20" w:line="240"/>
+            </w:pPr>
+            <w:r>
+              <w:rPr>
+                <w:rFonts w:ascii="Tahoma" w:cs="Tahoma" w:eastAsia="Tahoma" w:hAnsi="Tahoma"/>
+                <w:sz w:val="17"/>
+                <w:szCs w:val="17"/>
+              </w:rPr>
+              <w:t xml:space="preserve"/>
+            </w:r>
+          </w:p>
+        </w:tc>
+        <w:tc>
+          <w:tcPr>
+            <w:tcMar>
+              <w:top w:type="dxa" w:w="30"/>
+              <w:left w:type="dxa" w:w="70"/>
+              <w:bottom w:type="dxa" w:w="30"/>
+              <w:right w:type="dxa" w:w="70"/>
+            </w:tcMar>
+          </w:tcPr>
+          <w:p>
+            <w:pPr>
+              <w:spacing w:after="20" w:line="240"/>
+            </w:pPr>
+            <w:r>
+              <w:rPr>
+                <w:rFonts w:ascii="Consolas" w:cs="Consolas" w:eastAsia="Consolas" w:hAnsi="Consolas"/>
+                <w:sz w:val="17"/>
+                <w:szCs w:val="17"/>
+              </w:rPr>
+              <w:t xml:space="preserve">created_at</w:t>
+            </w:r>
+          </w:p>
+        </w:tc>
+        <w:tc>
+          <w:tcPr>
+            <w:tcMar>
+              <w:top w:type="dxa" w:w="30"/>
+              <w:left w:type="dxa" w:w="70"/>
+              <w:bottom w:type="dxa" w:w="30"/>
+              <w:right w:type="dxa" w:w="70"/>
+            </w:tcMar>
+          </w:tcPr>
+          <w:p>
+            <w:pPr>
+              <w:spacing w:after="20" w:line="240"/>
+            </w:pPr>
+            <w:r>
+              <w:rPr>
+                <w:rFonts w:ascii="Tahoma" w:cs="Tahoma" w:eastAsia="Tahoma" w:hAnsi="Tahoma"/>
+                <w:sz w:val="17"/>
+                <w:szCs w:val="17"/>
+              </w:rPr>
+              <w:t xml:space="preserve">timestamptz</w:t>
+            </w:r>
+          </w:p>
+        </w:tc>
+        <w:tc>
+          <w:tcPr>
+            <w:tcMar>
+              <w:top w:type="dxa" w:w="30"/>
+              <w:left w:type="dxa" w:w="70"/>
+              <w:bottom w:type="dxa" w:w="30"/>
+              <w:right w:type="dxa" w:w="70"/>
+            </w:tcMar>
+          </w:tcPr>
+          <w:p>
+            <w:pPr>
+              <w:spacing w:after="20" w:line="240"/>
+            </w:pPr>
+            <w:r>
+              <w:rPr>
+                <w:rFonts w:ascii="Tahoma" w:cs="Tahoma" w:eastAsia="Tahoma" w:hAnsi="Tahoma"/>
+                <w:sz w:val="17"/>
+                <w:szCs w:val="17"/>
+              </w:rPr>
+              <w:t xml:space="preserve">NOT NULL · DEFAULT now()</w:t>
+            </w:r>
+          </w:p>
+        </w:tc>
+      </w:tr>
+    </w:tbl>
     <w:p>
       <w:pPr>
         <w:spacing w:after="90" w:before="200"/>
